--- a/WebContent/docx/TROP2表达检测报告.docx
+++ b/WebContent/docx/TROP2表达检测报告.docx
@@ -506,9 +506,9 @@
           <w:sz w:val="48"/>
         </w:rPr>
       </w:pPr>
-      <w:bookmarkStart w:id="0" w:name="_Toc500163468"/>
-      <w:bookmarkStart w:id="1" w:name="_Toc500164193"/>
-      <w:bookmarkStart w:id="2" w:name="_Toc500263098"/>
+      <w:bookmarkStart w:id="0" w:name="_Toc500263098"/>
+      <w:bookmarkStart w:id="1" w:name="_Toc500163468"/>
+      <w:bookmarkStart w:id="2" w:name="_Toc500164193"/>
     </w:p>
     <w:p>
       <w:pPr>
@@ -649,6 +649,12 @@
             <w:insideH w:val="none" w:color="auto" w:sz="0" w:space="0"/>
             <w:insideV w:val="none" w:color="auto" w:sz="0" w:space="0"/>
           </w:tblBorders>
+          <w:tblCellMar>
+            <w:top w:w="0" w:type="dxa"/>
+            <w:left w:w="108" w:type="dxa"/>
+            <w:bottom w:w="0" w:type="dxa"/>
+            <w:right w:w="108" w:type="dxa"/>
+          </w:tblCellMar>
         </w:tblPrEx>
         <w:trPr>
           <w:gridAfter w:val="1"/>
@@ -669,7 +675,6 @@
                 <w:highlight w:val="none"/>
               </w:rPr>
             </w:pPr>
-            <w:bookmarkStart w:id="3" w:name="_GoBack" w:colFirst="0" w:colLast="3"/>
             <w:r>
               <w:rPr>
                 <w:rFonts w:hint="default" w:ascii="Times New Roman" w:hAnsi="Times New Roman" w:cs="Times New Roman"/>
@@ -918,7 +923,6 @@
           </w:tblCellMar>
         </w:tblPrEx>
         <w:trPr>
-          <w:wAfter w:w="0" w:type="auto"/>
           <w:trHeight w:val="442" w:hRule="atLeast"/>
           <w:jc w:val="center"/>
         </w:trPr>
@@ -981,7 +985,6 @@
           </w:p>
         </w:tc>
       </w:tr>
-      <w:bookmarkEnd w:id="3"/>
     </w:tbl>
     <w:p>
       <w:pPr>
@@ -1040,6 +1043,12 @@
             <w:insideH w:val="single" w:color="62B541" w:sz="4" w:space="0"/>
             <w:insideV w:val="single" w:color="62B541" w:sz="4" w:space="0"/>
           </w:tblBorders>
+          <w:tblCellMar>
+            <w:top w:w="0" w:type="dxa"/>
+            <w:left w:w="108" w:type="dxa"/>
+            <w:bottom w:w="0" w:type="dxa"/>
+            <w:right w:w="108" w:type="dxa"/>
+          </w:tblCellMar>
         </w:tblPrEx>
         <w:trPr>
           <w:jc w:val="center"/>
@@ -1547,6 +1556,12 @@
             <w:insideH w:val="single" w:color="62B541" w:sz="4" w:space="0"/>
             <w:insideV w:val="single" w:color="62B541" w:sz="4" w:space="0"/>
           </w:tblBorders>
+          <w:tblCellMar>
+            <w:top w:w="0" w:type="dxa"/>
+            <w:left w:w="108" w:type="dxa"/>
+            <w:bottom w:w="0" w:type="dxa"/>
+            <w:right w:w="108" w:type="dxa"/>
+          </w:tblCellMar>
         </w:tblPrEx>
         <w:trPr>
           <w:trHeight w:val="343" w:hRule="exact"/>
@@ -2769,6 +2784,12 @@
             <w:insideH w:val="none" w:color="auto" w:sz="0" w:space="0"/>
             <w:insideV w:val="none" w:color="auto" w:sz="0" w:space="0"/>
           </w:tblBorders>
+          <w:tblCellMar>
+            <w:top w:w="0" w:type="dxa"/>
+            <w:left w:w="0" w:type="dxa"/>
+            <w:bottom w:w="0" w:type="dxa"/>
+            <w:right w:w="0" w:type="dxa"/>
+          </w:tblCellMar>
         </w:tblPrEx>
         <w:trPr>
           <w:trHeight w:val="1866" w:hRule="exact"/>
@@ -4281,7 +4302,7 @@
           <w:highlight w:val="none"/>
           <w:lang w:val="en-US" w:eastAsia="zh-CN"/>
         </w:rPr>
-        <w:t>三</w:t>
+        <w:t>两</w:t>
       </w:r>
       <w:r>
         <w:rPr>
@@ -4289,7 +4310,7 @@
           <w:sz w:val="18"/>
           <w:highlight w:val="none"/>
         </w:rPr>
-        <w:t>项适应症，第一项适应症为先前至少接受过两种标准治疗进展的TNBC患者，Trodelvy实现了35%的ORR(n=235，Trop 2高、中、低表达组中ORR分别为44%、38%和22%)，而对照组中传统化疗组的ORR则仅有5%；mOS为12.1个月，相比化药组6.7个月的OS延长了快一倍；mPFS则达5.6个月(高、中、低表达组中分别为6.9、5.6和2.7个月)，明显优于传统疗法的1.7个月。第二项适应症尿路上皮癌的获批则是基于国际性2期单臂TROPHY研究，在112名可评估患者中，Trodelvy实现27.7%的ORR，其中CR为5.4%，部分缓解率达22.3%，mDoR为7.2个月。第</w:t>
+        <w:t>项适应症，第一项适应症为先前至少接受过两种标准治疗进展的TNBC患者，Trodelvy实现了35%的ORR(n=235，Trop 2高、中、低表达组中ORR分别为44%、38%和22%)，而对照组中传统化疗组的ORR则仅有5%；mOS为12.1个月，相比化药组6.7个月的OS延长了快一倍；mPFS则达5.6个月(高、中、低表达组中分别为6.9、5.6和2.7个月)，明显优于传统疗法的1.7个月。第二项适应症</w:t>
       </w:r>
       <w:r>
         <w:rPr>
@@ -4298,7 +4319,7 @@
           <w:highlight w:val="none"/>
           <w:lang w:val="en-US" w:eastAsia="zh-CN"/>
         </w:rPr>
-        <w:t>三</w:t>
+        <w:t>HR阳、</w:t>
       </w:r>
       <w:r>
         <w:rPr>
@@ -4306,7 +4327,7 @@
           <w:sz w:val="18"/>
           <w:highlight w:val="none"/>
         </w:rPr>
-        <w:t>项适应症</w:t>
+        <w:t>HER2阴性乳腺癌</w:t>
       </w:r>
       <w:r>
         <w:rPr>
@@ -4315,7 +4336,7 @@
           <w:highlight w:val="none"/>
           <w:lang w:val="en-US" w:eastAsia="zh-CN"/>
         </w:rPr>
-        <w:t>HR阳、</w:t>
+        <w:t>基于</w:t>
       </w:r>
       <w:r>
         <w:rPr>
@@ -4323,7 +4344,7 @@
           <w:sz w:val="18"/>
           <w:highlight w:val="none"/>
         </w:rPr>
-        <w:t>HER2阴性乳腺癌</w:t>
+        <w:t>TROPiCS-02</w:t>
       </w:r>
       <w:r>
         <w:rPr>
@@ -4332,7 +4353,7 @@
           <w:highlight w:val="none"/>
           <w:lang w:val="en-US" w:eastAsia="zh-CN"/>
         </w:rPr>
-        <w:t>基于</w:t>
+        <w:t>研究，</w:t>
       </w:r>
       <w:r>
         <w:rPr>
@@ -4340,7 +4361,7 @@
           <w:sz w:val="18"/>
           <w:highlight w:val="none"/>
         </w:rPr>
-        <w:t>TROPiCS-02</w:t>
+        <w:t>Trodelvy组的中位PFS</w:t>
       </w:r>
       <w:r>
         <w:rPr>
@@ -4349,7 +4370,7 @@
           <w:highlight w:val="none"/>
           <w:lang w:val="en-US" w:eastAsia="zh-CN"/>
         </w:rPr>
-        <w:t>研究，</w:t>
+        <w:t>和</w:t>
       </w:r>
       <w:r>
         <w:rPr>
@@ -4357,7 +4378,7 @@
           <w:sz w:val="18"/>
           <w:highlight w:val="none"/>
         </w:rPr>
-        <w:t>Trodelvy组的中位PFS</w:t>
+        <w:t>中位OS</w:t>
       </w:r>
       <w:r>
         <w:rPr>
@@ -4366,7 +4387,7 @@
           <w:highlight w:val="none"/>
           <w:lang w:val="en-US" w:eastAsia="zh-CN"/>
         </w:rPr>
-        <w:t>和</w:t>
+        <w:t>分别</w:t>
       </w:r>
       <w:r>
         <w:rPr>
@@ -4374,7 +4395,7 @@
           <w:sz w:val="18"/>
           <w:highlight w:val="none"/>
         </w:rPr>
-        <w:t>中位OS</w:t>
+        <w:t>为5.5个月</w:t>
       </w:r>
       <w:r>
         <w:rPr>
@@ -4383,7 +4404,7 @@
           <w:highlight w:val="none"/>
           <w:lang w:val="en-US" w:eastAsia="zh-CN"/>
         </w:rPr>
-        <w:t>分别</w:t>
+        <w:t>和</w:t>
       </w:r>
       <w:r>
         <w:rPr>
@@ -4391,7 +4412,7 @@
           <w:sz w:val="18"/>
           <w:highlight w:val="none"/>
         </w:rPr>
-        <w:t>为5.5个月</w:t>
+        <w:t>14.4月，单药化疗组为4个月</w:t>
       </w:r>
       <w:r>
         <w:rPr>
@@ -4408,24 +4429,17 @@
           <w:sz w:val="18"/>
           <w:highlight w:val="none"/>
         </w:rPr>
-        <w:t>14.4月，单药化疗组为4个月</w:t>
+        <w:t>1</w:t>
       </w:r>
+      <w:bookmarkStart w:id="3" w:name="_GoBack"/>
+      <w:bookmarkEnd w:id="3"/>
       <w:r>
         <w:rPr>
           <w:rFonts w:hint="eastAsia" w:ascii="微软雅黑" w:hAnsi="微软雅黑" w:eastAsia="微软雅黑"/>
           <w:sz w:val="18"/>
           <w:highlight w:val="none"/>
-          <w:lang w:val="en-US" w:eastAsia="zh-CN"/>
-        </w:rPr>
-        <w:t>和</w:t>
-      </w:r>
-      <w:r>
-        <w:rPr>
-          <w:rFonts w:hint="eastAsia" w:ascii="微软雅黑" w:hAnsi="微软雅黑" w:eastAsia="微软雅黑"/>
-          <w:sz w:val="18"/>
-          <w:highlight w:val="none"/>
-        </w:rPr>
-        <w:t>11.2个月</w:t>
+        </w:rPr>
+        <w:t>1.2个月</w:t>
       </w:r>
       <w:r>
         <w:rPr>

--- a/WebContent/docx/TROP2表达检测报告.docx
+++ b/WebContent/docx/TROP2表达检测报告.docx
@@ -506,9 +506,9 @@
           <w:sz w:val="48"/>
         </w:rPr>
       </w:pPr>
-      <w:bookmarkStart w:id="0" w:name="_Toc500263098"/>
-      <w:bookmarkStart w:id="1" w:name="_Toc500163468"/>
-      <w:bookmarkStart w:id="2" w:name="_Toc500164193"/>
+      <w:bookmarkStart w:id="0" w:name="_Toc500163468"/>
+      <w:bookmarkStart w:id="1" w:name="_Toc500164193"/>
+      <w:bookmarkStart w:id="2" w:name="_Toc500263098"/>
     </w:p>
     <w:p>
       <w:pPr>
@@ -680,7 +680,7 @@
                 <w:rFonts w:hint="default" w:ascii="Times New Roman" w:hAnsi="Times New Roman" w:cs="Times New Roman"/>
                 <w:highlight w:val="none"/>
               </w:rPr>
-              <w:t>患者姓名：  {{ client }}</w:t>
+              <w:t>患者姓名：{{ client }}</w:t>
             </w:r>
           </w:p>
         </w:tc>
@@ -3831,7 +3831,7 @@
           </w:tblCellMar>
         </w:tblPrEx>
         <w:trPr>
-          <w:trHeight w:val="885" w:hRule="atLeast"/>
+          <w:trHeight w:val="567" w:hRule="exact"/>
           <w:jc w:val="center"/>
         </w:trPr>
         <w:tc>
@@ -3844,14 +3844,25 @@
               <w:right w:val="nil"/>
             </w:tcBorders>
             <w:shd w:val="clear" w:color="auto" w:fill="62B541"/>
-            <w:vAlign w:val="center"/>
+            <w:vAlign w:val="bottom"/>
           </w:tcPr>
           <w:p>
             <w:pPr>
+              <w:keepNext w:val="0"/>
+              <w:keepLines w:val="0"/>
               <w:pageBreakBefore/>
+              <w:widowControl w:val="0"/>
+              <w:kinsoku/>
+              <w:wordWrap/>
+              <w:overflowPunct/>
+              <w:topLinePunct w:val="0"/>
+              <w:autoSpaceDE/>
+              <w:autoSpaceDN/>
+              <w:bidi w:val="0"/>
               <w:adjustRightInd w:val="0"/>
               <w:snapToGrid w:val="0"/>
-              <w:spacing w:before="360" w:beforeLines="150" w:after="360" w:afterLines="150"/>
+              <w:jc w:val="both"/>
+              <w:textAlignment w:val="auto"/>
               <w:rPr>
                 <w:rFonts w:hint="default" w:ascii="Times New Roman" w:hAnsi="Times New Roman" w:eastAsia="微软雅黑" w:cs="Times New Roman"/>
                 <w:b/>
@@ -3965,29 +3976,28 @@
     </w:tbl>
     <w:p>
       <w:pPr>
-        <w:pStyle w:val="25"/>
-        <w:spacing w:line="440" w:lineRule="exact"/>
-        <w:ind w:right="288" w:rightChars="137" w:firstLine="0" w:firstLineChars="0"/>
-        <w:jc w:val="center"/>
-        <w:rPr>
-          <w:rFonts w:hint="default" w:ascii="Times New Roman" w:hAnsi="Times New Roman" w:eastAsia="微软雅黑" w:cs="Times New Roman"/>
-          <w:b/>
-          <w:kern w:val="0"/>
-          <w:sz w:val="15"/>
-          <w:szCs w:val="15"/>
-        </w:rPr>
-      </w:pPr>
-    </w:p>
-    <w:p>
-      <w:pPr>
         <w:pStyle w:val="2"/>
+        <w:keepNext/>
+        <w:keepLines/>
+        <w:pageBreakBefore w:val="0"/>
+        <w:widowControl w:val="0"/>
         <w:numPr>
           <w:ilvl w:val="0"/>
           <w:numId w:val="0"/>
         </w:numPr>
-        <w:spacing w:line="440" w:lineRule="exact"/>
-        <w:ind w:left="432" w:right="288" w:rightChars="137" w:hanging="432"/>
+        <w:kinsoku/>
+        <w:wordWrap/>
+        <w:overflowPunct/>
+        <w:topLinePunct w:val="0"/>
+        <w:autoSpaceDE/>
+        <w:autoSpaceDN/>
+        <w:bidi w:val="0"/>
+        <w:adjustRightInd/>
+        <w:snapToGrid/>
+        <w:spacing w:before="0" w:after="0" w:line="440" w:lineRule="exact"/>
+        <w:ind w:left="431" w:right="288" w:rightChars="137" w:hanging="431"/>
         <w:jc w:val="both"/>
+        <w:textAlignment w:val="auto"/>
         <w:rPr>
           <w:rFonts w:hint="default" w:ascii="Times New Roman" w:hAnsi="Times New Roman" w:eastAsia="微软雅黑" w:cs="Times New Roman"/>
           <w:color w:val="62B541"/>
@@ -4046,74 +4056,402 @@
     </w:p>
     <w:p>
       <w:pPr>
-        <w:adjustRightInd w:val="0"/>
+        <w:keepNext w:val="0"/>
+        <w:keepLines w:val="0"/>
+        <w:pageBreakBefore w:val="0"/>
+        <w:widowControl w:val="0"/>
+        <w:tabs>
+          <w:tab w:val="left" w:pos="9880"/>
+        </w:tabs>
+        <w:kinsoku/>
+        <w:wordWrap/>
+        <w:overflowPunct/>
+        <w:topLinePunct w:val="0"/>
+        <w:autoSpaceDE/>
+        <w:autoSpaceDN/>
+        <w:bidi w:val="0"/>
+        <w:adjustRightInd/>
         <w:snapToGrid w:val="0"/>
-        <w:spacing w:line="360" w:lineRule="auto"/>
-        <w:ind w:firstLine="360" w:firstLineChars="200"/>
-        <w:jc w:val="both"/>
-        <w:rPr>
-          <w:rFonts w:hint="default" w:ascii="Times New Roman" w:hAnsi="Times New Roman" w:eastAsia="微软雅黑" w:cs="Times New Roman"/>
-          <w:sz w:val="18"/>
+        <w:spacing w:line="288" w:lineRule="auto"/>
+        <w:ind w:right="130" w:firstLine="417" w:firstLineChars="232"/>
+        <w:textAlignment w:val="auto"/>
+        <w:rPr>
+          <w:rFonts w:hint="default" w:ascii="Times New Roman" w:hAnsi="Times New Roman" w:eastAsia="微软雅黑" w:cs="Times New Roman"/>
+          <w:color w:val="3E3E3E"/>
+          <w:spacing w:val="30"/>
+          <w:sz w:val="22"/>
+          <w:shd w:val="clear" w:color="auto" w:fill="FFFFFF"/>
         </w:rPr>
       </w:pPr>
       <w:r>
         <w:rPr>
           <w:rFonts w:hint="default" w:ascii="Times New Roman" w:hAnsi="Times New Roman" w:eastAsia="微软雅黑" w:cs="Times New Roman"/>
-          <w:sz w:val="18"/>
-        </w:rPr>
-        <w:t>Trop2全称为人滋养细胞表面糖蛋白抗原2，是由TACSTD 2基因编码表达的细胞表面糖蛋白。正常情况下，Trop2主要表达于上皮细胞并在胚胎器官发育过程中起重要作用，在人体不同的组织中，Trop2表达水平不同，其中乳腺的表达水平最高。但在肿瘤细胞中，Trop2的表达显著升高，如乳腺癌（＞90%）、尿路上皮癌（＜83%）、胃癌（56%）、结肠直肠癌（68.4%）、某些肺癌、胰腺癌、前列腺癌、宫颈癌、头颈癌和卵巢癌等。</w:t>
+          <w:color w:val="000000"/>
+          <w:sz w:val="18"/>
+          <w:szCs w:val="18"/>
+        </w:rPr>
+        <w:t>TROP2全称为人滋养细胞表面糖蛋白抗原2，是由TACSTD2基因编码表达的细胞表面糖蛋白，也是细胞内钙信号跨膜传导蛋白</w:t>
+      </w:r>
+      <w:r>
+        <w:rPr>
+          <w:rFonts w:hint="default" w:ascii="Times New Roman" w:hAnsi="Times New Roman" w:eastAsia="微软雅黑" w:cs="Times New Roman"/>
+          <w:color w:val="000000"/>
+          <w:sz w:val="18"/>
+          <w:szCs w:val="18"/>
+          <w:vertAlign w:val="superscript"/>
+        </w:rPr>
+        <w:t>[1]</w:t>
+      </w:r>
+      <w:r>
+        <w:rPr>
+          <w:rFonts w:hint="default" w:ascii="Times New Roman" w:hAnsi="Times New Roman" w:eastAsia="微软雅黑" w:cs="Times New Roman"/>
+          <w:color w:val="000000"/>
+          <w:sz w:val="18"/>
+          <w:szCs w:val="18"/>
+        </w:rPr>
+        <w:t>，可通过调节钙离子信号通路、细胞周期蛋白表达和降低</w:t>
+      </w:r>
+      <w:r>
+        <w:rPr>
+          <w:rFonts w:hint="default" w:ascii="Times New Roman" w:hAnsi="Times New Roman" w:eastAsia="微软雅黑" w:cs="Times New Roman"/>
+          <w:color w:val="000000"/>
+          <w:sz w:val="18"/>
+          <w:szCs w:val="18"/>
+          <w:highlight w:val="none"/>
+        </w:rPr>
+        <w:t>纤黏</w:t>
+      </w:r>
+      <w:r>
+        <w:rPr>
+          <w:rFonts w:hint="default" w:ascii="Times New Roman" w:hAnsi="Times New Roman" w:eastAsia="微软雅黑" w:cs="Times New Roman"/>
+          <w:color w:val="000000"/>
+          <w:sz w:val="18"/>
+          <w:szCs w:val="18"/>
+        </w:rPr>
+        <w:t>蛋白黏附作用等促进肿</w:t>
+      </w:r>
+      <w:r>
+        <w:rPr>
+          <w:rFonts w:hint="default" w:ascii="Times New Roman" w:hAnsi="Times New Roman" w:eastAsia="微软雅黑" w:cs="Times New Roman"/>
+          <w:color w:val="000000"/>
+          <w:sz w:val="18"/>
+          <w:szCs w:val="18"/>
+          <w:highlight w:val="none"/>
+        </w:rPr>
+        <w:t>瘤</w:t>
+      </w:r>
+      <w:r>
+        <w:rPr>
+          <w:rFonts w:hint="eastAsia" w:ascii="Times New Roman" w:hAnsi="Times New Roman" w:eastAsia="微软雅黑" w:cs="Times New Roman"/>
+          <w:color w:val="000000"/>
+          <w:sz w:val="18"/>
+          <w:szCs w:val="18"/>
+          <w:highlight w:val="none"/>
+          <w:lang w:val="en-US" w:eastAsia="zh-CN"/>
+        </w:rPr>
+        <w:t>细胞</w:t>
+      </w:r>
+      <w:r>
+        <w:rPr>
+          <w:rFonts w:hint="default" w:ascii="Times New Roman" w:hAnsi="Times New Roman" w:eastAsia="微软雅黑" w:cs="Times New Roman"/>
+          <w:color w:val="000000"/>
+          <w:sz w:val="18"/>
+          <w:szCs w:val="18"/>
+        </w:rPr>
+        <w:t>生长，增殖和转移。另有文献报道，TROP2的表达可</w:t>
+      </w:r>
+      <w:r>
+        <w:rPr>
+          <w:rFonts w:hint="default" w:ascii="Times New Roman" w:hAnsi="Times New Roman" w:eastAsia="微软雅黑" w:cs="Times New Roman"/>
+          <w:color w:val="000000"/>
+          <w:sz w:val="18"/>
+          <w:szCs w:val="18"/>
+          <w:lang w:val="en-US" w:eastAsia="zh-CN"/>
+        </w:rPr>
+        <w:t>作为</w:t>
+      </w:r>
+      <w:r>
+        <w:rPr>
+          <w:rFonts w:hint="default" w:ascii="Times New Roman" w:hAnsi="Times New Roman" w:eastAsia="微软雅黑" w:cs="Times New Roman"/>
+          <w:color w:val="000000"/>
+          <w:sz w:val="18"/>
+          <w:szCs w:val="18"/>
+        </w:rPr>
+        <w:t>淋巴结转移、分化程度和肿瘤大小的</w:t>
+      </w:r>
+      <w:r>
+        <w:rPr>
+          <w:rFonts w:hint="default" w:ascii="Times New Roman" w:hAnsi="Times New Roman" w:eastAsia="微软雅黑" w:cs="Times New Roman"/>
+          <w:color w:val="000000"/>
+          <w:sz w:val="18"/>
+          <w:szCs w:val="18"/>
+          <w:lang w:val="en-US" w:eastAsia="zh-CN"/>
+        </w:rPr>
+        <w:t>独立</w:t>
+      </w:r>
+      <w:r>
+        <w:rPr>
+          <w:rFonts w:hint="default" w:ascii="Times New Roman" w:hAnsi="Times New Roman" w:eastAsia="微软雅黑" w:cs="Times New Roman"/>
+          <w:color w:val="000000"/>
+          <w:sz w:val="18"/>
+          <w:szCs w:val="18"/>
+        </w:rPr>
+        <w:t>预后生物标志物</w:t>
+      </w:r>
+      <w:r>
+        <w:rPr>
+          <w:rFonts w:hint="default" w:ascii="Times New Roman" w:hAnsi="Times New Roman" w:eastAsia="微软雅黑" w:cs="Times New Roman"/>
+          <w:color w:val="000000"/>
+          <w:sz w:val="18"/>
+          <w:szCs w:val="18"/>
+          <w:vertAlign w:val="superscript"/>
+        </w:rPr>
+        <w:t>[2]</w:t>
+      </w:r>
+      <w:r>
+        <w:rPr>
+          <w:rFonts w:hint="default" w:ascii="Times New Roman" w:hAnsi="Times New Roman" w:eastAsia="微软雅黑" w:cs="Times New Roman"/>
+          <w:color w:val="000000"/>
+          <w:sz w:val="18"/>
+          <w:szCs w:val="18"/>
+        </w:rPr>
+        <w:t>。</w:t>
       </w:r>
     </w:p>
     <w:p>
       <w:pPr>
-        <w:adjustRightInd w:val="0"/>
+        <w:keepNext w:val="0"/>
+        <w:keepLines w:val="0"/>
+        <w:pageBreakBefore w:val="0"/>
+        <w:widowControl w:val="0"/>
+        <w:tabs>
+          <w:tab w:val="left" w:pos="9880"/>
+        </w:tabs>
+        <w:kinsoku/>
+        <w:wordWrap/>
+        <w:overflowPunct/>
+        <w:topLinePunct w:val="0"/>
+        <w:autoSpaceDE/>
+        <w:autoSpaceDN/>
+        <w:bidi w:val="0"/>
+        <w:adjustRightInd/>
         <w:snapToGrid w:val="0"/>
-        <w:spacing w:line="360" w:lineRule="auto"/>
-        <w:ind w:firstLine="360" w:firstLineChars="200"/>
-        <w:jc w:val="both"/>
-        <w:rPr>
-          <w:rFonts w:hint="default" w:ascii="Times New Roman" w:hAnsi="Times New Roman" w:eastAsia="微软雅黑" w:cs="Times New Roman"/>
-          <w:sz w:val="18"/>
+        <w:spacing w:line="288" w:lineRule="auto"/>
+        <w:ind w:right="130" w:firstLine="417" w:firstLineChars="232"/>
+        <w:textAlignment w:val="auto"/>
+        <w:rPr>
+          <w:rFonts w:hint="default" w:ascii="Times New Roman" w:hAnsi="Times New Roman" w:eastAsia="微软雅黑" w:cs="Times New Roman"/>
+          <w:sz w:val="20"/>
         </w:rPr>
       </w:pPr>
       <w:r>
         <w:rPr>
           <w:rFonts w:hint="default" w:ascii="Times New Roman" w:hAnsi="Times New Roman" w:eastAsia="微软雅黑" w:cs="Times New Roman"/>
-          <w:sz w:val="18"/>
-        </w:rPr>
-        <w:t>Trop2主要通过调节钙离子信号通路、细胞周期蛋白表达及降低纤黏蛋白黏附作用促进肿瘤细胞生长、增殖和转移。此外，Trop2也可以与Wnt信号级联中的β-连环蛋白相互作用，因而对细胞核癌基因的转录、细胞的增殖起作用。总的来说，Trop2的高表达与癌细胞的增殖、侵袭、转移扩散息息相关，造成肿瘤患者预后不良及生存期缩短。 因此Trop2作为广谱肿瘤标志物，成为开发抗体偶联药物（ADC）的新靶点。</w:t>
+          <w:color w:val="000000"/>
+          <w:sz w:val="18"/>
+          <w:szCs w:val="18"/>
+        </w:rPr>
+        <w:t>正常情况下，TROP2主要表达于上皮细胞并在胚胎器官发育过程中起重要作用，在人体不同的组织中，TROP2表达水平不同，皮肤</w:t>
+      </w:r>
+      <w:r>
+        <w:rPr>
+          <w:rFonts w:hint="default" w:ascii="Times New Roman" w:hAnsi="Times New Roman" w:eastAsia="微软雅黑" w:cs="Times New Roman"/>
+          <w:color w:val="000000"/>
+          <w:sz w:val="18"/>
+          <w:szCs w:val="18"/>
+          <w:lang w:eastAsia="zh-CN"/>
+        </w:rPr>
+        <w:t>、</w:t>
+      </w:r>
+      <w:r>
+        <w:rPr>
+          <w:rFonts w:hint="default" w:ascii="Times New Roman" w:hAnsi="Times New Roman" w:eastAsia="微软雅黑" w:cs="Times New Roman"/>
+          <w:color w:val="000000"/>
+          <w:sz w:val="18"/>
+          <w:szCs w:val="18"/>
+        </w:rPr>
+        <w:t>角膜</w:t>
+      </w:r>
+      <w:r>
+        <w:rPr>
+          <w:rFonts w:hint="default" w:ascii="Times New Roman" w:hAnsi="Times New Roman" w:eastAsia="微软雅黑" w:cs="Times New Roman"/>
+          <w:color w:val="000000"/>
+          <w:sz w:val="18"/>
+          <w:szCs w:val="18"/>
+          <w:lang w:eastAsia="zh-CN"/>
+        </w:rPr>
+        <w:t>、</w:t>
+      </w:r>
+      <w:r>
+        <w:rPr>
+          <w:rFonts w:hint="default" w:ascii="Times New Roman" w:hAnsi="Times New Roman" w:eastAsia="微软雅黑" w:cs="Times New Roman"/>
+          <w:color w:val="000000"/>
+          <w:sz w:val="18"/>
+          <w:szCs w:val="18"/>
+        </w:rPr>
+        <w:t>唾液腺</w:t>
+      </w:r>
+      <w:r>
+        <w:rPr>
+          <w:rFonts w:hint="default" w:ascii="Times New Roman" w:hAnsi="Times New Roman" w:eastAsia="微软雅黑" w:cs="Times New Roman"/>
+          <w:color w:val="000000"/>
+          <w:sz w:val="18"/>
+          <w:szCs w:val="18"/>
+          <w:lang w:eastAsia="zh-CN"/>
+        </w:rPr>
+        <w:t>、</w:t>
+      </w:r>
+      <w:r>
+        <w:rPr>
+          <w:rFonts w:hint="default" w:ascii="Times New Roman" w:hAnsi="Times New Roman" w:eastAsia="微软雅黑" w:cs="Times New Roman"/>
+          <w:color w:val="000000"/>
+          <w:sz w:val="18"/>
+          <w:szCs w:val="18"/>
+        </w:rPr>
+        <w:t>呼吸道</w:t>
+      </w:r>
+      <w:r>
+        <w:rPr>
+          <w:rFonts w:hint="default" w:ascii="Times New Roman" w:hAnsi="Times New Roman" w:eastAsia="微软雅黑" w:cs="Times New Roman"/>
+          <w:color w:val="000000"/>
+          <w:sz w:val="18"/>
+          <w:szCs w:val="18"/>
+          <w:lang w:eastAsia="zh-CN"/>
+        </w:rPr>
+        <w:t>、</w:t>
+      </w:r>
+      <w:r>
+        <w:rPr>
+          <w:rFonts w:hint="default" w:ascii="Times New Roman" w:hAnsi="Times New Roman" w:eastAsia="微软雅黑" w:cs="Times New Roman"/>
+          <w:color w:val="000000"/>
+          <w:sz w:val="18"/>
+          <w:szCs w:val="18"/>
+        </w:rPr>
+        <w:t>肺等正常组织均可检测到TROP2表达，但表达有限。但在肿瘤细胞中，TROP2的表达显著升高，常见乳腺癌</w:t>
+      </w:r>
+      <w:r>
+        <w:rPr>
+          <w:rFonts w:hint="default" w:ascii="Times New Roman" w:hAnsi="Times New Roman" w:eastAsia="微软雅黑" w:cs="Times New Roman"/>
+          <w:color w:val="000000"/>
+          <w:sz w:val="18"/>
+          <w:szCs w:val="18"/>
+          <w:lang w:eastAsia="zh-CN"/>
+        </w:rPr>
+        <w:t>、</w:t>
+      </w:r>
+      <w:r>
+        <w:rPr>
+          <w:rFonts w:hint="default" w:ascii="Times New Roman" w:hAnsi="Times New Roman" w:eastAsia="微软雅黑" w:cs="Times New Roman"/>
+          <w:color w:val="000000"/>
+          <w:sz w:val="18"/>
+          <w:szCs w:val="18"/>
+        </w:rPr>
+        <w:t>尿路上皮癌</w:t>
+      </w:r>
+      <w:r>
+        <w:rPr>
+          <w:rFonts w:hint="default" w:ascii="Times New Roman" w:hAnsi="Times New Roman" w:eastAsia="微软雅黑" w:cs="Times New Roman"/>
+          <w:color w:val="000000"/>
+          <w:sz w:val="18"/>
+          <w:szCs w:val="18"/>
+          <w:lang w:eastAsia="zh-CN"/>
+        </w:rPr>
+        <w:t>、</w:t>
+      </w:r>
+      <w:r>
+        <w:rPr>
+          <w:rFonts w:hint="default" w:ascii="Times New Roman" w:hAnsi="Times New Roman" w:eastAsia="微软雅黑" w:cs="Times New Roman"/>
+          <w:color w:val="000000"/>
+          <w:sz w:val="18"/>
+          <w:szCs w:val="18"/>
+        </w:rPr>
+        <w:t>宫颈癌</w:t>
+      </w:r>
+      <w:r>
+        <w:rPr>
+          <w:rFonts w:hint="default" w:ascii="Times New Roman" w:hAnsi="Times New Roman" w:eastAsia="微软雅黑" w:cs="Times New Roman"/>
+          <w:color w:val="000000"/>
+          <w:sz w:val="18"/>
+          <w:szCs w:val="18"/>
+          <w:lang w:eastAsia="zh-CN"/>
+        </w:rPr>
+        <w:t>、</w:t>
+      </w:r>
+      <w:r>
+        <w:rPr>
+          <w:rFonts w:hint="default" w:ascii="Times New Roman" w:hAnsi="Times New Roman" w:eastAsia="微软雅黑" w:cs="Times New Roman"/>
+          <w:color w:val="000000"/>
+          <w:sz w:val="18"/>
+          <w:szCs w:val="18"/>
+        </w:rPr>
+        <w:t>非小细胞肺癌等（图1）</w:t>
+      </w:r>
+      <w:r>
+        <w:rPr>
+          <w:rFonts w:hint="default" w:ascii="Times New Roman" w:hAnsi="Times New Roman" w:eastAsia="微软雅黑" w:cs="Times New Roman"/>
+          <w:color w:val="000000"/>
+          <w:sz w:val="18"/>
+          <w:szCs w:val="18"/>
+          <w:vertAlign w:val="superscript"/>
+        </w:rPr>
+        <w:t>[3]</w:t>
+      </w:r>
+      <w:r>
+        <w:rPr>
+          <w:rFonts w:hint="default" w:ascii="Times New Roman" w:hAnsi="Times New Roman" w:eastAsia="微软雅黑" w:cs="Times New Roman"/>
+          <w:color w:val="000000"/>
+          <w:sz w:val="18"/>
+          <w:szCs w:val="18"/>
+        </w:rPr>
+        <w:t>，因而TROP2作为肿瘤治疗靶点具有广阔前景。</w:t>
       </w:r>
     </w:p>
     <w:p>
       <w:pPr>
+        <w:keepNext w:val="0"/>
+        <w:keepLines w:val="0"/>
+        <w:pageBreakBefore w:val="0"/>
+        <w:widowControl w:val="0"/>
+        <w:kinsoku/>
+        <w:wordWrap/>
+        <w:overflowPunct/>
+        <w:topLinePunct w:val="0"/>
+        <w:autoSpaceDE/>
+        <w:autoSpaceDN/>
+        <w:bidi w:val="0"/>
         <w:adjustRightInd w:val="0"/>
         <w:snapToGrid w:val="0"/>
-        <w:spacing w:line="360" w:lineRule="auto"/>
-        <w:ind w:firstLine="360" w:firstLineChars="200"/>
-        <w:jc w:val="both"/>
-        <w:rPr>
-          <w:rFonts w:hint="default" w:ascii="Times New Roman" w:hAnsi="Times New Roman" w:eastAsia="微软雅黑" w:cs="Times New Roman"/>
-          <w:sz w:val="18"/>
+        <w:spacing w:line="240" w:lineRule="auto"/>
+        <w:ind w:firstLine="480" w:firstLineChars="200"/>
+        <w:jc w:val="center"/>
+        <w:textAlignment w:val="auto"/>
+        <w:rPr>
+          <w:rFonts w:hint="default" w:ascii="Times New Roman" w:hAnsi="Times New Roman" w:eastAsia="微软雅黑" w:cs="Times New Roman"/>
+          <w:color w:val="000000"/>
+          <w:sz w:val="18"/>
+          <w:szCs w:val="18"/>
+          <w:vertAlign w:val="superscript"/>
         </w:rPr>
       </w:pPr>
-    </w:p>
-    <w:p>
-      <w:pPr>
-        <w:adjustRightInd w:val="0"/>
-        <w:snapToGrid w:val="0"/>
-        <w:spacing w:line="360" w:lineRule="auto"/>
-        <w:jc w:val="center"/>
-        <w:rPr>
-          <w:rFonts w:hint="default" w:ascii="Times New Roman" w:hAnsi="Times New Roman" w:eastAsia="微软雅黑" w:cs="Times New Roman"/>
-          <w:sz w:val="20"/>
-        </w:rPr>
-      </w:pPr>
-      <w:r>
+      <w:r>
+        <w:rPr>
+          <w:rFonts w:hint="eastAsia" w:ascii="微软雅黑" w:hAnsi="微软雅黑" w:eastAsia="微软雅黑" w:cs="微软雅黑"/>
+          <w:sz w:val="24"/>
+          <w:szCs w:val="24"/>
+        </w:rPr>
         <w:drawing>
-          <wp:inline distT="0" distB="0" distL="0" distR="0">
-            <wp:extent cx="6193155" cy="4064000"/>
-            <wp:effectExtent l="0" t="0" r="4445" b="0"/>
-            <wp:docPr id="4" name="图片 4" descr="C:\Users\akm\Documents\WeChat Files\maygodblessfriends\FileStorage\Temp\15546065e955e7c3d36c30afe93ebfd7.png"/>
+          <wp:anchor distT="0" distB="0" distL="114935" distR="114935" simplePos="0" relativeHeight="251668480" behindDoc="0" locked="0" layoutInCell="1" allowOverlap="1">
+            <wp:simplePos x="0" y="0"/>
+            <wp:positionH relativeFrom="column">
+              <wp:posOffset>384175</wp:posOffset>
+            </wp:positionH>
+            <wp:positionV relativeFrom="paragraph">
+              <wp:posOffset>63500</wp:posOffset>
+            </wp:positionV>
+            <wp:extent cx="5519420" cy="3061335"/>
+            <wp:effectExtent l="0" t="0" r="12700" b="1905"/>
+            <wp:wrapTopAndBottom/>
+            <wp:docPr id="1359143664" name="图片 1359143664" descr="IMG_256"/>
             <wp:cNvGraphicFramePr>
               <a:graphicFrameLocks xmlns:a="http://schemas.openxmlformats.org/drawingml/2006/main" noChangeAspect="1"/>
             </wp:cNvGraphicFramePr>
@@ -4121,20 +4459,13 @@
               <a:graphicData uri="http://schemas.openxmlformats.org/drawingml/2006/picture">
                 <pic:pic xmlns:pic="http://schemas.openxmlformats.org/drawingml/2006/picture">
                   <pic:nvPicPr>
-                    <pic:cNvPr id="4" name="图片 4" descr="C:\Users\akm\Documents\WeChat Files\maygodblessfriends\FileStorage\Temp\15546065e955e7c3d36c30afe93ebfd7.png"/>
+                    <pic:cNvPr id="1359143664" name="图片 1359143664" descr="IMG_256"/>
                     <pic:cNvPicPr>
-                      <a:picLocks noChangeAspect="1" noChangeArrowheads="1"/>
+                      <a:picLocks noChangeAspect="1"/>
                     </pic:cNvPicPr>
                   </pic:nvPicPr>
                   <pic:blipFill>
-                    <a:blip r:embed="rId11">
-                      <a:extLst>
-                        <a:ext uri="{28A0092B-C50C-407E-A947-70E740481C1C}">
-                          <a14:useLocalDpi xmlns:a14="http://schemas.microsoft.com/office/drawing/2010/main" val="0"/>
-                        </a:ext>
-                      </a:extLst>
-                    </a:blip>
-                    <a:srcRect/>
+                    <a:blip r:embed="rId11"/>
                     <a:stretch>
                       <a:fillRect/>
                     </a:stretch>
@@ -4142,68 +4473,41 @@
                   <pic:spPr>
                     <a:xfrm>
                       <a:off x="0" y="0"/>
-                      <a:ext cx="6193155" cy="4064015"/>
+                      <a:ext cx="5519420" cy="3061335"/>
                     </a:xfrm>
                     <a:prstGeom prst="rect">
                       <a:avLst/>
                     </a:prstGeom>
                     <a:noFill/>
-                    <a:ln>
+                    <a:ln w="9525">
                       <a:noFill/>
                     </a:ln>
                   </pic:spPr>
                 </pic:pic>
               </a:graphicData>
             </a:graphic>
-          </wp:inline>
+          </wp:anchor>
         </w:drawing>
       </w:r>
-    </w:p>
-    <w:p>
-      <w:pPr>
-        <w:adjustRightInd w:val="0"/>
-        <w:snapToGrid w:val="0"/>
-        <w:spacing w:line="360" w:lineRule="auto"/>
-        <w:ind w:firstLine="320" w:firstLineChars="200"/>
-        <w:jc w:val="center"/>
-        <w:rPr>
-          <w:rFonts w:ascii="微软雅黑" w:hAnsi="微软雅黑" w:eastAsia="微软雅黑"/>
-          <w:sz w:val="20"/>
-        </w:rPr>
-      </w:pPr>
-      <w:r>
-        <w:rPr>
-          <w:rFonts w:hint="eastAsia" w:ascii="微软雅黑" w:hAnsi="微软雅黑" w:eastAsia="微软雅黑"/>
-          <w:sz w:val="16"/>
-        </w:rPr>
-        <w:t>图1</w:t>
-      </w:r>
-      <w:r>
-        <w:rPr>
-          <w:rFonts w:ascii="微软雅黑" w:hAnsi="微软雅黑" w:eastAsia="微软雅黑"/>
-          <w:sz w:val="16"/>
-        </w:rPr>
-        <w:t>.</w:t>
-      </w:r>
-      <w:r>
-        <w:rPr>
-          <w:rFonts w:hint="eastAsia" w:ascii="微软雅黑" w:hAnsi="微软雅黑" w:eastAsia="微软雅黑"/>
-          <w:sz w:val="16"/>
-        </w:rPr>
-        <w:t>TROP2促进肿瘤浸润和转移（图片来源：Cusabio）</w:t>
-      </w:r>
-    </w:p>
-    <w:p>
-      <w:pPr>
-        <w:adjustRightInd w:val="0"/>
-        <w:snapToGrid w:val="0"/>
-        <w:spacing w:line="360" w:lineRule="auto"/>
-        <w:ind w:firstLine="400" w:firstLineChars="200"/>
-        <w:rPr>
-          <w:rFonts w:hint="default" w:ascii="Times New Roman" w:hAnsi="Times New Roman" w:eastAsia="微软雅黑" w:cs="Times New Roman"/>
-          <w:sz w:val="20"/>
-        </w:rPr>
-      </w:pPr>
+      <w:r>
+        <w:rPr>
+          <w:rFonts w:hint="default" w:ascii="Times New Roman" w:hAnsi="Times New Roman" w:eastAsia="微软雅黑" w:cs="Times New Roman"/>
+          <w:color w:val="000000"/>
+          <w:sz w:val="18"/>
+          <w:szCs w:val="18"/>
+        </w:rPr>
+        <w:t>图1 TROP2在多种肿瘤中过表达</w:t>
+      </w:r>
+      <w:r>
+        <w:rPr>
+          <w:rFonts w:hint="default" w:ascii="Times New Roman" w:hAnsi="Times New Roman" w:eastAsia="微软雅黑" w:cs="Times New Roman"/>
+          <w:color w:val="000000"/>
+          <w:sz w:val="18"/>
+          <w:szCs w:val="18"/>
+          <w:vertAlign w:val="superscript"/>
+        </w:rPr>
+        <w:t>[3]</w:t>
+      </w:r>
     </w:p>
     <w:p>
       <w:pPr>
@@ -4225,7 +4529,7 @@
         <w:bidi w:val="0"/>
         <w:adjustRightInd/>
         <w:snapToGrid/>
-        <w:spacing w:after="100" w:line="440" w:lineRule="exact"/>
+        <w:spacing w:before="0" w:after="0" w:line="440" w:lineRule="exact"/>
         <w:ind w:leftChars="0" w:right="288" w:rightChars="137"/>
         <w:jc w:val="left"/>
         <w:textAlignment w:val="auto"/>
@@ -4243,16 +4547,190 @@
           <w:sz w:val="24"/>
           <w:szCs w:val="24"/>
         </w:rPr>
-        <w:t>2. Trop2药物</w:t>
-      </w:r>
-      <w:r>
-        <w:rPr>
-          <w:rFonts w:hint="eastAsia" w:ascii="Times New Roman" w:hAnsi="Times New Roman" w:eastAsia="微软雅黑" w:cs="Times New Roman"/>
-          <w:color w:val="62B541"/>
-          <w:sz w:val="24"/>
-          <w:szCs w:val="24"/>
-        </w:rPr>
-        <w:t>临床研究</w:t>
+        <w:t>2. 靶点阳性阈值</w:t>
+      </w:r>
+    </w:p>
+    <w:p>
+      <w:pPr>
+        <w:keepNext w:val="0"/>
+        <w:keepLines w:val="0"/>
+        <w:pageBreakBefore w:val="0"/>
+        <w:widowControl w:val="0"/>
+        <w:kinsoku/>
+        <w:wordWrap/>
+        <w:overflowPunct/>
+        <w:topLinePunct w:val="0"/>
+        <w:autoSpaceDE/>
+        <w:autoSpaceDN/>
+        <w:bidi w:val="0"/>
+        <w:adjustRightInd w:val="0"/>
+        <w:snapToGrid w:val="0"/>
+        <w:spacing w:line="288" w:lineRule="auto"/>
+        <w:ind w:left="0" w:leftChars="0" w:firstLine="360" w:firstLineChars="200"/>
+        <w:textAlignment w:val="auto"/>
+        <w:rPr>
+          <w:rFonts w:hint="default" w:ascii="Times New Roman" w:hAnsi="Times New Roman" w:eastAsia="微软雅黑" w:cs="Times New Roman"/>
+          <w:color w:val="000000"/>
+          <w:sz w:val="18"/>
+          <w:szCs w:val="18"/>
+        </w:rPr>
+      </w:pPr>
+      <w:r>
+        <w:rPr>
+          <w:rFonts w:hint="default" w:ascii="Times New Roman" w:hAnsi="Times New Roman" w:eastAsia="微软雅黑" w:cs="Times New Roman"/>
+          <w:color w:val="000000"/>
+          <w:sz w:val="18"/>
+          <w:szCs w:val="18"/>
+        </w:rPr>
+        <w:drawing>
+          <wp:anchor distT="0" distB="0" distL="114300" distR="114300" simplePos="0" relativeHeight="251669504" behindDoc="0" locked="0" layoutInCell="1" allowOverlap="1">
+            <wp:simplePos x="0" y="0"/>
+            <wp:positionH relativeFrom="column">
+              <wp:posOffset>137160</wp:posOffset>
+            </wp:positionH>
+            <wp:positionV relativeFrom="paragraph">
+              <wp:posOffset>998220</wp:posOffset>
+            </wp:positionV>
+            <wp:extent cx="5489575" cy="2223135"/>
+            <wp:effectExtent l="0" t="0" r="12065" b="1905"/>
+            <wp:wrapTopAndBottom/>
+            <wp:docPr id="4" name="图片 3" descr="c276fb6e020d621c6efe763bd8681127"/>
+            <wp:cNvGraphicFramePr>
+              <a:graphicFrameLocks xmlns:a="http://schemas.openxmlformats.org/drawingml/2006/main" noChangeAspect="1"/>
+            </wp:cNvGraphicFramePr>
+            <a:graphic xmlns:a="http://schemas.openxmlformats.org/drawingml/2006/main">
+              <a:graphicData uri="http://schemas.openxmlformats.org/drawingml/2006/picture">
+                <pic:pic xmlns:pic="http://schemas.openxmlformats.org/drawingml/2006/picture">
+                  <pic:nvPicPr>
+                    <pic:cNvPr id="4" name="图片 3" descr="c276fb6e020d621c6efe763bd8681127"/>
+                    <pic:cNvPicPr>
+                      <a:picLocks noChangeAspect="1"/>
+                    </pic:cNvPicPr>
+                  </pic:nvPicPr>
+                  <pic:blipFill>
+                    <a:blip r:embed="rId12"/>
+                    <a:srcRect l="231"/>
+                    <a:stretch>
+                      <a:fillRect/>
+                    </a:stretch>
+                  </pic:blipFill>
+                  <pic:spPr>
+                    <a:xfrm>
+                      <a:off x="0" y="0"/>
+                      <a:ext cx="5489575" cy="2223135"/>
+                    </a:xfrm>
+                    <a:prstGeom prst="rect">
+                      <a:avLst/>
+                    </a:prstGeom>
+                    <a:ln>
+                      <a:noFill/>
+                    </a:ln>
+                  </pic:spPr>
+                </pic:pic>
+              </a:graphicData>
+            </a:graphic>
+          </wp:anchor>
+        </w:drawing>
+      </w:r>
+      <w:r>
+        <w:rPr>
+          <w:rFonts w:hint="default" w:ascii="Times New Roman" w:hAnsi="Times New Roman" w:eastAsia="微软雅黑" w:cs="Times New Roman"/>
+          <w:color w:val="000000"/>
+          <w:sz w:val="18"/>
+          <w:szCs w:val="18"/>
+        </w:rPr>
+        <w:t>目前对于</w:t>
+      </w:r>
+      <w:r>
+        <w:rPr>
+          <w:rFonts w:hint="eastAsia" w:ascii="微软雅黑" w:hAnsi="微软雅黑" w:eastAsia="微软雅黑" w:cs="微软雅黑"/>
+          <w:color w:val="000000"/>
+          <w:sz w:val="18"/>
+          <w:szCs w:val="18"/>
+        </w:rPr>
+        <w:t>“</w:t>
+      </w:r>
+      <w:r>
+        <w:rPr>
+          <w:rFonts w:hint="default" w:ascii="Times New Roman" w:hAnsi="Times New Roman" w:eastAsia="微软雅黑" w:cs="Times New Roman"/>
+          <w:color w:val="000000"/>
+          <w:sz w:val="18"/>
+          <w:szCs w:val="18"/>
+        </w:rPr>
+        <w:t>TROP2过表达</w:t>
+      </w:r>
+      <w:r>
+        <w:rPr>
+          <w:rFonts w:hint="eastAsia" w:ascii="微软雅黑" w:hAnsi="微软雅黑" w:eastAsia="微软雅黑" w:cs="微软雅黑"/>
+          <w:color w:val="000000"/>
+          <w:sz w:val="18"/>
+          <w:szCs w:val="18"/>
+        </w:rPr>
+        <w:t>”</w:t>
+      </w:r>
+      <w:r>
+        <w:rPr>
+          <w:rFonts w:hint="default" w:ascii="Times New Roman" w:hAnsi="Times New Roman" w:eastAsia="微软雅黑" w:cs="Times New Roman"/>
+          <w:color w:val="000000"/>
+          <w:sz w:val="18"/>
+          <w:szCs w:val="18"/>
+        </w:rPr>
+        <w:t>，尚无通用的判读标准，一项戈沙妥珠单抗治疗三阴性乳腺癌的研究，基于TROP2免疫组化检测，设计了一种</w:t>
+      </w:r>
+      <w:r>
+        <w:rPr>
+          <w:rFonts w:hint="eastAsia" w:ascii="微软雅黑" w:hAnsi="微软雅黑" w:eastAsia="微软雅黑" w:cs="微软雅黑"/>
+          <w:color w:val="000000"/>
+          <w:sz w:val="18"/>
+          <w:szCs w:val="18"/>
+        </w:rPr>
+        <w:t>“</w:t>
+      </w:r>
+      <w:r>
+        <w:rPr>
+          <w:rFonts w:hint="default" w:ascii="Times New Roman" w:hAnsi="Times New Roman" w:eastAsia="微软雅黑" w:cs="Times New Roman"/>
+          <w:color w:val="000000"/>
+          <w:sz w:val="18"/>
+          <w:szCs w:val="18"/>
+        </w:rPr>
+        <w:t>H-score</w:t>
+      </w:r>
+      <w:r>
+        <w:rPr>
+          <w:rFonts w:hint="eastAsia" w:ascii="微软雅黑" w:hAnsi="微软雅黑" w:eastAsia="微软雅黑" w:cs="微软雅黑"/>
+          <w:color w:val="000000"/>
+          <w:sz w:val="18"/>
+          <w:szCs w:val="18"/>
+        </w:rPr>
+        <w:t>”</w:t>
+      </w:r>
+      <w:r>
+        <w:rPr>
+          <w:rFonts w:hint="default" w:ascii="Times New Roman" w:hAnsi="Times New Roman" w:eastAsia="微软雅黑" w:cs="Times New Roman"/>
+          <w:color w:val="000000"/>
+          <w:sz w:val="18"/>
+          <w:szCs w:val="18"/>
+        </w:rPr>
+        <w:t>三分法标准，H-score = (3× IHC3+比例）+（2× IHC2+比例）+（1× IHC1+比例）。H-score &lt;100定义为TROP2低表达，100-200定义为TROP2中表达，&gt;200被定义为TROP2高表达。其中，TROP2中/高表达的肿瘤患者接受戈沙妥珠单抗治疗的获益大于化疗（图2）</w:t>
+      </w:r>
+      <w:r>
+        <w:rPr>
+          <w:rFonts w:hint="default" w:ascii="Times New Roman" w:hAnsi="Times New Roman" w:eastAsia="微软雅黑" w:cs="Times New Roman"/>
+          <w:color w:val="000000"/>
+          <w:sz w:val="18"/>
+          <w:szCs w:val="18"/>
+          <w:vertAlign w:val="superscript"/>
+        </w:rPr>
+        <w:t>[4]</w:t>
+      </w:r>
+      <w:r>
+        <w:rPr>
+          <w:rFonts w:hint="default" w:ascii="Times New Roman" w:hAnsi="Times New Roman" w:eastAsia="微软雅黑" w:cs="Times New Roman"/>
+          <w:color w:val="000000"/>
+          <w:sz w:val="18"/>
+          <w:szCs w:val="18"/>
+        </w:rPr>
+        <w:t>。</w:t>
       </w:r>
     </w:p>
     <w:p>
@@ -4272,183 +4750,292 @@
         <w:snapToGrid w:val="0"/>
         <w:spacing w:line="360" w:lineRule="auto"/>
         <w:ind w:left="0" w:leftChars="0" w:firstLine="360" w:firstLineChars="200"/>
+        <w:jc w:val="center"/>
         <w:textAlignment w:val="auto"/>
         <w:rPr>
-          <w:rFonts w:hint="eastAsia" w:ascii="微软雅黑" w:hAnsi="微软雅黑" w:eastAsia="微软雅黑"/>
-          <w:sz w:val="18"/>
-          <w:highlight w:val="none"/>
-          <w:lang w:eastAsia="zh-CN"/>
+          <w:rFonts w:hint="default" w:ascii="Times New Roman" w:hAnsi="Times New Roman" w:eastAsia="微软雅黑" w:cs="Times New Roman"/>
+          <w:color w:val="000000"/>
+          <w:sz w:val="18"/>
+          <w:szCs w:val="18"/>
         </w:rPr>
       </w:pPr>
       <w:r>
         <w:rPr>
-          <w:rFonts w:hint="eastAsia" w:ascii="微软雅黑" w:hAnsi="微软雅黑" w:eastAsia="微软雅黑"/>
-          <w:sz w:val="18"/>
-        </w:rPr>
-        <w:t>近</w:t>
-      </w:r>
-      <w:r>
-        <w:rPr>
-          <w:rFonts w:hint="eastAsia" w:ascii="微软雅黑" w:hAnsi="微软雅黑" w:eastAsia="微软雅黑"/>
-          <w:sz w:val="18"/>
-          <w:highlight w:val="none"/>
-        </w:rPr>
-        <w:t>年来，Trop2 ADC药物的研发进展迅速，Trodelvy（IMMU-132）于2020年获FDA批准上市，是全球首个上市的Trop2 ADC药物。Trodelvy的活性药物成分为sacituzumab govitecan，这是一种新型、首创的抗体药物偶联物（ADC）药物，由靶向TROP-2抗原的人源化IgG1抗体与化疗药物伊立替康（一种拓扑异构酶I抑制剂）的代谢活性产物SN-38偶联而成。目前Trodelvy获批了</w:t>
-      </w:r>
-      <w:r>
-        <w:rPr>
-          <w:rFonts w:hint="eastAsia" w:ascii="微软雅黑" w:hAnsi="微软雅黑" w:eastAsia="微软雅黑"/>
-          <w:sz w:val="18"/>
-          <w:highlight w:val="none"/>
+          <w:rFonts w:hint="default" w:ascii="Times New Roman" w:hAnsi="Times New Roman" w:eastAsia="微软雅黑" w:cs="Times New Roman"/>
+          <w:color w:val="000000"/>
+          <w:sz w:val="18"/>
+          <w:szCs w:val="18"/>
+        </w:rPr>
+        <w:t>图2 不同TROP2表达亚组的三阴性乳腺癌接受戈沙妥珠单抗（SG）或化疗（TPC）治疗，治疗响应（ORR）有差异</w:t>
+      </w:r>
+      <w:r>
+        <w:rPr>
+          <w:rFonts w:hint="default" w:ascii="Times New Roman" w:hAnsi="Times New Roman" w:eastAsia="微软雅黑" w:cs="Times New Roman"/>
+          <w:color w:val="000000"/>
+          <w:sz w:val="18"/>
+          <w:szCs w:val="18"/>
+          <w:vertAlign w:val="superscript"/>
+        </w:rPr>
+        <w:t>[4]</w:t>
+      </w:r>
+      <w:r>
+        <w:rPr>
+          <w:rFonts w:hint="default" w:ascii="Times New Roman" w:hAnsi="Times New Roman" w:eastAsia="微软雅黑" w:cs="Times New Roman"/>
+          <w:color w:val="000000"/>
+          <w:sz w:val="18"/>
+          <w:szCs w:val="18"/>
+        </w:rPr>
+        <w:t>。</w:t>
+      </w:r>
+    </w:p>
+    <w:p>
+      <w:pPr>
+        <w:pStyle w:val="2"/>
+        <w:keepNext/>
+        <w:keepLines/>
+        <w:pageBreakBefore w:val="0"/>
+        <w:widowControl w:val="0"/>
+        <w:numPr>
+          <w:ilvl w:val="0"/>
+          <w:numId w:val="0"/>
+        </w:numPr>
+        <w:kinsoku/>
+        <w:wordWrap/>
+        <w:overflowPunct/>
+        <w:topLinePunct w:val="0"/>
+        <w:autoSpaceDE/>
+        <w:autoSpaceDN/>
+        <w:bidi w:val="0"/>
+        <w:adjustRightInd/>
+        <w:snapToGrid/>
+        <w:spacing w:before="0" w:after="0" w:line="440" w:lineRule="exact"/>
+        <w:ind w:left="431" w:right="288" w:rightChars="137" w:hanging="431"/>
+        <w:jc w:val="left"/>
+        <w:textAlignment w:val="auto"/>
+        <w:rPr>
+          <w:rFonts w:hint="eastAsia" w:ascii="Times New Roman" w:hAnsi="Times New Roman" w:eastAsia="微软雅黑" w:cs="Times New Roman"/>
+          <w:color w:val="62B541"/>
+          <w:sz w:val="24"/>
+          <w:szCs w:val="24"/>
+        </w:rPr>
+      </w:pPr>
+      <w:r>
+        <w:rPr>
+          <w:rFonts w:hint="eastAsia" w:ascii="Times New Roman" w:hAnsi="Times New Roman" w:eastAsia="微软雅黑" w:cs="Times New Roman"/>
+          <w:color w:val="62B541"/>
+          <w:sz w:val="24"/>
+          <w:szCs w:val="24"/>
+        </w:rPr>
+        <w:t>3</w:t>
+      </w:r>
+      <w:r>
+        <w:rPr>
+          <w:rFonts w:hint="eastAsia" w:ascii="Times New Roman" w:hAnsi="Times New Roman" w:eastAsia="微软雅黑" w:cs="Times New Roman"/>
+          <w:color w:val="62B541"/>
+          <w:sz w:val="24"/>
+          <w:szCs w:val="24"/>
           <w:lang w:val="en-US" w:eastAsia="zh-CN"/>
         </w:rPr>
-        <w:t>两</w:t>
-      </w:r>
-      <w:r>
-        <w:rPr>
-          <w:rFonts w:hint="eastAsia" w:ascii="微软雅黑" w:hAnsi="微软雅黑" w:eastAsia="微软雅黑"/>
-          <w:sz w:val="18"/>
-          <w:highlight w:val="none"/>
-        </w:rPr>
-        <w:t>项适应症，第一项适应症为先前至少接受过两种标准治疗进展的TNBC患者，Trodelvy实现了35%的ORR(n=235，Trop 2高、中、低表达组中ORR分别为44%、38%和22%)，而对照组中传统化疗组的ORR则仅有5%；mOS为12.1个月，相比化药组6.7个月的OS延长了快一倍；mPFS则达5.6个月(高、中、低表达组中分别为6.9、5.6和2.7个月)，明显优于传统疗法的1.7个月。第二项适应症</w:t>
-      </w:r>
-      <w:r>
-        <w:rPr>
-          <w:rFonts w:hint="eastAsia" w:ascii="微软雅黑" w:hAnsi="微软雅黑" w:eastAsia="微软雅黑"/>
-          <w:sz w:val="18"/>
-          <w:highlight w:val="none"/>
+        <w:t>.</w:t>
+      </w:r>
+      <w:r>
+        <w:rPr>
+          <w:rFonts w:hint="eastAsia" w:ascii="Times New Roman" w:hAnsi="Times New Roman" w:eastAsia="微软雅黑" w:cs="Times New Roman"/>
+          <w:color w:val="62B541"/>
+          <w:sz w:val="24"/>
+          <w:szCs w:val="24"/>
+        </w:rPr>
+        <w:t xml:space="preserve"> 已经获批的ADC药物</w:t>
+      </w:r>
+    </w:p>
+    <w:p>
+      <w:pPr>
+        <w:keepNext w:val="0"/>
+        <w:keepLines w:val="0"/>
+        <w:pageBreakBefore w:val="0"/>
+        <w:widowControl w:val="0"/>
+        <w:tabs>
+          <w:tab w:val="left" w:pos="9240"/>
+          <w:tab w:val="left" w:pos="9660"/>
+        </w:tabs>
+        <w:kinsoku/>
+        <w:wordWrap/>
+        <w:overflowPunct/>
+        <w:topLinePunct w:val="0"/>
+        <w:autoSpaceDE/>
+        <w:autoSpaceDN/>
+        <w:bidi w:val="0"/>
+        <w:snapToGrid w:val="0"/>
+        <w:spacing w:line="288" w:lineRule="auto"/>
+        <w:ind w:right="130" w:firstLine="360" w:firstLineChars="200"/>
+        <w:textAlignment w:val="auto"/>
+        <w:rPr>
+          <w:rFonts w:hint="default" w:ascii="Times New Roman" w:hAnsi="Times New Roman" w:eastAsia="微软雅黑" w:cs="Times New Roman"/>
+          <w:color w:val="000000"/>
+          <w:sz w:val="18"/>
+          <w:szCs w:val="18"/>
+        </w:rPr>
+      </w:pPr>
+      <w:r>
+        <w:rPr>
+          <w:rFonts w:hint="default" w:ascii="Times New Roman" w:hAnsi="Times New Roman" w:eastAsia="微软雅黑" w:cs="Times New Roman"/>
+          <w:color w:val="000000"/>
+          <w:sz w:val="18"/>
+          <w:szCs w:val="18"/>
+        </w:rPr>
+        <w:t>目前针对TROP2的疗法已经成药，且TROP2 ADC药物已经在多种肿瘤治疗中获得成功。全球首个上市的TROP2 ADC药物是戈沙妥珠单抗，随机对照</w:t>
+      </w:r>
+      <w:r>
+        <w:rPr>
+          <w:rFonts w:hint="default" w:ascii="Times New Roman" w:hAnsi="Times New Roman" w:eastAsia="微软雅黑" w:cs="Times New Roman"/>
+          <w:color w:val="000000"/>
+          <w:sz w:val="18"/>
+          <w:szCs w:val="18"/>
           <w:lang w:val="en-US" w:eastAsia="zh-CN"/>
         </w:rPr>
-        <w:t>HR阳、</w:t>
-      </w:r>
-      <w:r>
-        <w:rPr>
-          <w:rFonts w:hint="eastAsia" w:ascii="微软雅黑" w:hAnsi="微软雅黑" w:eastAsia="微软雅黑"/>
-          <w:sz w:val="18"/>
-          <w:highlight w:val="none"/>
-        </w:rPr>
-        <w:t>HER2阴性乳腺癌</w:t>
-      </w:r>
-      <w:r>
-        <w:rPr>
-          <w:rFonts w:hint="eastAsia" w:ascii="微软雅黑" w:hAnsi="微软雅黑" w:eastAsia="微软雅黑"/>
-          <w:sz w:val="18"/>
-          <w:highlight w:val="none"/>
+        <w:t>III</w:t>
+      </w:r>
+      <w:r>
+        <w:rPr>
+          <w:rFonts w:hint="default" w:ascii="Times New Roman" w:hAnsi="Times New Roman" w:eastAsia="微软雅黑" w:cs="Times New Roman"/>
+          <w:color w:val="000000"/>
+          <w:sz w:val="18"/>
+          <w:szCs w:val="18"/>
+        </w:rPr>
+        <w:t>期ASCENT研究纳入了</w:t>
+      </w:r>
+      <w:r>
+        <w:rPr>
+          <w:rFonts w:hint="default" w:ascii="Times New Roman" w:hAnsi="Times New Roman" w:eastAsia="微软雅黑" w:cs="Times New Roman"/>
+          <w:color w:val="000000"/>
+          <w:sz w:val="18"/>
+          <w:szCs w:val="18"/>
           <w:lang w:val="en-US" w:eastAsia="zh-CN"/>
         </w:rPr>
-        <w:t>基于</w:t>
-      </w:r>
-      <w:r>
-        <w:rPr>
-          <w:rFonts w:hint="eastAsia" w:ascii="微软雅黑" w:hAnsi="微软雅黑" w:eastAsia="微软雅黑"/>
-          <w:sz w:val="18"/>
-          <w:highlight w:val="none"/>
-        </w:rPr>
-        <w:t>TROPiCS-02</w:t>
-      </w:r>
-      <w:r>
-        <w:rPr>
-          <w:rFonts w:hint="eastAsia" w:ascii="微软雅黑" w:hAnsi="微软雅黑" w:eastAsia="微软雅黑"/>
-          <w:sz w:val="18"/>
-          <w:highlight w:val="none"/>
+        <w:t>529</w:t>
+      </w:r>
+      <w:r>
+        <w:rPr>
+          <w:rFonts w:hint="default" w:ascii="Times New Roman" w:hAnsi="Times New Roman" w:eastAsia="微软雅黑" w:cs="Times New Roman"/>
+          <w:color w:val="000000"/>
+          <w:sz w:val="18"/>
+          <w:szCs w:val="18"/>
+        </w:rPr>
+        <w:t>例</w:t>
+      </w:r>
+      <w:r>
+        <w:rPr>
+          <w:rFonts w:hint="default" w:ascii="Times New Roman" w:hAnsi="Times New Roman" w:eastAsia="微软雅黑" w:cs="Times New Roman"/>
+          <w:color w:val="000000"/>
+          <w:sz w:val="18"/>
+          <w:szCs w:val="18"/>
           <w:lang w:val="en-US" w:eastAsia="zh-CN"/>
         </w:rPr>
-        <w:t>研究，</w:t>
-      </w:r>
-      <w:r>
-        <w:rPr>
-          <w:rFonts w:hint="eastAsia" w:ascii="微软雅黑" w:hAnsi="微软雅黑" w:eastAsia="微软雅黑"/>
-          <w:sz w:val="18"/>
-          <w:highlight w:val="none"/>
-        </w:rPr>
-        <w:t>Trodelvy组的中位PFS</w:t>
-      </w:r>
-      <w:r>
-        <w:rPr>
-          <w:rFonts w:hint="eastAsia" w:ascii="微软雅黑" w:hAnsi="微软雅黑" w:eastAsia="微软雅黑"/>
-          <w:sz w:val="18"/>
-          <w:highlight w:val="none"/>
+        <w:t>三阴性乳腺癌（TNBC）</w:t>
+      </w:r>
+      <w:r>
+        <w:rPr>
+          <w:rFonts w:hint="default" w:ascii="Times New Roman" w:hAnsi="Times New Roman" w:eastAsia="微软雅黑" w:cs="Times New Roman"/>
+          <w:color w:val="000000"/>
+          <w:sz w:val="18"/>
+          <w:szCs w:val="18"/>
+        </w:rPr>
+        <w:t>患者随机接受戈沙妥珠单抗或化疗治疗，结果显示两组中位无进展生存期（progression-free survival，PFS）分别是5.6个月</w:t>
+      </w:r>
+      <w:r>
+        <w:rPr>
+          <w:rFonts w:hint="eastAsia" w:ascii="Times New Roman" w:hAnsi="Times New Roman" w:eastAsia="微软雅黑" w:cs="Times New Roman"/>
+          <w:color w:val="000000"/>
+          <w:sz w:val="18"/>
+          <w:szCs w:val="18"/>
           <w:lang w:val="en-US" w:eastAsia="zh-CN"/>
         </w:rPr>
-        <w:t>和</w:t>
-      </w:r>
-      <w:r>
-        <w:rPr>
-          <w:rFonts w:hint="eastAsia" w:ascii="微软雅黑" w:hAnsi="微软雅黑" w:eastAsia="微软雅黑"/>
-          <w:sz w:val="18"/>
-          <w:highlight w:val="none"/>
-        </w:rPr>
-        <w:t>中位OS</w:t>
-      </w:r>
-      <w:r>
-        <w:rPr>
-          <w:rFonts w:hint="eastAsia" w:ascii="微软雅黑" w:hAnsi="微软雅黑" w:eastAsia="微软雅黑"/>
-          <w:sz w:val="18"/>
-          <w:highlight w:val="none"/>
+        <w:t xml:space="preserve"> </w:t>
+      </w:r>
+      <w:r>
+        <w:rPr>
+          <w:rFonts w:hint="default" w:ascii="Times New Roman" w:hAnsi="Times New Roman" w:eastAsia="微软雅黑" w:cs="Times New Roman"/>
+          <w:color w:val="000000"/>
+          <w:sz w:val="18"/>
+          <w:szCs w:val="18"/>
+        </w:rPr>
+        <w:t>vs</w:t>
+      </w:r>
+      <w:r>
+        <w:rPr>
+          <w:rFonts w:hint="eastAsia" w:ascii="Times New Roman" w:hAnsi="Times New Roman" w:eastAsia="微软雅黑" w:cs="Times New Roman"/>
+          <w:color w:val="000000"/>
+          <w:sz w:val="18"/>
+          <w:szCs w:val="18"/>
           <w:lang w:val="en-US" w:eastAsia="zh-CN"/>
         </w:rPr>
-        <w:t>分别</w:t>
-      </w:r>
-      <w:r>
-        <w:rPr>
-          <w:rFonts w:hint="eastAsia" w:ascii="微软雅黑" w:hAnsi="微软雅黑" w:eastAsia="微软雅黑"/>
-          <w:sz w:val="18"/>
-          <w:highlight w:val="none"/>
-        </w:rPr>
-        <w:t>为5.5个月</w:t>
-      </w:r>
-      <w:r>
-        <w:rPr>
-          <w:rFonts w:hint="eastAsia" w:ascii="微软雅黑" w:hAnsi="微软雅黑" w:eastAsia="微软雅黑"/>
-          <w:sz w:val="18"/>
-          <w:highlight w:val="none"/>
+        <w:t xml:space="preserve"> </w:t>
+      </w:r>
+      <w:r>
+        <w:rPr>
+          <w:rFonts w:hint="default" w:ascii="Times New Roman" w:hAnsi="Times New Roman" w:eastAsia="微软雅黑" w:cs="Times New Roman"/>
+          <w:color w:val="000000"/>
+          <w:sz w:val="18"/>
+          <w:szCs w:val="18"/>
+        </w:rPr>
+        <w:t>1.7个月（HR 0.41，P &lt; 0.001），中位OS分别是12.1个月</w:t>
+      </w:r>
+      <w:r>
+        <w:rPr>
+          <w:rFonts w:hint="eastAsia" w:ascii="Times New Roman" w:hAnsi="Times New Roman" w:eastAsia="微软雅黑" w:cs="Times New Roman"/>
+          <w:color w:val="000000"/>
+          <w:sz w:val="18"/>
+          <w:szCs w:val="18"/>
           <w:lang w:val="en-US" w:eastAsia="zh-CN"/>
         </w:rPr>
-        <w:t>和</w:t>
-      </w:r>
-      <w:r>
-        <w:rPr>
-          <w:rFonts w:hint="eastAsia" w:ascii="微软雅黑" w:hAnsi="微软雅黑" w:eastAsia="微软雅黑"/>
-          <w:sz w:val="18"/>
-          <w:highlight w:val="none"/>
-        </w:rPr>
-        <w:t>14.4月，单药化疗组为4个月</w:t>
-      </w:r>
-      <w:r>
-        <w:rPr>
-          <w:rFonts w:hint="eastAsia" w:ascii="微软雅黑" w:hAnsi="微软雅黑" w:eastAsia="微软雅黑"/>
-          <w:sz w:val="18"/>
-          <w:highlight w:val="none"/>
+        <w:t xml:space="preserve"> </w:t>
+      </w:r>
+      <w:r>
+        <w:rPr>
+          <w:rFonts w:hint="default" w:ascii="Times New Roman" w:hAnsi="Times New Roman" w:eastAsia="微软雅黑" w:cs="Times New Roman"/>
+          <w:color w:val="000000"/>
+          <w:sz w:val="18"/>
+          <w:szCs w:val="18"/>
+        </w:rPr>
+        <w:t>vs</w:t>
+      </w:r>
+      <w:r>
+        <w:rPr>
+          <w:rFonts w:hint="eastAsia" w:ascii="Times New Roman" w:hAnsi="Times New Roman" w:eastAsia="微软雅黑" w:cs="Times New Roman"/>
+          <w:color w:val="000000"/>
+          <w:sz w:val="18"/>
+          <w:szCs w:val="18"/>
           <w:lang w:val="en-US" w:eastAsia="zh-CN"/>
         </w:rPr>
-        <w:t>和</w:t>
-      </w:r>
-      <w:r>
-        <w:rPr>
-          <w:rFonts w:hint="eastAsia" w:ascii="微软雅黑" w:hAnsi="微软雅黑" w:eastAsia="微软雅黑"/>
-          <w:sz w:val="18"/>
-          <w:highlight w:val="none"/>
-        </w:rPr>
-        <w:t>1</w:t>
-      </w:r>
-      <w:bookmarkStart w:id="3" w:name="_GoBack"/>
-      <w:bookmarkEnd w:id="3"/>
-      <w:r>
-        <w:rPr>
-          <w:rFonts w:hint="eastAsia" w:ascii="微软雅黑" w:hAnsi="微软雅黑" w:eastAsia="微软雅黑"/>
-          <w:sz w:val="18"/>
-          <w:highlight w:val="none"/>
-        </w:rPr>
-        <w:t>1.2个月</w:t>
-      </w:r>
-      <w:r>
-        <w:rPr>
-          <w:rFonts w:hint="eastAsia" w:ascii="微软雅黑" w:hAnsi="微软雅黑" w:eastAsia="微软雅黑"/>
-          <w:sz w:val="18"/>
-          <w:highlight w:val="none"/>
-          <w:lang w:eastAsia="zh-CN"/>
-        </w:rPr>
-        <w:t>。</w:t>
+        <w:t xml:space="preserve"> </w:t>
+      </w:r>
+      <w:r>
+        <w:rPr>
+          <w:rFonts w:hint="default" w:ascii="Times New Roman" w:hAnsi="Times New Roman" w:eastAsia="微软雅黑" w:cs="Times New Roman"/>
+          <w:color w:val="000000"/>
+          <w:sz w:val="18"/>
+          <w:szCs w:val="18"/>
+        </w:rPr>
+        <w:t>6.7个月（HR 0.48，P &lt; 0.001），为患者带来显著生存获益，打破了多年以来TNBC的治疗僵局</w:t>
+      </w:r>
+      <w:r>
+        <w:rPr>
+          <w:rFonts w:hint="default" w:ascii="Times New Roman" w:hAnsi="Times New Roman" w:eastAsia="微软雅黑" w:cs="Times New Roman"/>
+          <w:color w:val="000000"/>
+          <w:sz w:val="18"/>
+          <w:szCs w:val="18"/>
+          <w:vertAlign w:val="superscript"/>
+        </w:rPr>
+        <w:t>[4]</w:t>
+      </w:r>
+      <w:r>
+        <w:rPr>
+          <w:rFonts w:hint="default" w:ascii="Times New Roman" w:hAnsi="Times New Roman" w:eastAsia="微软雅黑" w:cs="Times New Roman"/>
+          <w:color w:val="000000"/>
+          <w:sz w:val="18"/>
+          <w:szCs w:val="18"/>
+        </w:rPr>
+        <w:t>。因此，戈沙妥珠单抗在包括我国在内的多个国家获批，开启了TNBC的ADC治疗时代。</w:t>
       </w:r>
     </w:p>
     <w:p>
@@ -4466,77 +5053,4318 @@
         <w:bidi w:val="0"/>
         <w:adjustRightInd w:val="0"/>
         <w:snapToGrid w:val="0"/>
-        <w:spacing w:line="360" w:lineRule="auto"/>
+        <w:spacing w:line="288" w:lineRule="auto"/>
         <w:ind w:left="0" w:leftChars="0" w:firstLine="360" w:firstLineChars="200"/>
         <w:textAlignment w:val="auto"/>
         <w:rPr>
-          <w:rFonts w:hint="eastAsia" w:ascii="微软雅黑" w:hAnsi="微软雅黑" w:eastAsia="微软雅黑"/>
-          <w:sz w:val="20"/>
-          <w:highlight w:val="none"/>
-          <w:lang w:eastAsia="zh-CN"/>
+          <w:rFonts w:hint="default" w:ascii="Times New Roman" w:hAnsi="Times New Roman" w:eastAsia="微软雅黑" w:cs="Times New Roman"/>
+          <w:color w:val="000000"/>
+          <w:sz w:val="18"/>
+          <w:szCs w:val="18"/>
         </w:rPr>
       </w:pPr>
       <w:r>
         <w:rPr>
-          <w:rFonts w:hint="eastAsia" w:ascii="微软雅黑" w:hAnsi="微软雅黑" w:eastAsia="微软雅黑"/>
-          <w:sz w:val="18"/>
-          <w:highlight w:val="none"/>
+          <w:rFonts w:hint="default" w:ascii="Times New Roman" w:hAnsi="Times New Roman" w:eastAsia="微软雅黑" w:cs="Times New Roman"/>
+          <w:color w:val="000000"/>
+          <w:sz w:val="18"/>
+          <w:szCs w:val="18"/>
+        </w:rPr>
+        <w:t>芦康沙妥珠单抗</w:t>
+      </w:r>
+      <w:r>
+        <w:rPr>
+          <w:rFonts w:hint="default" w:ascii="Times New Roman" w:hAnsi="Times New Roman" w:eastAsia="微软雅黑" w:cs="Times New Roman"/>
+          <w:color w:val="000000"/>
+          <w:sz w:val="18"/>
+          <w:szCs w:val="18"/>
           <w:lang w:val="en-US" w:eastAsia="zh-CN"/>
         </w:rPr>
-        <w:t>2024年首个国产</w:t>
-      </w:r>
-      <w:r>
-        <w:rPr>
-          <w:rFonts w:hint="eastAsia" w:ascii="微软雅黑" w:hAnsi="微软雅黑" w:eastAsia="微软雅黑"/>
-          <w:sz w:val="18"/>
-          <w:highlight w:val="none"/>
-        </w:rPr>
-        <w:t>Trop2</w:t>
-      </w:r>
-      <w:r>
-        <w:rPr>
-          <w:rFonts w:hint="eastAsia" w:ascii="微软雅黑" w:hAnsi="微软雅黑" w:eastAsia="微软雅黑"/>
-          <w:sz w:val="18"/>
-          <w:highlight w:val="none"/>
+        <w:t>是</w:t>
+      </w:r>
+      <w:r>
+        <w:rPr>
+          <w:rFonts w:hint="default" w:ascii="Times New Roman" w:hAnsi="Times New Roman" w:eastAsia="微软雅黑" w:cs="Times New Roman"/>
+          <w:color w:val="000000"/>
+          <w:sz w:val="18"/>
+          <w:szCs w:val="18"/>
+        </w:rPr>
+        <w:t>中国首个获批上市的国产创新TROP2 ADC</w:t>
+      </w:r>
+      <w:r>
+        <w:rPr>
+          <w:rFonts w:hint="default" w:ascii="Times New Roman" w:hAnsi="Times New Roman" w:eastAsia="微软雅黑" w:cs="Times New Roman"/>
+          <w:color w:val="000000"/>
+          <w:sz w:val="18"/>
+          <w:szCs w:val="18"/>
           <w:lang w:val="en-US" w:eastAsia="zh-CN"/>
         </w:rPr>
-        <w:t xml:space="preserve"> ADC佳泰莱（芦康沙妥珠单抗）获国家药品监督管理局（NMPA）批准于中国上市。佳泰莱（芦康沙妥珠单抗）</w:t>
-      </w:r>
-      <w:r>
-        <w:rPr>
-          <w:rFonts w:hint="eastAsia" w:ascii="微软雅黑" w:hAnsi="微软雅黑" w:eastAsia="微软雅黑"/>
-          <w:sz w:val="18"/>
-          <w:highlight w:val="none"/>
-        </w:rPr>
-        <w:t>获批</w:t>
-      </w:r>
-      <w:r>
-        <w:rPr>
-          <w:rFonts w:hint="eastAsia" w:ascii="微软雅黑" w:hAnsi="微软雅黑" w:eastAsia="微软雅黑"/>
-          <w:sz w:val="18"/>
-          <w:highlight w:val="none"/>
+        <w:t>，用于既往至少接受过2种系统治疗（其中至少1种治疗针对晚期或转移性阶段）的不可切除的局部晚期或转移性三阴性乳腺成人患者。本次获批是基于III期临床研究OptiTROP-Breast01的积极阳性结果。这是一项多中心、随机对照、开放标签的III期临床研究。</w:t>
+      </w:r>
+      <w:r>
+        <w:rPr>
+          <w:rFonts w:hint="default" w:ascii="Times New Roman" w:hAnsi="Times New Roman" w:eastAsia="微软雅黑" w:cs="Times New Roman"/>
+          <w:color w:val="000000"/>
+          <w:sz w:val="18"/>
+          <w:szCs w:val="18"/>
+        </w:rPr>
+        <w:t>研究结果确证，与化疗相比，芦康沙妥珠单抗在无进展生存期（PFS）和总生存期（OS）上均显示出具有显著统计学意义和临床意义的改善。芦康沙妥珠单抗组的中位无进展生存期（mPFS）为6.7个月（HR：0.32；95% CI：0.22-0.44；p</w:t>
+      </w:r>
+      <w:r>
+        <w:rPr>
+          <w:rFonts w:hint="default" w:ascii="Times New Roman" w:hAnsi="Times New Roman" w:eastAsia="微软雅黑" w:cs="Times New Roman"/>
+          <w:color w:val="000000"/>
+          <w:sz w:val="18"/>
+          <w:szCs w:val="18"/>
           <w:lang w:val="en-US" w:eastAsia="zh-CN"/>
         </w:rPr>
-        <w:t>用于</w:t>
-      </w:r>
-      <w:r>
-        <w:rPr>
-          <w:rFonts w:hint="eastAsia" w:ascii="微软雅黑" w:hAnsi="微软雅黑" w:eastAsia="微软雅黑"/>
-          <w:sz w:val="18"/>
-          <w:highlight w:val="none"/>
-        </w:rPr>
-        <w:t>既往至少接受过2种系统治疗的不可切除的局部晚期或转移性三阴性乳腺癌</w:t>
-      </w:r>
-      <w:r>
-        <w:rPr>
-          <w:rFonts w:hint="eastAsia" w:ascii="微软雅黑" w:hAnsi="微软雅黑" w:eastAsia="微软雅黑"/>
-          <w:sz w:val="18"/>
-          <w:highlight w:val="none"/>
-          <w:lang w:eastAsia="zh-CN"/>
-        </w:rPr>
-        <w:t>，该项批准是基于一项针对既往至少接受过2种系统治疗(其中至少1种治疗针对晚期或转移性阶段)的不可切除的局部晚期或转移性TNBC成人患者的随机、对照3期OptiTROP-Breast01研究的积极结果。与化疗相比，sac-TMT在无进展生存期（PFS）和总生存期（OS）方面均显示出具有显著统计学意义和临床意义的改善。</w:t>
+        <w:t xml:space="preserve"> </w:t>
+      </w:r>
+      <w:r>
+        <w:rPr>
+          <w:rFonts w:hint="default" w:ascii="Times New Roman" w:hAnsi="Times New Roman" w:eastAsia="微软雅黑" w:cs="Times New Roman"/>
+          <w:color w:val="000000"/>
+          <w:sz w:val="18"/>
+          <w:szCs w:val="18"/>
+        </w:rPr>
+        <w:t>&lt;</w:t>
+      </w:r>
+      <w:r>
+        <w:rPr>
+          <w:rFonts w:hint="default" w:ascii="Times New Roman" w:hAnsi="Times New Roman" w:eastAsia="微软雅黑" w:cs="Times New Roman"/>
+          <w:color w:val="000000"/>
+          <w:sz w:val="18"/>
+          <w:szCs w:val="18"/>
+          <w:lang w:val="en-US" w:eastAsia="zh-CN"/>
+        </w:rPr>
+        <w:t xml:space="preserve"> </w:t>
+      </w:r>
+      <w:r>
+        <w:rPr>
+          <w:rFonts w:hint="default" w:ascii="Times New Roman" w:hAnsi="Times New Roman" w:eastAsia="微软雅黑" w:cs="Times New Roman"/>
+          <w:color w:val="000000"/>
+          <w:sz w:val="18"/>
+          <w:szCs w:val="18"/>
+        </w:rPr>
+        <w:t>0.00001)，与化疗相比，疾病进展或死亡风险显著降低68%；中位总生存期（mOS）尚未达到，死亡风险显著降低47%（HR：0.53；95% CI: 0.36</w:t>
+      </w:r>
+      <w:bookmarkStart w:id="3" w:name="_GoBack"/>
+      <w:bookmarkEnd w:id="3"/>
+      <w:r>
+        <w:rPr>
+          <w:rFonts w:hint="default" w:ascii="Times New Roman" w:hAnsi="Times New Roman" w:eastAsia="微软雅黑" w:cs="Times New Roman"/>
+          <w:color w:val="000000"/>
+          <w:sz w:val="18"/>
+          <w:szCs w:val="18"/>
+        </w:rPr>
+        <w:t>-0.78；P = 0.0005）；客观缓解率（ORR）为45.4%，mDOR为7.1月</w:t>
+      </w:r>
+      <w:r>
+        <w:rPr>
+          <w:rFonts w:hint="default" w:ascii="Times New Roman" w:hAnsi="Times New Roman" w:eastAsia="微软雅黑" w:cs="Times New Roman"/>
+          <w:color w:val="000000"/>
+          <w:sz w:val="18"/>
+          <w:szCs w:val="18"/>
+          <w:vertAlign w:val="superscript"/>
+        </w:rPr>
+        <w:t>[</w:t>
+      </w:r>
+      <w:r>
+        <w:rPr>
+          <w:rFonts w:hint="default" w:ascii="Times New Roman" w:hAnsi="Times New Roman" w:eastAsia="微软雅黑" w:cs="Times New Roman"/>
+          <w:color w:val="000000"/>
+          <w:sz w:val="18"/>
+          <w:szCs w:val="18"/>
+          <w:vertAlign w:val="superscript"/>
+          <w:lang w:val="en-US" w:eastAsia="zh-CN"/>
+        </w:rPr>
+        <w:t>5</w:t>
+      </w:r>
+      <w:r>
+        <w:rPr>
+          <w:rFonts w:hint="default" w:ascii="Times New Roman" w:hAnsi="Times New Roman" w:eastAsia="微软雅黑" w:cs="Times New Roman"/>
+          <w:color w:val="000000"/>
+          <w:sz w:val="18"/>
+          <w:szCs w:val="18"/>
+          <w:vertAlign w:val="superscript"/>
+        </w:rPr>
+        <w:t>]</w:t>
+      </w:r>
+      <w:r>
+        <w:rPr>
+          <w:rFonts w:hint="default" w:ascii="Times New Roman" w:hAnsi="Times New Roman" w:eastAsia="微软雅黑" w:cs="Times New Roman"/>
+          <w:color w:val="000000"/>
+          <w:sz w:val="18"/>
+          <w:szCs w:val="18"/>
+        </w:rPr>
+        <w:t>。</w:t>
       </w:r>
     </w:p>
+    <w:tbl>
+      <w:tblPr>
+        <w:tblStyle w:val="18"/>
+        <w:tblW w:w="4999" w:type="pct"/>
+        <w:jc w:val="center"/>
+        <w:tblBorders>
+          <w:top w:val="single" w:color="CCECFF" w:sz="4" w:space="0"/>
+          <w:left w:val="single" w:color="CCECFF" w:sz="4" w:space="0"/>
+          <w:bottom w:val="single" w:color="CCECFF" w:sz="4" w:space="0"/>
+          <w:right w:val="single" w:color="CCECFF" w:sz="4" w:space="0"/>
+          <w:insideH w:val="single" w:color="CCECFF" w:sz="4" w:space="0"/>
+          <w:insideV w:val="single" w:color="CCECFF" w:sz="4" w:space="0"/>
+        </w:tblBorders>
+        <w:tblLayout w:type="autofit"/>
+        <w:tblCellMar>
+          <w:top w:w="0" w:type="dxa"/>
+          <w:left w:w="108" w:type="dxa"/>
+          <w:bottom w:w="0" w:type="dxa"/>
+          <w:right w:w="108" w:type="dxa"/>
+        </w:tblCellMar>
+      </w:tblPr>
+      <w:tblGrid>
+        <w:gridCol w:w="2606"/>
+        <w:gridCol w:w="2954"/>
+        <w:gridCol w:w="2332"/>
+        <w:gridCol w:w="2332"/>
+      </w:tblGrid>
+      <w:tr>
+        <w:tblPrEx>
+          <w:tblBorders>
+            <w:top w:val="single" w:color="CCECFF" w:sz="4" w:space="0"/>
+            <w:left w:val="single" w:color="CCECFF" w:sz="4" w:space="0"/>
+            <w:bottom w:val="single" w:color="CCECFF" w:sz="4" w:space="0"/>
+            <w:right w:val="single" w:color="CCECFF" w:sz="4" w:space="0"/>
+            <w:insideH w:val="single" w:color="CCECFF" w:sz="4" w:space="0"/>
+            <w:insideV w:val="single" w:color="CCECFF" w:sz="4" w:space="0"/>
+          </w:tblBorders>
+          <w:tblCellMar>
+            <w:top w:w="0" w:type="dxa"/>
+            <w:left w:w="108" w:type="dxa"/>
+            <w:bottom w:w="0" w:type="dxa"/>
+            <w:right w:w="108" w:type="dxa"/>
+          </w:tblCellMar>
+        </w:tblPrEx>
+        <w:trPr>
+          <w:trHeight w:val="567" w:hRule="atLeast"/>
+          <w:jc w:val="center"/>
+        </w:trPr>
+        <w:tc>
+          <w:tcPr>
+            <w:tcW w:w="1274" w:type="pct"/>
+            <w:tcBorders>
+              <w:top w:val="single" w:color="62B541" w:sz="4" w:space="0"/>
+              <w:left w:val="single" w:color="62B541" w:sz="4" w:space="0"/>
+              <w:bottom w:val="single" w:color="62B541" w:sz="4" w:space="0"/>
+              <w:right w:val="single" w:color="62B541" w:sz="4" w:space="0"/>
+              <w:tl2br w:val="nil"/>
+              <w:tr2bl w:val="nil"/>
+            </w:tcBorders>
+            <w:shd w:val="clear" w:color="auto" w:fill="62B541"/>
+            <w:vAlign w:val="center"/>
+          </w:tcPr>
+          <w:p>
+            <w:pPr>
+              <w:tabs>
+                <w:tab w:val="left" w:pos="9240"/>
+                <w:tab w:val="left" w:pos="9660"/>
+              </w:tabs>
+              <w:snapToGrid w:val="0"/>
+              <w:spacing w:line="240" w:lineRule="auto"/>
+              <w:ind w:right="130"/>
+              <w:jc w:val="center"/>
+              <w:rPr>
+                <w:rFonts w:hint="default" w:ascii="Times New Roman" w:hAnsi="Times New Roman" w:eastAsia="微软雅黑" w:cs="Times New Roman"/>
+                <w:b/>
+                <w:bCs/>
+                <w:color w:val="FFFFFF" w:themeColor="background1"/>
+                <w:sz w:val="21"/>
+                <w:szCs w:val="21"/>
+                <w:vertAlign w:val="baseline"/>
+                <w:lang w:val="en-US" w:eastAsia="zh-CN"/>
+                <w14:textFill>
+                  <w14:solidFill>
+                    <w14:schemeClr w14:val="bg1"/>
+                  </w14:solidFill>
+                </w14:textFill>
+              </w:rPr>
+            </w:pPr>
+            <w:r>
+              <w:rPr>
+                <w:rFonts w:hint="default" w:ascii="Times New Roman" w:hAnsi="Times New Roman" w:eastAsia="微软雅黑" w:cs="Times New Roman"/>
+                <w:b/>
+                <w:bCs/>
+                <w:color w:val="FFFFFF" w:themeColor="background1"/>
+                <w:sz w:val="21"/>
+                <w:szCs w:val="21"/>
+                <w:vertAlign w:val="baseline"/>
+                <w:lang w:val="en-US" w:eastAsia="zh-CN"/>
+                <w14:textFill>
+                  <w14:solidFill>
+                    <w14:schemeClr w14:val="bg1"/>
+                  </w14:solidFill>
+                </w14:textFill>
+              </w:rPr>
+              <w:t>药物名称</w:t>
+            </w:r>
+          </w:p>
+        </w:tc>
+        <w:tc>
+          <w:tcPr>
+            <w:tcW w:w="1444" w:type="pct"/>
+            <w:tcBorders>
+              <w:top w:val="single" w:color="62B541" w:sz="4" w:space="0"/>
+              <w:left w:val="single" w:color="62B541" w:sz="4" w:space="0"/>
+              <w:bottom w:val="single" w:color="62B541" w:sz="4" w:space="0"/>
+              <w:right w:val="single" w:color="62B541" w:sz="4" w:space="0"/>
+              <w:tl2br w:val="nil"/>
+              <w:tr2bl w:val="nil"/>
+            </w:tcBorders>
+            <w:shd w:val="clear" w:color="auto" w:fill="62B541"/>
+            <w:vAlign w:val="center"/>
+          </w:tcPr>
+          <w:p>
+            <w:pPr>
+              <w:tabs>
+                <w:tab w:val="left" w:pos="9240"/>
+                <w:tab w:val="left" w:pos="9660"/>
+              </w:tabs>
+              <w:snapToGrid w:val="0"/>
+              <w:spacing w:line="240" w:lineRule="auto"/>
+              <w:ind w:right="130"/>
+              <w:jc w:val="center"/>
+              <w:rPr>
+                <w:rFonts w:hint="default" w:ascii="Times New Roman" w:hAnsi="Times New Roman" w:eastAsia="微软雅黑" w:cs="Times New Roman"/>
+                <w:b/>
+                <w:bCs/>
+                <w:color w:val="FFFFFF" w:themeColor="background1"/>
+                <w:sz w:val="21"/>
+                <w:szCs w:val="21"/>
+                <w:vertAlign w:val="baseline"/>
+                <w:lang w:val="en-US" w:eastAsia="zh-CN"/>
+                <w14:textFill>
+                  <w14:solidFill>
+                    <w14:schemeClr w14:val="bg1"/>
+                  </w14:solidFill>
+                </w14:textFill>
+              </w:rPr>
+            </w:pPr>
+            <w:r>
+              <w:rPr>
+                <w:rFonts w:hint="default" w:ascii="Times New Roman" w:hAnsi="Times New Roman" w:eastAsia="微软雅黑" w:cs="Times New Roman"/>
+                <w:b/>
+                <w:bCs/>
+                <w:color w:val="FFFFFF" w:themeColor="background1"/>
+                <w:sz w:val="21"/>
+                <w:szCs w:val="21"/>
+                <w:vertAlign w:val="baseline"/>
+                <w:lang w:val="en-US" w:eastAsia="zh-CN"/>
+                <w14:textFill>
+                  <w14:solidFill>
+                    <w14:schemeClr w14:val="bg1"/>
+                  </w14:solidFill>
+                </w14:textFill>
+              </w:rPr>
+              <w:t>适应症</w:t>
+            </w:r>
+          </w:p>
+        </w:tc>
+        <w:tc>
+          <w:tcPr>
+            <w:tcW w:w="1140" w:type="pct"/>
+            <w:tcBorders>
+              <w:top w:val="single" w:color="62B541" w:sz="4" w:space="0"/>
+              <w:left w:val="single" w:color="62B541" w:sz="4" w:space="0"/>
+              <w:bottom w:val="single" w:color="62B541" w:sz="4" w:space="0"/>
+              <w:right w:val="single" w:color="62B541" w:sz="4" w:space="0"/>
+              <w:tl2br w:val="nil"/>
+              <w:tr2bl w:val="nil"/>
+            </w:tcBorders>
+            <w:shd w:val="clear" w:color="auto" w:fill="62B541"/>
+            <w:vAlign w:val="center"/>
+          </w:tcPr>
+          <w:p>
+            <w:pPr>
+              <w:tabs>
+                <w:tab w:val="left" w:pos="9240"/>
+                <w:tab w:val="left" w:pos="9660"/>
+              </w:tabs>
+              <w:snapToGrid w:val="0"/>
+              <w:spacing w:line="240" w:lineRule="auto"/>
+              <w:ind w:right="130"/>
+              <w:jc w:val="center"/>
+              <w:rPr>
+                <w:rFonts w:hint="default" w:ascii="Times New Roman" w:hAnsi="Times New Roman" w:eastAsia="微软雅黑" w:cs="Times New Roman"/>
+                <w:b/>
+                <w:bCs/>
+                <w:color w:val="FFFFFF" w:themeColor="background1"/>
+                <w:sz w:val="21"/>
+                <w:szCs w:val="21"/>
+                <w:vertAlign w:val="baseline"/>
+                <w:lang w:val="en-US" w:eastAsia="zh-CN"/>
+                <w14:textFill>
+                  <w14:solidFill>
+                    <w14:schemeClr w14:val="bg1"/>
+                  </w14:solidFill>
+                </w14:textFill>
+              </w:rPr>
+            </w:pPr>
+            <w:r>
+              <w:rPr>
+                <w:rFonts w:hint="default" w:ascii="Times New Roman" w:hAnsi="Times New Roman" w:eastAsia="微软雅黑" w:cs="Times New Roman"/>
+                <w:b/>
+                <w:bCs/>
+                <w:color w:val="FFFFFF" w:themeColor="background1"/>
+                <w:sz w:val="21"/>
+                <w:szCs w:val="21"/>
+                <w:vertAlign w:val="baseline"/>
+                <w:lang w:val="en-US" w:eastAsia="zh-CN"/>
+                <w14:textFill>
+                  <w14:solidFill>
+                    <w14:schemeClr w14:val="bg1"/>
+                  </w14:solidFill>
+                </w14:textFill>
+              </w:rPr>
+              <w:t>厂家</w:t>
+            </w:r>
+          </w:p>
+        </w:tc>
+        <w:tc>
+          <w:tcPr>
+            <w:tcW w:w="1140" w:type="pct"/>
+            <w:tcBorders>
+              <w:top w:val="single" w:color="62B541" w:sz="4" w:space="0"/>
+              <w:left w:val="single" w:color="62B541" w:sz="4" w:space="0"/>
+              <w:bottom w:val="single" w:color="62B541" w:sz="4" w:space="0"/>
+              <w:right w:val="single" w:color="62B541" w:sz="4" w:space="0"/>
+              <w:tl2br w:val="nil"/>
+              <w:tr2bl w:val="nil"/>
+            </w:tcBorders>
+            <w:shd w:val="clear" w:color="auto" w:fill="62B541"/>
+            <w:vAlign w:val="center"/>
+          </w:tcPr>
+          <w:p>
+            <w:pPr>
+              <w:tabs>
+                <w:tab w:val="left" w:pos="9240"/>
+                <w:tab w:val="left" w:pos="9660"/>
+              </w:tabs>
+              <w:snapToGrid w:val="0"/>
+              <w:spacing w:line="240" w:lineRule="auto"/>
+              <w:ind w:right="130"/>
+              <w:jc w:val="center"/>
+              <w:rPr>
+                <w:rFonts w:hint="default" w:ascii="Times New Roman" w:hAnsi="Times New Roman" w:eastAsia="微软雅黑" w:cs="Times New Roman"/>
+                <w:b/>
+                <w:bCs/>
+                <w:color w:val="FFFFFF" w:themeColor="background1"/>
+                <w:sz w:val="21"/>
+                <w:szCs w:val="21"/>
+                <w:vertAlign w:val="baseline"/>
+                <w:lang w:val="en-US" w:eastAsia="zh-CN"/>
+                <w14:textFill>
+                  <w14:solidFill>
+                    <w14:schemeClr w14:val="bg1"/>
+                  </w14:solidFill>
+                </w14:textFill>
+              </w:rPr>
+            </w:pPr>
+            <w:r>
+              <w:rPr>
+                <w:rFonts w:hint="default" w:ascii="Times New Roman" w:hAnsi="Times New Roman" w:eastAsia="微软雅黑" w:cs="Times New Roman"/>
+                <w:b/>
+                <w:bCs/>
+                <w:color w:val="FFFFFF" w:themeColor="background1"/>
+                <w:sz w:val="21"/>
+                <w:szCs w:val="21"/>
+                <w:vertAlign w:val="baseline"/>
+                <w:lang w:val="en-US" w:eastAsia="zh-CN"/>
+                <w14:textFill>
+                  <w14:solidFill>
+                    <w14:schemeClr w14:val="bg1"/>
+                  </w14:solidFill>
+                </w14:textFill>
+              </w:rPr>
+              <w:t>获批机构</w:t>
+            </w:r>
+          </w:p>
+        </w:tc>
+      </w:tr>
+      <w:tr>
+        <w:tblPrEx>
+          <w:tblBorders>
+            <w:top w:val="single" w:color="CCECFF" w:sz="4" w:space="0"/>
+            <w:left w:val="single" w:color="CCECFF" w:sz="4" w:space="0"/>
+            <w:bottom w:val="single" w:color="CCECFF" w:sz="4" w:space="0"/>
+            <w:right w:val="single" w:color="CCECFF" w:sz="4" w:space="0"/>
+            <w:insideH w:val="single" w:color="CCECFF" w:sz="4" w:space="0"/>
+            <w:insideV w:val="single" w:color="CCECFF" w:sz="4" w:space="0"/>
+          </w:tblBorders>
+          <w:tblCellMar>
+            <w:top w:w="0" w:type="dxa"/>
+            <w:left w:w="108" w:type="dxa"/>
+            <w:bottom w:w="0" w:type="dxa"/>
+            <w:right w:w="108" w:type="dxa"/>
+          </w:tblCellMar>
+        </w:tblPrEx>
+        <w:trPr>
+          <w:trHeight w:val="397" w:hRule="atLeast"/>
+          <w:jc w:val="center"/>
+        </w:trPr>
+        <w:tc>
+          <w:tcPr>
+            <w:tcW w:w="1274" w:type="pct"/>
+            <w:tcBorders>
+              <w:top w:val="single" w:color="62B541" w:sz="4" w:space="0"/>
+              <w:left w:val="single" w:color="62B541" w:sz="4" w:space="0"/>
+              <w:bottom w:val="single" w:color="62B541" w:sz="4" w:space="0"/>
+              <w:right w:val="single" w:color="62B541" w:sz="4" w:space="0"/>
+              <w:tl2br w:val="nil"/>
+              <w:tr2bl w:val="nil"/>
+            </w:tcBorders>
+            <w:vAlign w:val="center"/>
+          </w:tcPr>
+          <w:p>
+            <w:pPr>
+              <w:tabs>
+                <w:tab w:val="left" w:pos="9240"/>
+                <w:tab w:val="left" w:pos="9660"/>
+              </w:tabs>
+              <w:snapToGrid w:val="0"/>
+              <w:spacing w:line="240" w:lineRule="auto"/>
+              <w:ind w:right="130"/>
+              <w:jc w:val="center"/>
+              <w:rPr>
+                <w:rFonts w:hint="default" w:ascii="Times New Roman" w:hAnsi="Times New Roman" w:eastAsia="微软雅黑" w:cs="Times New Roman"/>
+                <w:color w:val="000000"/>
+                <w:sz w:val="18"/>
+                <w:szCs w:val="18"/>
+                <w:vertAlign w:val="baseline"/>
+              </w:rPr>
+            </w:pPr>
+            <w:r>
+              <w:rPr>
+                <w:rFonts w:hint="default" w:ascii="Times New Roman" w:hAnsi="Times New Roman" w:eastAsia="微软雅黑" w:cs="Times New Roman"/>
+                <w:color w:val="000000"/>
+                <w:sz w:val="18"/>
+                <w:szCs w:val="18"/>
+                <w:vertAlign w:val="baseline"/>
+              </w:rPr>
+              <w:t>戈沙妥</w:t>
+            </w:r>
+            <w:r>
+              <w:rPr>
+                <w:rFonts w:hint="default" w:ascii="Times New Roman" w:hAnsi="Times New Roman" w:eastAsia="微软雅黑" w:cs="Times New Roman"/>
+                <w:color w:val="000000"/>
+                <w:sz w:val="18"/>
+                <w:szCs w:val="18"/>
+              </w:rPr>
+              <w:t>珠</w:t>
+            </w:r>
+            <w:r>
+              <w:rPr>
+                <w:rFonts w:hint="default" w:ascii="Times New Roman" w:hAnsi="Times New Roman" w:eastAsia="微软雅黑" w:cs="Times New Roman"/>
+                <w:color w:val="000000"/>
+                <w:sz w:val="18"/>
+                <w:szCs w:val="18"/>
+                <w:vertAlign w:val="baseline"/>
+              </w:rPr>
+              <w:t>单抗</w:t>
+            </w:r>
+          </w:p>
+        </w:tc>
+        <w:tc>
+          <w:tcPr>
+            <w:tcW w:w="1444" w:type="pct"/>
+            <w:tcBorders>
+              <w:top w:val="single" w:color="62B541" w:sz="4" w:space="0"/>
+              <w:left w:val="single" w:color="62B541" w:sz="4" w:space="0"/>
+              <w:bottom w:val="single" w:color="62B541" w:sz="4" w:space="0"/>
+              <w:right w:val="single" w:color="62B541" w:sz="4" w:space="0"/>
+              <w:tl2br w:val="nil"/>
+              <w:tr2bl w:val="nil"/>
+            </w:tcBorders>
+            <w:vAlign w:val="center"/>
+          </w:tcPr>
+          <w:p>
+            <w:pPr>
+              <w:tabs>
+                <w:tab w:val="left" w:pos="9240"/>
+                <w:tab w:val="left" w:pos="9660"/>
+              </w:tabs>
+              <w:snapToGrid w:val="0"/>
+              <w:spacing w:line="240" w:lineRule="auto"/>
+              <w:ind w:right="130"/>
+              <w:jc w:val="center"/>
+              <w:rPr>
+                <w:rFonts w:hint="default" w:ascii="Times New Roman" w:hAnsi="Times New Roman" w:eastAsia="微软雅黑" w:cs="Times New Roman"/>
+                <w:i w:val="0"/>
+                <w:iCs w:val="0"/>
+                <w:caps w:val="0"/>
+                <w:color w:val="000000"/>
+                <w:spacing w:val="0"/>
+                <w:sz w:val="18"/>
+                <w:szCs w:val="18"/>
+                <w:shd w:val="clear"/>
+                <w:lang w:eastAsia="zh-CN"/>
+              </w:rPr>
+            </w:pPr>
+            <w:r>
+              <w:rPr>
+                <w:rFonts w:hint="default" w:ascii="Times New Roman" w:hAnsi="Times New Roman" w:eastAsia="微软雅黑" w:cs="Times New Roman"/>
+                <w:i w:val="0"/>
+                <w:iCs w:val="0"/>
+                <w:caps w:val="0"/>
+                <w:color w:val="000000"/>
+                <w:spacing w:val="0"/>
+                <w:sz w:val="18"/>
+                <w:szCs w:val="18"/>
+                <w:shd w:val="clear"/>
+              </w:rPr>
+              <w:t>三阴性乳腺癌</w:t>
+            </w:r>
+          </w:p>
+          <w:p>
+            <w:pPr>
+              <w:tabs>
+                <w:tab w:val="left" w:pos="9240"/>
+                <w:tab w:val="left" w:pos="9660"/>
+              </w:tabs>
+              <w:snapToGrid w:val="0"/>
+              <w:spacing w:line="240" w:lineRule="auto"/>
+              <w:ind w:right="130"/>
+              <w:jc w:val="center"/>
+              <w:rPr>
+                <w:rFonts w:hint="default" w:ascii="Times New Roman" w:hAnsi="Times New Roman" w:eastAsia="微软雅黑" w:cs="Times New Roman"/>
+                <w:color w:val="000000"/>
+                <w:sz w:val="18"/>
+                <w:szCs w:val="18"/>
+                <w:vertAlign w:val="baseline"/>
+                <w:lang w:val="en-US" w:eastAsia="zh-CN"/>
+              </w:rPr>
+            </w:pPr>
+            <w:r>
+              <w:rPr>
+                <w:rFonts w:hint="default" w:ascii="Times New Roman" w:hAnsi="Times New Roman" w:eastAsia="微软雅黑" w:cs="Times New Roman"/>
+                <w:i w:val="0"/>
+                <w:iCs w:val="0"/>
+                <w:caps w:val="0"/>
+                <w:color w:val="000000"/>
+                <w:spacing w:val="0"/>
+                <w:sz w:val="18"/>
+                <w:szCs w:val="18"/>
+                <w:shd w:val="clear"/>
+              </w:rPr>
+              <w:t>HER2受体阴性乳腺癌</w:t>
+            </w:r>
+          </w:p>
+        </w:tc>
+        <w:tc>
+          <w:tcPr>
+            <w:tcW w:w="1140" w:type="pct"/>
+            <w:tcBorders>
+              <w:top w:val="single" w:color="62B541" w:sz="4" w:space="0"/>
+              <w:left w:val="single" w:color="62B541" w:sz="4" w:space="0"/>
+              <w:bottom w:val="single" w:color="62B541" w:sz="4" w:space="0"/>
+              <w:right w:val="single" w:color="62B541" w:sz="4" w:space="0"/>
+              <w:tl2br w:val="nil"/>
+              <w:tr2bl w:val="nil"/>
+            </w:tcBorders>
+            <w:vAlign w:val="center"/>
+          </w:tcPr>
+          <w:p>
+            <w:pPr>
+              <w:widowControl/>
+              <w:tabs>
+                <w:tab w:val="left" w:pos="9240"/>
+                <w:tab w:val="left" w:pos="9660"/>
+              </w:tabs>
+              <w:snapToGrid w:val="0"/>
+              <w:spacing w:line="240" w:lineRule="auto"/>
+              <w:ind w:right="130"/>
+              <w:jc w:val="center"/>
+              <w:rPr>
+                <w:rFonts w:hint="default" w:ascii="Times New Roman" w:hAnsi="Times New Roman" w:eastAsia="微软雅黑" w:cs="Times New Roman"/>
+                <w:color w:val="000000"/>
+                <w:sz w:val="18"/>
+                <w:szCs w:val="18"/>
+                <w:vertAlign w:val="baseline"/>
+                <w:lang w:val="en-US" w:eastAsia="zh-CN"/>
+              </w:rPr>
+            </w:pPr>
+            <w:r>
+              <w:rPr>
+                <w:rFonts w:hint="default" w:ascii="Times New Roman" w:hAnsi="Times New Roman" w:eastAsia="微软雅黑" w:cs="Times New Roman"/>
+                <w:color w:val="000000"/>
+                <w:kern w:val="2"/>
+                <w:sz w:val="18"/>
+                <w:szCs w:val="18"/>
+                <w:lang w:val="en-US" w:eastAsia="zh-CN" w:bidi="ar"/>
+              </w:rPr>
+              <w:t>吉利德</w:t>
+            </w:r>
+          </w:p>
+        </w:tc>
+        <w:tc>
+          <w:tcPr>
+            <w:tcW w:w="1140" w:type="pct"/>
+            <w:tcBorders>
+              <w:top w:val="single" w:color="62B541" w:sz="4" w:space="0"/>
+              <w:left w:val="single" w:color="62B541" w:sz="4" w:space="0"/>
+              <w:bottom w:val="single" w:color="62B541" w:sz="4" w:space="0"/>
+              <w:right w:val="single" w:color="62B541" w:sz="4" w:space="0"/>
+              <w:tl2br w:val="nil"/>
+              <w:tr2bl w:val="nil"/>
+            </w:tcBorders>
+            <w:vAlign w:val="center"/>
+          </w:tcPr>
+          <w:p>
+            <w:pPr>
+              <w:tabs>
+                <w:tab w:val="left" w:pos="9240"/>
+                <w:tab w:val="left" w:pos="9660"/>
+              </w:tabs>
+              <w:snapToGrid w:val="0"/>
+              <w:spacing w:line="240" w:lineRule="auto"/>
+              <w:ind w:right="130"/>
+              <w:jc w:val="center"/>
+              <w:rPr>
+                <w:rFonts w:hint="default" w:ascii="Times New Roman" w:hAnsi="Times New Roman" w:eastAsia="微软雅黑" w:cs="Times New Roman"/>
+                <w:color w:val="000000"/>
+                <w:sz w:val="18"/>
+                <w:szCs w:val="18"/>
+                <w:vertAlign w:val="baseline"/>
+              </w:rPr>
+            </w:pPr>
+            <w:r>
+              <w:rPr>
+                <w:rFonts w:hint="default" w:ascii="Times New Roman" w:hAnsi="Times New Roman" w:eastAsia="微软雅黑" w:cs="Times New Roman"/>
+                <w:color w:val="000000"/>
+                <w:sz w:val="18"/>
+                <w:szCs w:val="18"/>
+                <w:vertAlign w:val="baseline"/>
+              </w:rPr>
+              <w:t>NMPA</w:t>
+            </w:r>
+            <w:r>
+              <w:rPr>
+                <w:rFonts w:hint="default" w:ascii="Times New Roman" w:hAnsi="Times New Roman" w:eastAsia="微软雅黑" w:cs="Times New Roman"/>
+                <w:color w:val="000000"/>
+                <w:sz w:val="18"/>
+                <w:szCs w:val="18"/>
+                <w:vertAlign w:val="baseline"/>
+                <w:lang w:val="en-US" w:eastAsia="zh-CN"/>
+              </w:rPr>
+              <w:t>/</w:t>
+            </w:r>
+            <w:r>
+              <w:rPr>
+                <w:rFonts w:hint="default" w:ascii="Times New Roman" w:hAnsi="Times New Roman" w:eastAsia="微软雅黑" w:cs="Times New Roman"/>
+                <w:color w:val="000000"/>
+                <w:sz w:val="18"/>
+                <w:szCs w:val="18"/>
+                <w:vertAlign w:val="baseline"/>
+              </w:rPr>
+              <w:t>FDA</w:t>
+            </w:r>
+          </w:p>
+        </w:tc>
+      </w:tr>
+      <w:tr>
+        <w:tblPrEx>
+          <w:tblBorders>
+            <w:top w:val="single" w:color="CCECFF" w:sz="4" w:space="0"/>
+            <w:left w:val="single" w:color="CCECFF" w:sz="4" w:space="0"/>
+            <w:bottom w:val="single" w:color="CCECFF" w:sz="4" w:space="0"/>
+            <w:right w:val="single" w:color="CCECFF" w:sz="4" w:space="0"/>
+            <w:insideH w:val="single" w:color="CCECFF" w:sz="4" w:space="0"/>
+            <w:insideV w:val="single" w:color="CCECFF" w:sz="4" w:space="0"/>
+          </w:tblBorders>
+          <w:tblCellMar>
+            <w:top w:w="0" w:type="dxa"/>
+            <w:left w:w="108" w:type="dxa"/>
+            <w:bottom w:w="0" w:type="dxa"/>
+            <w:right w:w="108" w:type="dxa"/>
+          </w:tblCellMar>
+        </w:tblPrEx>
+        <w:trPr>
+          <w:trHeight w:val="567" w:hRule="atLeast"/>
+          <w:jc w:val="center"/>
+        </w:trPr>
+        <w:tc>
+          <w:tcPr>
+            <w:tcW w:w="1274" w:type="pct"/>
+            <w:tcBorders>
+              <w:top w:val="single" w:color="62B541" w:sz="4" w:space="0"/>
+              <w:left w:val="single" w:color="62B541" w:sz="4" w:space="0"/>
+              <w:bottom w:val="single" w:color="62B541" w:sz="4" w:space="0"/>
+              <w:right w:val="single" w:color="62B541" w:sz="4" w:space="0"/>
+              <w:tl2br w:val="nil"/>
+              <w:tr2bl w:val="nil"/>
+            </w:tcBorders>
+            <w:vAlign w:val="center"/>
+          </w:tcPr>
+          <w:p>
+            <w:pPr>
+              <w:tabs>
+                <w:tab w:val="left" w:pos="9240"/>
+                <w:tab w:val="left" w:pos="9660"/>
+              </w:tabs>
+              <w:snapToGrid w:val="0"/>
+              <w:spacing w:line="240" w:lineRule="auto"/>
+              <w:ind w:right="130"/>
+              <w:jc w:val="center"/>
+              <w:rPr>
+                <w:rFonts w:hint="default" w:ascii="Times New Roman" w:hAnsi="Times New Roman" w:eastAsia="微软雅黑" w:cs="Times New Roman"/>
+                <w:color w:val="000000"/>
+                <w:sz w:val="18"/>
+                <w:szCs w:val="18"/>
+                <w:vertAlign w:val="baseline"/>
+              </w:rPr>
+            </w:pPr>
+            <w:r>
+              <w:rPr>
+                <w:rFonts w:hint="default" w:ascii="Times New Roman" w:hAnsi="Times New Roman" w:eastAsia="微软雅黑" w:cs="Times New Roman"/>
+                <w:color w:val="000000"/>
+                <w:sz w:val="18"/>
+                <w:szCs w:val="18"/>
+                <w:vertAlign w:val="baseline"/>
+              </w:rPr>
+              <w:t>芦康沙妥珠单抗</w:t>
+            </w:r>
+          </w:p>
+        </w:tc>
+        <w:tc>
+          <w:tcPr>
+            <w:tcW w:w="1444" w:type="pct"/>
+            <w:tcBorders>
+              <w:top w:val="single" w:color="62B541" w:sz="4" w:space="0"/>
+              <w:left w:val="single" w:color="62B541" w:sz="4" w:space="0"/>
+              <w:bottom w:val="single" w:color="62B541" w:sz="4" w:space="0"/>
+              <w:right w:val="single" w:color="62B541" w:sz="4" w:space="0"/>
+              <w:tl2br w:val="nil"/>
+              <w:tr2bl w:val="nil"/>
+            </w:tcBorders>
+            <w:vAlign w:val="center"/>
+          </w:tcPr>
+          <w:p>
+            <w:pPr>
+              <w:tabs>
+                <w:tab w:val="left" w:pos="9240"/>
+                <w:tab w:val="left" w:pos="9660"/>
+              </w:tabs>
+              <w:snapToGrid w:val="0"/>
+              <w:spacing w:line="240" w:lineRule="auto"/>
+              <w:ind w:right="130"/>
+              <w:jc w:val="center"/>
+              <w:rPr>
+                <w:rFonts w:hint="default" w:ascii="Times New Roman" w:hAnsi="Times New Roman" w:eastAsia="微软雅黑" w:cs="Times New Roman"/>
+                <w:color w:val="000000"/>
+                <w:sz w:val="18"/>
+                <w:szCs w:val="18"/>
+                <w:vertAlign w:val="baseline"/>
+              </w:rPr>
+            </w:pPr>
+            <w:r>
+              <w:rPr>
+                <w:rFonts w:hint="default" w:ascii="Times New Roman" w:hAnsi="Times New Roman" w:eastAsia="微软雅黑" w:cs="Times New Roman"/>
+                <w:color w:val="000000"/>
+                <w:sz w:val="18"/>
+                <w:szCs w:val="18"/>
+                <w:vertAlign w:val="baseline"/>
+                <w:lang w:val="en-US" w:eastAsia="zh-CN"/>
+              </w:rPr>
+              <w:t>三阴性乳腺癌</w:t>
+            </w:r>
+          </w:p>
+        </w:tc>
+        <w:tc>
+          <w:tcPr>
+            <w:tcW w:w="1140" w:type="pct"/>
+            <w:tcBorders>
+              <w:top w:val="single" w:color="62B541" w:sz="4" w:space="0"/>
+              <w:left w:val="single" w:color="62B541" w:sz="4" w:space="0"/>
+              <w:bottom w:val="single" w:color="62B541" w:sz="4" w:space="0"/>
+              <w:right w:val="single" w:color="62B541" w:sz="4" w:space="0"/>
+              <w:tl2br w:val="nil"/>
+              <w:tr2bl w:val="nil"/>
+            </w:tcBorders>
+            <w:vAlign w:val="center"/>
+          </w:tcPr>
+          <w:p>
+            <w:pPr>
+              <w:widowControl/>
+              <w:tabs>
+                <w:tab w:val="left" w:pos="9240"/>
+                <w:tab w:val="left" w:pos="9660"/>
+              </w:tabs>
+              <w:snapToGrid w:val="0"/>
+              <w:spacing w:line="240" w:lineRule="auto"/>
+              <w:ind w:right="130"/>
+              <w:jc w:val="center"/>
+              <w:rPr>
+                <w:rFonts w:hint="default" w:ascii="Times New Roman" w:hAnsi="Times New Roman" w:eastAsia="微软雅黑" w:cs="Times New Roman"/>
+                <w:color w:val="000000"/>
+                <w:sz w:val="18"/>
+                <w:szCs w:val="18"/>
+                <w:vertAlign w:val="baseline"/>
+                <w:lang w:val="en-US" w:eastAsia="zh-CN"/>
+              </w:rPr>
+            </w:pPr>
+            <w:r>
+              <w:rPr>
+                <w:rFonts w:hint="default" w:ascii="Times New Roman" w:hAnsi="Times New Roman" w:eastAsia="微软雅黑" w:cs="Times New Roman"/>
+                <w:color w:val="000000"/>
+                <w:kern w:val="2"/>
+                <w:sz w:val="18"/>
+                <w:szCs w:val="18"/>
+                <w:lang w:val="en-US" w:eastAsia="zh-CN" w:bidi="ar"/>
+              </w:rPr>
+              <w:t>科伦博泰</w:t>
+            </w:r>
+          </w:p>
+        </w:tc>
+        <w:tc>
+          <w:tcPr>
+            <w:tcW w:w="1140" w:type="pct"/>
+            <w:tcBorders>
+              <w:top w:val="single" w:color="62B541" w:sz="4" w:space="0"/>
+              <w:left w:val="single" w:color="62B541" w:sz="4" w:space="0"/>
+              <w:bottom w:val="single" w:color="62B541" w:sz="4" w:space="0"/>
+              <w:right w:val="single" w:color="62B541" w:sz="4" w:space="0"/>
+              <w:tl2br w:val="nil"/>
+              <w:tr2bl w:val="nil"/>
+            </w:tcBorders>
+            <w:vAlign w:val="center"/>
+          </w:tcPr>
+          <w:p>
+            <w:pPr>
+              <w:tabs>
+                <w:tab w:val="left" w:pos="9240"/>
+                <w:tab w:val="left" w:pos="9660"/>
+              </w:tabs>
+              <w:snapToGrid w:val="0"/>
+              <w:spacing w:line="240" w:lineRule="auto"/>
+              <w:ind w:right="130"/>
+              <w:jc w:val="center"/>
+              <w:rPr>
+                <w:rFonts w:hint="default" w:ascii="Times New Roman" w:hAnsi="Times New Roman" w:eastAsia="微软雅黑" w:cs="Times New Roman"/>
+                <w:color w:val="000000"/>
+                <w:sz w:val="18"/>
+                <w:szCs w:val="18"/>
+                <w:vertAlign w:val="baseline"/>
+              </w:rPr>
+            </w:pPr>
+            <w:r>
+              <w:rPr>
+                <w:rFonts w:hint="default" w:ascii="Times New Roman" w:hAnsi="Times New Roman" w:eastAsia="微软雅黑" w:cs="Times New Roman"/>
+                <w:color w:val="000000"/>
+                <w:sz w:val="18"/>
+                <w:szCs w:val="18"/>
+                <w:vertAlign w:val="baseline"/>
+              </w:rPr>
+              <w:t>NMPA</w:t>
+            </w:r>
+          </w:p>
+        </w:tc>
+      </w:tr>
+    </w:tbl>
+    <w:p>
+      <w:pPr>
+        <w:pStyle w:val="2"/>
+        <w:keepNext/>
+        <w:keepLines/>
+        <w:pageBreakBefore w:val="0"/>
+        <w:widowControl w:val="0"/>
+        <w:numPr>
+          <w:ilvl w:val="0"/>
+          <w:numId w:val="0"/>
+        </w:numPr>
+        <w:kinsoku/>
+        <w:wordWrap/>
+        <w:overflowPunct/>
+        <w:topLinePunct w:val="0"/>
+        <w:autoSpaceDE/>
+        <w:autoSpaceDN/>
+        <w:bidi w:val="0"/>
+        <w:adjustRightInd/>
+        <w:snapToGrid/>
+        <w:spacing w:before="0" w:after="0" w:line="240" w:lineRule="auto"/>
+        <w:ind w:left="431" w:right="288" w:rightChars="137" w:hanging="431"/>
+        <w:jc w:val="left"/>
+        <w:textAlignment w:val="auto"/>
+        <w:rPr>
+          <w:rFonts w:hint="eastAsia" w:ascii="Times New Roman" w:hAnsi="Times New Roman" w:eastAsia="微软雅黑" w:cs="Times New Roman"/>
+          <w:color w:val="62B541"/>
+          <w:sz w:val="24"/>
+          <w:szCs w:val="24"/>
+        </w:rPr>
+      </w:pPr>
+      <w:r>
+        <w:rPr>
+          <w:rFonts w:hint="eastAsia" w:ascii="Times New Roman" w:hAnsi="Times New Roman" w:eastAsia="微软雅黑" w:cs="Times New Roman"/>
+          <w:color w:val="62B541"/>
+          <w:sz w:val="24"/>
+          <w:szCs w:val="24"/>
+        </w:rPr>
+        <w:t>4</w:t>
+      </w:r>
+      <w:r>
+        <w:rPr>
+          <w:rFonts w:hint="eastAsia" w:ascii="Times New Roman" w:hAnsi="Times New Roman" w:eastAsia="微软雅黑" w:cs="Times New Roman"/>
+          <w:color w:val="62B541"/>
+          <w:sz w:val="24"/>
+          <w:szCs w:val="24"/>
+          <w:lang w:val="en-US" w:eastAsia="zh-CN"/>
+        </w:rPr>
+        <w:t>.</w:t>
+      </w:r>
+      <w:r>
+        <w:rPr>
+          <w:rFonts w:hint="eastAsia" w:ascii="Times New Roman" w:hAnsi="Times New Roman" w:eastAsia="微软雅黑" w:cs="Times New Roman"/>
+          <w:color w:val="62B541"/>
+          <w:sz w:val="24"/>
+          <w:szCs w:val="24"/>
+        </w:rPr>
+        <w:t xml:space="preserve"> 其它处于临床研究阶段的药物</w:t>
+      </w:r>
+    </w:p>
+    <w:p>
+      <w:pPr>
+        <w:keepNext w:val="0"/>
+        <w:keepLines w:val="0"/>
+        <w:pageBreakBefore w:val="0"/>
+        <w:widowControl w:val="0"/>
+        <w:kinsoku/>
+        <w:wordWrap/>
+        <w:overflowPunct/>
+        <w:topLinePunct w:val="0"/>
+        <w:autoSpaceDE/>
+        <w:autoSpaceDN/>
+        <w:bidi w:val="0"/>
+        <w:adjustRightInd w:val="0"/>
+        <w:snapToGrid w:val="0"/>
+        <w:spacing w:line="288" w:lineRule="auto"/>
+        <w:ind w:left="0" w:leftChars="0" w:firstLine="360" w:firstLineChars="200"/>
+        <w:textAlignment w:val="auto"/>
+        <w:rPr>
+          <w:rFonts w:hint="default" w:ascii="Times New Roman" w:hAnsi="Times New Roman" w:eastAsia="微软雅黑" w:cs="Times New Roman"/>
+          <w:color w:val="000000"/>
+          <w:sz w:val="18"/>
+          <w:szCs w:val="18"/>
+        </w:rPr>
+      </w:pPr>
+      <w:r>
+        <w:rPr>
+          <w:rFonts w:hint="default" w:ascii="Times New Roman" w:hAnsi="Times New Roman" w:eastAsia="微软雅黑" w:cs="Times New Roman"/>
+          <w:color w:val="000000"/>
+          <w:sz w:val="18"/>
+          <w:szCs w:val="18"/>
+        </w:rPr>
+        <w:t>另外，戈沙妥珠单抗在</w:t>
+      </w:r>
+      <w:r>
+        <w:rPr>
+          <w:rFonts w:hint="default" w:ascii="Times New Roman" w:hAnsi="Times New Roman" w:eastAsia="微软雅黑" w:cs="Times New Roman"/>
+          <w:i w:val="0"/>
+          <w:iCs w:val="0"/>
+          <w:caps w:val="0"/>
+          <w:spacing w:val="7"/>
+          <w:sz w:val="18"/>
+          <w:szCs w:val="18"/>
+          <w:shd w:val="clear" w:fill="FFFFFF"/>
+        </w:rPr>
+        <w:t>肺癌、头颈癌和子宫内膜癌</w:t>
+      </w:r>
+      <w:r>
+        <w:rPr>
+          <w:rFonts w:hint="default" w:ascii="Times New Roman" w:hAnsi="Times New Roman" w:eastAsia="微软雅黑" w:cs="Times New Roman"/>
+          <w:color w:val="000000"/>
+          <w:sz w:val="18"/>
+          <w:szCs w:val="18"/>
+        </w:rPr>
+        <w:t>等</w:t>
+      </w:r>
+      <w:r>
+        <w:rPr>
+          <w:rFonts w:hint="default" w:ascii="Times New Roman" w:hAnsi="Times New Roman" w:eastAsia="微软雅黑" w:cs="Times New Roman"/>
+          <w:color w:val="000000"/>
+          <w:sz w:val="18"/>
+          <w:szCs w:val="18"/>
+          <w:lang w:val="en-US" w:eastAsia="zh-CN"/>
+        </w:rPr>
+        <w:t>癌种</w:t>
+      </w:r>
+      <w:r>
+        <w:rPr>
+          <w:rFonts w:hint="default" w:ascii="Times New Roman" w:hAnsi="Times New Roman" w:eastAsia="微软雅黑" w:cs="Times New Roman"/>
+          <w:color w:val="000000"/>
+          <w:sz w:val="18"/>
+          <w:szCs w:val="18"/>
+        </w:rPr>
+        <w:t>中研究不断开展，还有其他多款针对TROP2的ADC药物也在积极研发中，针对TROP2</w:t>
+      </w:r>
+      <w:r>
+        <w:rPr>
+          <w:rFonts w:hint="default" w:ascii="Times New Roman" w:hAnsi="Times New Roman" w:eastAsia="微软雅黑" w:cs="Times New Roman"/>
+          <w:color w:val="000000"/>
+          <w:sz w:val="18"/>
+          <w:szCs w:val="18"/>
+          <w:lang w:val="en-US" w:eastAsia="zh-CN"/>
+        </w:rPr>
+        <w:t xml:space="preserve"> </w:t>
+      </w:r>
+      <w:r>
+        <w:rPr>
+          <w:rFonts w:hint="default" w:ascii="Times New Roman" w:hAnsi="Times New Roman" w:eastAsia="微软雅黑" w:cs="Times New Roman"/>
+          <w:color w:val="000000"/>
+          <w:sz w:val="18"/>
+          <w:szCs w:val="18"/>
+        </w:rPr>
+        <w:t>ADC药物研究阶段汇总见下表：</w:t>
+      </w:r>
+    </w:p>
+    <w:p>
+      <w:pPr>
+        <w:keepNext w:val="0"/>
+        <w:keepLines w:val="0"/>
+        <w:pageBreakBefore w:val="0"/>
+        <w:widowControl w:val="0"/>
+        <w:kinsoku/>
+        <w:wordWrap/>
+        <w:overflowPunct/>
+        <w:topLinePunct w:val="0"/>
+        <w:autoSpaceDE/>
+        <w:autoSpaceDN/>
+        <w:bidi w:val="0"/>
+        <w:adjustRightInd w:val="0"/>
+        <w:snapToGrid w:val="0"/>
+        <w:spacing w:line="240" w:lineRule="auto"/>
+        <w:ind w:left="0" w:leftChars="0" w:firstLine="360" w:firstLineChars="200"/>
+        <w:jc w:val="center"/>
+        <w:textAlignment w:val="auto"/>
+        <w:rPr>
+          <w:rFonts w:hint="default" w:ascii="Times New Roman" w:hAnsi="Times New Roman" w:eastAsia="微软雅黑" w:cs="Times New Roman"/>
+          <w:color w:val="000000"/>
+          <w:sz w:val="18"/>
+          <w:szCs w:val="18"/>
+        </w:rPr>
+      </w:pPr>
+      <w:r>
+        <w:rPr>
+          <w:rFonts w:hint="default" w:ascii="Times New Roman" w:hAnsi="Times New Roman" w:eastAsia="微软雅黑" w:cs="Times New Roman"/>
+          <w:color w:val="000000"/>
+          <w:sz w:val="18"/>
+          <w:szCs w:val="18"/>
+        </w:rPr>
+        <w:t>表1 TROP2相关临床试验（部分）</w:t>
+      </w:r>
+    </w:p>
+    <w:tbl>
+      <w:tblPr>
+        <w:tblStyle w:val="234"/>
+        <w:tblW w:w="9777" w:type="dxa"/>
+        <w:jc w:val="center"/>
+        <w:tblBorders>
+          <w:top w:val="single" w:color="62B541" w:sz="4" w:space="0"/>
+          <w:left w:val="single" w:color="62B541" w:sz="4" w:space="0"/>
+          <w:bottom w:val="single" w:color="62B541" w:sz="4" w:space="0"/>
+          <w:right w:val="single" w:color="62B541" w:sz="4" w:space="0"/>
+          <w:insideH w:val="single" w:color="62B541" w:sz="4" w:space="0"/>
+          <w:insideV w:val="single" w:color="62B541" w:sz="4" w:space="0"/>
+        </w:tblBorders>
+        <w:tblLayout w:type="autofit"/>
+        <w:tblCellMar>
+          <w:top w:w="0" w:type="dxa"/>
+          <w:left w:w="108" w:type="dxa"/>
+          <w:bottom w:w="0" w:type="dxa"/>
+          <w:right w:w="108" w:type="dxa"/>
+        </w:tblCellMar>
+      </w:tblPr>
+      <w:tblGrid>
+        <w:gridCol w:w="1516"/>
+        <w:gridCol w:w="1725"/>
+        <w:gridCol w:w="1590"/>
+        <w:gridCol w:w="960"/>
+        <w:gridCol w:w="2832"/>
+        <w:gridCol w:w="1154"/>
+      </w:tblGrid>
+      <w:tr>
+        <w:tblPrEx>
+          <w:tblBorders>
+            <w:top w:val="single" w:color="62B541" w:sz="4" w:space="0"/>
+            <w:left w:val="single" w:color="62B541" w:sz="4" w:space="0"/>
+            <w:bottom w:val="single" w:color="62B541" w:sz="4" w:space="0"/>
+            <w:right w:val="single" w:color="62B541" w:sz="4" w:space="0"/>
+            <w:insideH w:val="single" w:color="62B541" w:sz="4" w:space="0"/>
+            <w:insideV w:val="single" w:color="62B541" w:sz="4" w:space="0"/>
+          </w:tblBorders>
+          <w:tblCellMar>
+            <w:top w:w="0" w:type="dxa"/>
+            <w:left w:w="108" w:type="dxa"/>
+            <w:bottom w:w="0" w:type="dxa"/>
+            <w:right w:w="108" w:type="dxa"/>
+          </w:tblCellMar>
+        </w:tblPrEx>
+        <w:trPr>
+          <w:trHeight w:val="567" w:hRule="atLeast"/>
+          <w:jc w:val="center"/>
+        </w:trPr>
+        <w:tc>
+          <w:tcPr>
+            <w:tcW w:w="1516" w:type="dxa"/>
+            <w:tcBorders>
+              <w:insideV w:val="nil"/>
+              <w:tl2br w:val="nil"/>
+              <w:tr2bl w:val="nil"/>
+            </w:tcBorders>
+            <w:shd w:val="clear" w:color="auto" w:fill="62B541"/>
+            <w:vAlign w:val="center"/>
+          </w:tcPr>
+          <w:p>
+            <w:pPr>
+              <w:adjustRightInd w:val="0"/>
+              <w:snapToGrid w:val="0"/>
+              <w:jc w:val="center"/>
+              <w:rPr>
+                <w:rFonts w:hint="default" w:ascii="Times New Roman" w:hAnsi="Times New Roman" w:eastAsia="微软雅黑" w:cs="Times New Roman"/>
+                <w:b/>
+                <w:bCs/>
+                <w:color w:val="FFFFFF" w:themeColor="background1"/>
+                <w:szCs w:val="21"/>
+                <w14:textFill>
+                  <w14:solidFill>
+                    <w14:schemeClr w14:val="bg1"/>
+                  </w14:solidFill>
+                </w14:textFill>
+              </w:rPr>
+            </w:pPr>
+            <w:r>
+              <w:rPr>
+                <w:rFonts w:hint="default" w:ascii="Times New Roman" w:hAnsi="Times New Roman" w:eastAsia="微软雅黑" w:cs="Times New Roman"/>
+                <w:b/>
+                <w:bCs/>
+                <w:color w:val="FFFFFF" w:themeColor="background1"/>
+                <w:szCs w:val="21"/>
+                <w14:textFill>
+                  <w14:solidFill>
+                    <w14:schemeClr w14:val="bg1"/>
+                  </w14:solidFill>
+                </w14:textFill>
+              </w:rPr>
+              <w:t>NCT编号</w:t>
+            </w:r>
+          </w:p>
+        </w:tc>
+        <w:tc>
+          <w:tcPr>
+            <w:tcW w:w="1725" w:type="dxa"/>
+            <w:tcBorders>
+              <w:insideV w:val="nil"/>
+              <w:tl2br w:val="nil"/>
+              <w:tr2bl w:val="nil"/>
+            </w:tcBorders>
+            <w:shd w:val="clear" w:color="auto" w:fill="62B541"/>
+            <w:vAlign w:val="center"/>
+          </w:tcPr>
+          <w:p>
+            <w:pPr>
+              <w:adjustRightInd w:val="0"/>
+              <w:snapToGrid w:val="0"/>
+              <w:jc w:val="center"/>
+              <w:rPr>
+                <w:rFonts w:hint="default" w:ascii="Times New Roman" w:hAnsi="Times New Roman" w:eastAsia="微软雅黑" w:cs="Times New Roman"/>
+                <w:b/>
+                <w:bCs/>
+                <w:color w:val="FFFFFF" w:themeColor="background1"/>
+                <w:szCs w:val="21"/>
+                <w14:textFill>
+                  <w14:solidFill>
+                    <w14:schemeClr w14:val="bg1"/>
+                  </w14:solidFill>
+                </w14:textFill>
+              </w:rPr>
+            </w:pPr>
+            <w:r>
+              <w:rPr>
+                <w:rFonts w:hint="default" w:ascii="Times New Roman" w:hAnsi="Times New Roman" w:eastAsia="微软雅黑" w:cs="Times New Roman"/>
+                <w:b/>
+                <w:bCs/>
+                <w:color w:val="FFFFFF" w:themeColor="background1"/>
+                <w:szCs w:val="21"/>
+                <w14:textFill>
+                  <w14:solidFill>
+                    <w14:schemeClr w14:val="bg1"/>
+                  </w14:solidFill>
+                </w14:textFill>
+              </w:rPr>
+              <w:t>公司</w:t>
+            </w:r>
+          </w:p>
+        </w:tc>
+        <w:tc>
+          <w:tcPr>
+            <w:tcW w:w="1590" w:type="dxa"/>
+            <w:tcBorders>
+              <w:insideV w:val="nil"/>
+              <w:tl2br w:val="nil"/>
+              <w:tr2bl w:val="nil"/>
+            </w:tcBorders>
+            <w:shd w:val="clear" w:color="auto" w:fill="62B541"/>
+            <w:vAlign w:val="center"/>
+          </w:tcPr>
+          <w:p>
+            <w:pPr>
+              <w:adjustRightInd w:val="0"/>
+              <w:snapToGrid w:val="0"/>
+              <w:jc w:val="center"/>
+              <w:rPr>
+                <w:rFonts w:hint="default" w:ascii="Times New Roman" w:hAnsi="Times New Roman" w:eastAsia="微软雅黑" w:cs="Times New Roman"/>
+                <w:b/>
+                <w:bCs/>
+                <w:color w:val="FFFFFF" w:themeColor="background1"/>
+                <w:szCs w:val="21"/>
+                <w14:textFill>
+                  <w14:solidFill>
+                    <w14:schemeClr w14:val="bg1"/>
+                  </w14:solidFill>
+                </w14:textFill>
+              </w:rPr>
+            </w:pPr>
+            <w:r>
+              <w:rPr>
+                <w:rFonts w:hint="default" w:ascii="Times New Roman" w:hAnsi="Times New Roman" w:eastAsia="微软雅黑" w:cs="Times New Roman"/>
+                <w:b/>
+                <w:bCs/>
+                <w:color w:val="FFFFFF" w:themeColor="background1"/>
+                <w:szCs w:val="21"/>
+                <w14:textFill>
+                  <w14:solidFill>
+                    <w14:schemeClr w14:val="bg1"/>
+                  </w14:solidFill>
+                </w14:textFill>
+              </w:rPr>
+              <w:t>药物</w:t>
+            </w:r>
+          </w:p>
+        </w:tc>
+        <w:tc>
+          <w:tcPr>
+            <w:tcW w:w="960" w:type="dxa"/>
+            <w:tcBorders>
+              <w:insideV w:val="nil"/>
+              <w:tl2br w:val="nil"/>
+              <w:tr2bl w:val="nil"/>
+            </w:tcBorders>
+            <w:shd w:val="clear" w:color="auto" w:fill="62B541"/>
+            <w:vAlign w:val="center"/>
+          </w:tcPr>
+          <w:p>
+            <w:pPr>
+              <w:adjustRightInd w:val="0"/>
+              <w:snapToGrid w:val="0"/>
+              <w:jc w:val="center"/>
+              <w:rPr>
+                <w:rFonts w:hint="default" w:ascii="Times New Roman" w:hAnsi="Times New Roman" w:eastAsia="微软雅黑" w:cs="Times New Roman"/>
+                <w:b/>
+                <w:bCs/>
+                <w:color w:val="FFFFFF" w:themeColor="background1"/>
+                <w:szCs w:val="21"/>
+                <w14:textFill>
+                  <w14:solidFill>
+                    <w14:schemeClr w14:val="bg1"/>
+                  </w14:solidFill>
+                </w14:textFill>
+              </w:rPr>
+            </w:pPr>
+            <w:r>
+              <w:rPr>
+                <w:rFonts w:hint="default" w:ascii="Times New Roman" w:hAnsi="Times New Roman" w:eastAsia="微软雅黑" w:cs="Times New Roman"/>
+                <w:b/>
+                <w:bCs/>
+                <w:color w:val="FFFFFF" w:themeColor="background1"/>
+                <w:szCs w:val="21"/>
+                <w14:textFill>
+                  <w14:solidFill>
+                    <w14:schemeClr w14:val="bg1"/>
+                  </w14:solidFill>
+                </w14:textFill>
+              </w:rPr>
+              <w:t>靶点</w:t>
+            </w:r>
+          </w:p>
+        </w:tc>
+        <w:tc>
+          <w:tcPr>
+            <w:tcW w:w="2832" w:type="dxa"/>
+            <w:tcBorders>
+              <w:insideV w:val="nil"/>
+              <w:tl2br w:val="nil"/>
+              <w:tr2bl w:val="nil"/>
+            </w:tcBorders>
+            <w:shd w:val="clear" w:color="auto" w:fill="62B541"/>
+            <w:vAlign w:val="center"/>
+          </w:tcPr>
+          <w:p>
+            <w:pPr>
+              <w:adjustRightInd w:val="0"/>
+              <w:snapToGrid w:val="0"/>
+              <w:jc w:val="center"/>
+              <w:rPr>
+                <w:rFonts w:hint="default" w:ascii="Times New Roman" w:hAnsi="Times New Roman" w:eastAsia="微软雅黑" w:cs="Times New Roman"/>
+                <w:b/>
+                <w:bCs/>
+                <w:color w:val="FFFFFF" w:themeColor="background1"/>
+                <w:szCs w:val="21"/>
+                <w14:textFill>
+                  <w14:solidFill>
+                    <w14:schemeClr w14:val="bg1"/>
+                  </w14:solidFill>
+                </w14:textFill>
+              </w:rPr>
+            </w:pPr>
+            <w:r>
+              <w:rPr>
+                <w:rFonts w:hint="default" w:ascii="Times New Roman" w:hAnsi="Times New Roman" w:eastAsia="微软雅黑" w:cs="Times New Roman"/>
+                <w:b/>
+                <w:bCs/>
+                <w:color w:val="FFFFFF" w:themeColor="background1"/>
+                <w:szCs w:val="21"/>
+                <w14:textFill>
+                  <w14:solidFill>
+                    <w14:schemeClr w14:val="bg1"/>
+                  </w14:solidFill>
+                </w14:textFill>
+              </w:rPr>
+              <w:t>适应症</w:t>
+            </w:r>
+          </w:p>
+        </w:tc>
+        <w:tc>
+          <w:tcPr>
+            <w:tcW w:w="1154" w:type="dxa"/>
+            <w:tcBorders>
+              <w:insideV w:val="nil"/>
+              <w:tl2br w:val="nil"/>
+              <w:tr2bl w:val="nil"/>
+            </w:tcBorders>
+            <w:shd w:val="clear" w:color="auto" w:fill="62B541"/>
+            <w:vAlign w:val="center"/>
+          </w:tcPr>
+          <w:p>
+            <w:pPr>
+              <w:adjustRightInd w:val="0"/>
+              <w:snapToGrid w:val="0"/>
+              <w:jc w:val="center"/>
+              <w:rPr>
+                <w:rFonts w:hint="default" w:ascii="Times New Roman" w:hAnsi="Times New Roman" w:eastAsia="微软雅黑" w:cs="Times New Roman"/>
+                <w:b/>
+                <w:bCs/>
+                <w:color w:val="FFFFFF" w:themeColor="background1"/>
+                <w:szCs w:val="21"/>
+                <w14:textFill>
+                  <w14:solidFill>
+                    <w14:schemeClr w14:val="bg1"/>
+                  </w14:solidFill>
+                </w14:textFill>
+              </w:rPr>
+            </w:pPr>
+            <w:r>
+              <w:rPr>
+                <w:rFonts w:hint="default" w:ascii="Times New Roman" w:hAnsi="Times New Roman" w:eastAsia="微软雅黑" w:cs="Times New Roman"/>
+                <w:b/>
+                <w:bCs/>
+                <w:color w:val="FFFFFF" w:themeColor="background1"/>
+                <w:szCs w:val="21"/>
+                <w14:textFill>
+                  <w14:solidFill>
+                    <w14:schemeClr w14:val="bg1"/>
+                  </w14:solidFill>
+                </w14:textFill>
+              </w:rPr>
+              <w:t>分期（期）</w:t>
+            </w:r>
+          </w:p>
+        </w:tc>
+      </w:tr>
+      <w:tr>
+        <w:tblPrEx>
+          <w:tblBorders>
+            <w:top w:val="single" w:color="62B541" w:sz="4" w:space="0"/>
+            <w:left w:val="single" w:color="62B541" w:sz="4" w:space="0"/>
+            <w:bottom w:val="single" w:color="62B541" w:sz="4" w:space="0"/>
+            <w:right w:val="single" w:color="62B541" w:sz="4" w:space="0"/>
+            <w:insideH w:val="single" w:color="62B541" w:sz="4" w:space="0"/>
+            <w:insideV w:val="single" w:color="62B541" w:sz="4" w:space="0"/>
+          </w:tblBorders>
+          <w:tblCellMar>
+            <w:top w:w="0" w:type="dxa"/>
+            <w:left w:w="108" w:type="dxa"/>
+            <w:bottom w:w="0" w:type="dxa"/>
+            <w:right w:w="108" w:type="dxa"/>
+          </w:tblCellMar>
+        </w:tblPrEx>
+        <w:trPr>
+          <w:trHeight w:val="583" w:hRule="atLeast"/>
+          <w:jc w:val="center"/>
+        </w:trPr>
+        <w:tc>
+          <w:tcPr>
+            <w:tcW w:w="1516" w:type="dxa"/>
+            <w:tcBorders>
+              <w:tl2br w:val="nil"/>
+              <w:tr2bl w:val="nil"/>
+            </w:tcBorders>
+            <w:shd w:val="clear" w:color="auto" w:fill="auto"/>
+            <w:vAlign w:val="center"/>
+          </w:tcPr>
+          <w:p>
+            <w:pPr>
+              <w:snapToGrid w:val="0"/>
+              <w:ind w:right="-29" w:rightChars="-14"/>
+              <w:jc w:val="center"/>
+              <w:rPr>
+                <w:rFonts w:hint="default" w:ascii="Times New Roman" w:hAnsi="Times New Roman" w:eastAsia="微软雅黑" w:cs="Times New Roman"/>
+                <w:b w:val="0"/>
+                <w:bCs w:val="0"/>
+                <w:color w:val="000000"/>
+                <w:sz w:val="18"/>
+                <w:szCs w:val="18"/>
+              </w:rPr>
+            </w:pPr>
+            <w:r>
+              <w:rPr>
+                <w:rFonts w:hint="default" w:ascii="Times New Roman" w:hAnsi="Times New Roman" w:eastAsia="微软雅黑" w:cs="Times New Roman"/>
+                <w:kern w:val="0"/>
+                <w:sz w:val="18"/>
+                <w:szCs w:val="18"/>
+              </w:rPr>
+              <w:t>NCT06132958</w:t>
+            </w:r>
+          </w:p>
+        </w:tc>
+        <w:tc>
+          <w:tcPr>
+            <w:tcW w:w="1725" w:type="dxa"/>
+            <w:tcBorders>
+              <w:tl2br w:val="nil"/>
+              <w:tr2bl w:val="nil"/>
+            </w:tcBorders>
+            <w:shd w:val="clear" w:color="auto" w:fill="auto"/>
+            <w:vAlign w:val="center"/>
+          </w:tcPr>
+          <w:p>
+            <w:pPr>
+              <w:snapToGrid w:val="0"/>
+              <w:jc w:val="center"/>
+              <w:rPr>
+                <w:rFonts w:hint="default" w:ascii="Times New Roman" w:hAnsi="Times New Roman" w:eastAsia="微软雅黑" w:cs="Times New Roman"/>
+                <w:color w:val="000000"/>
+                <w:sz w:val="18"/>
+                <w:szCs w:val="18"/>
+              </w:rPr>
+            </w:pPr>
+            <w:r>
+              <w:rPr>
+                <w:rFonts w:hint="default" w:ascii="Times New Roman" w:hAnsi="Times New Roman" w:eastAsia="微软雅黑" w:cs="Times New Roman"/>
+                <w:kern w:val="0"/>
+                <w:sz w:val="18"/>
+                <w:szCs w:val="18"/>
+              </w:rPr>
+              <w:t>Merck Sharp &amp; Dohme LLC</w:t>
+            </w:r>
+          </w:p>
+        </w:tc>
+        <w:tc>
+          <w:tcPr>
+            <w:tcW w:w="1590" w:type="dxa"/>
+            <w:tcBorders>
+              <w:tl2br w:val="nil"/>
+              <w:tr2bl w:val="nil"/>
+            </w:tcBorders>
+            <w:shd w:val="clear" w:color="auto" w:fill="auto"/>
+            <w:vAlign w:val="center"/>
+          </w:tcPr>
+          <w:p>
+            <w:pPr>
+              <w:snapToGrid w:val="0"/>
+              <w:jc w:val="center"/>
+              <w:rPr>
+                <w:rFonts w:hint="default" w:ascii="Times New Roman" w:hAnsi="Times New Roman" w:eastAsia="微软雅黑" w:cs="Times New Roman"/>
+                <w:color w:val="000000"/>
+                <w:sz w:val="18"/>
+                <w:szCs w:val="18"/>
+              </w:rPr>
+            </w:pPr>
+            <w:r>
+              <w:rPr>
+                <w:rFonts w:hint="default" w:ascii="Times New Roman" w:hAnsi="Times New Roman" w:eastAsia="微软雅黑" w:cs="Times New Roman"/>
+                <w:kern w:val="0"/>
+                <w:sz w:val="18"/>
+                <w:szCs w:val="18"/>
+              </w:rPr>
+              <w:t>芦康沙妥珠单抗</w:t>
+            </w:r>
+          </w:p>
+        </w:tc>
+        <w:tc>
+          <w:tcPr>
+            <w:tcW w:w="960" w:type="dxa"/>
+            <w:tcBorders>
+              <w:tl2br w:val="nil"/>
+              <w:tr2bl w:val="nil"/>
+            </w:tcBorders>
+            <w:shd w:val="clear" w:color="auto" w:fill="auto"/>
+            <w:vAlign w:val="center"/>
+          </w:tcPr>
+          <w:p>
+            <w:pPr>
+              <w:snapToGrid w:val="0"/>
+              <w:jc w:val="center"/>
+              <w:rPr>
+                <w:rFonts w:hint="default" w:ascii="Times New Roman" w:hAnsi="Times New Roman" w:eastAsia="微软雅黑" w:cs="Times New Roman"/>
+                <w:color w:val="000000"/>
+                <w:sz w:val="18"/>
+                <w:szCs w:val="18"/>
+              </w:rPr>
+            </w:pPr>
+            <w:r>
+              <w:rPr>
+                <w:rFonts w:hint="default" w:ascii="Times New Roman" w:hAnsi="Times New Roman" w:eastAsia="微软雅黑" w:cs="Times New Roman"/>
+                <w:kern w:val="0"/>
+                <w:sz w:val="18"/>
+                <w:szCs w:val="18"/>
+              </w:rPr>
+              <w:t>TROP2</w:t>
+            </w:r>
+          </w:p>
+        </w:tc>
+        <w:tc>
+          <w:tcPr>
+            <w:tcW w:w="2832" w:type="dxa"/>
+            <w:tcBorders>
+              <w:tl2br w:val="nil"/>
+              <w:tr2bl w:val="nil"/>
+            </w:tcBorders>
+            <w:shd w:val="clear" w:color="auto" w:fill="auto"/>
+            <w:vAlign w:val="center"/>
+          </w:tcPr>
+          <w:p>
+            <w:pPr>
+              <w:snapToGrid w:val="0"/>
+              <w:jc w:val="center"/>
+              <w:rPr>
+                <w:rFonts w:hint="default" w:ascii="Times New Roman" w:hAnsi="Times New Roman" w:eastAsia="微软雅黑" w:cs="Times New Roman"/>
+                <w:color w:val="000000"/>
+                <w:sz w:val="18"/>
+                <w:szCs w:val="18"/>
+                <w:lang w:val="en-US" w:eastAsia="zh-CN"/>
+              </w:rPr>
+            </w:pPr>
+            <w:r>
+              <w:rPr>
+                <w:rFonts w:hint="default" w:ascii="Times New Roman" w:hAnsi="Times New Roman" w:eastAsia="微软雅黑" w:cs="Times New Roman"/>
+                <w:kern w:val="0"/>
+                <w:sz w:val="18"/>
+                <w:szCs w:val="18"/>
+                <w:lang w:val="en-US" w:eastAsia="zh-CN"/>
+              </w:rPr>
+              <w:t>子宫内膜癌、子宫肉瘤</w:t>
+            </w:r>
+          </w:p>
+        </w:tc>
+        <w:tc>
+          <w:tcPr>
+            <w:tcW w:w="1154" w:type="dxa"/>
+            <w:tcBorders>
+              <w:tl2br w:val="nil"/>
+              <w:tr2bl w:val="nil"/>
+            </w:tcBorders>
+            <w:shd w:val="clear" w:color="auto" w:fill="auto"/>
+            <w:vAlign w:val="center"/>
+          </w:tcPr>
+          <w:p>
+            <w:pPr>
+              <w:snapToGrid w:val="0"/>
+              <w:jc w:val="center"/>
+              <w:rPr>
+                <w:rFonts w:hint="default" w:ascii="Times New Roman" w:hAnsi="Times New Roman" w:eastAsia="微软雅黑" w:cs="Times New Roman"/>
+                <w:color w:val="000000"/>
+                <w:sz w:val="18"/>
+                <w:szCs w:val="18"/>
+              </w:rPr>
+            </w:pPr>
+            <w:r>
+              <w:rPr>
+                <w:rFonts w:hint="default" w:ascii="Times New Roman" w:hAnsi="Times New Roman" w:eastAsia="微软雅黑" w:cs="Times New Roman"/>
+                <w:kern w:val="0"/>
+                <w:sz w:val="18"/>
+                <w:szCs w:val="18"/>
+              </w:rPr>
+              <w:t>Ⅲ</w:t>
+            </w:r>
+          </w:p>
+        </w:tc>
+      </w:tr>
+      <w:tr>
+        <w:tblPrEx>
+          <w:tblBorders>
+            <w:top w:val="single" w:color="62B541" w:sz="4" w:space="0"/>
+            <w:left w:val="single" w:color="62B541" w:sz="4" w:space="0"/>
+            <w:bottom w:val="single" w:color="62B541" w:sz="4" w:space="0"/>
+            <w:right w:val="single" w:color="62B541" w:sz="4" w:space="0"/>
+            <w:insideH w:val="single" w:color="62B541" w:sz="4" w:space="0"/>
+            <w:insideV w:val="single" w:color="62B541" w:sz="4" w:space="0"/>
+          </w:tblBorders>
+          <w:tblCellMar>
+            <w:top w:w="0" w:type="dxa"/>
+            <w:left w:w="108" w:type="dxa"/>
+            <w:bottom w:w="0" w:type="dxa"/>
+            <w:right w:w="108" w:type="dxa"/>
+          </w:tblCellMar>
+        </w:tblPrEx>
+        <w:trPr>
+          <w:trHeight w:val="597" w:hRule="atLeast"/>
+          <w:jc w:val="center"/>
+        </w:trPr>
+        <w:tc>
+          <w:tcPr>
+            <w:tcW w:w="1516" w:type="dxa"/>
+            <w:tcBorders>
+              <w:tl2br w:val="nil"/>
+              <w:tr2bl w:val="nil"/>
+            </w:tcBorders>
+            <w:shd w:val="clear" w:color="auto" w:fill="auto"/>
+            <w:vAlign w:val="center"/>
+          </w:tcPr>
+          <w:p>
+            <w:pPr>
+              <w:snapToGrid w:val="0"/>
+              <w:ind w:right="-29" w:rightChars="-14"/>
+              <w:jc w:val="center"/>
+              <w:rPr>
+                <w:rFonts w:hint="default" w:ascii="Times New Roman" w:hAnsi="Times New Roman" w:eastAsia="微软雅黑" w:cs="Times New Roman"/>
+                <w:b w:val="0"/>
+                <w:bCs w:val="0"/>
+                <w:color w:val="000000"/>
+                <w:sz w:val="18"/>
+                <w:szCs w:val="18"/>
+              </w:rPr>
+            </w:pPr>
+            <w:r>
+              <w:rPr>
+                <w:rFonts w:hint="default" w:ascii="Times New Roman" w:hAnsi="Times New Roman" w:eastAsia="微软雅黑" w:cs="Times New Roman"/>
+                <w:kern w:val="0"/>
+                <w:sz w:val="18"/>
+                <w:szCs w:val="18"/>
+              </w:rPr>
+              <w:t>NCT06074588</w:t>
+            </w:r>
+          </w:p>
+        </w:tc>
+        <w:tc>
+          <w:tcPr>
+            <w:tcW w:w="1725" w:type="dxa"/>
+            <w:tcBorders>
+              <w:tl2br w:val="nil"/>
+              <w:tr2bl w:val="nil"/>
+            </w:tcBorders>
+            <w:shd w:val="clear" w:color="auto" w:fill="auto"/>
+            <w:vAlign w:val="center"/>
+          </w:tcPr>
+          <w:p>
+            <w:pPr>
+              <w:snapToGrid w:val="0"/>
+              <w:jc w:val="center"/>
+              <w:rPr>
+                <w:rFonts w:hint="default" w:ascii="Times New Roman" w:hAnsi="Times New Roman" w:eastAsia="微软雅黑" w:cs="Times New Roman"/>
+                <w:color w:val="000000"/>
+                <w:sz w:val="18"/>
+                <w:szCs w:val="18"/>
+              </w:rPr>
+            </w:pPr>
+            <w:r>
+              <w:rPr>
+                <w:rFonts w:hint="default" w:ascii="Times New Roman" w:hAnsi="Times New Roman" w:eastAsia="微软雅黑" w:cs="Times New Roman"/>
+                <w:kern w:val="0"/>
+                <w:sz w:val="18"/>
+                <w:szCs w:val="18"/>
+              </w:rPr>
+              <w:t>Merck Sharp &amp; Dohme LLC</w:t>
+            </w:r>
+          </w:p>
+        </w:tc>
+        <w:tc>
+          <w:tcPr>
+            <w:tcW w:w="1590" w:type="dxa"/>
+            <w:tcBorders>
+              <w:tl2br w:val="nil"/>
+              <w:tr2bl w:val="nil"/>
+            </w:tcBorders>
+            <w:shd w:val="clear" w:color="auto" w:fill="auto"/>
+            <w:vAlign w:val="center"/>
+          </w:tcPr>
+          <w:p>
+            <w:pPr>
+              <w:snapToGrid w:val="0"/>
+              <w:jc w:val="center"/>
+              <w:rPr>
+                <w:rFonts w:hint="default" w:ascii="Times New Roman" w:hAnsi="Times New Roman" w:eastAsia="微软雅黑" w:cs="Times New Roman"/>
+                <w:color w:val="000000"/>
+                <w:sz w:val="18"/>
+                <w:szCs w:val="18"/>
+              </w:rPr>
+            </w:pPr>
+            <w:r>
+              <w:rPr>
+                <w:rFonts w:hint="default" w:ascii="Times New Roman" w:hAnsi="Times New Roman" w:eastAsia="微软雅黑" w:cs="Times New Roman"/>
+                <w:kern w:val="0"/>
+                <w:sz w:val="18"/>
+                <w:szCs w:val="18"/>
+              </w:rPr>
+              <w:t>芦康沙妥珠单抗</w:t>
+            </w:r>
+          </w:p>
+        </w:tc>
+        <w:tc>
+          <w:tcPr>
+            <w:tcW w:w="960" w:type="dxa"/>
+            <w:tcBorders>
+              <w:tl2br w:val="nil"/>
+              <w:tr2bl w:val="nil"/>
+            </w:tcBorders>
+            <w:shd w:val="clear" w:color="auto" w:fill="auto"/>
+            <w:vAlign w:val="center"/>
+          </w:tcPr>
+          <w:p>
+            <w:pPr>
+              <w:snapToGrid w:val="0"/>
+              <w:jc w:val="center"/>
+              <w:rPr>
+                <w:rFonts w:hint="default" w:ascii="Times New Roman" w:hAnsi="Times New Roman" w:eastAsia="微软雅黑" w:cs="Times New Roman"/>
+                <w:color w:val="000000"/>
+                <w:sz w:val="18"/>
+                <w:szCs w:val="18"/>
+              </w:rPr>
+            </w:pPr>
+            <w:r>
+              <w:rPr>
+                <w:rFonts w:hint="default" w:ascii="Times New Roman" w:hAnsi="Times New Roman" w:eastAsia="微软雅黑" w:cs="Times New Roman"/>
+                <w:kern w:val="0"/>
+                <w:sz w:val="18"/>
+                <w:szCs w:val="18"/>
+              </w:rPr>
+              <w:t>TROP2</w:t>
+            </w:r>
+          </w:p>
+        </w:tc>
+        <w:tc>
+          <w:tcPr>
+            <w:tcW w:w="2832" w:type="dxa"/>
+            <w:tcBorders>
+              <w:tl2br w:val="nil"/>
+              <w:tr2bl w:val="nil"/>
+            </w:tcBorders>
+            <w:shd w:val="clear" w:color="auto" w:fill="auto"/>
+            <w:vAlign w:val="center"/>
+          </w:tcPr>
+          <w:p>
+            <w:pPr>
+              <w:snapToGrid w:val="0"/>
+              <w:jc w:val="center"/>
+              <w:rPr>
+                <w:rFonts w:hint="default" w:ascii="Times New Roman" w:hAnsi="Times New Roman" w:eastAsia="微软雅黑" w:cs="Times New Roman"/>
+                <w:color w:val="000000"/>
+                <w:sz w:val="18"/>
+                <w:szCs w:val="18"/>
+              </w:rPr>
+            </w:pPr>
+            <w:r>
+              <w:rPr>
+                <w:rFonts w:hint="default" w:ascii="Times New Roman" w:hAnsi="Times New Roman" w:eastAsia="微软雅黑" w:cs="Times New Roman"/>
+                <w:kern w:val="0"/>
+                <w:sz w:val="18"/>
+                <w:szCs w:val="18"/>
+                <w:lang w:val="en-US" w:eastAsia="zh-CN"/>
+              </w:rPr>
+              <w:t>非鳞非小细胞肺癌</w:t>
+            </w:r>
+          </w:p>
+        </w:tc>
+        <w:tc>
+          <w:tcPr>
+            <w:tcW w:w="1154" w:type="dxa"/>
+            <w:tcBorders>
+              <w:tl2br w:val="nil"/>
+              <w:tr2bl w:val="nil"/>
+            </w:tcBorders>
+            <w:shd w:val="clear" w:color="auto" w:fill="auto"/>
+            <w:vAlign w:val="center"/>
+          </w:tcPr>
+          <w:p>
+            <w:pPr>
+              <w:snapToGrid w:val="0"/>
+              <w:jc w:val="center"/>
+              <w:rPr>
+                <w:rFonts w:hint="default" w:ascii="Times New Roman" w:hAnsi="Times New Roman" w:eastAsia="微软雅黑" w:cs="Times New Roman"/>
+                <w:color w:val="000000"/>
+                <w:sz w:val="18"/>
+                <w:szCs w:val="18"/>
+              </w:rPr>
+            </w:pPr>
+            <w:r>
+              <w:rPr>
+                <w:rFonts w:hint="default" w:ascii="Times New Roman" w:hAnsi="Times New Roman" w:eastAsia="微软雅黑" w:cs="Times New Roman"/>
+                <w:kern w:val="0"/>
+                <w:sz w:val="18"/>
+                <w:szCs w:val="18"/>
+              </w:rPr>
+              <w:t>Ⅲ</w:t>
+            </w:r>
+          </w:p>
+        </w:tc>
+      </w:tr>
+      <w:tr>
+        <w:tblPrEx>
+          <w:tblBorders>
+            <w:top w:val="single" w:color="62B541" w:sz="4" w:space="0"/>
+            <w:left w:val="single" w:color="62B541" w:sz="4" w:space="0"/>
+            <w:bottom w:val="single" w:color="62B541" w:sz="4" w:space="0"/>
+            <w:right w:val="single" w:color="62B541" w:sz="4" w:space="0"/>
+            <w:insideH w:val="single" w:color="62B541" w:sz="4" w:space="0"/>
+            <w:insideV w:val="single" w:color="62B541" w:sz="4" w:space="0"/>
+          </w:tblBorders>
+          <w:tblCellMar>
+            <w:top w:w="0" w:type="dxa"/>
+            <w:left w:w="108" w:type="dxa"/>
+            <w:bottom w:w="0" w:type="dxa"/>
+            <w:right w:w="108" w:type="dxa"/>
+          </w:tblCellMar>
+        </w:tblPrEx>
+        <w:trPr>
+          <w:trHeight w:val="522" w:hRule="atLeast"/>
+          <w:jc w:val="center"/>
+        </w:trPr>
+        <w:tc>
+          <w:tcPr>
+            <w:tcW w:w="1516" w:type="dxa"/>
+            <w:tcBorders>
+              <w:tl2br w:val="nil"/>
+              <w:tr2bl w:val="nil"/>
+            </w:tcBorders>
+            <w:shd w:val="clear" w:color="auto" w:fill="auto"/>
+            <w:vAlign w:val="center"/>
+          </w:tcPr>
+          <w:p>
+            <w:pPr>
+              <w:snapToGrid w:val="0"/>
+              <w:ind w:right="-29" w:rightChars="-14"/>
+              <w:jc w:val="center"/>
+              <w:rPr>
+                <w:rFonts w:hint="default" w:ascii="Times New Roman" w:hAnsi="Times New Roman" w:eastAsia="微软雅黑" w:cs="Times New Roman"/>
+                <w:b w:val="0"/>
+                <w:bCs w:val="0"/>
+                <w:color w:val="000000"/>
+                <w:sz w:val="18"/>
+                <w:szCs w:val="18"/>
+              </w:rPr>
+            </w:pPr>
+            <w:r>
+              <w:rPr>
+                <w:rFonts w:hint="default" w:ascii="Times New Roman" w:hAnsi="Times New Roman" w:eastAsia="微软雅黑" w:cs="Times New Roman"/>
+                <w:kern w:val="0"/>
+                <w:sz w:val="18"/>
+                <w:szCs w:val="18"/>
+              </w:rPr>
+              <w:t>NCT05374512</w:t>
+            </w:r>
+          </w:p>
+        </w:tc>
+        <w:tc>
+          <w:tcPr>
+            <w:tcW w:w="1725" w:type="dxa"/>
+            <w:tcBorders>
+              <w:tl2br w:val="nil"/>
+              <w:tr2bl w:val="nil"/>
+            </w:tcBorders>
+            <w:shd w:val="clear" w:color="auto" w:fill="auto"/>
+            <w:vAlign w:val="center"/>
+          </w:tcPr>
+          <w:p>
+            <w:pPr>
+              <w:snapToGrid w:val="0"/>
+              <w:jc w:val="center"/>
+              <w:rPr>
+                <w:rFonts w:hint="default" w:ascii="Times New Roman" w:hAnsi="Times New Roman" w:eastAsia="微软雅黑" w:cs="Times New Roman"/>
+                <w:color w:val="000000"/>
+                <w:sz w:val="18"/>
+                <w:szCs w:val="18"/>
+              </w:rPr>
+            </w:pPr>
+            <w:r>
+              <w:rPr>
+                <w:rFonts w:hint="default" w:ascii="Times New Roman" w:hAnsi="Times New Roman" w:eastAsia="微软雅黑" w:cs="Times New Roman"/>
+                <w:kern w:val="0"/>
+                <w:sz w:val="18"/>
+                <w:szCs w:val="18"/>
+              </w:rPr>
+              <w:t>AstraZeneca</w:t>
+            </w:r>
+          </w:p>
+        </w:tc>
+        <w:tc>
+          <w:tcPr>
+            <w:tcW w:w="1590" w:type="dxa"/>
+            <w:tcBorders>
+              <w:tl2br w:val="nil"/>
+              <w:tr2bl w:val="nil"/>
+            </w:tcBorders>
+            <w:shd w:val="clear" w:color="auto" w:fill="auto"/>
+            <w:vAlign w:val="center"/>
+          </w:tcPr>
+          <w:p>
+            <w:pPr>
+              <w:snapToGrid w:val="0"/>
+              <w:jc w:val="center"/>
+              <w:rPr>
+                <w:rFonts w:hint="default" w:ascii="Times New Roman" w:hAnsi="Times New Roman" w:eastAsia="微软雅黑" w:cs="Times New Roman"/>
+                <w:color w:val="000000"/>
+                <w:sz w:val="18"/>
+                <w:szCs w:val="18"/>
+              </w:rPr>
+            </w:pPr>
+            <w:r>
+              <w:rPr>
+                <w:rFonts w:hint="default" w:ascii="Times New Roman" w:hAnsi="Times New Roman" w:eastAsia="微软雅黑" w:cs="Times New Roman"/>
+                <w:color w:val="000000"/>
+                <w:sz w:val="18"/>
+                <w:szCs w:val="18"/>
+              </w:rPr>
+              <w:t>Datopotamab deruxtecan</w:t>
+            </w:r>
+          </w:p>
+        </w:tc>
+        <w:tc>
+          <w:tcPr>
+            <w:tcW w:w="960" w:type="dxa"/>
+            <w:tcBorders>
+              <w:tl2br w:val="nil"/>
+              <w:tr2bl w:val="nil"/>
+            </w:tcBorders>
+            <w:shd w:val="clear" w:color="auto" w:fill="auto"/>
+            <w:vAlign w:val="center"/>
+          </w:tcPr>
+          <w:p>
+            <w:pPr>
+              <w:snapToGrid w:val="0"/>
+              <w:jc w:val="center"/>
+              <w:rPr>
+                <w:rFonts w:hint="default" w:ascii="Times New Roman" w:hAnsi="Times New Roman" w:eastAsia="微软雅黑" w:cs="Times New Roman"/>
+                <w:color w:val="000000"/>
+                <w:sz w:val="18"/>
+                <w:szCs w:val="18"/>
+              </w:rPr>
+            </w:pPr>
+            <w:r>
+              <w:rPr>
+                <w:rFonts w:hint="default" w:ascii="Times New Roman" w:hAnsi="Times New Roman" w:eastAsia="微软雅黑" w:cs="Times New Roman"/>
+                <w:kern w:val="0"/>
+                <w:sz w:val="18"/>
+                <w:szCs w:val="18"/>
+              </w:rPr>
+              <w:t>TROP2</w:t>
+            </w:r>
+          </w:p>
+        </w:tc>
+        <w:tc>
+          <w:tcPr>
+            <w:tcW w:w="2832" w:type="dxa"/>
+            <w:tcBorders>
+              <w:tl2br w:val="nil"/>
+              <w:tr2bl w:val="nil"/>
+            </w:tcBorders>
+            <w:shd w:val="clear" w:color="auto" w:fill="auto"/>
+            <w:vAlign w:val="center"/>
+          </w:tcPr>
+          <w:p>
+            <w:pPr>
+              <w:snapToGrid w:val="0"/>
+              <w:jc w:val="center"/>
+              <w:rPr>
+                <w:rFonts w:hint="default" w:ascii="Times New Roman" w:hAnsi="Times New Roman" w:eastAsia="微软雅黑" w:cs="Times New Roman"/>
+                <w:color w:val="000000"/>
+                <w:sz w:val="18"/>
+                <w:szCs w:val="18"/>
+              </w:rPr>
+            </w:pPr>
+            <w:r>
+              <w:rPr>
+                <w:rFonts w:hint="default" w:ascii="Times New Roman" w:hAnsi="Times New Roman" w:eastAsia="微软雅黑" w:cs="Times New Roman"/>
+                <w:kern w:val="0"/>
+                <w:sz w:val="18"/>
+                <w:szCs w:val="18"/>
+                <w:lang w:val="en-US" w:eastAsia="zh-CN"/>
+              </w:rPr>
+              <w:t>三阴性乳腺癌</w:t>
+            </w:r>
+          </w:p>
+        </w:tc>
+        <w:tc>
+          <w:tcPr>
+            <w:tcW w:w="1154" w:type="dxa"/>
+            <w:tcBorders>
+              <w:tl2br w:val="nil"/>
+              <w:tr2bl w:val="nil"/>
+            </w:tcBorders>
+            <w:shd w:val="clear" w:color="auto" w:fill="auto"/>
+            <w:vAlign w:val="center"/>
+          </w:tcPr>
+          <w:p>
+            <w:pPr>
+              <w:snapToGrid w:val="0"/>
+              <w:jc w:val="center"/>
+              <w:rPr>
+                <w:rFonts w:hint="default" w:ascii="Times New Roman" w:hAnsi="Times New Roman" w:eastAsia="微软雅黑" w:cs="Times New Roman"/>
+                <w:color w:val="000000"/>
+                <w:sz w:val="18"/>
+                <w:szCs w:val="18"/>
+              </w:rPr>
+            </w:pPr>
+            <w:r>
+              <w:rPr>
+                <w:rFonts w:hint="default" w:ascii="Times New Roman" w:hAnsi="Times New Roman" w:eastAsia="微软雅黑" w:cs="Times New Roman"/>
+                <w:kern w:val="0"/>
+                <w:sz w:val="18"/>
+                <w:szCs w:val="18"/>
+              </w:rPr>
+              <w:t>Ⅲ</w:t>
+            </w:r>
+          </w:p>
+        </w:tc>
+      </w:tr>
+      <w:tr>
+        <w:tblPrEx>
+          <w:tblBorders>
+            <w:top w:val="single" w:color="62B541" w:sz="4" w:space="0"/>
+            <w:left w:val="single" w:color="62B541" w:sz="4" w:space="0"/>
+            <w:bottom w:val="single" w:color="62B541" w:sz="4" w:space="0"/>
+            <w:right w:val="single" w:color="62B541" w:sz="4" w:space="0"/>
+            <w:insideH w:val="single" w:color="62B541" w:sz="4" w:space="0"/>
+            <w:insideV w:val="single" w:color="62B541" w:sz="4" w:space="0"/>
+          </w:tblBorders>
+          <w:tblCellMar>
+            <w:top w:w="0" w:type="dxa"/>
+            <w:left w:w="108" w:type="dxa"/>
+            <w:bottom w:w="0" w:type="dxa"/>
+            <w:right w:w="108" w:type="dxa"/>
+          </w:tblCellMar>
+        </w:tblPrEx>
+        <w:trPr>
+          <w:trHeight w:val="622" w:hRule="atLeast"/>
+          <w:jc w:val="center"/>
+        </w:trPr>
+        <w:tc>
+          <w:tcPr>
+            <w:tcW w:w="1516" w:type="dxa"/>
+            <w:tcBorders>
+              <w:tl2br w:val="nil"/>
+              <w:tr2bl w:val="nil"/>
+            </w:tcBorders>
+            <w:shd w:val="clear" w:color="auto" w:fill="auto"/>
+            <w:vAlign w:val="center"/>
+          </w:tcPr>
+          <w:p>
+            <w:pPr>
+              <w:snapToGrid w:val="0"/>
+              <w:ind w:right="-29" w:rightChars="-14"/>
+              <w:jc w:val="center"/>
+              <w:rPr>
+                <w:rFonts w:hint="default" w:ascii="Times New Roman" w:hAnsi="Times New Roman" w:eastAsia="微软雅黑" w:cs="Times New Roman"/>
+                <w:b w:val="0"/>
+                <w:bCs w:val="0"/>
+                <w:color w:val="000000"/>
+                <w:sz w:val="18"/>
+                <w:szCs w:val="18"/>
+              </w:rPr>
+            </w:pPr>
+            <w:r>
+              <w:rPr>
+                <w:rFonts w:hint="default" w:ascii="Times New Roman" w:hAnsi="Times New Roman" w:eastAsia="微软雅黑" w:cs="Times New Roman"/>
+                <w:kern w:val="0"/>
+                <w:sz w:val="18"/>
+                <w:szCs w:val="18"/>
+              </w:rPr>
+              <w:t>NCT05609968</w:t>
+            </w:r>
+          </w:p>
+        </w:tc>
+        <w:tc>
+          <w:tcPr>
+            <w:tcW w:w="1725" w:type="dxa"/>
+            <w:tcBorders>
+              <w:tl2br w:val="nil"/>
+              <w:tr2bl w:val="nil"/>
+            </w:tcBorders>
+            <w:shd w:val="clear" w:color="auto" w:fill="auto"/>
+            <w:vAlign w:val="center"/>
+          </w:tcPr>
+          <w:p>
+            <w:pPr>
+              <w:snapToGrid w:val="0"/>
+              <w:jc w:val="center"/>
+              <w:rPr>
+                <w:rFonts w:hint="default" w:ascii="Times New Roman" w:hAnsi="Times New Roman" w:eastAsia="微软雅黑" w:cs="Times New Roman"/>
+                <w:color w:val="000000"/>
+                <w:sz w:val="18"/>
+                <w:szCs w:val="18"/>
+              </w:rPr>
+            </w:pPr>
+            <w:r>
+              <w:rPr>
+                <w:rFonts w:hint="default" w:ascii="Times New Roman" w:hAnsi="Times New Roman" w:eastAsia="微软雅黑" w:cs="Times New Roman"/>
+                <w:kern w:val="0"/>
+                <w:sz w:val="18"/>
+                <w:szCs w:val="18"/>
+              </w:rPr>
+              <w:t>Merck Sharp &amp; Dohme LLC</w:t>
+            </w:r>
+          </w:p>
+        </w:tc>
+        <w:tc>
+          <w:tcPr>
+            <w:tcW w:w="1590" w:type="dxa"/>
+            <w:tcBorders>
+              <w:tl2br w:val="nil"/>
+              <w:tr2bl w:val="nil"/>
+            </w:tcBorders>
+            <w:shd w:val="clear" w:color="auto" w:fill="auto"/>
+            <w:vAlign w:val="center"/>
+          </w:tcPr>
+          <w:p>
+            <w:pPr>
+              <w:snapToGrid w:val="0"/>
+              <w:jc w:val="center"/>
+              <w:rPr>
+                <w:rFonts w:hint="default" w:ascii="Times New Roman" w:hAnsi="Times New Roman" w:eastAsia="微软雅黑" w:cs="Times New Roman"/>
+                <w:color w:val="000000"/>
+                <w:sz w:val="18"/>
+                <w:szCs w:val="18"/>
+              </w:rPr>
+            </w:pPr>
+            <w:r>
+              <w:rPr>
+                <w:rFonts w:hint="default" w:ascii="Times New Roman" w:hAnsi="Times New Roman" w:eastAsia="微软雅黑" w:cs="Times New Roman"/>
+                <w:kern w:val="0"/>
+                <w:sz w:val="18"/>
+                <w:szCs w:val="18"/>
+              </w:rPr>
+              <w:t>戈沙妥珠单抗</w:t>
+            </w:r>
+          </w:p>
+        </w:tc>
+        <w:tc>
+          <w:tcPr>
+            <w:tcW w:w="960" w:type="dxa"/>
+            <w:tcBorders>
+              <w:tl2br w:val="nil"/>
+              <w:tr2bl w:val="nil"/>
+            </w:tcBorders>
+            <w:shd w:val="clear" w:color="auto" w:fill="auto"/>
+            <w:vAlign w:val="center"/>
+          </w:tcPr>
+          <w:p>
+            <w:pPr>
+              <w:snapToGrid w:val="0"/>
+              <w:jc w:val="center"/>
+              <w:rPr>
+                <w:rFonts w:hint="default" w:ascii="Times New Roman" w:hAnsi="Times New Roman" w:eastAsia="微软雅黑" w:cs="Times New Roman"/>
+                <w:color w:val="000000"/>
+                <w:sz w:val="18"/>
+                <w:szCs w:val="18"/>
+              </w:rPr>
+            </w:pPr>
+            <w:r>
+              <w:rPr>
+                <w:rFonts w:hint="default" w:ascii="Times New Roman" w:hAnsi="Times New Roman" w:eastAsia="微软雅黑" w:cs="Times New Roman"/>
+                <w:kern w:val="0"/>
+                <w:sz w:val="18"/>
+                <w:szCs w:val="18"/>
+              </w:rPr>
+              <w:t>TROP2</w:t>
+            </w:r>
+          </w:p>
+        </w:tc>
+        <w:tc>
+          <w:tcPr>
+            <w:tcW w:w="2832" w:type="dxa"/>
+            <w:tcBorders>
+              <w:tl2br w:val="nil"/>
+              <w:tr2bl w:val="nil"/>
+            </w:tcBorders>
+            <w:shd w:val="clear" w:color="auto" w:fill="auto"/>
+            <w:vAlign w:val="center"/>
+          </w:tcPr>
+          <w:p>
+            <w:pPr>
+              <w:snapToGrid w:val="0"/>
+              <w:jc w:val="center"/>
+              <w:rPr>
+                <w:rFonts w:hint="default" w:ascii="Times New Roman" w:hAnsi="Times New Roman" w:eastAsia="微软雅黑" w:cs="Times New Roman"/>
+                <w:color w:val="000000"/>
+                <w:sz w:val="18"/>
+                <w:szCs w:val="18"/>
+              </w:rPr>
+            </w:pPr>
+            <w:r>
+              <w:rPr>
+                <w:rFonts w:hint="default" w:ascii="Times New Roman" w:hAnsi="Times New Roman" w:eastAsia="微软雅黑" w:cs="Times New Roman"/>
+                <w:kern w:val="0"/>
+                <w:sz w:val="18"/>
+                <w:szCs w:val="18"/>
+              </w:rPr>
+              <w:t>非小细胞肺癌</w:t>
+            </w:r>
+          </w:p>
+        </w:tc>
+        <w:tc>
+          <w:tcPr>
+            <w:tcW w:w="1154" w:type="dxa"/>
+            <w:tcBorders>
+              <w:tl2br w:val="nil"/>
+              <w:tr2bl w:val="nil"/>
+            </w:tcBorders>
+            <w:shd w:val="clear" w:color="auto" w:fill="auto"/>
+            <w:vAlign w:val="center"/>
+          </w:tcPr>
+          <w:p>
+            <w:pPr>
+              <w:snapToGrid w:val="0"/>
+              <w:jc w:val="center"/>
+              <w:rPr>
+                <w:rFonts w:hint="default" w:ascii="Times New Roman" w:hAnsi="Times New Roman" w:eastAsia="微软雅黑" w:cs="Times New Roman"/>
+                <w:color w:val="000000"/>
+                <w:sz w:val="18"/>
+                <w:szCs w:val="18"/>
+              </w:rPr>
+            </w:pPr>
+            <w:r>
+              <w:rPr>
+                <w:rFonts w:hint="default" w:ascii="Times New Roman" w:hAnsi="Times New Roman" w:eastAsia="微软雅黑" w:cs="Times New Roman"/>
+                <w:kern w:val="0"/>
+                <w:sz w:val="18"/>
+                <w:szCs w:val="18"/>
+              </w:rPr>
+              <w:t>Ⅲ</w:t>
+            </w:r>
+          </w:p>
+        </w:tc>
+      </w:tr>
+      <w:tr>
+        <w:tblPrEx>
+          <w:tblBorders>
+            <w:top w:val="single" w:color="62B541" w:sz="4" w:space="0"/>
+            <w:left w:val="single" w:color="62B541" w:sz="4" w:space="0"/>
+            <w:bottom w:val="single" w:color="62B541" w:sz="4" w:space="0"/>
+            <w:right w:val="single" w:color="62B541" w:sz="4" w:space="0"/>
+            <w:insideH w:val="single" w:color="62B541" w:sz="4" w:space="0"/>
+            <w:insideV w:val="single" w:color="62B541" w:sz="4" w:space="0"/>
+          </w:tblBorders>
+          <w:tblCellMar>
+            <w:top w:w="0" w:type="dxa"/>
+            <w:left w:w="108" w:type="dxa"/>
+            <w:bottom w:w="0" w:type="dxa"/>
+            <w:right w:w="108" w:type="dxa"/>
+          </w:tblCellMar>
+        </w:tblPrEx>
+        <w:trPr>
+          <w:trHeight w:val="622" w:hRule="atLeast"/>
+          <w:jc w:val="center"/>
+        </w:trPr>
+        <w:tc>
+          <w:tcPr>
+            <w:tcW w:w="1516" w:type="dxa"/>
+            <w:tcBorders>
+              <w:tl2br w:val="nil"/>
+              <w:tr2bl w:val="nil"/>
+            </w:tcBorders>
+            <w:shd w:val="clear" w:color="auto" w:fill="auto"/>
+            <w:vAlign w:val="center"/>
+          </w:tcPr>
+          <w:p>
+            <w:pPr>
+              <w:snapToGrid w:val="0"/>
+              <w:ind w:right="-29" w:rightChars="-14"/>
+              <w:jc w:val="center"/>
+              <w:rPr>
+                <w:rFonts w:hint="default" w:ascii="Times New Roman" w:hAnsi="Times New Roman" w:eastAsia="微软雅黑" w:cs="Times New Roman"/>
+                <w:kern w:val="0"/>
+                <w:sz w:val="18"/>
+                <w:szCs w:val="18"/>
+              </w:rPr>
+            </w:pPr>
+            <w:r>
+              <w:rPr>
+                <w:rFonts w:hint="default" w:ascii="Times New Roman" w:hAnsi="Times New Roman" w:eastAsia="微软雅黑" w:cs="Times New Roman"/>
+                <w:kern w:val="0"/>
+                <w:sz w:val="18"/>
+                <w:szCs w:val="18"/>
+              </w:rPr>
+              <w:t>NCT04595565</w:t>
+            </w:r>
+          </w:p>
+        </w:tc>
+        <w:tc>
+          <w:tcPr>
+            <w:tcW w:w="1725" w:type="dxa"/>
+            <w:tcBorders>
+              <w:tl2br w:val="nil"/>
+              <w:tr2bl w:val="nil"/>
+            </w:tcBorders>
+            <w:shd w:val="clear" w:color="auto" w:fill="auto"/>
+            <w:vAlign w:val="center"/>
+          </w:tcPr>
+          <w:p>
+            <w:pPr>
+              <w:snapToGrid w:val="0"/>
+              <w:jc w:val="center"/>
+              <w:rPr>
+                <w:rFonts w:hint="default" w:ascii="Times New Roman" w:hAnsi="Times New Roman" w:eastAsia="微软雅黑" w:cs="Times New Roman"/>
+                <w:kern w:val="0"/>
+                <w:sz w:val="18"/>
+                <w:szCs w:val="18"/>
+              </w:rPr>
+            </w:pPr>
+            <w:r>
+              <w:rPr>
+                <w:rFonts w:hint="default" w:ascii="Times New Roman" w:hAnsi="Times New Roman" w:eastAsia="微软雅黑" w:cs="Times New Roman"/>
+                <w:kern w:val="0"/>
+                <w:sz w:val="18"/>
+                <w:szCs w:val="18"/>
+              </w:rPr>
+              <w:t>German Breast Group</w:t>
+            </w:r>
+          </w:p>
+        </w:tc>
+        <w:tc>
+          <w:tcPr>
+            <w:tcW w:w="1590" w:type="dxa"/>
+            <w:tcBorders>
+              <w:tl2br w:val="nil"/>
+              <w:tr2bl w:val="nil"/>
+            </w:tcBorders>
+            <w:shd w:val="clear" w:color="auto" w:fill="auto"/>
+            <w:vAlign w:val="center"/>
+          </w:tcPr>
+          <w:p>
+            <w:pPr>
+              <w:snapToGrid w:val="0"/>
+              <w:jc w:val="center"/>
+              <w:rPr>
+                <w:rFonts w:hint="default" w:ascii="Times New Roman" w:hAnsi="Times New Roman" w:eastAsia="微软雅黑" w:cs="Times New Roman"/>
+                <w:kern w:val="0"/>
+                <w:sz w:val="18"/>
+                <w:szCs w:val="18"/>
+              </w:rPr>
+            </w:pPr>
+            <w:r>
+              <w:rPr>
+                <w:rFonts w:hint="default" w:ascii="Times New Roman" w:hAnsi="Times New Roman" w:eastAsia="微软雅黑" w:cs="Times New Roman"/>
+                <w:kern w:val="0"/>
+                <w:sz w:val="18"/>
+                <w:szCs w:val="18"/>
+              </w:rPr>
+              <w:t>戈沙妥珠单抗</w:t>
+            </w:r>
+          </w:p>
+        </w:tc>
+        <w:tc>
+          <w:tcPr>
+            <w:tcW w:w="960" w:type="dxa"/>
+            <w:tcBorders>
+              <w:tl2br w:val="nil"/>
+              <w:tr2bl w:val="nil"/>
+            </w:tcBorders>
+            <w:shd w:val="clear" w:color="auto" w:fill="auto"/>
+            <w:vAlign w:val="center"/>
+          </w:tcPr>
+          <w:p>
+            <w:pPr>
+              <w:snapToGrid w:val="0"/>
+              <w:jc w:val="center"/>
+              <w:rPr>
+                <w:rFonts w:hint="default" w:ascii="Times New Roman" w:hAnsi="Times New Roman" w:eastAsia="微软雅黑" w:cs="Times New Roman"/>
+                <w:kern w:val="0"/>
+                <w:sz w:val="18"/>
+                <w:szCs w:val="18"/>
+              </w:rPr>
+            </w:pPr>
+            <w:r>
+              <w:rPr>
+                <w:rFonts w:hint="default" w:ascii="Times New Roman" w:hAnsi="Times New Roman" w:eastAsia="微软雅黑" w:cs="Times New Roman"/>
+                <w:kern w:val="0"/>
+                <w:sz w:val="18"/>
+                <w:szCs w:val="18"/>
+              </w:rPr>
+              <w:t>TROP2</w:t>
+            </w:r>
+          </w:p>
+        </w:tc>
+        <w:tc>
+          <w:tcPr>
+            <w:tcW w:w="2832" w:type="dxa"/>
+            <w:tcBorders>
+              <w:tl2br w:val="nil"/>
+              <w:tr2bl w:val="nil"/>
+            </w:tcBorders>
+            <w:shd w:val="clear" w:color="auto" w:fill="auto"/>
+            <w:vAlign w:val="center"/>
+          </w:tcPr>
+          <w:p>
+            <w:pPr>
+              <w:snapToGrid w:val="0"/>
+              <w:jc w:val="center"/>
+              <w:rPr>
+                <w:rFonts w:hint="default" w:ascii="Times New Roman" w:hAnsi="Times New Roman" w:eastAsia="微软雅黑" w:cs="Times New Roman"/>
+                <w:kern w:val="0"/>
+                <w:sz w:val="18"/>
+                <w:szCs w:val="18"/>
+                <w:lang w:val="en-US" w:eastAsia="zh-CN"/>
+              </w:rPr>
+            </w:pPr>
+            <w:r>
+              <w:rPr>
+                <w:rFonts w:hint="default" w:ascii="Times New Roman" w:hAnsi="Times New Roman" w:eastAsia="微软雅黑" w:cs="Times New Roman"/>
+                <w:kern w:val="0"/>
+                <w:sz w:val="18"/>
+                <w:szCs w:val="18"/>
+                <w:lang w:val="en-US" w:eastAsia="zh-CN"/>
+              </w:rPr>
+              <w:t>HER2受体阴性乳腺癌、</w:t>
+            </w:r>
+          </w:p>
+          <w:p>
+            <w:pPr>
+              <w:snapToGrid w:val="0"/>
+              <w:jc w:val="center"/>
+              <w:rPr>
+                <w:rFonts w:hint="default" w:ascii="Times New Roman" w:hAnsi="Times New Roman" w:eastAsia="微软雅黑" w:cs="Times New Roman"/>
+                <w:kern w:val="0"/>
+                <w:sz w:val="18"/>
+                <w:szCs w:val="18"/>
+              </w:rPr>
+            </w:pPr>
+            <w:r>
+              <w:rPr>
+                <w:rFonts w:hint="default" w:ascii="Times New Roman" w:hAnsi="Times New Roman" w:eastAsia="微软雅黑" w:cs="Times New Roman"/>
+                <w:kern w:val="0"/>
+                <w:sz w:val="18"/>
+                <w:szCs w:val="18"/>
+                <w:lang w:val="en-US" w:eastAsia="zh-CN"/>
+              </w:rPr>
+              <w:t>三阴性乳腺癌</w:t>
+            </w:r>
+          </w:p>
+        </w:tc>
+        <w:tc>
+          <w:tcPr>
+            <w:tcW w:w="1154" w:type="dxa"/>
+            <w:tcBorders>
+              <w:tl2br w:val="nil"/>
+              <w:tr2bl w:val="nil"/>
+            </w:tcBorders>
+            <w:shd w:val="clear" w:color="auto" w:fill="auto"/>
+            <w:vAlign w:val="center"/>
+          </w:tcPr>
+          <w:p>
+            <w:pPr>
+              <w:snapToGrid w:val="0"/>
+              <w:jc w:val="center"/>
+              <w:rPr>
+                <w:rFonts w:hint="default" w:ascii="Times New Roman" w:hAnsi="Times New Roman" w:eastAsia="微软雅黑" w:cs="Times New Roman"/>
+                <w:kern w:val="0"/>
+                <w:sz w:val="18"/>
+                <w:szCs w:val="18"/>
+              </w:rPr>
+            </w:pPr>
+            <w:r>
+              <w:rPr>
+                <w:rFonts w:hint="default" w:ascii="Times New Roman" w:hAnsi="Times New Roman" w:eastAsia="微软雅黑" w:cs="Times New Roman"/>
+                <w:kern w:val="0"/>
+                <w:sz w:val="18"/>
+                <w:szCs w:val="18"/>
+              </w:rPr>
+              <w:t>Ⅲ</w:t>
+            </w:r>
+          </w:p>
+        </w:tc>
+      </w:tr>
+      <w:tr>
+        <w:tblPrEx>
+          <w:tblBorders>
+            <w:top w:val="single" w:color="62B541" w:sz="4" w:space="0"/>
+            <w:left w:val="single" w:color="62B541" w:sz="4" w:space="0"/>
+            <w:bottom w:val="single" w:color="62B541" w:sz="4" w:space="0"/>
+            <w:right w:val="single" w:color="62B541" w:sz="4" w:space="0"/>
+            <w:insideH w:val="single" w:color="62B541" w:sz="4" w:space="0"/>
+            <w:insideV w:val="single" w:color="62B541" w:sz="4" w:space="0"/>
+          </w:tblBorders>
+          <w:tblCellMar>
+            <w:top w:w="0" w:type="dxa"/>
+            <w:left w:w="108" w:type="dxa"/>
+            <w:bottom w:w="0" w:type="dxa"/>
+            <w:right w:w="108" w:type="dxa"/>
+          </w:tblCellMar>
+        </w:tblPrEx>
+        <w:trPr>
+          <w:trHeight w:val="622" w:hRule="atLeast"/>
+          <w:jc w:val="center"/>
+        </w:trPr>
+        <w:tc>
+          <w:tcPr>
+            <w:tcW w:w="1516" w:type="dxa"/>
+            <w:tcBorders>
+              <w:tl2br w:val="nil"/>
+              <w:tr2bl w:val="nil"/>
+            </w:tcBorders>
+            <w:shd w:val="clear" w:color="auto" w:fill="auto"/>
+            <w:vAlign w:val="center"/>
+          </w:tcPr>
+          <w:p>
+            <w:pPr>
+              <w:snapToGrid w:val="0"/>
+              <w:ind w:right="-29" w:rightChars="-14"/>
+              <w:jc w:val="center"/>
+              <w:rPr>
+                <w:rFonts w:hint="default" w:ascii="Times New Roman" w:hAnsi="Times New Roman" w:eastAsia="微软雅黑" w:cs="Times New Roman"/>
+                <w:kern w:val="0"/>
+                <w:sz w:val="18"/>
+                <w:szCs w:val="18"/>
+              </w:rPr>
+            </w:pPr>
+            <w:r>
+              <w:rPr>
+                <w:rFonts w:hint="default" w:ascii="Times New Roman" w:hAnsi="Times New Roman" w:eastAsia="微软雅黑" w:cs="Times New Roman"/>
+                <w:kern w:val="0"/>
+                <w:sz w:val="18"/>
+                <w:szCs w:val="18"/>
+              </w:rPr>
+              <w:t>NCT04639986</w:t>
+            </w:r>
+          </w:p>
+        </w:tc>
+        <w:tc>
+          <w:tcPr>
+            <w:tcW w:w="1725" w:type="dxa"/>
+            <w:tcBorders>
+              <w:tl2br w:val="nil"/>
+              <w:tr2bl w:val="nil"/>
+            </w:tcBorders>
+            <w:shd w:val="clear" w:color="auto" w:fill="auto"/>
+            <w:vAlign w:val="center"/>
+          </w:tcPr>
+          <w:p>
+            <w:pPr>
+              <w:snapToGrid w:val="0"/>
+              <w:jc w:val="center"/>
+              <w:rPr>
+                <w:rFonts w:hint="default" w:ascii="Times New Roman" w:hAnsi="Times New Roman" w:eastAsia="微软雅黑" w:cs="Times New Roman"/>
+                <w:kern w:val="0"/>
+                <w:sz w:val="18"/>
+                <w:szCs w:val="18"/>
+              </w:rPr>
+            </w:pPr>
+            <w:r>
+              <w:rPr>
+                <w:rFonts w:hint="default" w:ascii="Times New Roman" w:hAnsi="Times New Roman" w:eastAsia="微软雅黑" w:cs="Times New Roman"/>
+                <w:kern w:val="0"/>
+                <w:sz w:val="18"/>
+                <w:szCs w:val="18"/>
+              </w:rPr>
+              <w:t>Gilead Sciences</w:t>
+            </w:r>
+          </w:p>
+        </w:tc>
+        <w:tc>
+          <w:tcPr>
+            <w:tcW w:w="1590" w:type="dxa"/>
+            <w:tcBorders>
+              <w:tl2br w:val="nil"/>
+              <w:tr2bl w:val="nil"/>
+            </w:tcBorders>
+            <w:shd w:val="clear" w:color="auto" w:fill="auto"/>
+            <w:vAlign w:val="center"/>
+          </w:tcPr>
+          <w:p>
+            <w:pPr>
+              <w:snapToGrid w:val="0"/>
+              <w:jc w:val="center"/>
+              <w:rPr>
+                <w:rFonts w:hint="default" w:ascii="Times New Roman" w:hAnsi="Times New Roman" w:eastAsia="微软雅黑" w:cs="Times New Roman"/>
+                <w:kern w:val="0"/>
+                <w:sz w:val="18"/>
+                <w:szCs w:val="18"/>
+              </w:rPr>
+            </w:pPr>
+            <w:r>
+              <w:rPr>
+                <w:rFonts w:hint="default" w:ascii="Times New Roman" w:hAnsi="Times New Roman" w:eastAsia="微软雅黑" w:cs="Times New Roman"/>
+                <w:kern w:val="0"/>
+                <w:sz w:val="18"/>
+                <w:szCs w:val="18"/>
+              </w:rPr>
+              <w:t>戈沙妥珠单抗</w:t>
+            </w:r>
+          </w:p>
+        </w:tc>
+        <w:tc>
+          <w:tcPr>
+            <w:tcW w:w="960" w:type="dxa"/>
+            <w:tcBorders>
+              <w:tl2br w:val="nil"/>
+              <w:tr2bl w:val="nil"/>
+            </w:tcBorders>
+            <w:shd w:val="clear" w:color="auto" w:fill="auto"/>
+            <w:vAlign w:val="center"/>
+          </w:tcPr>
+          <w:p>
+            <w:pPr>
+              <w:snapToGrid w:val="0"/>
+              <w:jc w:val="center"/>
+              <w:rPr>
+                <w:rFonts w:hint="default" w:ascii="Times New Roman" w:hAnsi="Times New Roman" w:eastAsia="微软雅黑" w:cs="Times New Roman"/>
+                <w:kern w:val="0"/>
+                <w:sz w:val="18"/>
+                <w:szCs w:val="18"/>
+              </w:rPr>
+            </w:pPr>
+            <w:r>
+              <w:rPr>
+                <w:rFonts w:hint="default" w:ascii="Times New Roman" w:hAnsi="Times New Roman" w:eastAsia="微软雅黑" w:cs="Times New Roman"/>
+                <w:kern w:val="0"/>
+                <w:sz w:val="18"/>
+                <w:szCs w:val="18"/>
+              </w:rPr>
+              <w:t>TROP2</w:t>
+            </w:r>
+          </w:p>
+        </w:tc>
+        <w:tc>
+          <w:tcPr>
+            <w:tcW w:w="2832" w:type="dxa"/>
+            <w:tcBorders>
+              <w:tl2br w:val="nil"/>
+              <w:tr2bl w:val="nil"/>
+            </w:tcBorders>
+            <w:shd w:val="clear" w:color="auto" w:fill="auto"/>
+            <w:vAlign w:val="center"/>
+          </w:tcPr>
+          <w:p>
+            <w:pPr>
+              <w:snapToGrid w:val="0"/>
+              <w:jc w:val="center"/>
+              <w:rPr>
+                <w:rFonts w:hint="default" w:ascii="Times New Roman" w:hAnsi="Times New Roman" w:eastAsia="微软雅黑" w:cs="Times New Roman"/>
+                <w:kern w:val="0"/>
+                <w:sz w:val="18"/>
+                <w:szCs w:val="18"/>
+              </w:rPr>
+            </w:pPr>
+            <w:r>
+              <w:rPr>
+                <w:rFonts w:hint="default" w:ascii="Times New Roman" w:hAnsi="Times New Roman" w:eastAsia="微软雅黑" w:cs="Times New Roman"/>
+                <w:kern w:val="0"/>
+                <w:sz w:val="18"/>
+                <w:szCs w:val="18"/>
+                <w:lang w:val="en-US" w:eastAsia="zh-CN"/>
+              </w:rPr>
+              <w:t>HER2受体阴性乳腺癌</w:t>
+            </w:r>
+          </w:p>
+        </w:tc>
+        <w:tc>
+          <w:tcPr>
+            <w:tcW w:w="1154" w:type="dxa"/>
+            <w:tcBorders>
+              <w:tl2br w:val="nil"/>
+              <w:tr2bl w:val="nil"/>
+            </w:tcBorders>
+            <w:shd w:val="clear" w:color="auto" w:fill="auto"/>
+            <w:vAlign w:val="center"/>
+          </w:tcPr>
+          <w:p>
+            <w:pPr>
+              <w:snapToGrid w:val="0"/>
+              <w:jc w:val="center"/>
+              <w:rPr>
+                <w:rFonts w:hint="default" w:ascii="Times New Roman" w:hAnsi="Times New Roman" w:eastAsia="微软雅黑" w:cs="Times New Roman"/>
+                <w:kern w:val="0"/>
+                <w:sz w:val="18"/>
+                <w:szCs w:val="18"/>
+              </w:rPr>
+            </w:pPr>
+            <w:r>
+              <w:rPr>
+                <w:rFonts w:hint="default" w:ascii="Times New Roman" w:hAnsi="Times New Roman" w:eastAsia="微软雅黑" w:cs="Times New Roman"/>
+                <w:kern w:val="0"/>
+                <w:sz w:val="18"/>
+                <w:szCs w:val="18"/>
+              </w:rPr>
+              <w:t>Ⅲ</w:t>
+            </w:r>
+          </w:p>
+        </w:tc>
+      </w:tr>
+      <w:tr>
+        <w:tblPrEx>
+          <w:tblBorders>
+            <w:top w:val="single" w:color="62B541" w:sz="4" w:space="0"/>
+            <w:left w:val="single" w:color="62B541" w:sz="4" w:space="0"/>
+            <w:bottom w:val="single" w:color="62B541" w:sz="4" w:space="0"/>
+            <w:right w:val="single" w:color="62B541" w:sz="4" w:space="0"/>
+            <w:insideH w:val="single" w:color="62B541" w:sz="4" w:space="0"/>
+            <w:insideV w:val="single" w:color="62B541" w:sz="4" w:space="0"/>
+          </w:tblBorders>
+          <w:tblCellMar>
+            <w:top w:w="0" w:type="dxa"/>
+            <w:left w:w="108" w:type="dxa"/>
+            <w:bottom w:w="0" w:type="dxa"/>
+            <w:right w:w="108" w:type="dxa"/>
+          </w:tblCellMar>
+        </w:tblPrEx>
+        <w:trPr>
+          <w:trHeight w:val="622" w:hRule="atLeast"/>
+          <w:jc w:val="center"/>
+        </w:trPr>
+        <w:tc>
+          <w:tcPr>
+            <w:tcW w:w="1516" w:type="dxa"/>
+            <w:tcBorders>
+              <w:tl2br w:val="nil"/>
+              <w:tr2bl w:val="nil"/>
+            </w:tcBorders>
+            <w:shd w:val="clear" w:color="auto" w:fill="auto"/>
+            <w:vAlign w:val="center"/>
+          </w:tcPr>
+          <w:p>
+            <w:pPr>
+              <w:snapToGrid w:val="0"/>
+              <w:ind w:right="-29" w:rightChars="-14"/>
+              <w:jc w:val="center"/>
+              <w:rPr>
+                <w:rFonts w:hint="default" w:ascii="Times New Roman" w:hAnsi="Times New Roman" w:eastAsia="微软雅黑" w:cs="Times New Roman"/>
+                <w:b w:val="0"/>
+                <w:bCs w:val="0"/>
+                <w:color w:val="000000"/>
+                <w:sz w:val="18"/>
+                <w:szCs w:val="18"/>
+              </w:rPr>
+            </w:pPr>
+            <w:r>
+              <w:rPr>
+                <w:rFonts w:hint="default" w:ascii="Times New Roman" w:hAnsi="Times New Roman" w:eastAsia="微软雅黑" w:cs="Times New Roman"/>
+                <w:kern w:val="0"/>
+                <w:sz w:val="18"/>
+                <w:szCs w:val="18"/>
+              </w:rPr>
+              <w:t>NCT05922930</w:t>
+            </w:r>
+          </w:p>
+        </w:tc>
+        <w:tc>
+          <w:tcPr>
+            <w:tcW w:w="1725" w:type="dxa"/>
+            <w:tcBorders>
+              <w:tl2br w:val="nil"/>
+              <w:tr2bl w:val="nil"/>
+            </w:tcBorders>
+            <w:shd w:val="clear" w:color="auto" w:fill="auto"/>
+            <w:vAlign w:val="center"/>
+          </w:tcPr>
+          <w:p>
+            <w:pPr>
+              <w:snapToGrid w:val="0"/>
+              <w:jc w:val="center"/>
+              <w:rPr>
+                <w:rFonts w:hint="default" w:ascii="Times New Roman" w:hAnsi="Times New Roman" w:eastAsia="微软雅黑" w:cs="Times New Roman"/>
+                <w:color w:val="000000"/>
+                <w:sz w:val="18"/>
+                <w:szCs w:val="18"/>
+              </w:rPr>
+            </w:pPr>
+            <w:r>
+              <w:rPr>
+                <w:rFonts w:hint="default" w:ascii="Times New Roman" w:hAnsi="Times New Roman" w:eastAsia="微软雅黑" w:cs="Times New Roman"/>
+                <w:kern w:val="0"/>
+                <w:sz w:val="18"/>
+                <w:szCs w:val="18"/>
+              </w:rPr>
+              <w:t>M.D. Anderson Cancer Center</w:t>
+            </w:r>
+          </w:p>
+        </w:tc>
+        <w:tc>
+          <w:tcPr>
+            <w:tcW w:w="1590" w:type="dxa"/>
+            <w:tcBorders>
+              <w:tl2br w:val="nil"/>
+              <w:tr2bl w:val="nil"/>
+            </w:tcBorders>
+            <w:shd w:val="clear" w:color="auto" w:fill="auto"/>
+            <w:vAlign w:val="center"/>
+          </w:tcPr>
+          <w:p>
+            <w:pPr>
+              <w:snapToGrid w:val="0"/>
+              <w:jc w:val="center"/>
+              <w:rPr>
+                <w:rFonts w:hint="default" w:ascii="Times New Roman" w:hAnsi="Times New Roman" w:eastAsia="微软雅黑" w:cs="Times New Roman"/>
+                <w:color w:val="000000"/>
+                <w:sz w:val="18"/>
+                <w:szCs w:val="18"/>
+                <w:highlight w:val="none"/>
+              </w:rPr>
+            </w:pPr>
+            <w:r>
+              <w:rPr>
+                <w:rFonts w:hint="default" w:ascii="Times New Roman" w:hAnsi="Times New Roman" w:eastAsia="微软雅黑" w:cs="Times New Roman"/>
+                <w:kern w:val="0"/>
+                <w:sz w:val="18"/>
+                <w:szCs w:val="18"/>
+                <w:highlight w:val="none"/>
+              </w:rPr>
+              <w:t>TROP2-CAR-NK</w:t>
+            </w:r>
+          </w:p>
+        </w:tc>
+        <w:tc>
+          <w:tcPr>
+            <w:tcW w:w="960" w:type="dxa"/>
+            <w:tcBorders>
+              <w:tl2br w:val="nil"/>
+              <w:tr2bl w:val="nil"/>
+            </w:tcBorders>
+            <w:shd w:val="clear" w:color="auto" w:fill="auto"/>
+            <w:vAlign w:val="center"/>
+          </w:tcPr>
+          <w:p>
+            <w:pPr>
+              <w:snapToGrid w:val="0"/>
+              <w:jc w:val="center"/>
+              <w:rPr>
+                <w:rFonts w:hint="default" w:ascii="Times New Roman" w:hAnsi="Times New Roman" w:eastAsia="微软雅黑" w:cs="Times New Roman"/>
+                <w:color w:val="000000"/>
+                <w:sz w:val="18"/>
+                <w:szCs w:val="18"/>
+                <w:highlight w:val="none"/>
+              </w:rPr>
+            </w:pPr>
+            <w:r>
+              <w:rPr>
+                <w:rFonts w:hint="default" w:ascii="Times New Roman" w:hAnsi="Times New Roman" w:eastAsia="微软雅黑" w:cs="Times New Roman"/>
+                <w:kern w:val="0"/>
+                <w:sz w:val="18"/>
+                <w:szCs w:val="18"/>
+                <w:highlight w:val="none"/>
+              </w:rPr>
+              <w:t>TROP2</w:t>
+            </w:r>
+          </w:p>
+        </w:tc>
+        <w:tc>
+          <w:tcPr>
+            <w:tcW w:w="2832" w:type="dxa"/>
+            <w:tcBorders>
+              <w:tl2br w:val="nil"/>
+              <w:tr2bl w:val="nil"/>
+            </w:tcBorders>
+            <w:shd w:val="clear" w:color="auto" w:fill="auto"/>
+            <w:vAlign w:val="center"/>
+          </w:tcPr>
+          <w:p>
+            <w:pPr>
+              <w:snapToGrid w:val="0"/>
+              <w:jc w:val="center"/>
+              <w:rPr>
+                <w:rFonts w:hint="default" w:ascii="Times New Roman" w:hAnsi="Times New Roman" w:eastAsia="微软雅黑" w:cs="Times New Roman"/>
+                <w:kern w:val="0"/>
+                <w:sz w:val="18"/>
+                <w:szCs w:val="18"/>
+                <w:lang w:val="en-US" w:eastAsia="zh-CN"/>
+              </w:rPr>
+            </w:pPr>
+            <w:r>
+              <w:rPr>
+                <w:rFonts w:hint="default" w:ascii="Times New Roman" w:hAnsi="Times New Roman" w:eastAsia="微软雅黑" w:cs="Times New Roman"/>
+                <w:kern w:val="0"/>
+                <w:sz w:val="18"/>
+                <w:szCs w:val="18"/>
+                <w:lang w:val="en-US" w:eastAsia="zh-CN"/>
+              </w:rPr>
+              <w:t>卵巢癌、腹膜癌症、输卵管癌、</w:t>
+            </w:r>
+          </w:p>
+          <w:p>
+            <w:pPr>
+              <w:snapToGrid w:val="0"/>
+              <w:jc w:val="center"/>
+              <w:rPr>
+                <w:rFonts w:hint="default" w:ascii="Times New Roman" w:hAnsi="Times New Roman" w:eastAsia="微软雅黑" w:cs="Times New Roman"/>
+                <w:color w:val="000000"/>
+                <w:sz w:val="18"/>
+                <w:szCs w:val="18"/>
+                <w:lang w:val="en-US" w:eastAsia="zh-CN"/>
+              </w:rPr>
+            </w:pPr>
+            <w:r>
+              <w:rPr>
+                <w:rFonts w:hint="default" w:ascii="Times New Roman" w:hAnsi="Times New Roman" w:eastAsia="微软雅黑" w:cs="Times New Roman"/>
+                <w:kern w:val="0"/>
+                <w:sz w:val="18"/>
+                <w:szCs w:val="18"/>
+                <w:lang w:val="en-US" w:eastAsia="zh-CN"/>
+              </w:rPr>
+              <w:t>中肾样腺癌、胰腺癌</w:t>
+            </w:r>
+          </w:p>
+        </w:tc>
+        <w:tc>
+          <w:tcPr>
+            <w:tcW w:w="1154" w:type="dxa"/>
+            <w:tcBorders>
+              <w:tl2br w:val="nil"/>
+              <w:tr2bl w:val="nil"/>
+            </w:tcBorders>
+            <w:shd w:val="clear" w:color="auto" w:fill="auto"/>
+            <w:vAlign w:val="center"/>
+          </w:tcPr>
+          <w:p>
+            <w:pPr>
+              <w:snapToGrid w:val="0"/>
+              <w:jc w:val="center"/>
+              <w:rPr>
+                <w:rFonts w:hint="default" w:ascii="Times New Roman" w:hAnsi="Times New Roman" w:eastAsia="微软雅黑" w:cs="Times New Roman"/>
+                <w:color w:val="000000"/>
+                <w:sz w:val="18"/>
+                <w:szCs w:val="18"/>
+                <w:lang w:val="en-US" w:eastAsia="zh-CN"/>
+              </w:rPr>
+            </w:pPr>
+            <w:r>
+              <w:rPr>
+                <w:rFonts w:hint="default" w:ascii="Times New Roman" w:hAnsi="Times New Roman" w:eastAsia="微软雅黑" w:cs="Times New Roman"/>
+                <w:kern w:val="0"/>
+                <w:sz w:val="18"/>
+                <w:szCs w:val="18"/>
+              </w:rPr>
+              <w:t>Ⅰ/Ⅱ</w:t>
+            </w:r>
+          </w:p>
+        </w:tc>
+      </w:tr>
+      <w:tr>
+        <w:tblPrEx>
+          <w:tblBorders>
+            <w:top w:val="single" w:color="62B541" w:sz="4" w:space="0"/>
+            <w:left w:val="single" w:color="62B541" w:sz="4" w:space="0"/>
+            <w:bottom w:val="single" w:color="62B541" w:sz="4" w:space="0"/>
+            <w:right w:val="single" w:color="62B541" w:sz="4" w:space="0"/>
+            <w:insideH w:val="single" w:color="62B541" w:sz="4" w:space="0"/>
+            <w:insideV w:val="single" w:color="62B541" w:sz="4" w:space="0"/>
+          </w:tblBorders>
+          <w:tblCellMar>
+            <w:top w:w="0" w:type="dxa"/>
+            <w:left w:w="108" w:type="dxa"/>
+            <w:bottom w:w="0" w:type="dxa"/>
+            <w:right w:w="108" w:type="dxa"/>
+          </w:tblCellMar>
+        </w:tblPrEx>
+        <w:trPr>
+          <w:trHeight w:val="622" w:hRule="atLeast"/>
+          <w:jc w:val="center"/>
+        </w:trPr>
+        <w:tc>
+          <w:tcPr>
+            <w:tcW w:w="1516" w:type="dxa"/>
+            <w:tcBorders>
+              <w:tl2br w:val="nil"/>
+              <w:tr2bl w:val="nil"/>
+            </w:tcBorders>
+            <w:shd w:val="clear" w:color="auto" w:fill="auto"/>
+            <w:vAlign w:val="center"/>
+          </w:tcPr>
+          <w:p>
+            <w:pPr>
+              <w:snapToGrid w:val="0"/>
+              <w:ind w:right="-29" w:rightChars="-14"/>
+              <w:jc w:val="center"/>
+              <w:rPr>
+                <w:rFonts w:hint="default" w:ascii="Times New Roman" w:hAnsi="Times New Roman" w:eastAsia="微软雅黑" w:cs="Times New Roman"/>
+                <w:b w:val="0"/>
+                <w:bCs w:val="0"/>
+                <w:color w:val="000000"/>
+                <w:sz w:val="18"/>
+                <w:szCs w:val="18"/>
+              </w:rPr>
+            </w:pPr>
+            <w:r>
+              <w:rPr>
+                <w:rFonts w:hint="default" w:ascii="Times New Roman" w:hAnsi="Times New Roman" w:eastAsia="微软雅黑" w:cs="Times New Roman"/>
+                <w:color w:val="000000"/>
+                <w:kern w:val="0"/>
+                <w:sz w:val="18"/>
+                <w:szCs w:val="18"/>
+              </w:rPr>
+              <w:t>NCT05941507</w:t>
+            </w:r>
+          </w:p>
+        </w:tc>
+        <w:tc>
+          <w:tcPr>
+            <w:tcW w:w="1725" w:type="dxa"/>
+            <w:tcBorders>
+              <w:tl2br w:val="nil"/>
+              <w:tr2bl w:val="nil"/>
+            </w:tcBorders>
+            <w:shd w:val="clear" w:color="auto" w:fill="auto"/>
+            <w:vAlign w:val="center"/>
+          </w:tcPr>
+          <w:p>
+            <w:pPr>
+              <w:snapToGrid w:val="0"/>
+              <w:jc w:val="center"/>
+              <w:rPr>
+                <w:rFonts w:hint="default" w:ascii="Times New Roman" w:hAnsi="Times New Roman" w:eastAsia="微软雅黑" w:cs="Times New Roman"/>
+                <w:color w:val="000000"/>
+                <w:sz w:val="18"/>
+                <w:szCs w:val="18"/>
+              </w:rPr>
+            </w:pPr>
+            <w:r>
+              <w:rPr>
+                <w:rFonts w:hint="default" w:ascii="Times New Roman" w:hAnsi="Times New Roman" w:eastAsia="微软雅黑" w:cs="Times New Roman"/>
+                <w:i w:val="0"/>
+                <w:iCs w:val="0"/>
+                <w:caps w:val="0"/>
+                <w:spacing w:val="0"/>
+                <w:kern w:val="0"/>
+                <w:sz w:val="18"/>
+                <w:szCs w:val="18"/>
+                <w:shd w:val="clear"/>
+              </w:rPr>
+              <w:t>LigaChem Biosciences, Inc</w:t>
+            </w:r>
+          </w:p>
+        </w:tc>
+        <w:tc>
+          <w:tcPr>
+            <w:tcW w:w="1590" w:type="dxa"/>
+            <w:tcBorders>
+              <w:tl2br w:val="nil"/>
+              <w:tr2bl w:val="nil"/>
+            </w:tcBorders>
+            <w:shd w:val="clear" w:color="auto" w:fill="auto"/>
+            <w:vAlign w:val="center"/>
+          </w:tcPr>
+          <w:p>
+            <w:pPr>
+              <w:snapToGrid w:val="0"/>
+              <w:jc w:val="center"/>
+              <w:rPr>
+                <w:rFonts w:hint="default" w:ascii="Times New Roman" w:hAnsi="Times New Roman" w:eastAsia="微软雅黑" w:cs="Times New Roman"/>
+                <w:color w:val="000000"/>
+                <w:sz w:val="18"/>
+                <w:szCs w:val="18"/>
+              </w:rPr>
+            </w:pPr>
+            <w:r>
+              <w:rPr>
+                <w:rFonts w:hint="default" w:ascii="Times New Roman" w:hAnsi="Times New Roman" w:eastAsia="微软雅黑" w:cs="Times New Roman"/>
+                <w:color w:val="000000"/>
+                <w:kern w:val="0"/>
+                <w:sz w:val="18"/>
+                <w:szCs w:val="18"/>
+              </w:rPr>
+              <w:t>LCB84</w:t>
+            </w:r>
+          </w:p>
+        </w:tc>
+        <w:tc>
+          <w:tcPr>
+            <w:tcW w:w="960" w:type="dxa"/>
+            <w:tcBorders>
+              <w:tl2br w:val="nil"/>
+              <w:tr2bl w:val="nil"/>
+            </w:tcBorders>
+            <w:shd w:val="clear" w:color="auto" w:fill="auto"/>
+            <w:vAlign w:val="center"/>
+          </w:tcPr>
+          <w:p>
+            <w:pPr>
+              <w:snapToGrid w:val="0"/>
+              <w:jc w:val="center"/>
+              <w:rPr>
+                <w:rFonts w:hint="default" w:ascii="Times New Roman" w:hAnsi="Times New Roman" w:eastAsia="微软雅黑" w:cs="Times New Roman"/>
+                <w:color w:val="000000"/>
+                <w:sz w:val="18"/>
+                <w:szCs w:val="18"/>
+              </w:rPr>
+            </w:pPr>
+            <w:r>
+              <w:rPr>
+                <w:rFonts w:hint="default" w:ascii="Times New Roman" w:hAnsi="Times New Roman" w:eastAsia="微软雅黑" w:cs="Times New Roman"/>
+                <w:color w:val="000000"/>
+                <w:kern w:val="0"/>
+                <w:sz w:val="18"/>
+                <w:szCs w:val="18"/>
+              </w:rPr>
+              <w:t>TROP2</w:t>
+            </w:r>
+          </w:p>
+        </w:tc>
+        <w:tc>
+          <w:tcPr>
+            <w:tcW w:w="2832" w:type="dxa"/>
+            <w:tcBorders>
+              <w:tl2br w:val="nil"/>
+              <w:tr2bl w:val="nil"/>
+            </w:tcBorders>
+            <w:shd w:val="clear" w:color="auto" w:fill="auto"/>
+            <w:vAlign w:val="center"/>
+          </w:tcPr>
+          <w:p>
+            <w:pPr>
+              <w:snapToGrid w:val="0"/>
+              <w:jc w:val="center"/>
+              <w:rPr>
+                <w:rFonts w:hint="default" w:ascii="Times New Roman" w:hAnsi="Times New Roman" w:eastAsia="微软雅黑" w:cs="Times New Roman"/>
+                <w:color w:val="000000"/>
+                <w:sz w:val="18"/>
+                <w:szCs w:val="18"/>
+              </w:rPr>
+            </w:pPr>
+            <w:r>
+              <w:rPr>
+                <w:rFonts w:hint="default" w:ascii="Times New Roman" w:hAnsi="Times New Roman" w:eastAsia="微软雅黑" w:cs="Times New Roman"/>
+                <w:color w:val="000000"/>
+                <w:kern w:val="0"/>
+                <w:sz w:val="18"/>
+                <w:szCs w:val="18"/>
+                <w:lang w:val="en-US" w:eastAsia="zh-CN"/>
+              </w:rPr>
+              <w:t>实体瘤</w:t>
+            </w:r>
+          </w:p>
+        </w:tc>
+        <w:tc>
+          <w:tcPr>
+            <w:tcW w:w="1154" w:type="dxa"/>
+            <w:tcBorders>
+              <w:tl2br w:val="nil"/>
+              <w:tr2bl w:val="nil"/>
+            </w:tcBorders>
+            <w:shd w:val="clear" w:color="auto" w:fill="auto"/>
+            <w:vAlign w:val="center"/>
+          </w:tcPr>
+          <w:p>
+            <w:pPr>
+              <w:snapToGrid w:val="0"/>
+              <w:jc w:val="center"/>
+              <w:rPr>
+                <w:rFonts w:hint="default" w:ascii="Times New Roman" w:hAnsi="Times New Roman" w:eastAsia="微软雅黑" w:cs="Times New Roman"/>
+                <w:color w:val="000000"/>
+                <w:sz w:val="18"/>
+                <w:szCs w:val="18"/>
+              </w:rPr>
+            </w:pPr>
+            <w:r>
+              <w:rPr>
+                <w:rFonts w:hint="default" w:ascii="Times New Roman" w:hAnsi="Times New Roman" w:eastAsia="微软雅黑" w:cs="Times New Roman"/>
+                <w:kern w:val="0"/>
+                <w:sz w:val="18"/>
+                <w:szCs w:val="18"/>
+              </w:rPr>
+              <w:t>Ⅰ/Ⅱ</w:t>
+            </w:r>
+          </w:p>
+        </w:tc>
+      </w:tr>
+      <w:tr>
+        <w:tblPrEx>
+          <w:tblBorders>
+            <w:top w:val="single" w:color="62B541" w:sz="4" w:space="0"/>
+            <w:left w:val="single" w:color="62B541" w:sz="4" w:space="0"/>
+            <w:bottom w:val="single" w:color="62B541" w:sz="4" w:space="0"/>
+            <w:right w:val="single" w:color="62B541" w:sz="4" w:space="0"/>
+            <w:insideH w:val="single" w:color="62B541" w:sz="4" w:space="0"/>
+            <w:insideV w:val="single" w:color="62B541" w:sz="4" w:space="0"/>
+          </w:tblBorders>
+          <w:tblCellMar>
+            <w:top w:w="0" w:type="dxa"/>
+            <w:left w:w="108" w:type="dxa"/>
+            <w:bottom w:w="0" w:type="dxa"/>
+            <w:right w:w="108" w:type="dxa"/>
+          </w:tblCellMar>
+        </w:tblPrEx>
+        <w:trPr>
+          <w:trHeight w:val="622" w:hRule="atLeast"/>
+          <w:jc w:val="center"/>
+        </w:trPr>
+        <w:tc>
+          <w:tcPr>
+            <w:tcW w:w="1516" w:type="dxa"/>
+            <w:tcBorders>
+              <w:tl2br w:val="nil"/>
+              <w:tr2bl w:val="nil"/>
+            </w:tcBorders>
+            <w:shd w:val="clear" w:color="auto" w:fill="auto"/>
+            <w:vAlign w:val="center"/>
+          </w:tcPr>
+          <w:p>
+            <w:pPr>
+              <w:snapToGrid w:val="0"/>
+              <w:ind w:right="-29" w:rightChars="-14"/>
+              <w:jc w:val="center"/>
+              <w:rPr>
+                <w:rFonts w:hint="default" w:ascii="Times New Roman" w:hAnsi="Times New Roman" w:eastAsia="微软雅黑" w:cs="Times New Roman"/>
+                <w:color w:val="000000"/>
+                <w:kern w:val="0"/>
+                <w:sz w:val="18"/>
+                <w:szCs w:val="18"/>
+              </w:rPr>
+            </w:pPr>
+            <w:r>
+              <w:rPr>
+                <w:rFonts w:hint="default" w:ascii="Times New Roman" w:hAnsi="Times New Roman" w:eastAsia="微软雅黑" w:cs="Times New Roman"/>
+                <w:color w:val="000000"/>
+                <w:kern w:val="0"/>
+                <w:sz w:val="18"/>
+                <w:szCs w:val="18"/>
+              </w:rPr>
+              <w:t>NCT06439771</w:t>
+            </w:r>
+          </w:p>
+        </w:tc>
+        <w:tc>
+          <w:tcPr>
+            <w:tcW w:w="1725" w:type="dxa"/>
+            <w:tcBorders>
+              <w:tl2br w:val="nil"/>
+              <w:tr2bl w:val="nil"/>
+            </w:tcBorders>
+            <w:shd w:val="clear" w:color="auto" w:fill="auto"/>
+            <w:vAlign w:val="center"/>
+          </w:tcPr>
+          <w:p>
+            <w:pPr>
+              <w:snapToGrid w:val="0"/>
+              <w:jc w:val="center"/>
+              <w:rPr>
+                <w:rFonts w:hint="default" w:ascii="Times New Roman" w:hAnsi="Times New Roman" w:eastAsia="微软雅黑" w:cs="Times New Roman"/>
+                <w:color w:val="000000"/>
+                <w:kern w:val="0"/>
+                <w:sz w:val="18"/>
+                <w:szCs w:val="18"/>
+              </w:rPr>
+            </w:pPr>
+            <w:r>
+              <w:rPr>
+                <w:rFonts w:hint="default" w:ascii="Times New Roman" w:hAnsi="Times New Roman" w:eastAsia="微软雅黑" w:cs="Times New Roman"/>
+                <w:color w:val="000000"/>
+                <w:kern w:val="0"/>
+                <w:sz w:val="18"/>
+                <w:szCs w:val="18"/>
+              </w:rPr>
+              <w:t>MediLink Therapeutics (Suzhou) Co., Ltd.</w:t>
+            </w:r>
+          </w:p>
+        </w:tc>
+        <w:tc>
+          <w:tcPr>
+            <w:tcW w:w="1590" w:type="dxa"/>
+            <w:tcBorders>
+              <w:tl2br w:val="nil"/>
+              <w:tr2bl w:val="nil"/>
+            </w:tcBorders>
+            <w:shd w:val="clear" w:color="auto" w:fill="auto"/>
+            <w:vAlign w:val="center"/>
+          </w:tcPr>
+          <w:p>
+            <w:pPr>
+              <w:snapToGrid w:val="0"/>
+              <w:jc w:val="center"/>
+              <w:rPr>
+                <w:rFonts w:hint="default" w:ascii="Times New Roman" w:hAnsi="Times New Roman" w:eastAsia="微软雅黑" w:cs="Times New Roman"/>
+                <w:color w:val="000000"/>
+                <w:kern w:val="0"/>
+                <w:sz w:val="18"/>
+                <w:szCs w:val="18"/>
+              </w:rPr>
+            </w:pPr>
+            <w:r>
+              <w:rPr>
+                <w:rFonts w:hint="default" w:ascii="Times New Roman" w:hAnsi="Times New Roman" w:eastAsia="微软雅黑" w:cs="Times New Roman"/>
+                <w:color w:val="000000"/>
+                <w:kern w:val="0"/>
+                <w:sz w:val="18"/>
+                <w:szCs w:val="18"/>
+              </w:rPr>
+              <w:t>YL202</w:t>
+            </w:r>
+          </w:p>
+        </w:tc>
+        <w:tc>
+          <w:tcPr>
+            <w:tcW w:w="960" w:type="dxa"/>
+            <w:tcBorders>
+              <w:tl2br w:val="nil"/>
+              <w:tr2bl w:val="nil"/>
+            </w:tcBorders>
+            <w:shd w:val="clear" w:color="auto" w:fill="auto"/>
+            <w:vAlign w:val="center"/>
+          </w:tcPr>
+          <w:p>
+            <w:pPr>
+              <w:snapToGrid w:val="0"/>
+              <w:jc w:val="center"/>
+              <w:rPr>
+                <w:rFonts w:hint="default" w:ascii="Times New Roman" w:hAnsi="Times New Roman" w:eastAsia="微软雅黑" w:cs="Times New Roman"/>
+                <w:color w:val="000000"/>
+                <w:kern w:val="0"/>
+                <w:sz w:val="18"/>
+                <w:szCs w:val="18"/>
+              </w:rPr>
+            </w:pPr>
+            <w:r>
+              <w:rPr>
+                <w:rFonts w:hint="default" w:ascii="Times New Roman" w:hAnsi="Times New Roman" w:eastAsia="微软雅黑" w:cs="Times New Roman"/>
+                <w:color w:val="000000"/>
+                <w:kern w:val="0"/>
+                <w:sz w:val="18"/>
+                <w:szCs w:val="18"/>
+              </w:rPr>
+              <w:t>TROP2</w:t>
+            </w:r>
+          </w:p>
+        </w:tc>
+        <w:tc>
+          <w:tcPr>
+            <w:tcW w:w="2832" w:type="dxa"/>
+            <w:tcBorders>
+              <w:tl2br w:val="nil"/>
+              <w:tr2bl w:val="nil"/>
+            </w:tcBorders>
+            <w:shd w:val="clear" w:color="auto" w:fill="auto"/>
+            <w:vAlign w:val="center"/>
+          </w:tcPr>
+          <w:p>
+            <w:pPr>
+              <w:snapToGrid w:val="0"/>
+              <w:jc w:val="center"/>
+              <w:rPr>
+                <w:rFonts w:hint="default" w:ascii="Times New Roman" w:hAnsi="Times New Roman" w:eastAsia="微软雅黑" w:cs="Times New Roman"/>
+                <w:color w:val="000000"/>
+                <w:kern w:val="0"/>
+                <w:sz w:val="18"/>
+                <w:szCs w:val="18"/>
+              </w:rPr>
+            </w:pPr>
+            <w:r>
+              <w:rPr>
+                <w:rFonts w:hint="default" w:ascii="Times New Roman" w:hAnsi="Times New Roman" w:eastAsia="微软雅黑" w:cs="Times New Roman"/>
+                <w:i w:val="0"/>
+                <w:iCs w:val="0"/>
+                <w:caps w:val="0"/>
+                <w:color w:val="000000"/>
+                <w:spacing w:val="0"/>
+                <w:kern w:val="0"/>
+                <w:sz w:val="18"/>
+                <w:szCs w:val="18"/>
+                <w:shd w:val="clear"/>
+              </w:rPr>
+              <w:t>乳腺癌</w:t>
+            </w:r>
+          </w:p>
+        </w:tc>
+        <w:tc>
+          <w:tcPr>
+            <w:tcW w:w="1154" w:type="dxa"/>
+            <w:tcBorders>
+              <w:tl2br w:val="nil"/>
+              <w:tr2bl w:val="nil"/>
+            </w:tcBorders>
+            <w:shd w:val="clear" w:color="auto" w:fill="auto"/>
+            <w:vAlign w:val="center"/>
+          </w:tcPr>
+          <w:p>
+            <w:pPr>
+              <w:snapToGrid w:val="0"/>
+              <w:jc w:val="center"/>
+              <w:rPr>
+                <w:rFonts w:hint="default" w:ascii="Times New Roman" w:hAnsi="Times New Roman" w:eastAsia="微软雅黑" w:cs="Times New Roman"/>
+                <w:kern w:val="0"/>
+                <w:sz w:val="18"/>
+                <w:szCs w:val="18"/>
+              </w:rPr>
+            </w:pPr>
+            <w:r>
+              <w:rPr>
+                <w:rFonts w:hint="default" w:ascii="Times New Roman" w:hAnsi="Times New Roman" w:eastAsia="微软雅黑" w:cs="Times New Roman"/>
+                <w:kern w:val="0"/>
+                <w:sz w:val="18"/>
+                <w:szCs w:val="18"/>
+              </w:rPr>
+              <w:t>Ⅱ</w:t>
+            </w:r>
+          </w:p>
+        </w:tc>
+      </w:tr>
+    </w:tbl>
+    <w:p>
+      <w:pPr>
+        <w:keepNext w:val="0"/>
+        <w:keepLines w:val="0"/>
+        <w:pageBreakBefore w:val="0"/>
+        <w:widowControl w:val="0"/>
+        <w:kinsoku/>
+        <w:wordWrap/>
+        <w:overflowPunct/>
+        <w:topLinePunct w:val="0"/>
+        <w:autoSpaceDE/>
+        <w:autoSpaceDN/>
+        <w:bidi w:val="0"/>
+        <w:adjustRightInd w:val="0"/>
+        <w:snapToGrid w:val="0"/>
+        <w:spacing w:before="0" w:after="0" w:line="240" w:lineRule="auto"/>
+        <w:ind w:right="0"/>
+        <w:textAlignment w:val="auto"/>
+        <w:rPr>
+          <w:rFonts w:hint="default" w:ascii="Times New Roman" w:hAnsi="Times New Roman" w:eastAsia="微软雅黑" w:cs="Times New Roman"/>
+          <w:b/>
+          <w:bCs/>
+          <w:color w:val="62B541"/>
+          <w:sz w:val="24"/>
+          <w:szCs w:val="24"/>
+        </w:rPr>
+      </w:pPr>
+      <w:r>
+        <w:rPr>
+          <w:rFonts w:hint="default" w:ascii="Times New Roman" w:hAnsi="Times New Roman" w:eastAsia="微软雅黑" w:cs="Times New Roman"/>
+          <w:b/>
+          <w:bCs/>
+          <w:color w:val="62B541"/>
+          <w:sz w:val="24"/>
+          <w:szCs w:val="24"/>
+        </w:rPr>
+        <w:t>5</w:t>
+      </w:r>
+      <w:r>
+        <w:rPr>
+          <w:rFonts w:hint="eastAsia" w:ascii="Times New Roman" w:hAnsi="Times New Roman" w:eastAsia="微软雅黑" w:cs="Times New Roman"/>
+          <w:b/>
+          <w:bCs/>
+          <w:color w:val="62B541"/>
+          <w:sz w:val="24"/>
+          <w:szCs w:val="24"/>
+          <w:lang w:val="en-US" w:eastAsia="zh-CN"/>
+        </w:rPr>
+        <w:t>.</w:t>
+      </w:r>
+      <w:r>
+        <w:rPr>
+          <w:rFonts w:hint="default" w:ascii="Times New Roman" w:hAnsi="Times New Roman" w:eastAsia="微软雅黑" w:cs="Times New Roman"/>
+          <w:b/>
+          <w:bCs/>
+          <w:color w:val="62B541"/>
+          <w:sz w:val="24"/>
+          <w:szCs w:val="24"/>
+        </w:rPr>
+        <w:t xml:space="preserve"> 靶点过表达的其它临床意义</w:t>
+      </w:r>
+    </w:p>
+    <w:p>
+      <w:pPr>
+        <w:keepNext w:val="0"/>
+        <w:keepLines w:val="0"/>
+        <w:pageBreakBefore w:val="0"/>
+        <w:widowControl w:val="0"/>
+        <w:kinsoku/>
+        <w:wordWrap/>
+        <w:overflowPunct/>
+        <w:topLinePunct w:val="0"/>
+        <w:autoSpaceDE/>
+        <w:autoSpaceDN/>
+        <w:bidi w:val="0"/>
+        <w:adjustRightInd/>
+        <w:snapToGrid w:val="0"/>
+        <w:spacing w:line="288" w:lineRule="auto"/>
+        <w:ind w:left="218" w:leftChars="104" w:right="130" w:firstLine="360" w:firstLineChars="200"/>
+        <w:textAlignment w:val="auto"/>
+        <w:rPr>
+          <w:rFonts w:hint="default" w:ascii="Times New Roman" w:hAnsi="Times New Roman" w:eastAsia="微软雅黑" w:cs="Times New Roman"/>
+          <w:color w:val="000000"/>
+          <w:sz w:val="18"/>
+          <w:szCs w:val="18"/>
+        </w:rPr>
+      </w:pPr>
+      <w:r>
+        <w:rPr>
+          <w:rFonts w:hint="default" w:ascii="Times New Roman" w:hAnsi="Times New Roman" w:eastAsia="微软雅黑" w:cs="Times New Roman"/>
+          <w:color w:val="000000"/>
+          <w:sz w:val="18"/>
+          <w:szCs w:val="18"/>
+        </w:rPr>
+        <w:t>一项纳入16项研究共25</w:t>
+      </w:r>
+      <w:r>
+        <w:rPr>
+          <w:rFonts w:hint="default" w:ascii="Times New Roman" w:hAnsi="Times New Roman" w:eastAsia="微软雅黑" w:cs="Times New Roman"/>
+          <w:color w:val="000000"/>
+          <w:sz w:val="18"/>
+          <w:szCs w:val="18"/>
+          <w:lang w:val="en-US" w:eastAsia="zh-CN"/>
+        </w:rPr>
+        <w:t>69</w:t>
+      </w:r>
+      <w:r>
+        <w:rPr>
+          <w:rFonts w:hint="default" w:ascii="Times New Roman" w:hAnsi="Times New Roman" w:eastAsia="微软雅黑" w:cs="Times New Roman"/>
+          <w:color w:val="000000"/>
+          <w:sz w:val="18"/>
+          <w:szCs w:val="18"/>
+        </w:rPr>
+        <w:t>例实体瘤患者的meta分析结果显示，TROP2过表达与各种实体瘤中较差的总生存期（OS）相关，HR=1.896；TROP2过表达也与各种实体瘤中较短的无病生存期（DFS）相关，HR=2.336。同时，亚组分析显示，TROP2过表达与不良预后的相关性在女性生殖系统肿瘤和胃肠道肿瘤中显著</w:t>
+      </w:r>
+      <w:r>
+        <w:rPr>
+          <w:rFonts w:hint="default" w:ascii="Times New Roman" w:hAnsi="Times New Roman" w:eastAsia="微软雅黑" w:cs="Times New Roman"/>
+          <w:color w:val="000000"/>
+          <w:sz w:val="18"/>
+          <w:szCs w:val="18"/>
+          <w:vertAlign w:val="superscript"/>
+        </w:rPr>
+        <w:t>[</w:t>
+      </w:r>
+      <w:r>
+        <w:rPr>
+          <w:rFonts w:hint="default" w:ascii="Times New Roman" w:hAnsi="Times New Roman" w:eastAsia="微软雅黑" w:cs="Times New Roman"/>
+          <w:color w:val="000000"/>
+          <w:sz w:val="18"/>
+          <w:szCs w:val="18"/>
+          <w:vertAlign w:val="superscript"/>
+          <w:lang w:val="en-US" w:eastAsia="zh-CN"/>
+        </w:rPr>
+        <w:t>6</w:t>
+      </w:r>
+      <w:r>
+        <w:rPr>
+          <w:rFonts w:hint="default" w:ascii="Times New Roman" w:hAnsi="Times New Roman" w:eastAsia="微软雅黑" w:cs="Times New Roman"/>
+          <w:color w:val="000000"/>
+          <w:sz w:val="18"/>
+          <w:szCs w:val="18"/>
+          <w:vertAlign w:val="superscript"/>
+        </w:rPr>
+        <w:t>]</w:t>
+      </w:r>
+      <w:r>
+        <w:rPr>
+          <w:rFonts w:hint="default" w:ascii="Times New Roman" w:hAnsi="Times New Roman" w:eastAsia="微软雅黑" w:cs="Times New Roman"/>
+          <w:color w:val="000000"/>
+          <w:sz w:val="18"/>
+          <w:szCs w:val="18"/>
+        </w:rPr>
+        <w:t>。</w:t>
+      </w:r>
+    </w:p>
+    <w:p>
+      <w:pPr>
+        <w:keepNext w:val="0"/>
+        <w:keepLines w:val="0"/>
+        <w:pageBreakBefore w:val="0"/>
+        <w:widowControl w:val="0"/>
+        <w:kinsoku/>
+        <w:wordWrap/>
+        <w:overflowPunct/>
+        <w:topLinePunct w:val="0"/>
+        <w:autoSpaceDE/>
+        <w:autoSpaceDN/>
+        <w:bidi w:val="0"/>
+        <w:adjustRightInd/>
+        <w:snapToGrid w:val="0"/>
+        <w:spacing w:line="240" w:lineRule="auto"/>
+        <w:ind w:left="0" w:leftChars="0" w:right="0" w:firstLine="360" w:firstLineChars="200"/>
+        <w:jc w:val="center"/>
+        <w:textAlignment w:val="auto"/>
+        <w:rPr>
+          <w:rFonts w:hint="default" w:ascii="Times New Roman" w:hAnsi="Times New Roman" w:eastAsia="微软雅黑" w:cs="Times New Roman"/>
+          <w:color w:val="000000"/>
+          <w:sz w:val="18"/>
+          <w:szCs w:val="18"/>
+        </w:rPr>
+      </w:pPr>
+      <w:r>
+        <w:rPr>
+          <w:rFonts w:hint="default" w:ascii="Times New Roman" w:hAnsi="Times New Roman" w:eastAsia="微软雅黑" w:cs="Times New Roman"/>
+          <w:color w:val="000000"/>
+          <w:sz w:val="18"/>
+          <w:szCs w:val="18"/>
+        </w:rPr>
+        <w:t>表2不同癌种中TROP2与预后的关系</w:t>
+      </w:r>
+    </w:p>
+    <w:tbl>
+      <w:tblPr>
+        <w:tblStyle w:val="18"/>
+        <w:tblW w:w="0" w:type="auto"/>
+        <w:jc w:val="center"/>
+        <w:tblBorders>
+          <w:top w:val="single" w:color="62B541" w:sz="4" w:space="0"/>
+          <w:left w:val="single" w:color="62B541" w:sz="4" w:space="0"/>
+          <w:bottom w:val="single" w:color="62B541" w:sz="4" w:space="0"/>
+          <w:right w:val="single" w:color="62B541" w:sz="4" w:space="0"/>
+          <w:insideH w:val="single" w:color="62B541" w:sz="4" w:space="0"/>
+          <w:insideV w:val="single" w:color="62B541" w:sz="4" w:space="0"/>
+        </w:tblBorders>
+        <w:tblLayout w:type="autofit"/>
+        <w:tblCellMar>
+          <w:top w:w="0" w:type="dxa"/>
+          <w:left w:w="108" w:type="dxa"/>
+          <w:bottom w:w="0" w:type="dxa"/>
+          <w:right w:w="108" w:type="dxa"/>
+        </w:tblCellMar>
+      </w:tblPr>
+      <w:tblGrid>
+        <w:gridCol w:w="2472"/>
+        <w:gridCol w:w="7146"/>
+      </w:tblGrid>
+      <w:tr>
+        <w:tblPrEx>
+          <w:tblBorders>
+            <w:top w:val="single" w:color="62B541" w:sz="4" w:space="0"/>
+            <w:left w:val="single" w:color="62B541" w:sz="4" w:space="0"/>
+            <w:bottom w:val="single" w:color="62B541" w:sz="4" w:space="0"/>
+            <w:right w:val="single" w:color="62B541" w:sz="4" w:space="0"/>
+            <w:insideH w:val="single" w:color="62B541" w:sz="4" w:space="0"/>
+            <w:insideV w:val="single" w:color="62B541" w:sz="4" w:space="0"/>
+          </w:tblBorders>
+          <w:tblCellMar>
+            <w:top w:w="0" w:type="dxa"/>
+            <w:left w:w="108" w:type="dxa"/>
+            <w:bottom w:w="0" w:type="dxa"/>
+            <w:right w:w="108" w:type="dxa"/>
+          </w:tblCellMar>
+        </w:tblPrEx>
+        <w:trPr>
+          <w:trHeight w:val="454" w:hRule="atLeast"/>
+          <w:jc w:val="center"/>
+        </w:trPr>
+        <w:tc>
+          <w:tcPr>
+            <w:tcW w:w="2472" w:type="dxa"/>
+            <w:tcBorders>
+              <w:tl2br w:val="nil"/>
+              <w:tr2bl w:val="nil"/>
+            </w:tcBorders>
+            <w:shd w:val="clear" w:color="auto" w:fill="62B541"/>
+            <w:vAlign w:val="center"/>
+          </w:tcPr>
+          <w:p>
+            <w:pPr>
+              <w:adjustRightInd w:val="0"/>
+              <w:snapToGrid w:val="0"/>
+              <w:jc w:val="center"/>
+              <w:rPr>
+                <w:rFonts w:hint="default" w:ascii="Times New Roman" w:hAnsi="Times New Roman" w:eastAsia="微软雅黑" w:cs="Times New Roman"/>
+                <w:b/>
+                <w:bCs/>
+                <w:color w:val="FFFFFF" w:themeColor="background1"/>
+                <w:szCs w:val="21"/>
+                <w14:textFill>
+                  <w14:solidFill>
+                    <w14:schemeClr w14:val="bg1"/>
+                  </w14:solidFill>
+                </w14:textFill>
+              </w:rPr>
+            </w:pPr>
+            <w:r>
+              <w:rPr>
+                <w:rFonts w:hint="default" w:ascii="Times New Roman" w:hAnsi="Times New Roman" w:eastAsia="微软雅黑" w:cs="Times New Roman"/>
+                <w:b/>
+                <w:bCs/>
+                <w:color w:val="FFFFFF" w:themeColor="background1"/>
+                <w:szCs w:val="21"/>
+                <w14:textFill>
+                  <w14:solidFill>
+                    <w14:schemeClr w14:val="bg1"/>
+                  </w14:solidFill>
+                </w14:textFill>
+              </w:rPr>
+              <w:t>癌种</w:t>
+            </w:r>
+          </w:p>
+        </w:tc>
+        <w:tc>
+          <w:tcPr>
+            <w:tcW w:w="7146" w:type="dxa"/>
+            <w:tcBorders>
+              <w:tl2br w:val="nil"/>
+              <w:tr2bl w:val="nil"/>
+            </w:tcBorders>
+            <w:shd w:val="clear" w:color="auto" w:fill="62B541"/>
+            <w:vAlign w:val="center"/>
+          </w:tcPr>
+          <w:p>
+            <w:pPr>
+              <w:adjustRightInd w:val="0"/>
+              <w:snapToGrid w:val="0"/>
+              <w:jc w:val="center"/>
+              <w:rPr>
+                <w:rFonts w:hint="default" w:ascii="Times New Roman" w:hAnsi="Times New Roman" w:eastAsia="微软雅黑" w:cs="Times New Roman"/>
+                <w:b/>
+                <w:bCs/>
+                <w:color w:val="FFFFFF" w:themeColor="background1"/>
+                <w:szCs w:val="21"/>
+                <w14:textFill>
+                  <w14:solidFill>
+                    <w14:schemeClr w14:val="bg1"/>
+                  </w14:solidFill>
+                </w14:textFill>
+              </w:rPr>
+            </w:pPr>
+            <w:r>
+              <w:rPr>
+                <w:rFonts w:hint="default" w:ascii="Times New Roman" w:hAnsi="Times New Roman" w:eastAsia="微软雅黑" w:cs="Times New Roman"/>
+                <w:b/>
+                <w:bCs/>
+                <w:color w:val="FFFFFF" w:themeColor="background1"/>
+                <w:szCs w:val="21"/>
+                <w14:textFill>
+                  <w14:solidFill>
+                    <w14:schemeClr w14:val="bg1"/>
+                  </w14:solidFill>
+                </w14:textFill>
+              </w:rPr>
+              <w:t>TROP2与预后的关系</w:t>
+            </w:r>
+          </w:p>
+        </w:tc>
+      </w:tr>
+      <w:tr>
+        <w:tblPrEx>
+          <w:tblBorders>
+            <w:top w:val="single" w:color="62B541" w:sz="4" w:space="0"/>
+            <w:left w:val="single" w:color="62B541" w:sz="4" w:space="0"/>
+            <w:bottom w:val="single" w:color="62B541" w:sz="4" w:space="0"/>
+            <w:right w:val="single" w:color="62B541" w:sz="4" w:space="0"/>
+            <w:insideH w:val="single" w:color="62B541" w:sz="4" w:space="0"/>
+            <w:insideV w:val="single" w:color="62B541" w:sz="4" w:space="0"/>
+          </w:tblBorders>
+          <w:tblCellMar>
+            <w:top w:w="0" w:type="dxa"/>
+            <w:left w:w="108" w:type="dxa"/>
+            <w:bottom w:w="0" w:type="dxa"/>
+            <w:right w:w="108" w:type="dxa"/>
+          </w:tblCellMar>
+        </w:tblPrEx>
+        <w:trPr>
+          <w:trHeight w:val="454" w:hRule="atLeast"/>
+          <w:jc w:val="center"/>
+        </w:trPr>
+        <w:tc>
+          <w:tcPr>
+            <w:tcW w:w="2472" w:type="dxa"/>
+            <w:tcBorders>
+              <w:tl2br w:val="nil"/>
+              <w:tr2bl w:val="nil"/>
+            </w:tcBorders>
+            <w:shd w:val="clear" w:color="auto" w:fill="auto"/>
+            <w:vAlign w:val="center"/>
+          </w:tcPr>
+          <w:p>
+            <w:pPr>
+              <w:adjustRightInd w:val="0"/>
+              <w:snapToGrid w:val="0"/>
+              <w:jc w:val="center"/>
+              <w:rPr>
+                <w:rFonts w:hint="default" w:ascii="Times New Roman" w:hAnsi="Times New Roman" w:eastAsia="微软雅黑" w:cs="Times New Roman"/>
+                <w:color w:val="000000"/>
+                <w:sz w:val="18"/>
+                <w:szCs w:val="18"/>
+              </w:rPr>
+            </w:pPr>
+            <w:r>
+              <w:rPr>
+                <w:rFonts w:hint="default" w:ascii="Times New Roman" w:hAnsi="Times New Roman" w:eastAsia="微软雅黑" w:cs="Times New Roman"/>
+                <w:color w:val="000000"/>
+                <w:kern w:val="0"/>
+                <w:sz w:val="18"/>
+                <w:szCs w:val="18"/>
+              </w:rPr>
+              <w:t>头颈部鳞状细胞癌</w:t>
+            </w:r>
+          </w:p>
+        </w:tc>
+        <w:tc>
+          <w:tcPr>
+            <w:tcW w:w="7146" w:type="dxa"/>
+            <w:tcBorders>
+              <w:tl2br w:val="nil"/>
+              <w:tr2bl w:val="nil"/>
+            </w:tcBorders>
+            <w:shd w:val="clear" w:color="auto" w:fill="auto"/>
+            <w:vAlign w:val="center"/>
+          </w:tcPr>
+          <w:p>
+            <w:pPr>
+              <w:adjustRightInd w:val="0"/>
+              <w:snapToGrid w:val="0"/>
+              <w:jc w:val="center"/>
+              <w:rPr>
+                <w:rFonts w:hint="default" w:ascii="Times New Roman" w:hAnsi="Times New Roman" w:eastAsia="微软雅黑" w:cs="Times New Roman"/>
+                <w:color w:val="000000"/>
+                <w:sz w:val="18"/>
+                <w:szCs w:val="18"/>
+              </w:rPr>
+            </w:pPr>
+            <w:r>
+              <w:rPr>
+                <w:rFonts w:hint="default" w:ascii="Times New Roman" w:hAnsi="Times New Roman" w:eastAsia="微软雅黑" w:cs="Times New Roman"/>
+                <w:color w:val="000000"/>
+                <w:kern w:val="0"/>
+                <w:sz w:val="18"/>
+                <w:szCs w:val="18"/>
+              </w:rPr>
+              <w:t>TROP2过表达与组织分化程度和淋巴结转移相关</w:t>
+            </w:r>
+            <w:r>
+              <w:rPr>
+                <w:rFonts w:hint="default" w:ascii="Times New Roman" w:hAnsi="Times New Roman" w:eastAsia="微软雅黑" w:cs="Times New Roman"/>
+                <w:color w:val="000000"/>
+                <w:kern w:val="0"/>
+                <w:sz w:val="18"/>
+                <w:szCs w:val="18"/>
+                <w:vertAlign w:val="superscript"/>
+              </w:rPr>
+              <w:t>[</w:t>
+            </w:r>
+            <w:r>
+              <w:rPr>
+                <w:rFonts w:hint="default" w:ascii="Times New Roman" w:hAnsi="Times New Roman" w:eastAsia="微软雅黑" w:cs="Times New Roman"/>
+                <w:color w:val="000000"/>
+                <w:kern w:val="0"/>
+                <w:sz w:val="18"/>
+                <w:szCs w:val="18"/>
+                <w:vertAlign w:val="superscript"/>
+                <w:lang w:val="en-US" w:eastAsia="zh-CN"/>
+              </w:rPr>
+              <w:t>7</w:t>
+            </w:r>
+            <w:r>
+              <w:rPr>
+                <w:rFonts w:hint="default" w:ascii="Times New Roman" w:hAnsi="Times New Roman" w:eastAsia="微软雅黑" w:cs="Times New Roman"/>
+                <w:color w:val="000000"/>
+                <w:kern w:val="0"/>
+                <w:sz w:val="18"/>
+                <w:szCs w:val="18"/>
+                <w:vertAlign w:val="superscript"/>
+              </w:rPr>
+              <w:t>]</w:t>
+            </w:r>
+          </w:p>
+        </w:tc>
+      </w:tr>
+      <w:tr>
+        <w:tblPrEx>
+          <w:tblBorders>
+            <w:top w:val="single" w:color="62B541" w:sz="4" w:space="0"/>
+            <w:left w:val="single" w:color="62B541" w:sz="4" w:space="0"/>
+            <w:bottom w:val="single" w:color="62B541" w:sz="4" w:space="0"/>
+            <w:right w:val="single" w:color="62B541" w:sz="4" w:space="0"/>
+            <w:insideH w:val="single" w:color="62B541" w:sz="4" w:space="0"/>
+            <w:insideV w:val="single" w:color="62B541" w:sz="4" w:space="0"/>
+          </w:tblBorders>
+          <w:tblCellMar>
+            <w:top w:w="0" w:type="dxa"/>
+            <w:left w:w="108" w:type="dxa"/>
+            <w:bottom w:w="0" w:type="dxa"/>
+            <w:right w:w="108" w:type="dxa"/>
+          </w:tblCellMar>
+        </w:tblPrEx>
+        <w:trPr>
+          <w:trHeight w:val="454" w:hRule="atLeast"/>
+          <w:jc w:val="center"/>
+        </w:trPr>
+        <w:tc>
+          <w:tcPr>
+            <w:tcW w:w="2472" w:type="dxa"/>
+            <w:tcBorders>
+              <w:tl2br w:val="nil"/>
+              <w:tr2bl w:val="nil"/>
+            </w:tcBorders>
+            <w:shd w:val="clear" w:color="auto" w:fill="auto"/>
+            <w:vAlign w:val="center"/>
+          </w:tcPr>
+          <w:p>
+            <w:pPr>
+              <w:adjustRightInd w:val="0"/>
+              <w:snapToGrid w:val="0"/>
+              <w:jc w:val="center"/>
+              <w:rPr>
+                <w:rFonts w:hint="default" w:ascii="Times New Roman" w:hAnsi="Times New Roman" w:eastAsia="微软雅黑" w:cs="Times New Roman"/>
+                <w:color w:val="000000"/>
+                <w:sz w:val="18"/>
+                <w:szCs w:val="18"/>
+              </w:rPr>
+            </w:pPr>
+            <w:r>
+              <w:rPr>
+                <w:rFonts w:hint="default" w:ascii="Times New Roman" w:hAnsi="Times New Roman" w:eastAsia="微软雅黑" w:cs="Times New Roman"/>
+                <w:color w:val="000000"/>
+                <w:kern w:val="0"/>
+                <w:sz w:val="18"/>
+                <w:szCs w:val="18"/>
+              </w:rPr>
+              <w:t>子宫内膜癌</w:t>
+            </w:r>
+          </w:p>
+        </w:tc>
+        <w:tc>
+          <w:tcPr>
+            <w:tcW w:w="7146" w:type="dxa"/>
+            <w:tcBorders>
+              <w:tl2br w:val="nil"/>
+              <w:tr2bl w:val="nil"/>
+            </w:tcBorders>
+            <w:shd w:val="clear" w:color="auto" w:fill="auto"/>
+            <w:vAlign w:val="center"/>
+          </w:tcPr>
+          <w:p>
+            <w:pPr>
+              <w:adjustRightInd w:val="0"/>
+              <w:snapToGrid w:val="0"/>
+              <w:jc w:val="center"/>
+              <w:rPr>
+                <w:rFonts w:hint="default" w:ascii="Times New Roman" w:hAnsi="Times New Roman" w:eastAsia="微软雅黑" w:cs="Times New Roman"/>
+                <w:color w:val="000000"/>
+                <w:sz w:val="18"/>
+                <w:szCs w:val="18"/>
+              </w:rPr>
+            </w:pPr>
+            <w:r>
+              <w:rPr>
+                <w:rFonts w:hint="default" w:ascii="Times New Roman" w:hAnsi="Times New Roman" w:eastAsia="微软雅黑" w:cs="Times New Roman"/>
+                <w:color w:val="000000"/>
+                <w:kern w:val="0"/>
+                <w:sz w:val="18"/>
+                <w:szCs w:val="18"/>
+              </w:rPr>
+              <w:t>TROP2的表达与病理分级呈正相关，即TROP2表达的程度与疾病的恶性程度有关</w:t>
+            </w:r>
+            <w:r>
+              <w:rPr>
+                <w:rFonts w:hint="default" w:ascii="Times New Roman" w:hAnsi="Times New Roman" w:eastAsia="微软雅黑" w:cs="Times New Roman"/>
+                <w:color w:val="000000"/>
+                <w:kern w:val="0"/>
+                <w:sz w:val="18"/>
+                <w:szCs w:val="18"/>
+                <w:vertAlign w:val="superscript"/>
+              </w:rPr>
+              <w:t>[</w:t>
+            </w:r>
+            <w:r>
+              <w:rPr>
+                <w:rFonts w:hint="default" w:ascii="Times New Roman" w:hAnsi="Times New Roman" w:eastAsia="微软雅黑" w:cs="Times New Roman"/>
+                <w:color w:val="000000"/>
+                <w:kern w:val="0"/>
+                <w:sz w:val="18"/>
+                <w:szCs w:val="18"/>
+                <w:vertAlign w:val="superscript"/>
+                <w:lang w:val="en-US" w:eastAsia="zh-CN"/>
+              </w:rPr>
+              <w:t>8-9</w:t>
+            </w:r>
+            <w:r>
+              <w:rPr>
+                <w:rFonts w:hint="default" w:ascii="Times New Roman" w:hAnsi="Times New Roman" w:eastAsia="微软雅黑" w:cs="Times New Roman"/>
+                <w:color w:val="000000"/>
+                <w:kern w:val="0"/>
+                <w:sz w:val="18"/>
+                <w:szCs w:val="18"/>
+                <w:vertAlign w:val="superscript"/>
+              </w:rPr>
+              <w:t>]</w:t>
+            </w:r>
+          </w:p>
+        </w:tc>
+      </w:tr>
+      <w:tr>
+        <w:tblPrEx>
+          <w:tblBorders>
+            <w:top w:val="single" w:color="62B541" w:sz="4" w:space="0"/>
+            <w:left w:val="single" w:color="62B541" w:sz="4" w:space="0"/>
+            <w:bottom w:val="single" w:color="62B541" w:sz="4" w:space="0"/>
+            <w:right w:val="single" w:color="62B541" w:sz="4" w:space="0"/>
+            <w:insideH w:val="single" w:color="62B541" w:sz="4" w:space="0"/>
+            <w:insideV w:val="single" w:color="62B541" w:sz="4" w:space="0"/>
+          </w:tblBorders>
+          <w:tblCellMar>
+            <w:top w:w="0" w:type="dxa"/>
+            <w:left w:w="108" w:type="dxa"/>
+            <w:bottom w:w="0" w:type="dxa"/>
+            <w:right w:w="108" w:type="dxa"/>
+          </w:tblCellMar>
+        </w:tblPrEx>
+        <w:trPr>
+          <w:trHeight w:val="454" w:hRule="atLeast"/>
+          <w:jc w:val="center"/>
+        </w:trPr>
+        <w:tc>
+          <w:tcPr>
+            <w:tcW w:w="2472" w:type="dxa"/>
+            <w:tcBorders>
+              <w:tl2br w:val="nil"/>
+              <w:tr2bl w:val="nil"/>
+            </w:tcBorders>
+            <w:shd w:val="clear" w:color="auto" w:fill="auto"/>
+            <w:vAlign w:val="center"/>
+          </w:tcPr>
+          <w:p>
+            <w:pPr>
+              <w:adjustRightInd w:val="0"/>
+              <w:snapToGrid w:val="0"/>
+              <w:jc w:val="center"/>
+              <w:rPr>
+                <w:rFonts w:hint="default" w:ascii="Times New Roman" w:hAnsi="Times New Roman" w:eastAsia="微软雅黑" w:cs="Times New Roman"/>
+                <w:color w:val="000000"/>
+                <w:sz w:val="18"/>
+                <w:szCs w:val="18"/>
+              </w:rPr>
+            </w:pPr>
+            <w:r>
+              <w:rPr>
+                <w:rFonts w:hint="default" w:ascii="Times New Roman" w:hAnsi="Times New Roman" w:eastAsia="微软雅黑" w:cs="Times New Roman"/>
+                <w:color w:val="000000"/>
+                <w:kern w:val="0"/>
+                <w:sz w:val="18"/>
+                <w:szCs w:val="18"/>
+              </w:rPr>
+              <w:t>胃癌</w:t>
+            </w:r>
+          </w:p>
+        </w:tc>
+        <w:tc>
+          <w:tcPr>
+            <w:tcW w:w="7146" w:type="dxa"/>
+            <w:tcBorders>
+              <w:tl2br w:val="nil"/>
+              <w:tr2bl w:val="nil"/>
+            </w:tcBorders>
+            <w:shd w:val="clear" w:color="auto" w:fill="auto"/>
+            <w:vAlign w:val="center"/>
+          </w:tcPr>
+          <w:p>
+            <w:pPr>
+              <w:adjustRightInd w:val="0"/>
+              <w:snapToGrid w:val="0"/>
+              <w:jc w:val="center"/>
+              <w:rPr>
+                <w:rFonts w:hint="default" w:ascii="Times New Roman" w:hAnsi="Times New Roman" w:eastAsia="微软雅黑" w:cs="Times New Roman"/>
+                <w:color w:val="000000"/>
+                <w:sz w:val="18"/>
+                <w:szCs w:val="18"/>
+              </w:rPr>
+            </w:pPr>
+            <w:r>
+              <w:rPr>
+                <w:rFonts w:hint="default" w:ascii="Times New Roman" w:hAnsi="Times New Roman" w:eastAsia="微软雅黑" w:cs="Times New Roman"/>
+                <w:color w:val="000000"/>
+                <w:kern w:val="0"/>
+                <w:sz w:val="18"/>
+                <w:szCs w:val="18"/>
+              </w:rPr>
+              <w:t>TROP2过表达与胃癌总生存期较差相关</w:t>
+            </w:r>
+            <w:r>
+              <w:rPr>
+                <w:rFonts w:hint="default" w:ascii="Times New Roman" w:hAnsi="Times New Roman" w:eastAsia="微软雅黑" w:cs="Times New Roman"/>
+                <w:color w:val="000000"/>
+                <w:kern w:val="0"/>
+                <w:sz w:val="18"/>
+                <w:szCs w:val="18"/>
+                <w:vertAlign w:val="superscript"/>
+              </w:rPr>
+              <w:t>[1</w:t>
+            </w:r>
+            <w:r>
+              <w:rPr>
+                <w:rFonts w:hint="default" w:ascii="Times New Roman" w:hAnsi="Times New Roman" w:eastAsia="微软雅黑" w:cs="Times New Roman"/>
+                <w:color w:val="000000"/>
+                <w:kern w:val="0"/>
+                <w:sz w:val="18"/>
+                <w:szCs w:val="18"/>
+                <w:vertAlign w:val="superscript"/>
+                <w:lang w:val="en-US" w:eastAsia="zh-CN"/>
+              </w:rPr>
+              <w:t>0</w:t>
+            </w:r>
+            <w:r>
+              <w:rPr>
+                <w:rFonts w:hint="default" w:ascii="Times New Roman" w:hAnsi="Times New Roman" w:eastAsia="微软雅黑" w:cs="Times New Roman"/>
+                <w:color w:val="000000"/>
+                <w:kern w:val="0"/>
+                <w:sz w:val="18"/>
+                <w:szCs w:val="18"/>
+                <w:vertAlign w:val="superscript"/>
+              </w:rPr>
+              <w:t>]</w:t>
+            </w:r>
+          </w:p>
+        </w:tc>
+      </w:tr>
+      <w:tr>
+        <w:tblPrEx>
+          <w:tblBorders>
+            <w:top w:val="single" w:color="62B541" w:sz="4" w:space="0"/>
+            <w:left w:val="single" w:color="62B541" w:sz="4" w:space="0"/>
+            <w:bottom w:val="single" w:color="62B541" w:sz="4" w:space="0"/>
+            <w:right w:val="single" w:color="62B541" w:sz="4" w:space="0"/>
+            <w:insideH w:val="single" w:color="62B541" w:sz="4" w:space="0"/>
+            <w:insideV w:val="single" w:color="62B541" w:sz="4" w:space="0"/>
+          </w:tblBorders>
+          <w:tblCellMar>
+            <w:top w:w="0" w:type="dxa"/>
+            <w:left w:w="108" w:type="dxa"/>
+            <w:bottom w:w="0" w:type="dxa"/>
+            <w:right w:w="108" w:type="dxa"/>
+          </w:tblCellMar>
+        </w:tblPrEx>
+        <w:trPr>
+          <w:trHeight w:val="454" w:hRule="atLeast"/>
+          <w:jc w:val="center"/>
+        </w:trPr>
+        <w:tc>
+          <w:tcPr>
+            <w:tcW w:w="2472" w:type="dxa"/>
+            <w:tcBorders>
+              <w:tl2br w:val="nil"/>
+              <w:tr2bl w:val="nil"/>
+            </w:tcBorders>
+            <w:shd w:val="clear" w:color="auto" w:fill="auto"/>
+            <w:vAlign w:val="center"/>
+          </w:tcPr>
+          <w:p>
+            <w:pPr>
+              <w:adjustRightInd w:val="0"/>
+              <w:snapToGrid w:val="0"/>
+              <w:jc w:val="center"/>
+              <w:rPr>
+                <w:rFonts w:hint="default" w:ascii="Times New Roman" w:hAnsi="Times New Roman" w:eastAsia="微软雅黑" w:cs="Times New Roman"/>
+                <w:color w:val="000000"/>
+                <w:sz w:val="18"/>
+                <w:szCs w:val="18"/>
+              </w:rPr>
+            </w:pPr>
+            <w:r>
+              <w:rPr>
+                <w:rFonts w:hint="default" w:ascii="Times New Roman" w:hAnsi="Times New Roman" w:eastAsia="微软雅黑" w:cs="Times New Roman"/>
+                <w:color w:val="000000"/>
+                <w:kern w:val="0"/>
+                <w:sz w:val="18"/>
+                <w:szCs w:val="18"/>
+              </w:rPr>
+              <w:t>前列腺癌</w:t>
+            </w:r>
+          </w:p>
+        </w:tc>
+        <w:tc>
+          <w:tcPr>
+            <w:tcW w:w="7146" w:type="dxa"/>
+            <w:tcBorders>
+              <w:tl2br w:val="nil"/>
+              <w:tr2bl w:val="nil"/>
+            </w:tcBorders>
+            <w:shd w:val="clear" w:color="auto" w:fill="auto"/>
+            <w:vAlign w:val="center"/>
+          </w:tcPr>
+          <w:p>
+            <w:pPr>
+              <w:adjustRightInd w:val="0"/>
+              <w:snapToGrid w:val="0"/>
+              <w:jc w:val="center"/>
+              <w:rPr>
+                <w:rFonts w:hint="default" w:ascii="Times New Roman" w:hAnsi="Times New Roman" w:eastAsia="微软雅黑" w:cs="Times New Roman"/>
+                <w:color w:val="000000"/>
+                <w:sz w:val="18"/>
+                <w:szCs w:val="18"/>
+              </w:rPr>
+            </w:pPr>
+            <w:r>
+              <w:rPr>
+                <w:rFonts w:hint="default" w:ascii="Times New Roman" w:hAnsi="Times New Roman" w:eastAsia="微软雅黑" w:cs="Times New Roman"/>
+                <w:color w:val="000000"/>
+                <w:kern w:val="0"/>
+                <w:sz w:val="18"/>
+                <w:szCs w:val="18"/>
+              </w:rPr>
+              <w:t>TROP2水平升高还与前列腺癌患者</w:t>
+            </w:r>
+            <w:r>
+              <w:rPr>
+                <w:rFonts w:hint="default" w:ascii="Times New Roman" w:hAnsi="Times New Roman" w:eastAsia="微软雅黑" w:cs="Times New Roman"/>
+                <w:color w:val="000000"/>
+                <w:kern w:val="0"/>
+                <w:sz w:val="18"/>
+                <w:szCs w:val="18"/>
+                <w:lang w:val="en-US" w:eastAsia="zh-CN"/>
+              </w:rPr>
+              <w:t>复发</w:t>
+            </w:r>
+            <w:r>
+              <w:rPr>
+                <w:rFonts w:hint="default" w:ascii="Times New Roman" w:hAnsi="Times New Roman" w:eastAsia="微软雅黑" w:cs="Times New Roman"/>
+                <w:color w:val="000000"/>
+                <w:kern w:val="0"/>
+                <w:sz w:val="18"/>
+                <w:szCs w:val="18"/>
+              </w:rPr>
+              <w:t>和更具侵袭性的临床病程相关</w:t>
+            </w:r>
+            <w:r>
+              <w:rPr>
+                <w:rFonts w:hint="default" w:ascii="Times New Roman" w:hAnsi="Times New Roman" w:eastAsia="微软雅黑" w:cs="Times New Roman"/>
+                <w:color w:val="000000"/>
+                <w:kern w:val="0"/>
+                <w:sz w:val="18"/>
+                <w:szCs w:val="18"/>
+                <w:vertAlign w:val="superscript"/>
+              </w:rPr>
+              <w:t>[1</w:t>
+            </w:r>
+            <w:r>
+              <w:rPr>
+                <w:rFonts w:hint="default" w:ascii="Times New Roman" w:hAnsi="Times New Roman" w:eastAsia="微软雅黑" w:cs="Times New Roman"/>
+                <w:color w:val="000000"/>
+                <w:kern w:val="0"/>
+                <w:sz w:val="18"/>
+                <w:szCs w:val="18"/>
+                <w:vertAlign w:val="superscript"/>
+                <w:lang w:val="en-US" w:eastAsia="zh-CN"/>
+              </w:rPr>
+              <w:t>1</w:t>
+            </w:r>
+            <w:r>
+              <w:rPr>
+                <w:rFonts w:hint="default" w:ascii="Times New Roman" w:hAnsi="Times New Roman" w:eastAsia="微软雅黑" w:cs="Times New Roman"/>
+                <w:color w:val="000000"/>
+                <w:kern w:val="0"/>
+                <w:sz w:val="18"/>
+                <w:szCs w:val="18"/>
+                <w:vertAlign w:val="superscript"/>
+              </w:rPr>
+              <w:t>]</w:t>
+            </w:r>
+          </w:p>
+        </w:tc>
+      </w:tr>
+    </w:tbl>
     <w:p>
       <w:pPr>
         <w:pStyle w:val="2"/>
@@ -4574,169 +9402,337 @@
           <w:color w:val="62B541"/>
           <w:sz w:val="24"/>
           <w:szCs w:val="24"/>
-        </w:rPr>
-        <w:t>3. 参考文献</w:t>
+          <w:lang w:val="en-US" w:eastAsia="zh-CN"/>
+        </w:rPr>
+        <w:t>6</w:t>
+      </w:r>
+      <w:r>
+        <w:rPr>
+          <w:rFonts w:hint="default" w:ascii="Times New Roman" w:hAnsi="Times New Roman" w:eastAsia="微软雅黑" w:cs="Times New Roman"/>
+          <w:color w:val="62B541"/>
+          <w:sz w:val="24"/>
+          <w:szCs w:val="24"/>
+        </w:rPr>
+        <w:t>. 参考文献</w:t>
       </w:r>
     </w:p>
     <w:p>
       <w:pPr>
-        <w:pStyle w:val="25"/>
         <w:numPr>
           <w:ilvl w:val="0"/>
           <w:numId w:val="2"/>
         </w:numPr>
-        <w:ind w:firstLineChars="0"/>
-        <w:rPr>
-          <w:rFonts w:ascii="微软雅黑" w:hAnsi="微软雅黑" w:eastAsia="微软雅黑"/>
+        <w:tabs>
+          <w:tab w:val="left" w:pos="630"/>
+        </w:tabs>
+        <w:snapToGrid w:val="0"/>
+        <w:spacing w:line="360" w:lineRule="auto"/>
+        <w:ind w:right="567" w:firstLine="198" w:firstLineChars="110"/>
+        <w:rPr>
+          <w:rFonts w:hint="default" w:ascii="Times New Roman" w:hAnsi="Times New Roman" w:eastAsia="微软雅黑" w:cs="Times New Roman"/>
+          <w:color w:val="000000"/>
           <w:sz w:val="18"/>
           <w:szCs w:val="18"/>
         </w:rPr>
       </w:pPr>
       <w:r>
         <w:rPr>
-          <w:rFonts w:ascii="微软雅黑" w:hAnsi="微软雅黑" w:eastAsia="微软雅黑"/>
-          <w:sz w:val="18"/>
-          <w:szCs w:val="18"/>
-        </w:rPr>
-        <w:t>Li X, Teng S, Zhang Y, et al. TROP2 promotes proliferation, migration and metastasis of gallbladder cancer cells by regulating PI3K/AKT pathway and inducing EMT [J]. Oncotarget, 2017, 8(29).</w:t>
+          <w:rFonts w:hint="default" w:ascii="Times New Roman" w:hAnsi="Times New Roman" w:eastAsia="微软雅黑" w:cs="Times New Roman"/>
+          <w:color w:val="000000"/>
+          <w:sz w:val="18"/>
+          <w:szCs w:val="18"/>
+        </w:rPr>
+        <w:t>Wen Y, et al. Ann Transl Med. 2022;10(24):1403.</w:t>
       </w:r>
     </w:p>
     <w:p>
       <w:pPr>
-        <w:pStyle w:val="25"/>
         <w:numPr>
           <w:ilvl w:val="0"/>
           <w:numId w:val="2"/>
         </w:numPr>
-        <w:ind w:firstLineChars="0"/>
-        <w:rPr>
-          <w:rFonts w:ascii="微软雅黑" w:hAnsi="微软雅黑" w:eastAsia="微软雅黑"/>
+        <w:tabs>
+          <w:tab w:val="left" w:pos="630"/>
+        </w:tabs>
+        <w:snapToGrid w:val="0"/>
+        <w:spacing w:line="360" w:lineRule="auto"/>
+        <w:ind w:right="567" w:firstLine="198" w:firstLineChars="110"/>
+        <w:rPr>
+          <w:rFonts w:hint="default" w:ascii="Times New Roman" w:hAnsi="Times New Roman" w:eastAsia="微软雅黑" w:cs="Times New Roman"/>
+          <w:color w:val="000000"/>
           <w:sz w:val="18"/>
           <w:szCs w:val="18"/>
         </w:rPr>
       </w:pPr>
       <w:r>
         <w:rPr>
-          <w:rFonts w:ascii="微软雅黑" w:hAnsi="微软雅黑" w:eastAsia="微软雅黑"/>
-          <w:sz w:val="18"/>
-          <w:szCs w:val="18"/>
-        </w:rPr>
-        <w:t>Tsukahara Y, Tanaka M, Miyajima A. TROP2 Expressed in the Trunk of the Ureteric Duct Regulates Branching Morphogenesis during Kidney Development [J]. PLOS ONE, 2011, 6.</w:t>
+          <w:rFonts w:hint="default" w:ascii="Times New Roman" w:hAnsi="Times New Roman" w:eastAsia="微软雅黑" w:cs="Times New Roman"/>
+          <w:color w:val="000000"/>
+          <w:sz w:val="18"/>
+          <w:szCs w:val="18"/>
+        </w:rPr>
+        <w:t>Wu H, et al. Head Neck. 2013; 35:1373-8.</w:t>
       </w:r>
     </w:p>
     <w:p>
       <w:pPr>
-        <w:pStyle w:val="25"/>
         <w:numPr>
           <w:ilvl w:val="0"/>
           <w:numId w:val="2"/>
         </w:numPr>
-        <w:ind w:firstLineChars="0"/>
-        <w:rPr>
-          <w:rFonts w:ascii="微软雅黑" w:hAnsi="微软雅黑" w:eastAsia="微软雅黑"/>
+        <w:tabs>
+          <w:tab w:val="left" w:pos="630"/>
+        </w:tabs>
+        <w:snapToGrid w:val="0"/>
+        <w:spacing w:line="360" w:lineRule="auto"/>
+        <w:ind w:right="567" w:firstLine="198" w:firstLineChars="110"/>
+        <w:rPr>
+          <w:rFonts w:hint="default" w:ascii="Times New Roman" w:hAnsi="Times New Roman" w:eastAsia="微软雅黑" w:cs="Times New Roman"/>
+          <w:color w:val="000000"/>
           <w:sz w:val="18"/>
           <w:szCs w:val="18"/>
         </w:rPr>
       </w:pPr>
       <w:r>
         <w:rPr>
-          <w:rFonts w:ascii="微软雅黑" w:hAnsi="微软雅黑" w:eastAsia="微软雅黑"/>
-          <w:sz w:val="18"/>
-          <w:szCs w:val="18"/>
-        </w:rPr>
-        <w:t>Stoyanova T, Goldstein A S, Cai H, et al. Regulated proteolysis of Trop2 drives epithelial hyperplasia and stem cell self-renewal via β-catenin signaling [J]. Genes &amp; Development, 2012, 26(20): 2271-2285.</w:t>
+          <w:rFonts w:hint="default" w:ascii="Times New Roman" w:hAnsi="Times New Roman" w:eastAsia="微软雅黑" w:cs="Times New Roman"/>
+          <w:color w:val="000000"/>
+          <w:sz w:val="18"/>
+          <w:szCs w:val="18"/>
+        </w:rPr>
+        <w:t>Liao S, et al. Drug Dev Res. 2021;82(8):1096-1110.</w:t>
       </w:r>
     </w:p>
     <w:p>
       <w:pPr>
-        <w:pStyle w:val="25"/>
         <w:numPr>
           <w:ilvl w:val="0"/>
           <w:numId w:val="2"/>
         </w:numPr>
-        <w:ind w:firstLineChars="0"/>
-        <w:rPr>
-          <w:rFonts w:ascii="微软雅黑" w:hAnsi="微软雅黑" w:eastAsia="微软雅黑"/>
+        <w:tabs>
+          <w:tab w:val="left" w:pos="630"/>
+        </w:tabs>
+        <w:snapToGrid w:val="0"/>
+        <w:spacing w:line="360" w:lineRule="auto"/>
+        <w:ind w:right="567" w:firstLine="198" w:firstLineChars="110"/>
+        <w:rPr>
+          <w:rFonts w:hint="default" w:ascii="Times New Roman" w:hAnsi="Times New Roman" w:eastAsia="微软雅黑" w:cs="Times New Roman"/>
+          <w:color w:val="000000"/>
           <w:sz w:val="18"/>
           <w:szCs w:val="18"/>
         </w:rPr>
       </w:pPr>
       <w:r>
         <w:rPr>
-          <w:rFonts w:ascii="微软雅黑" w:hAnsi="微软雅黑" w:eastAsia="微软雅黑"/>
-          <w:sz w:val="18"/>
-          <w:szCs w:val="18"/>
-        </w:rPr>
-        <w:t>Cardillo T M, Govindan S V, Sharkey R M, et al. Sacituzumab Govitecan (IMMU-132), an Anti-Trop-2/SN-38 Antibody–Drug Conjugate: Characterization and Efficacy in Pancreatic, Gastric, and Other Cancers [J]. Bioconjugate Chemistry, 2015, 26(5): 919-931.</w:t>
+          <w:rFonts w:hint="default" w:ascii="Times New Roman" w:hAnsi="Times New Roman" w:eastAsia="微软雅黑" w:cs="Times New Roman"/>
+          <w:color w:val="000000"/>
+          <w:sz w:val="18"/>
+          <w:szCs w:val="18"/>
+        </w:rPr>
+        <w:t>A Bardia, et al. Ann Oncol. 2021;32(9):1148-1156.</w:t>
       </w:r>
     </w:p>
     <w:p>
       <w:pPr>
-        <w:pStyle w:val="25"/>
         <w:numPr>
           <w:ilvl w:val="0"/>
           <w:numId w:val="2"/>
         </w:numPr>
-        <w:ind w:firstLineChars="0"/>
-        <w:rPr>
-          <w:rFonts w:ascii="微软雅黑" w:hAnsi="微软雅黑" w:eastAsia="微软雅黑"/>
+        <w:tabs>
+          <w:tab w:val="left" w:pos="630"/>
+        </w:tabs>
+        <w:snapToGrid w:val="0"/>
+        <w:spacing w:line="360" w:lineRule="auto"/>
+        <w:ind w:right="567" w:firstLine="198" w:firstLineChars="110"/>
+        <w:rPr>
+          <w:rFonts w:hint="default" w:ascii="Times New Roman" w:hAnsi="Times New Roman" w:eastAsia="微软雅黑" w:cs="Times New Roman"/>
+          <w:color w:val="000000"/>
           <w:sz w:val="18"/>
           <w:szCs w:val="18"/>
         </w:rPr>
       </w:pPr>
       <w:r>
         <w:rPr>
-          <w:rFonts w:ascii="微软雅黑" w:hAnsi="微软雅黑" w:eastAsia="微软雅黑"/>
-          <w:sz w:val="18"/>
-          <w:szCs w:val="18"/>
-        </w:rPr>
-        <w:t>Bardia A ,Tolaney S M , Punie K , et al. Biomarker Analyses in the Phase 3 ASCENT Study ofSacituzumab Govitecan Versus Chemotherapy in Patients with MetastaticTriple-Negative Breast Cancer[J]. Annals of Oncology, 2021, 32(7).</w:t>
+          <w:rFonts w:hint="default" w:ascii="Times New Roman" w:hAnsi="Times New Roman" w:eastAsia="微软雅黑" w:cs="Times New Roman"/>
+          <w:color w:val="000000"/>
+          <w:sz w:val="18"/>
+          <w:szCs w:val="18"/>
+        </w:rPr>
+        <w:t>Binghe Xu,et al. 2024 ASCO Abstract 104.</w:t>
       </w:r>
     </w:p>
     <w:p>
       <w:pPr>
-        <w:pStyle w:val="25"/>
         <w:numPr>
           <w:ilvl w:val="0"/>
           <w:numId w:val="2"/>
         </w:numPr>
-        <w:ind w:firstLineChars="0"/>
-        <w:rPr>
-          <w:rFonts w:ascii="微软雅黑" w:hAnsi="微软雅黑" w:eastAsia="微软雅黑"/>
+        <w:tabs>
+          <w:tab w:val="left" w:pos="630"/>
+        </w:tabs>
+        <w:snapToGrid w:val="0"/>
+        <w:spacing w:line="360" w:lineRule="auto"/>
+        <w:ind w:right="567" w:firstLine="198" w:firstLineChars="110"/>
+        <w:rPr>
+          <w:rFonts w:hint="default" w:ascii="Times New Roman" w:hAnsi="Times New Roman" w:eastAsia="微软雅黑" w:cs="Times New Roman"/>
+          <w:color w:val="000000"/>
           <w:sz w:val="18"/>
           <w:szCs w:val="18"/>
         </w:rPr>
       </w:pPr>
       <w:r>
         <w:rPr>
-          <w:rFonts w:ascii="微软雅黑" w:hAnsi="微软雅黑" w:eastAsia="微软雅黑"/>
-          <w:sz w:val="18"/>
-          <w:szCs w:val="18"/>
-        </w:rPr>
-        <w:t>Allyson, J,Ocean, et al. Sacituzumab govitecan (IMMU-132), an anti-Trop-2-SN-38antibody-drug conjugate for the treatment of diverse epithelial cancers: Safetyand pharmacokinetics.[J]. Cancer, 2017.</w:t>
+          <w:rFonts w:hint="default" w:ascii="Times New Roman" w:hAnsi="Times New Roman" w:eastAsia="微软雅黑" w:cs="Times New Roman"/>
+          <w:color w:val="000000"/>
+          <w:sz w:val="18"/>
+          <w:szCs w:val="18"/>
+        </w:rPr>
+        <w:t>Ping Zeng, et al. Sci Rep. 2016 Sep 20;6:33658.</w:t>
       </w:r>
     </w:p>
     <w:p>
       <w:pPr>
-        <w:pStyle w:val="25"/>
         <w:numPr>
           <w:ilvl w:val="0"/>
           <w:numId w:val="2"/>
         </w:numPr>
-        <w:ind w:firstLineChars="0"/>
-        <w:rPr>
-          <w:rFonts w:hint="default" w:ascii="微软雅黑" w:hAnsi="微软雅黑" w:eastAsia="微软雅黑"/>
+        <w:tabs>
+          <w:tab w:val="left" w:pos="630"/>
+        </w:tabs>
+        <w:snapToGrid w:val="0"/>
+        <w:spacing w:line="360" w:lineRule="auto"/>
+        <w:ind w:right="567" w:firstLine="198" w:firstLineChars="110"/>
+        <w:rPr>
+          <w:rFonts w:hint="default" w:ascii="Times New Roman" w:hAnsi="Times New Roman" w:eastAsia="微软雅黑" w:cs="Times New Roman"/>
+          <w:color w:val="000000"/>
           <w:sz w:val="18"/>
           <w:szCs w:val="18"/>
         </w:rPr>
       </w:pPr>
       <w:r>
         <w:rPr>
-          <w:rFonts w:ascii="微软雅黑" w:hAnsi="微软雅黑" w:eastAsia="微软雅黑"/>
-          <w:sz w:val="18"/>
-          <w:szCs w:val="18"/>
-        </w:rPr>
-        <w:t>Agatsuma T , Shu T , Hasegawa J , et al. Anti-Trop2 antibody-drug conjugate.</w:t>
+          <w:rFonts w:hint="default" w:ascii="Times New Roman" w:hAnsi="Times New Roman" w:eastAsia="微软雅黑" w:cs="Times New Roman"/>
+          <w:color w:val="000000"/>
+          <w:sz w:val="18"/>
+          <w:szCs w:val="18"/>
+        </w:rPr>
+        <w:t>Tang G, et al. Pathol Res Pract. 2018; 214:1606-12.</w:t>
+      </w:r>
+    </w:p>
+    <w:p>
+      <w:pPr>
+        <w:numPr>
+          <w:ilvl w:val="0"/>
+          <w:numId w:val="2"/>
+        </w:numPr>
+        <w:tabs>
+          <w:tab w:val="left" w:pos="630"/>
+        </w:tabs>
+        <w:snapToGrid w:val="0"/>
+        <w:spacing w:line="360" w:lineRule="auto"/>
+        <w:ind w:right="567" w:firstLine="198" w:firstLineChars="110"/>
+        <w:rPr>
+          <w:rFonts w:hint="default" w:ascii="Times New Roman" w:hAnsi="Times New Roman" w:eastAsia="微软雅黑" w:cs="Times New Roman"/>
+          <w:color w:val="000000"/>
+          <w:sz w:val="18"/>
+          <w:szCs w:val="18"/>
+        </w:rPr>
+      </w:pPr>
+      <w:r>
+        <w:rPr>
+          <w:rFonts w:hint="default" w:ascii="Times New Roman" w:hAnsi="Times New Roman" w:eastAsia="微软雅黑" w:cs="Times New Roman"/>
+          <w:color w:val="000000"/>
+          <w:sz w:val="18"/>
+          <w:szCs w:val="18"/>
+        </w:rPr>
+        <w:t>Bignotti E, et al. BMC Clin Pathol. 2012; 12:22.</w:t>
+      </w:r>
+    </w:p>
+    <w:p>
+      <w:pPr>
+        <w:numPr>
+          <w:ilvl w:val="0"/>
+          <w:numId w:val="2"/>
+        </w:numPr>
+        <w:tabs>
+          <w:tab w:val="left" w:pos="630"/>
+        </w:tabs>
+        <w:snapToGrid w:val="0"/>
+        <w:spacing w:line="360" w:lineRule="auto"/>
+        <w:ind w:right="567" w:firstLine="198" w:firstLineChars="110"/>
+        <w:rPr>
+          <w:rFonts w:hint="default" w:ascii="Times New Roman" w:hAnsi="Times New Roman" w:eastAsia="微软雅黑" w:cs="Times New Roman"/>
+          <w:color w:val="000000"/>
+          <w:sz w:val="18"/>
+          <w:szCs w:val="18"/>
+        </w:rPr>
+      </w:pPr>
+      <w:r>
+        <w:rPr>
+          <w:rFonts w:hint="default" w:ascii="Times New Roman" w:hAnsi="Times New Roman" w:eastAsia="微软雅黑" w:cs="Times New Roman"/>
+          <w:color w:val="000000"/>
+          <w:sz w:val="18"/>
+          <w:szCs w:val="18"/>
+        </w:rPr>
+        <w:t>Çelik, et al. Indian J Pathol Microbiol. 2020 Jul-Sep;63(3):418-422.</w:t>
+      </w:r>
+    </w:p>
+    <w:p>
+      <w:pPr>
+        <w:numPr>
+          <w:ilvl w:val="0"/>
+          <w:numId w:val="2"/>
+        </w:numPr>
+        <w:tabs>
+          <w:tab w:val="left" w:pos="630"/>
+        </w:tabs>
+        <w:snapToGrid w:val="0"/>
+        <w:spacing w:line="360" w:lineRule="auto"/>
+        <w:ind w:right="567" w:firstLine="198" w:firstLineChars="110"/>
+        <w:rPr>
+          <w:rFonts w:hint="default" w:ascii="Times New Roman" w:hAnsi="Times New Roman" w:eastAsia="微软雅黑" w:cs="Times New Roman"/>
+          <w:color w:val="000000"/>
+          <w:sz w:val="18"/>
+          <w:szCs w:val="18"/>
+        </w:rPr>
+      </w:pPr>
+      <w:r>
+        <w:rPr>
+          <w:rFonts w:hint="default" w:ascii="Times New Roman" w:hAnsi="Times New Roman" w:eastAsia="微软雅黑" w:cs="Times New Roman"/>
+          <w:color w:val="000000"/>
+          <w:sz w:val="18"/>
+          <w:szCs w:val="18"/>
+        </w:rPr>
+        <w:t>Kushiyama, et al. Mol Clin 0ncol.2021;14:105.</w:t>
+      </w:r>
+    </w:p>
+    <w:p>
+      <w:pPr>
+        <w:numPr>
+          <w:ilvl w:val="0"/>
+          <w:numId w:val="2"/>
+        </w:numPr>
+        <w:tabs>
+          <w:tab w:val="left" w:pos="630"/>
+        </w:tabs>
+        <w:snapToGrid w:val="0"/>
+        <w:spacing w:line="360" w:lineRule="auto"/>
+        <w:ind w:right="567" w:firstLine="198" w:firstLineChars="110"/>
+        <w:rPr>
+          <w:rFonts w:hint="default" w:ascii="Times New Roman" w:hAnsi="Times New Roman" w:eastAsia="微软雅黑" w:cs="Times New Roman"/>
+          <w:color w:val="000000"/>
+          <w:sz w:val="18"/>
+          <w:szCs w:val="18"/>
+        </w:rPr>
+      </w:pPr>
+      <w:r>
+        <w:rPr>
+          <w:rFonts w:hint="default" w:ascii="Times New Roman" w:hAnsi="Times New Roman" w:eastAsia="微软雅黑" w:cs="Times New Roman"/>
+          <w:color w:val="000000"/>
+          <w:sz w:val="18"/>
+          <w:szCs w:val="18"/>
+        </w:rPr>
+        <w:t>Hsu EC, et al. Proc Natl Acad Sci U S A. 2020; 117:2032-42.</w:t>
       </w:r>
     </w:p>
     <w:sectPr>
@@ -5157,6 +10153,26 @@
 <file path=word/numbering.xml><?xml version="1.0" encoding="utf-8"?>
 <w:numbering xmlns:wpc="http://schemas.microsoft.com/office/word/2010/wordprocessingCanvas" xmlns:mc="http://schemas.openxmlformats.org/markup-compatibility/2006" xmlns:o="urn:schemas-microsoft-com:office:office" xmlns:r="http://schemas.openxmlformats.org/officeDocument/2006/relationships" xmlns:m="http://schemas.openxmlformats.org/officeDocument/2006/math" xmlns:v="urn:schemas-microsoft-com:vml" xmlns:wp14="http://schemas.microsoft.com/office/word/2010/wordprocessingDrawing" xmlns:wp="http://schemas.openxmlformats.org/drawingml/2006/wordprocessingDrawing" xmlns:w10="urn:schemas-microsoft-com:office:word" xmlns:w="http://schemas.openxmlformats.org/wordprocessingml/2006/main" xmlns:w14="http://schemas.microsoft.com/office/word/2010/wordml" xmlns:wpg="http://schemas.microsoft.com/office/word/2010/wordprocessingGroup" xmlns:wpi="http://schemas.microsoft.com/office/word/2010/wordprocessingInk" xmlns:wne="http://schemas.microsoft.com/office/word/2006/wordml" xmlns:wps="http://schemas.microsoft.com/office/word/2010/wordprocessingShape" xmlns:wpsCustomData="http://www.wps.cn/officeDocument/2013/wpsCustomData" mc:Ignorable="w14 wp14">
   <w:abstractNum w:abstractNumId="0">
+    <w:nsid w:val="DA75C52D"/>
+    <w:multiLevelType w:val="singleLevel"/>
+    <w:tmpl w:val="DA75C52D"/>
+    <w:lvl w:ilvl="0" w:tentative="0">
+      <w:start w:val="1"/>
+      <w:numFmt w:val="decimal"/>
+      <w:lvlText w:val="[%1]"/>
+      <w:lvlJc w:val="left"/>
+      <w:pPr>
+        <w:tabs>
+          <w:tab w:val="left" w:pos="312"/>
+        </w:tabs>
+        <w:ind w:left="0"/>
+      </w:pPr>
+      <w:rPr>
+        <w:rFonts w:hint="default"/>
+      </w:rPr>
+    </w:lvl>
+  </w:abstractNum>
+  <w:abstractNum w:abstractNumId="1">
     <w:nsid w:val="209472B9"/>
     <w:multiLevelType w:val="multilevel"/>
     <w:tmpl w:val="209472B9"/>
@@ -5278,100 +10294,11 @@
       </w:rPr>
     </w:lvl>
   </w:abstractNum>
-  <w:abstractNum w:abstractNumId="1">
-    <w:nsid w:val="51C6649D"/>
-    <w:multiLevelType w:val="multilevel"/>
-    <w:tmpl w:val="51C6649D"/>
-    <w:lvl w:ilvl="0" w:tentative="0">
-      <w:start w:val="1"/>
-      <w:numFmt w:val="decimal"/>
-      <w:lvlText w:val="[%1]"/>
-      <w:lvlJc w:val="left"/>
-      <w:pPr>
-        <w:ind w:left="420" w:hanging="420"/>
-      </w:pPr>
-      <w:rPr>
-        <w:rFonts w:hint="eastAsia"/>
-      </w:rPr>
-    </w:lvl>
-    <w:lvl w:ilvl="1" w:tentative="0">
-      <w:start w:val="1"/>
-      <w:numFmt w:val="lowerLetter"/>
-      <w:lvlText w:val="%2)"/>
-      <w:lvlJc w:val="left"/>
-      <w:pPr>
-        <w:ind w:left="840" w:hanging="420"/>
-      </w:pPr>
-    </w:lvl>
-    <w:lvl w:ilvl="2" w:tentative="0">
-      <w:start w:val="1"/>
-      <w:numFmt w:val="lowerRoman"/>
-      <w:lvlText w:val="%3."/>
-      <w:lvlJc w:val="right"/>
-      <w:pPr>
-        <w:ind w:left="1260" w:hanging="420"/>
-      </w:pPr>
-    </w:lvl>
-    <w:lvl w:ilvl="3" w:tentative="0">
-      <w:start w:val="1"/>
-      <w:numFmt w:val="decimal"/>
-      <w:lvlText w:val="%4."/>
-      <w:lvlJc w:val="left"/>
-      <w:pPr>
-        <w:ind w:left="1680" w:hanging="420"/>
-      </w:pPr>
-    </w:lvl>
-    <w:lvl w:ilvl="4" w:tentative="0">
-      <w:start w:val="1"/>
-      <w:numFmt w:val="lowerLetter"/>
-      <w:lvlText w:val="%5)"/>
-      <w:lvlJc w:val="left"/>
-      <w:pPr>
-        <w:ind w:left="2100" w:hanging="420"/>
-      </w:pPr>
-    </w:lvl>
-    <w:lvl w:ilvl="5" w:tentative="0">
-      <w:start w:val="1"/>
-      <w:numFmt w:val="lowerRoman"/>
-      <w:lvlText w:val="%6."/>
-      <w:lvlJc w:val="right"/>
-      <w:pPr>
-        <w:ind w:left="2520" w:hanging="420"/>
-      </w:pPr>
-    </w:lvl>
-    <w:lvl w:ilvl="6" w:tentative="0">
-      <w:start w:val="1"/>
-      <w:numFmt w:val="decimal"/>
-      <w:lvlText w:val="%7."/>
-      <w:lvlJc w:val="left"/>
-      <w:pPr>
-        <w:ind w:left="2940" w:hanging="420"/>
-      </w:pPr>
-    </w:lvl>
-    <w:lvl w:ilvl="7" w:tentative="0">
-      <w:start w:val="1"/>
-      <w:numFmt w:val="lowerLetter"/>
-      <w:lvlText w:val="%8)"/>
-      <w:lvlJc w:val="left"/>
-      <w:pPr>
-        <w:ind w:left="3360" w:hanging="420"/>
-      </w:pPr>
-    </w:lvl>
-    <w:lvl w:ilvl="8" w:tentative="0">
-      <w:start w:val="1"/>
-      <w:numFmt w:val="lowerRoman"/>
-      <w:lvlText w:val="%9."/>
-      <w:lvlJc w:val="right"/>
-      <w:pPr>
-        <w:ind w:left="3780" w:hanging="420"/>
-      </w:pPr>
-    </w:lvl>
-  </w:abstractNum>
   <w:num w:numId="1">
-    <w:abstractNumId w:val="0"/>
+    <w:abstractNumId w:val="1"/>
   </w:num>
   <w:num w:numId="2">
-    <w:abstractNumId w:val="1"/>
+    <w:abstractNumId w:val="0"/>
   </w:num>
 </w:numbering>
 </file>

--- a/WebContent/docx/TROP2表达检测报告.docx
+++ b/WebContent/docx/TROP2表达检测报告.docx
@@ -506,8 +506,8 @@
           <w:sz w:val="48"/>
         </w:rPr>
       </w:pPr>
-      <w:bookmarkStart w:id="0" w:name="_Toc500163468"/>
-      <w:bookmarkStart w:id="1" w:name="_Toc500164193"/>
+      <w:bookmarkStart w:id="0" w:name="_Toc500164193"/>
+      <w:bookmarkStart w:id="1" w:name="_Toc500163468"/>
       <w:bookmarkStart w:id="2" w:name="_Toc500263098"/>
     </w:p>
     <w:p>
@@ -2646,12 +2646,6 @@
             <w:insideH w:val="single" w:color="62B541" w:sz="4" w:space="0"/>
             <w:insideV w:val="single" w:color="62B541" w:sz="4" w:space="0"/>
           </w:tblBorders>
-          <w:tblCellMar>
-            <w:top w:w="0" w:type="dxa"/>
-            <w:left w:w="108" w:type="dxa"/>
-            <w:bottom w:w="0" w:type="dxa"/>
-            <w:right w:w="108" w:type="dxa"/>
-          </w:tblCellMar>
         </w:tblPrEx>
         <w:trPr>
           <w:trHeight w:val="433" w:hRule="atLeast"/>
@@ -2784,12 +2778,6 @@
             <w:insideH w:val="none" w:color="auto" w:sz="0" w:space="0"/>
             <w:insideV w:val="none" w:color="auto" w:sz="0" w:space="0"/>
           </w:tblBorders>
-          <w:tblCellMar>
-            <w:top w:w="0" w:type="dxa"/>
-            <w:left w:w="0" w:type="dxa"/>
-            <w:bottom w:w="0" w:type="dxa"/>
-            <w:right w:w="0" w:type="dxa"/>
-          </w:tblCellMar>
         </w:tblPrEx>
         <w:trPr>
           <w:trHeight w:val="1866" w:hRule="exact"/>
@@ -3439,12 +3427,6 @@
             <w:insideH w:val="none" w:color="auto" w:sz="0" w:space="0"/>
             <w:insideV w:val="none" w:color="auto" w:sz="0" w:space="0"/>
           </w:tblBorders>
-          <w:tblCellMar>
-            <w:top w:w="0" w:type="dxa"/>
-            <w:left w:w="108" w:type="dxa"/>
-            <w:bottom w:w="0" w:type="dxa"/>
-            <w:right w:w="108" w:type="dxa"/>
-          </w:tblCellMar>
         </w:tblPrEx>
         <w:trPr>
           <w:trHeight w:val="475" w:hRule="atLeast"/>
@@ -3472,6 +3454,7 @@
                 <w:szCs w:val="16"/>
               </w:rPr>
             </w:pPr>
+            <w:bookmarkStart w:id="3" w:name="_GoBack"/>
             <w:r>
               <w:rPr>
                 <w:rFonts w:hint="default" w:ascii="Times New Roman" w:hAnsi="Times New Roman" w:eastAsia="微软雅黑" w:cs="Times New Roman"/>
@@ -3489,12 +3472,13 @@
                 <w:b/>
                 <w:color w:val="000000"/>
                 <w:kern w:val="0"/>
-                <w:sz w:val="18"/>
-                <w:szCs w:val="18"/>
+                <w:sz w:val="16"/>
+                <w:szCs w:val="16"/>
                 <w:lang w:val="en-US" w:eastAsia="zh-CN"/>
               </w:rPr>
               <w:t>{{TROP2Info.examiner}}</w:t>
             </w:r>
+            <w:bookmarkEnd w:id="3"/>
           </w:p>
         </w:tc>
         <w:tc>
@@ -3521,6 +3505,17 @@
             </w:pPr>
             <w:r>
               <w:rPr>
+                <w:rFonts w:hint="eastAsia" w:ascii="Times New Roman" w:hAnsi="Times New Roman" w:eastAsia="微软雅黑" w:cs="Times New Roman"/>
+                <w:b/>
+                <w:color w:val="000000"/>
+                <w:sz w:val="16"/>
+                <w:szCs w:val="16"/>
+                <w:lang w:val="en-US" w:eastAsia="zh-CN" w:bidi="ar"/>
+              </w:rPr>
+              <w:t>复核人</w:t>
+            </w:r>
+            <w:r>
+              <w:rPr>
                 <w:rFonts w:hint="default" w:ascii="Times New Roman" w:hAnsi="Times New Roman" w:eastAsia="微软雅黑" w:cs="Times New Roman"/>
                 <w:b/>
                 <w:color w:val="000000"/>
@@ -3528,7 +3523,7 @@
                 <w:szCs w:val="16"/>
                 <w:lang w:bidi="ar"/>
               </w:rPr>
-              <w:t>审核医生：</w:t>
+              <w:t>：</w:t>
             </w:r>
           </w:p>
         </w:tc>
@@ -3567,15 +3562,79 @@
             </w:pPr>
             <w:r>
               <w:rPr>
-                <w:rFonts w:hint="eastAsia" w:ascii="Times New Roman" w:hAnsi="Times New Roman" w:eastAsia="微软雅黑" w:cs="Times New Roman"/>
+                <w:rFonts w:hint="eastAsia" w:eastAsia="微软雅黑"/>
                 <w:b/>
-                <w:color w:val="000000"/>
-                <w:kern w:val="0"/>
-                <w:sz w:val="18"/>
-                <w:szCs w:val="18"/>
-                <w:lang w:val="en-US" w:eastAsia="zh-CN"/>
-              </w:rPr>
-              <w:t>{{TROP2Info.auditor}}</w:t>
+                <w:bCs/>
+                <w:sz w:val="16"/>
+                <w:szCs w:val="16"/>
+                <w:lang w:eastAsia="zh-CN"/>
+              </w:rPr>
+              <w:t>临检所复核人，</w:t>
+            </w:r>
+            <w:r>
+              <w:rPr>
+                <w:rFonts w:hint="eastAsia" w:eastAsia="微软雅黑"/>
+                <w:lang w:eastAsia="zh-CN"/>
+              </w:rPr>
+              <w:drawing>
+                <wp:anchor distT="0" distB="0" distL="114300" distR="114300" simplePos="0" relativeHeight="251670528" behindDoc="0" locked="0" layoutInCell="1" allowOverlap="1">
+                  <wp:simplePos x="0" y="0"/>
+                  <wp:positionH relativeFrom="column">
+                    <wp:posOffset>808355</wp:posOffset>
+                  </wp:positionH>
+                  <wp:positionV relativeFrom="paragraph">
+                    <wp:posOffset>-95250</wp:posOffset>
+                  </wp:positionV>
+                  <wp:extent cx="495935" cy="280670"/>
+                  <wp:effectExtent l="0" t="0" r="0" b="9525"/>
+                  <wp:wrapNone/>
+                  <wp:docPr id="1" name="图片 1" descr="王建丽"/>
+                  <wp:cNvGraphicFramePr>
+                    <a:graphicFrameLocks xmlns:a="http://schemas.openxmlformats.org/drawingml/2006/main" noChangeAspect="1"/>
+                  </wp:cNvGraphicFramePr>
+                  <a:graphic xmlns:a="http://schemas.openxmlformats.org/drawingml/2006/main">
+                    <a:graphicData uri="http://schemas.openxmlformats.org/drawingml/2006/picture">
+                      <pic:pic xmlns:pic="http://schemas.openxmlformats.org/drawingml/2006/picture">
+                        <pic:nvPicPr>
+                          <pic:cNvPr id="1" name="图片 1" descr="王建丽"/>
+                          <pic:cNvPicPr>
+                            <a:picLocks noChangeAspect="1"/>
+                          </pic:cNvPicPr>
+                        </pic:nvPicPr>
+                        <pic:blipFill>
+                          <a:blip r:embed="rId10">
+                            <a:clrChange>
+                              <a:clrFrom>
+                                <a:srgbClr val="FFFFFF">
+                                  <a:alpha val="100000"/>
+                                </a:srgbClr>
+                              </a:clrFrom>
+                              <a:clrTo>
+                                <a:srgbClr val="FFFFFF">
+                                  <a:alpha val="100000"/>
+                                  <a:alpha val="0"/>
+                                </a:srgbClr>
+                              </a:clrTo>
+                            </a:clrChange>
+                          </a:blip>
+                          <a:stretch>
+                            <a:fillRect/>
+                          </a:stretch>
+                        </pic:blipFill>
+                        <pic:spPr>
+                          <a:xfrm>
+                            <a:off x="0" y="0"/>
+                            <a:ext cx="495935" cy="280670"/>
+                          </a:xfrm>
+                          <a:prstGeom prst="rect">
+                            <a:avLst/>
+                          </a:prstGeom>
+                        </pic:spPr>
+                      </pic:pic>
+                    </a:graphicData>
+                  </a:graphic>
+                </wp:anchor>
+              </w:drawing>
             </w:r>
           </w:p>
         </w:tc>
@@ -3735,7 +3794,7 @@
                     </pic:cNvPicPr>
                   </pic:nvPicPr>
                   <pic:blipFill>
-                    <a:blip r:embed="rId10">
+                    <a:blip r:embed="rId11">
                       <a:extLst>
                         <a:ext uri="{28A0092B-C50C-407E-A947-70E740481C1C}">
                           <a14:useLocalDpi xmlns:a14="http://schemas.microsoft.com/office/drawing/2010/main" val="0"/>
@@ -4465,7 +4524,7 @@
                     </pic:cNvPicPr>
                   </pic:nvPicPr>
                   <pic:blipFill>
-                    <a:blip r:embed="rId11"/>
+                    <a:blip r:embed="rId12"/>
                     <a:stretch>
                       <a:fillRect/>
                     </a:stretch>
@@ -4608,7 +4667,7 @@
                     </pic:cNvPicPr>
                   </pic:nvPicPr>
                   <pic:blipFill>
-                    <a:blip r:embed="rId12"/>
+                    <a:blip r:embed="rId13"/>
                     <a:srcRect l="231"/>
                     <a:stretch>
                       <a:fillRect/>
@@ -5146,18 +5205,7 @@
           <w:sz w:val="18"/>
           <w:szCs w:val="18"/>
         </w:rPr>
-        <w:t>0.00001)，与化疗相比，疾病进展或死亡风险显著降低68%；中位总生存期（mOS）尚未达到，死亡风险显著降低47%（HR：0.53；95% CI: 0.36</w:t>
-      </w:r>
-      <w:bookmarkStart w:id="3" w:name="_GoBack"/>
-      <w:bookmarkEnd w:id="3"/>
-      <w:r>
-        <w:rPr>
-          <w:rFonts w:hint="default" w:ascii="Times New Roman" w:hAnsi="Times New Roman" w:eastAsia="微软雅黑" w:cs="Times New Roman"/>
-          <w:color w:val="000000"/>
-          <w:sz w:val="18"/>
-          <w:szCs w:val="18"/>
-        </w:rPr>
-        <w:t>-0.78；P = 0.0005）；客观缓解率（ORR）为45.4%，mDOR为7.1月</w:t>
+        <w:t>0.00001)，与化疗相比，疾病进展或死亡风险显著降低68%；中位总生存期（mOS）尚未达到，死亡风险显著降低47%（HR：0.53；95% CI: 0.36-0.78；P = 0.0005）；客观缓解率（ORR）为45.4%，mDOR为7.1月</w:t>
       </w:r>
       <w:r>
         <w:rPr>

--- a/WebContent/docx/TROP2表达检测报告.docx
+++ b/WebContent/docx/TROP2表达检测报告.docx
@@ -1043,12 +1043,6 @@
             <w:insideH w:val="single" w:color="62B541" w:sz="4" w:space="0"/>
             <w:insideV w:val="single" w:color="62B541" w:sz="4" w:space="0"/>
           </w:tblBorders>
-          <w:tblCellMar>
-            <w:top w:w="0" w:type="dxa"/>
-            <w:left w:w="108" w:type="dxa"/>
-            <w:bottom w:w="0" w:type="dxa"/>
-            <w:right w:w="108" w:type="dxa"/>
-          </w:tblCellMar>
         </w:tblPrEx>
         <w:trPr>
           <w:jc w:val="center"/>
@@ -2646,6 +2640,12 @@
             <w:insideH w:val="single" w:color="62B541" w:sz="4" w:space="0"/>
             <w:insideV w:val="single" w:color="62B541" w:sz="4" w:space="0"/>
           </w:tblBorders>
+          <w:tblCellMar>
+            <w:top w:w="0" w:type="dxa"/>
+            <w:left w:w="108" w:type="dxa"/>
+            <w:bottom w:w="0" w:type="dxa"/>
+            <w:right w:w="108" w:type="dxa"/>
+          </w:tblCellMar>
         </w:tblPrEx>
         <w:trPr>
           <w:trHeight w:val="433" w:hRule="atLeast"/>
@@ -2778,6 +2778,12 @@
             <w:insideH w:val="none" w:color="auto" w:sz="0" w:space="0"/>
             <w:insideV w:val="none" w:color="auto" w:sz="0" w:space="0"/>
           </w:tblBorders>
+          <w:tblCellMar>
+            <w:top w:w="0" w:type="dxa"/>
+            <w:left w:w="0" w:type="dxa"/>
+            <w:bottom w:w="0" w:type="dxa"/>
+            <w:right w:w="0" w:type="dxa"/>
+          </w:tblCellMar>
         </w:tblPrEx>
         <w:trPr>
           <w:trHeight w:val="1866" w:hRule="exact"/>
@@ -3427,6 +3433,12 @@
             <w:insideH w:val="none" w:color="auto" w:sz="0" w:space="0"/>
             <w:insideV w:val="none" w:color="auto" w:sz="0" w:space="0"/>
           </w:tblBorders>
+          <w:tblCellMar>
+            <w:top w:w="0" w:type="dxa"/>
+            <w:left w:w="108" w:type="dxa"/>
+            <w:bottom w:w="0" w:type="dxa"/>
+            <w:right w:w="108" w:type="dxa"/>
+          </w:tblCellMar>
         </w:tblPrEx>
         <w:trPr>
           <w:trHeight w:val="475" w:hRule="atLeast"/>
@@ -3454,7 +3466,6 @@
                 <w:szCs w:val="16"/>
               </w:rPr>
             </w:pPr>
-            <w:bookmarkStart w:id="3" w:name="_GoBack"/>
             <w:r>
               <w:rPr>
                 <w:rFonts w:hint="default" w:ascii="Times New Roman" w:hAnsi="Times New Roman" w:eastAsia="微软雅黑" w:cs="Times New Roman"/>
@@ -3478,7 +3489,6 @@
               </w:rPr>
               <w:t>{{TROP2Info.examiner}}</w:t>
             </w:r>
-            <w:bookmarkEnd w:id="3"/>
           </w:p>
         </w:tc>
         <w:tc>
@@ -3560,17 +3570,7 @@
                 <w:rFonts w:hint="default" w:ascii="Times New Roman" w:hAnsi="Times New Roman" w:cs="Times New Roman"/>
               </w:rPr>
             </w:pPr>
-            <w:r>
-              <w:rPr>
-                <w:rFonts w:hint="eastAsia" w:eastAsia="微软雅黑"/>
-                <w:b/>
-                <w:bCs/>
-                <w:sz w:val="16"/>
-                <w:szCs w:val="16"/>
-                <w:lang w:eastAsia="zh-CN"/>
-              </w:rPr>
-              <w:t>临检所复核人，</w:t>
-            </w:r>
+            <w:bookmarkStart w:id="3" w:name="_GoBack"/>
             <w:r>
               <w:rPr>
                 <w:rFonts w:hint="eastAsia" w:eastAsia="微软雅黑"/>
@@ -3580,10 +3580,10 @@
                 <wp:anchor distT="0" distB="0" distL="114300" distR="114300" simplePos="0" relativeHeight="251670528" behindDoc="0" locked="0" layoutInCell="1" allowOverlap="1">
                   <wp:simplePos x="0" y="0"/>
                   <wp:positionH relativeFrom="column">
-                    <wp:posOffset>808355</wp:posOffset>
+                    <wp:posOffset>38735</wp:posOffset>
                   </wp:positionH>
                   <wp:positionV relativeFrom="paragraph">
-                    <wp:posOffset>-95250</wp:posOffset>
+                    <wp:posOffset>-87630</wp:posOffset>
                   </wp:positionV>
                   <wp:extent cx="495935" cy="280670"/>
                   <wp:effectExtent l="0" t="0" r="0" b="9525"/>
@@ -3636,6 +3636,7 @@
                 </wp:anchor>
               </w:drawing>
             </w:r>
+            <w:bookmarkEnd w:id="3"/>
           </w:p>
         </w:tc>
         <w:tc>
@@ -3881,7 +3882,6 @@
             <w:insideH w:val="single" w:color="365F91" w:sz="12" w:space="0"/>
             <w:insideV w:val="single" w:color="365F91" w:sz="12" w:space="0"/>
           </w:tblBorders>
-          <w:shd w:val="clear" w:color="auto" w:fill="62B541"/>
           <w:tblCellMar>
             <w:top w:w="0" w:type="dxa"/>
             <w:left w:w="108" w:type="dxa"/>

--- a/WebContent/docx/TROP2表达检测报告.docx
+++ b/WebContent/docx/TROP2表达检测报告.docx
@@ -398,7 +398,7 @@
                     </pic:cNvPicPr>
                   </pic:nvPicPr>
                   <pic:blipFill>
-                    <a:blip r:embed="rId8"/>
+                    <a:blip r:embed="rId10"/>
                     <a:srcRect/>
                     <a:stretch>
                       <a:fillRect/>
@@ -454,7 +454,7 @@
                     </pic:cNvPicPr>
                   </pic:nvPicPr>
                   <pic:blipFill>
-                    <a:blip r:embed="rId9"/>
+                    <a:blip r:embed="rId11"/>
                     <a:srcRect l="1400" t="66" r="1581" b="-6"/>
                     <a:stretch>
                       <a:fillRect/>
@@ -649,12 +649,6 @@
             <w:insideH w:val="none" w:color="auto" w:sz="0" w:space="0"/>
             <w:insideV w:val="none" w:color="auto" w:sz="0" w:space="0"/>
           </w:tblBorders>
-          <w:tblCellMar>
-            <w:top w:w="0" w:type="dxa"/>
-            <w:left w:w="108" w:type="dxa"/>
-            <w:bottom w:w="0" w:type="dxa"/>
-            <w:right w:w="108" w:type="dxa"/>
-          </w:tblCellMar>
         </w:tblPrEx>
         <w:trPr>
           <w:gridAfter w:val="1"/>
@@ -2778,12 +2772,6 @@
             <w:insideH w:val="none" w:color="auto" w:sz="0" w:space="0"/>
             <w:insideV w:val="none" w:color="auto" w:sz="0" w:space="0"/>
           </w:tblBorders>
-          <w:tblCellMar>
-            <w:top w:w="0" w:type="dxa"/>
-            <w:left w:w="0" w:type="dxa"/>
-            <w:bottom w:w="0" w:type="dxa"/>
-            <w:right w:w="0" w:type="dxa"/>
-          </w:tblCellMar>
         </w:tblPrEx>
         <w:trPr>
           <w:trHeight w:val="1866" w:hRule="exact"/>
@@ -3570,7 +3558,6 @@
                 <w:rFonts w:hint="default" w:ascii="Times New Roman" w:hAnsi="Times New Roman" w:cs="Times New Roman"/>
               </w:rPr>
             </w:pPr>
-            <w:bookmarkStart w:id="3" w:name="_GoBack"/>
             <w:r>
               <w:rPr>
                 <w:rFonts w:hint="eastAsia" w:eastAsia="微软雅黑"/>
@@ -3602,7 +3589,7 @@
                           </pic:cNvPicPr>
                         </pic:nvPicPr>
                         <pic:blipFill>
-                          <a:blip r:embed="rId10">
+                          <a:blip r:embed="rId12">
                             <a:clrChange>
                               <a:clrFrom>
                                 <a:srgbClr val="FFFFFF">
@@ -3636,7 +3623,6 @@
                 </wp:anchor>
               </w:drawing>
             </w:r>
-            <w:bookmarkEnd w:id="3"/>
           </w:p>
         </w:tc>
         <w:tc>
@@ -3795,7 +3781,7 @@
                     </pic:cNvPicPr>
                   </pic:nvPicPr>
                   <pic:blipFill>
-                    <a:blip r:embed="rId11">
+                    <a:blip r:embed="rId13">
                       <a:extLst>
                         <a:ext uri="{28A0092B-C50C-407E-A947-70E740481C1C}">
                           <a14:useLocalDpi xmlns:a14="http://schemas.microsoft.com/office/drawing/2010/main" val="0"/>
@@ -3882,6 +3868,7 @@
             <w:insideH w:val="single" w:color="365F91" w:sz="12" w:space="0"/>
             <w:insideV w:val="single" w:color="365F91" w:sz="12" w:space="0"/>
           </w:tblBorders>
+          <w:shd w:val="clear" w:color="auto" w:fill="62B541"/>
           <w:tblCellMar>
             <w:top w:w="0" w:type="dxa"/>
             <w:left w:w="108" w:type="dxa"/>
@@ -4524,7 +4511,7 @@
                     </pic:cNvPicPr>
                   </pic:nvPicPr>
                   <pic:blipFill>
-                    <a:blip r:embed="rId12"/>
+                    <a:blip r:embed="rId14"/>
                     <a:stretch>
                       <a:fillRect/>
                     </a:stretch>
@@ -4667,7 +4654,7 @@
                     </pic:cNvPicPr>
                   </pic:nvPicPr>
                   <pic:blipFill>
-                    <a:blip r:embed="rId13"/>
+                    <a:blip r:embed="rId15"/>
                     <a:srcRect l="231"/>
                     <a:stretch>
                       <a:fillRect/>
@@ -9783,12 +9770,1027 @@
         <w:t>Hsu EC, et al. Proc Natl Acad Sci U S A. 2020; 117:2032-42.</w:t>
       </w:r>
     </w:p>
+    <w:p>
+      <w:pPr>
+        <w:rPr>
+          <w:rFonts w:hint="default" w:ascii="Times New Roman" w:hAnsi="Times New Roman" w:eastAsia="微软雅黑" w:cs="Times New Roman"/>
+          <w:color w:val="000000"/>
+          <w:sz w:val="18"/>
+          <w:szCs w:val="18"/>
+        </w:rPr>
+        <w:sectPr>
+          <w:footerReference r:id="rId6" w:type="default"/>
+          <w:pgSz w:w="11910" w:h="16840"/>
+          <w:pgMar w:top="1542" w:right="880" w:bottom="920" w:left="1020" w:header="567" w:footer="656" w:gutter="0"/>
+          <w:pgNumType w:fmt="decimal"/>
+          <w:cols w:space="720" w:num="1"/>
+        </w:sectPr>
+      </w:pPr>
+      <w:r>
+        <w:rPr>
+          <w:rFonts w:hint="default" w:ascii="Times New Roman" w:hAnsi="Times New Roman" w:eastAsia="微软雅黑" w:cs="Times New Roman"/>
+          <w:color w:val="000000"/>
+          <w:sz w:val="18"/>
+          <w:szCs w:val="18"/>
+        </w:rPr>
+        <w:br w:type="page"/>
+      </w:r>
+    </w:p>
+    <w:p>
+      <w:pPr>
+        <w:widowControl/>
+        <w:rPr>
+          <w:rFonts w:ascii="Times New Roman" w:hAnsi="Times New Roman" w:eastAsia="微软雅黑" w:cs="Times New Roman"/>
+          <w:b/>
+          <w:bCs/>
+          <w:sz w:val="24"/>
+          <w:szCs w:val="22"/>
+          <w:lang w:val="en-US" w:eastAsia="zh-CN" w:bidi="ar-SA"/>
+        </w:rPr>
+      </w:pPr>
+      <w:r>
+        <w:rPr>
+          <w:rFonts w:hint="eastAsia" w:ascii="Times New Roman" w:hAnsi="Times New Roman" w:eastAsia="微软雅黑" w:cs="Times New Roman"/>
+          <w:b/>
+          <w:bCs/>
+          <w:sz w:val="24"/>
+          <w:szCs w:val="22"/>
+          <w:lang w:val="en-US" w:eastAsia="zh-CN" w:bidi="ar-SA"/>
+        </w:rPr>
+        <w:t>广州诺禾医学检验实验室</w:t>
+      </w:r>
+    </w:p>
+    <w:p>
+      <w:pPr>
+        <w:widowControl/>
+        <w:rPr>
+          <w:rFonts w:ascii="Times New Roman" w:hAnsi="Times New Roman" w:eastAsia="微软雅黑" w:cs="Times New Roman"/>
+          <w:sz w:val="24"/>
+          <w:szCs w:val="22"/>
+          <w:lang w:val="en-US" w:eastAsia="zh-CN" w:bidi="ar-SA"/>
+        </w:rPr>
+      </w:pPr>
+      <w:r>
+        <w:rPr>
+          <w:rFonts w:hint="eastAsia" w:ascii="Times New Roman" w:hAnsi="Times New Roman" w:eastAsia="微软雅黑" w:cs="Times New Roman"/>
+          <w:sz w:val="24"/>
+          <w:szCs w:val="22"/>
+          <w:lang w:val="en-US" w:eastAsia="zh-CN" w:bidi="ar-SA"/>
+        </w:rPr>
+        <w:t>广州市黄埔区开源大道11号C6栋702室</w:t>
+      </w:r>
+    </w:p>
+    <w:p>
+      <w:pPr>
+        <w:widowControl/>
+        <w:rPr>
+          <w:rFonts w:ascii="Times New Roman" w:hAnsi="Times New Roman" w:eastAsia="微软雅黑" w:cs="Times New Roman"/>
+          <w:b/>
+          <w:bCs/>
+          <w:sz w:val="24"/>
+          <w:szCs w:val="22"/>
+          <w:lang w:val="en-US" w:eastAsia="zh-CN" w:bidi="ar-SA"/>
+        </w:rPr>
+      </w:pPr>
+    </w:p>
+    <w:p>
+      <w:pPr>
+        <w:widowControl/>
+        <w:rPr>
+          <w:rFonts w:ascii="Times New Roman" w:hAnsi="Times New Roman" w:eastAsia="微软雅黑" w:cs="Times New Roman"/>
+          <w:b/>
+          <w:bCs/>
+          <w:sz w:val="24"/>
+          <w:szCs w:val="22"/>
+          <w:lang w:val="en-US" w:eastAsia="zh-CN" w:bidi="ar-SA"/>
+        </w:rPr>
+      </w:pPr>
+      <w:r>
+        <w:rPr>
+          <w:rFonts w:hint="eastAsia" w:ascii="Times New Roman" w:hAnsi="Times New Roman" w:eastAsia="微软雅黑" w:cs="Times New Roman"/>
+          <w:b/>
+          <w:bCs/>
+          <w:sz w:val="24"/>
+          <w:szCs w:val="22"/>
+          <w:lang w:val="en-US" w:eastAsia="zh-CN" w:bidi="ar-SA"/>
+        </w:rPr>
+        <w:t>上海诺禾医学检验实验室</w:t>
+      </w:r>
+    </w:p>
+    <w:p>
+      <w:pPr>
+        <w:widowControl/>
+        <w:rPr>
+          <w:rFonts w:ascii="Times New Roman" w:hAnsi="Times New Roman" w:eastAsia="微软雅黑" w:cs="Times New Roman"/>
+          <w:sz w:val="24"/>
+          <w:szCs w:val="22"/>
+          <w:lang w:val="en-US" w:eastAsia="zh-CN" w:bidi="ar-SA"/>
+        </w:rPr>
+      </w:pPr>
+      <w:r>
+        <w:rPr>
+          <w:rFonts w:hint="eastAsia" w:ascii="Times New Roman" w:hAnsi="Times New Roman" w:eastAsia="微软雅黑" w:cs="Times New Roman"/>
+          <w:sz w:val="24"/>
+          <w:szCs w:val="22"/>
+          <w:lang w:val="en-US" w:eastAsia="zh-CN" w:bidi="ar-SA"/>
+        </w:rPr>
+        <w:t>上海市闵行区绿洲环路396弄9号201室</w:t>
+      </w:r>
+    </w:p>
+    <w:p>
+      <w:pPr>
+        <w:widowControl/>
+        <w:rPr>
+          <w:rFonts w:ascii="Times New Roman" w:hAnsi="Times New Roman" w:eastAsia="微软雅黑" w:cs="Times New Roman"/>
+          <w:b/>
+          <w:bCs/>
+          <w:sz w:val="24"/>
+          <w:szCs w:val="22"/>
+          <w:lang w:val="en-US" w:eastAsia="zh-CN" w:bidi="ar-SA"/>
+        </w:rPr>
+      </w:pPr>
+    </w:p>
+    <w:p>
+      <w:pPr>
+        <w:widowControl/>
+        <w:rPr>
+          <w:rFonts w:ascii="Times New Roman" w:hAnsi="Times New Roman" w:eastAsia="微软雅黑" w:cs="Times New Roman"/>
+          <w:b/>
+          <w:bCs/>
+          <w:sz w:val="24"/>
+          <w:szCs w:val="22"/>
+          <w:lang w:val="en-US" w:eastAsia="zh-CN" w:bidi="ar-SA"/>
+        </w:rPr>
+      </w:pPr>
+      <w:r>
+        <w:rPr>
+          <w:rFonts w:hint="eastAsia" w:ascii="Times New Roman" w:hAnsi="Times New Roman" w:eastAsia="微软雅黑" w:cs="Times New Roman"/>
+          <w:b/>
+          <w:bCs/>
+          <w:sz w:val="24"/>
+          <w:szCs w:val="22"/>
+          <w:lang w:val="en-US" w:eastAsia="zh-CN" w:bidi="ar-SA"/>
+        </w:rPr>
+        <w:t>天津诺禾医学检验实验室</w:t>
+      </w:r>
+    </w:p>
+    <w:p>
+      <w:pPr>
+        <w:widowControl/>
+        <w:rPr>
+          <w:rFonts w:ascii="Times New Roman" w:hAnsi="Times New Roman" w:eastAsia="微软雅黑" w:cs="Times New Roman"/>
+          <w:sz w:val="24"/>
+          <w:szCs w:val="22"/>
+          <w:lang w:val="en-US" w:eastAsia="zh-CN" w:bidi="ar-SA"/>
+        </w:rPr>
+      </w:pPr>
+      <w:r>
+        <w:rPr>
+          <w:rFonts w:hint="eastAsia" w:ascii="Times New Roman" w:hAnsi="Times New Roman" w:eastAsia="微软雅黑" w:cs="Times New Roman"/>
+          <w:sz w:val="24"/>
+          <w:szCs w:val="22"/>
+          <w:lang w:val="en-US" w:eastAsia="zh-CN" w:bidi="ar-SA"/>
+        </w:rPr>
+        <w:t>天津市武清区创业总部基地B07</w:t>
+      </w:r>
+    </w:p>
+    <w:p>
+      <w:pPr>
+        <w:widowControl/>
+        <w:rPr>
+          <w:rFonts w:ascii="Times New Roman" w:hAnsi="Times New Roman" w:eastAsia="微软雅黑" w:cs="Times New Roman"/>
+          <w:b/>
+          <w:bCs/>
+          <w:sz w:val="24"/>
+          <w:szCs w:val="22"/>
+          <w:lang w:val="en-US" w:eastAsia="zh-CN" w:bidi="ar-SA"/>
+        </w:rPr>
+      </w:pPr>
+    </w:p>
+    <w:p>
+      <w:pPr>
+        <w:widowControl/>
+        <w:rPr>
+          <w:rFonts w:ascii="Times New Roman" w:hAnsi="Times New Roman" w:eastAsia="等线" w:cs="宋体"/>
+          <w:sz w:val="24"/>
+          <w:szCs w:val="22"/>
+          <w:lang w:val="en-US" w:eastAsia="en-US" w:bidi="ar-SA"/>
+        </w:rPr>
+      </w:pPr>
+      <w:r>
+        <w:rPr>
+          <w:rFonts w:hint="eastAsia" w:ascii="Times New Roman" w:hAnsi="Times New Roman" w:eastAsia="微软雅黑" w:cs="Times New Roman"/>
+          <w:sz w:val="24"/>
+          <w:szCs w:val="22"/>
+          <w:lang w:val="en-US" w:eastAsia="zh-CN" w:bidi="ar-SA"/>
+        </w:rPr>
+        <w:t>T.020-32038634</w:t>
+      </w:r>
+    </w:p>
+    <w:p>
+      <w:pPr>
+        <w:widowControl/>
+        <w:rPr>
+          <w:rFonts w:ascii="Times New Roman" w:hAnsi="Times New Roman" w:eastAsia="等线" w:cs="宋体"/>
+          <w:sz w:val="24"/>
+          <w:szCs w:val="22"/>
+          <w:lang w:val="en-US" w:eastAsia="en-US" w:bidi="ar-SA"/>
+        </w:rPr>
+      </w:pPr>
+    </w:p>
+    <w:p>
+      <w:pPr>
+        <w:widowControl/>
+        <w:rPr>
+          <w:rFonts w:ascii="Times New Roman" w:hAnsi="Times New Roman" w:eastAsia="等线" w:cs="宋体"/>
+          <w:b/>
+          <w:bCs/>
+          <w:color w:val="61964C"/>
+          <w:sz w:val="28"/>
+          <w:szCs w:val="28"/>
+          <w:lang w:val="en-US" w:eastAsia="en-US" w:bidi="ar-SA"/>
+        </w:rPr>
+      </w:pPr>
+    </w:p>
+    <w:p>
+      <w:pPr>
+        <w:widowControl/>
+        <w:rPr>
+          <w:rFonts w:ascii="Times New Roman" w:hAnsi="Times New Roman" w:eastAsia="等线" w:cs="宋体"/>
+          <w:sz w:val="24"/>
+          <w:szCs w:val="22"/>
+          <w:lang w:val="en-US" w:eastAsia="en-US" w:bidi="ar-SA"/>
+        </w:rPr>
+      </w:pPr>
+    </w:p>
+    <w:p>
+      <w:pPr>
+        <w:widowControl/>
+        <w:rPr>
+          <w:rFonts w:ascii="Times New Roman" w:hAnsi="Times New Roman" w:eastAsia="等线" w:cs="宋体"/>
+          <w:sz w:val="24"/>
+          <w:szCs w:val="22"/>
+          <w:lang w:val="en-US" w:eastAsia="en-US" w:bidi="ar-SA"/>
+        </w:rPr>
+      </w:pPr>
+    </w:p>
+    <w:p>
+      <w:pPr>
+        <w:widowControl/>
+        <w:rPr>
+          <w:rFonts w:ascii="Times New Roman" w:hAnsi="Times New Roman" w:eastAsia="等线" w:cs="宋体"/>
+          <w:sz w:val="24"/>
+          <w:szCs w:val="22"/>
+          <w:lang w:val="en-US" w:eastAsia="en-US" w:bidi="ar-SA"/>
+        </w:rPr>
+      </w:pPr>
+    </w:p>
+    <w:p>
+      <w:pPr>
+        <w:widowControl/>
+        <w:rPr>
+          <w:rFonts w:ascii="Times New Roman" w:hAnsi="Times New Roman" w:eastAsia="等线" w:cs="宋体"/>
+          <w:sz w:val="24"/>
+          <w:szCs w:val="22"/>
+          <w:lang w:val="en-US" w:eastAsia="en-US" w:bidi="ar-SA"/>
+        </w:rPr>
+      </w:pPr>
+    </w:p>
+    <w:p>
+      <w:pPr>
+        <w:widowControl/>
+        <w:rPr>
+          <w:rFonts w:ascii="Times New Roman" w:hAnsi="Times New Roman" w:eastAsia="等线" w:cs="宋体"/>
+          <w:sz w:val="24"/>
+          <w:szCs w:val="22"/>
+          <w:lang w:val="en-US" w:eastAsia="en-US" w:bidi="ar-SA"/>
+        </w:rPr>
+      </w:pPr>
+    </w:p>
+    <w:p>
+      <w:pPr>
+        <w:widowControl/>
+        <w:rPr>
+          <w:rFonts w:ascii="Times New Roman" w:hAnsi="Times New Roman" w:eastAsia="等线" w:cs="宋体"/>
+          <w:sz w:val="24"/>
+          <w:szCs w:val="22"/>
+          <w:lang w:val="en-US" w:eastAsia="en-US" w:bidi="ar-SA"/>
+        </w:rPr>
+      </w:pPr>
+    </w:p>
+    <w:p>
+      <w:pPr>
+        <w:widowControl/>
+        <w:rPr>
+          <w:rFonts w:ascii="Times New Roman" w:hAnsi="Times New Roman" w:eastAsia="等线" w:cs="宋体"/>
+          <w:sz w:val="24"/>
+          <w:szCs w:val="22"/>
+          <w:lang w:val="en-US" w:eastAsia="en-US" w:bidi="ar-SA"/>
+        </w:rPr>
+      </w:pPr>
+    </w:p>
+    <w:p>
+      <w:pPr>
+        <w:widowControl/>
+        <w:rPr>
+          <w:rFonts w:ascii="Times New Roman" w:hAnsi="Times New Roman" w:eastAsia="等线" w:cs="宋体"/>
+          <w:sz w:val="24"/>
+          <w:szCs w:val="22"/>
+          <w:lang w:val="en-US" w:eastAsia="en-US" w:bidi="ar-SA"/>
+        </w:rPr>
+      </w:pPr>
+    </w:p>
+    <w:p>
+      <w:pPr>
+        <w:widowControl/>
+        <w:rPr>
+          <w:rFonts w:ascii="Times New Roman" w:hAnsi="Times New Roman" w:eastAsia="等线" w:cs="宋体"/>
+          <w:sz w:val="24"/>
+          <w:szCs w:val="22"/>
+          <w:lang w:val="en-US" w:eastAsia="en-US" w:bidi="ar-SA"/>
+        </w:rPr>
+      </w:pPr>
+    </w:p>
+    <w:p>
+      <w:pPr>
+        <w:widowControl/>
+        <w:rPr>
+          <w:rFonts w:ascii="Times New Roman" w:hAnsi="Times New Roman" w:eastAsia="等线" w:cs="宋体"/>
+          <w:sz w:val="24"/>
+          <w:szCs w:val="22"/>
+          <w:lang w:val="en-US" w:eastAsia="en-US" w:bidi="ar-SA"/>
+        </w:rPr>
+      </w:pPr>
+    </w:p>
+    <w:p>
+      <w:pPr>
+        <w:widowControl/>
+        <w:rPr>
+          <w:rFonts w:ascii="Times New Roman" w:hAnsi="Times New Roman" w:eastAsia="等线" w:cs="宋体"/>
+          <w:sz w:val="24"/>
+          <w:szCs w:val="22"/>
+          <w:lang w:val="en-US" w:eastAsia="en-US" w:bidi="ar-SA"/>
+        </w:rPr>
+      </w:pPr>
+    </w:p>
+    <w:p>
+      <w:pPr>
+        <w:widowControl/>
+        <w:rPr>
+          <w:rFonts w:ascii="Times New Roman" w:hAnsi="Times New Roman" w:eastAsia="等线" w:cs="宋体"/>
+          <w:sz w:val="24"/>
+          <w:szCs w:val="22"/>
+          <w:lang w:val="en-US" w:eastAsia="en-US" w:bidi="ar-SA"/>
+        </w:rPr>
+      </w:pPr>
+    </w:p>
+    <w:p>
+      <w:pPr>
+        <w:widowControl/>
+        <w:rPr>
+          <w:rFonts w:ascii="Times New Roman" w:hAnsi="Times New Roman" w:eastAsia="等线" w:cs="宋体"/>
+          <w:sz w:val="24"/>
+          <w:szCs w:val="22"/>
+          <w:lang w:val="en-US" w:eastAsia="en-US" w:bidi="ar-SA"/>
+        </w:rPr>
+      </w:pPr>
+    </w:p>
+    <w:p>
+      <w:pPr>
+        <w:widowControl/>
+        <w:rPr>
+          <w:rFonts w:ascii="Times New Roman" w:hAnsi="Times New Roman" w:eastAsia="等线" w:cs="宋体"/>
+          <w:sz w:val="24"/>
+          <w:szCs w:val="22"/>
+          <w:lang w:val="en-US" w:eastAsia="en-US" w:bidi="ar-SA"/>
+        </w:rPr>
+      </w:pPr>
+    </w:p>
+    <w:p>
+      <w:pPr>
+        <w:widowControl/>
+        <w:rPr>
+          <w:rFonts w:ascii="Times New Roman" w:hAnsi="Times New Roman" w:eastAsia="等线" w:cs="宋体"/>
+          <w:sz w:val="24"/>
+          <w:szCs w:val="22"/>
+          <w:lang w:val="en-US" w:eastAsia="en-US" w:bidi="ar-SA"/>
+        </w:rPr>
+      </w:pPr>
+    </w:p>
+    <w:p>
+      <w:pPr>
+        <w:widowControl/>
+        <w:rPr>
+          <w:rFonts w:ascii="Times New Roman" w:hAnsi="Times New Roman" w:eastAsia="等线" w:cs="宋体"/>
+          <w:sz w:val="24"/>
+          <w:szCs w:val="22"/>
+          <w:lang w:val="en-US" w:eastAsia="en-US" w:bidi="ar-SA"/>
+        </w:rPr>
+      </w:pPr>
+    </w:p>
+    <w:p>
+      <w:pPr>
+        <w:keepNext w:val="0"/>
+        <w:keepLines w:val="0"/>
+        <w:pageBreakBefore w:val="0"/>
+        <w:widowControl/>
+        <w:kinsoku/>
+        <w:wordWrap/>
+        <w:overflowPunct/>
+        <w:topLinePunct w:val="0"/>
+        <w:autoSpaceDE/>
+        <w:autoSpaceDN/>
+        <w:bidi w:val="0"/>
+        <w:adjustRightInd/>
+        <w:snapToGrid/>
+        <w:textAlignment w:val="auto"/>
+        <w:rPr>
+          <w:rFonts w:ascii="Times New Roman" w:hAnsi="Times New Roman" w:eastAsia="等线" w:cs="宋体"/>
+          <w:sz w:val="24"/>
+          <w:szCs w:val="22"/>
+          <w:lang w:val="en-US" w:eastAsia="zh-CN" w:bidi="ar-SA"/>
+        </w:rPr>
+      </w:pPr>
+      <w:bookmarkStart w:id="3" w:name="_GoBack"/>
+      <w:r>
+        <w:rPr>
+          <w:rFonts w:ascii="宋体" w:hAnsi="宋体" w:eastAsia="宋体" w:cs="宋体"/>
+          <w:sz w:val="24"/>
+          <w:szCs w:val="24"/>
+          <w:lang w:val="en-US" w:eastAsia="en-US" w:bidi="ar-SA"/>
+        </w:rPr>
+        <w:drawing>
+          <wp:anchor distT="0" distB="0" distL="114935" distR="114935" simplePos="0" relativeHeight="251673600" behindDoc="0" locked="0" layoutInCell="1" allowOverlap="1">
+            <wp:simplePos x="0" y="0"/>
+            <wp:positionH relativeFrom="column">
+              <wp:posOffset>723900</wp:posOffset>
+            </wp:positionH>
+            <wp:positionV relativeFrom="paragraph">
+              <wp:posOffset>76200</wp:posOffset>
+            </wp:positionV>
+            <wp:extent cx="468630" cy="468630"/>
+            <wp:effectExtent l="0" t="0" r="3810" b="3810"/>
+            <wp:wrapNone/>
+            <wp:docPr id="7" name="图片 4" descr="IMG_256"/>
+            <wp:cNvGraphicFramePr>
+              <a:graphicFrameLocks xmlns:a="http://schemas.openxmlformats.org/drawingml/2006/main" noChangeAspect="1"/>
+            </wp:cNvGraphicFramePr>
+            <a:graphic xmlns:a="http://schemas.openxmlformats.org/drawingml/2006/main">
+              <a:graphicData uri="http://schemas.openxmlformats.org/drawingml/2006/picture">
+                <pic:pic xmlns:pic="http://schemas.openxmlformats.org/drawingml/2006/picture">
+                  <pic:nvPicPr>
+                    <pic:cNvPr id="7" name="图片 4" descr="IMG_256"/>
+                    <pic:cNvPicPr>
+                      <a:picLocks noChangeAspect="1"/>
+                    </pic:cNvPicPr>
+                  </pic:nvPicPr>
+                  <pic:blipFill>
+                    <a:blip r:embed="rId16"/>
+                    <a:stretch>
+                      <a:fillRect/>
+                    </a:stretch>
+                  </pic:blipFill>
+                  <pic:spPr>
+                    <a:xfrm>
+                      <a:off x="0" y="0"/>
+                      <a:ext cx="468630" cy="468630"/>
+                    </a:xfrm>
+                    <a:prstGeom prst="rect">
+                      <a:avLst/>
+                    </a:prstGeom>
+                    <a:noFill/>
+                    <a:ln w="9525">
+                      <a:noFill/>
+                    </a:ln>
+                  </pic:spPr>
+                </pic:pic>
+              </a:graphicData>
+            </a:graphic>
+          </wp:anchor>
+        </w:drawing>
+      </w:r>
+      <w:r>
+        <w:rPr>
+          <w:rFonts w:ascii="宋体" w:hAnsi="宋体" w:eastAsia="宋体" w:cs="宋体"/>
+          <w:sz w:val="24"/>
+          <w:szCs w:val="24"/>
+          <w:lang w:val="en-US" w:eastAsia="en-US" w:bidi="ar-SA"/>
+        </w:rPr>
+        <w:drawing>
+          <wp:anchor distT="0" distB="0" distL="114935" distR="114935" simplePos="0" relativeHeight="251672576" behindDoc="0" locked="0" layoutInCell="1" allowOverlap="1">
+            <wp:simplePos x="0" y="0"/>
+            <wp:positionH relativeFrom="column">
+              <wp:posOffset>30480</wp:posOffset>
+            </wp:positionH>
+            <wp:positionV relativeFrom="paragraph">
+              <wp:posOffset>83820</wp:posOffset>
+            </wp:positionV>
+            <wp:extent cx="439420" cy="439420"/>
+            <wp:effectExtent l="0" t="0" r="2540" b="2540"/>
+            <wp:wrapNone/>
+            <wp:docPr id="12" name="图片 3" descr="IMG_256"/>
+            <wp:cNvGraphicFramePr>
+              <a:graphicFrameLocks xmlns:a="http://schemas.openxmlformats.org/drawingml/2006/main" noChangeAspect="1"/>
+            </wp:cNvGraphicFramePr>
+            <a:graphic xmlns:a="http://schemas.openxmlformats.org/drawingml/2006/main">
+              <a:graphicData uri="http://schemas.openxmlformats.org/drawingml/2006/picture">
+                <pic:pic xmlns:pic="http://schemas.openxmlformats.org/drawingml/2006/picture">
+                  <pic:nvPicPr>
+                    <pic:cNvPr id="12" name="图片 3" descr="IMG_256"/>
+                    <pic:cNvPicPr>
+                      <a:picLocks noChangeAspect="1"/>
+                    </pic:cNvPicPr>
+                  </pic:nvPicPr>
+                  <pic:blipFill>
+                    <a:blip r:embed="rId17"/>
+                    <a:stretch>
+                      <a:fillRect/>
+                    </a:stretch>
+                  </pic:blipFill>
+                  <pic:spPr>
+                    <a:xfrm>
+                      <a:off x="0" y="0"/>
+                      <a:ext cx="439420" cy="439420"/>
+                    </a:xfrm>
+                    <a:prstGeom prst="rect">
+                      <a:avLst/>
+                    </a:prstGeom>
+                    <a:noFill/>
+                    <a:ln w="9525">
+                      <a:noFill/>
+                    </a:ln>
+                  </pic:spPr>
+                </pic:pic>
+              </a:graphicData>
+            </a:graphic>
+          </wp:anchor>
+        </w:drawing>
+      </w:r>
+      <w:r>
+        <w:rPr>
+          <w:rFonts w:hint="eastAsia" w:ascii="Times New Roman" w:hAnsi="Times New Roman" w:eastAsia="等线" w:cs="宋体"/>
+          <w:sz w:val="24"/>
+          <w:szCs w:val="22"/>
+          <w:lang w:val="en-US" w:eastAsia="zh-CN" w:bidi="ar-SA"/>
+        </w:rPr>
+        <w:tab/>
+      </w:r>
+      <w:r>
+        <w:rPr>
+          <w:rFonts w:hint="eastAsia" w:ascii="Times New Roman" w:hAnsi="Times New Roman" w:eastAsia="等线" w:cs="宋体"/>
+          <w:sz w:val="24"/>
+          <w:szCs w:val="22"/>
+          <w:lang w:val="en-US" w:eastAsia="zh-CN" w:bidi="ar-SA"/>
+        </w:rPr>
+        <w:tab/>
+      </w:r>
+      <w:r>
+        <w:rPr>
+          <w:rFonts w:hint="eastAsia" w:ascii="Times New Roman" w:hAnsi="Times New Roman" w:eastAsia="等线" w:cs="宋体"/>
+          <w:sz w:val="24"/>
+          <w:szCs w:val="22"/>
+          <w:lang w:val="en-US" w:eastAsia="zh-CN" w:bidi="ar-SA"/>
+        </w:rPr>
+        <w:tab/>
+      </w:r>
+      <w:r>
+        <w:rPr>
+          <w:rFonts w:hint="eastAsia" w:ascii="Times New Roman" w:hAnsi="Times New Roman" w:eastAsia="等线" w:cs="宋体"/>
+          <w:sz w:val="24"/>
+          <w:szCs w:val="22"/>
+          <w:lang w:val="en-US" w:eastAsia="zh-CN" w:bidi="ar-SA"/>
+        </w:rPr>
+        <w:tab/>
+      </w:r>
+      <w:r>
+        <w:rPr>
+          <w:rFonts w:hint="eastAsia" w:ascii="Times New Roman" w:hAnsi="Times New Roman" w:eastAsia="等线" w:cs="宋体"/>
+          <w:sz w:val="24"/>
+          <w:szCs w:val="22"/>
+          <w:lang w:val="en-US" w:eastAsia="zh-CN" w:bidi="ar-SA"/>
+        </w:rPr>
+        <w:tab/>
+      </w:r>
+      <w:bookmarkEnd w:id="3"/>
+      <w:r>
+        <w:rPr>
+          <w:rFonts w:hint="eastAsia" w:ascii="Times New Roman" w:hAnsi="Times New Roman" w:eastAsia="等线" w:cs="宋体"/>
+          <w:sz w:val="24"/>
+          <w:szCs w:val="22"/>
+          <w:lang w:val="en-US" w:eastAsia="zh-CN" w:bidi="ar-SA"/>
+        </w:rPr>
+        <w:t xml:space="preserve"> </w:t>
+      </w:r>
+      <w:r>
+        <w:rPr>
+          <w:rFonts w:ascii="Times New Roman" w:hAnsi="Times New Roman" w:eastAsia="等线" w:cs="宋体"/>
+          <w:sz w:val="24"/>
+          <w:szCs w:val="22"/>
+          <w:lang w:val="en-US" w:eastAsia="zh-CN" w:bidi="ar-SA"/>
+        </w:rPr>
+        <w:t>{{ summaryOfRresults.binary | ci(</w:t>
+      </w:r>
+      <w:r>
+        <w:rPr>
+          <w:rFonts w:hint="eastAsia" w:ascii="Times New Roman" w:hAnsi="Times New Roman" w:eastAsia="等线" w:cs="宋体"/>
+          <w:sz w:val="24"/>
+          <w:szCs w:val="22"/>
+          <w:lang w:val="en-US" w:eastAsia="zh-CN" w:bidi="ar-SA"/>
+        </w:rPr>
+        <w:t>35.4</w:t>
+      </w:r>
+      <w:r>
+        <w:rPr>
+          <w:rFonts w:ascii="Times New Roman" w:hAnsi="Times New Roman" w:eastAsia="等线" w:cs="宋体"/>
+          <w:sz w:val="24"/>
+          <w:szCs w:val="22"/>
+          <w:lang w:val="en-US" w:eastAsia="zh-CN" w:bidi="ar-SA"/>
+        </w:rPr>
+        <w:t>,</w:t>
+      </w:r>
+      <w:r>
+        <w:rPr>
+          <w:rFonts w:hint="eastAsia" w:ascii="Times New Roman" w:hAnsi="Times New Roman" w:eastAsia="等线" w:cs="宋体"/>
+          <w:sz w:val="24"/>
+          <w:szCs w:val="22"/>
+          <w:lang w:val="en-US" w:eastAsia="zh-CN" w:bidi="ar-SA"/>
+        </w:rPr>
+        <w:t>35.4</w:t>
+      </w:r>
+      <w:r>
+        <w:rPr>
+          <w:rFonts w:ascii="Times New Roman" w:hAnsi="Times New Roman" w:eastAsia="等线" w:cs="宋体"/>
+          <w:sz w:val="24"/>
+          <w:szCs w:val="22"/>
+          <w:lang w:val="en-US" w:eastAsia="zh-CN" w:bidi="ar-SA"/>
+        </w:rPr>
+        <w:t>) }}</w:t>
+      </w:r>
+    </w:p>
+    <w:p>
+      <w:pPr>
+        <w:widowControl/>
+        <w:rPr>
+          <w:rFonts w:ascii="微软雅黑" w:hAnsi="微软雅黑" w:eastAsia="微软雅黑" w:cs="微软雅黑"/>
+          <w:b/>
+          <w:bCs/>
+          <w:color w:val="61964C"/>
+          <w:sz w:val="20"/>
+          <w:szCs w:val="20"/>
+          <w:lang w:val="en-US" w:eastAsia="zh-CN" w:bidi="ar-SA"/>
+        </w:rPr>
+      </w:pPr>
+      <w:r>
+        <w:rPr>
+          <w:rFonts w:hint="eastAsia" w:ascii="微软雅黑" w:hAnsi="微软雅黑" w:eastAsia="微软雅黑" w:cs="微软雅黑"/>
+          <w:b/>
+          <w:bCs/>
+          <w:color w:val="61964C"/>
+          <w:sz w:val="20"/>
+          <w:szCs w:val="20"/>
+          <w:lang w:val="en-US" w:eastAsia="zh-CN" w:bidi="ar-SA"/>
+        </w:rPr>
+        <w:t>诺禾医学   诺禾在线   扫码认证</w:t>
+      </w:r>
+    </w:p>
+    <w:p>
+      <w:pPr>
+        <w:widowControl/>
+        <w:rPr>
+          <w:rFonts w:ascii="Times New Roman" w:hAnsi="Times New Roman" w:eastAsia="等线" w:cs="宋体"/>
+          <w:sz w:val="24"/>
+          <w:szCs w:val="22"/>
+          <w:lang w:val="en-US" w:eastAsia="zh-CN" w:bidi="ar-SA"/>
+        </w:rPr>
+      </w:pPr>
+      <w:r>
+        <w:rPr>
+          <w:rFonts w:ascii="Times New Roman" w:hAnsi="Times New Roman" w:eastAsia="等线" w:cs="宋体"/>
+          <w:b/>
+          <w:bCs/>
+          <w:color w:val="61964C"/>
+          <w:sz w:val="28"/>
+          <w:szCs w:val="28"/>
+          <w:lang w:val="en-US" w:eastAsia="en-US" w:bidi="ar-SA"/>
+        </w:rPr>
+        <w:t>www.novogene.com</w:t>
+      </w:r>
+    </w:p>
+    <w:p>
+      <w:pPr>
+        <w:widowControl/>
+        <w:rPr>
+          <w:rFonts w:ascii="微软雅黑" w:hAnsi="微软雅黑" w:eastAsia="微软雅黑" w:cs="微软雅黑"/>
+          <w:b/>
+          <w:bCs/>
+          <w:sz w:val="24"/>
+          <w:szCs w:val="24"/>
+          <w:lang w:val="en-US" w:eastAsia="zh-CN" w:bidi="ar-SA"/>
+        </w:rPr>
+      </w:pPr>
+      <w:r>
+        <w:rPr>
+          <w:rFonts w:hint="eastAsia" w:ascii="微软雅黑" w:hAnsi="微软雅黑" w:eastAsia="微软雅黑" w:cs="微软雅黑"/>
+          <w:color w:val="7F7F7F"/>
+          <w:sz w:val="20"/>
+          <w:szCs w:val="20"/>
+          <w:lang w:val="en-US" w:eastAsia="zh-CN" w:bidi="ar-SA"/>
+        </w:rPr>
+        <w:drawing>
+          <wp:anchor distT="0" distB="0" distL="0" distR="0" simplePos="0" relativeHeight="251671552" behindDoc="1" locked="0" layoutInCell="1" allowOverlap="1">
+            <wp:simplePos x="0" y="0"/>
+            <wp:positionH relativeFrom="column">
+              <wp:posOffset>4900295</wp:posOffset>
+            </wp:positionH>
+            <wp:positionV relativeFrom="paragraph">
+              <wp:posOffset>224790</wp:posOffset>
+            </wp:positionV>
+            <wp:extent cx="1369060" cy="389255"/>
+            <wp:effectExtent l="0" t="0" r="2540" b="6350"/>
+            <wp:wrapNone/>
+            <wp:docPr id="13" name="图片 13" descr="C:\Users\JT\Desktop\2019.3.1-诺禾致源logo-最新版\logo-透明底.pnglogo-透明底"/>
+            <wp:cNvGraphicFramePr>
+              <a:graphicFrameLocks xmlns:a="http://schemas.openxmlformats.org/drawingml/2006/main" noChangeAspect="1"/>
+            </wp:cNvGraphicFramePr>
+            <a:graphic xmlns:a="http://schemas.openxmlformats.org/drawingml/2006/main">
+              <a:graphicData uri="http://schemas.openxmlformats.org/drawingml/2006/picture">
+                <pic:pic xmlns:pic="http://schemas.openxmlformats.org/drawingml/2006/picture">
+                  <pic:nvPicPr>
+                    <pic:cNvPr id="13" name="图片 13" descr="C:\Users\JT\Desktop\2019.3.1-诺禾致源logo-最新版\logo-透明底.pnglogo-透明底"/>
+                    <pic:cNvPicPr>
+                      <a:picLocks noChangeAspect="1"/>
+                    </pic:cNvPicPr>
+                  </pic:nvPicPr>
+                  <pic:blipFill>
+                    <a:blip r:embed="rId18"/>
+                    <a:srcRect/>
+                    <a:stretch>
+                      <a:fillRect/>
+                    </a:stretch>
+                  </pic:blipFill>
+                  <pic:spPr>
+                    <a:xfrm>
+                      <a:off x="0" y="0"/>
+                      <a:ext cx="1369060" cy="389255"/>
+                    </a:xfrm>
+                    <a:prstGeom prst="rect">
+                      <a:avLst/>
+                    </a:prstGeom>
+                  </pic:spPr>
+                </pic:pic>
+              </a:graphicData>
+            </a:graphic>
+          </wp:anchor>
+        </w:drawing>
+      </w:r>
+      <w:r>
+        <w:rPr>
+          <w:rFonts w:hint="eastAsia" w:ascii="微软雅黑" w:hAnsi="微软雅黑" w:eastAsia="微软雅黑" w:cs="微软雅黑"/>
+          <w:b/>
+          <w:bCs/>
+          <w:sz w:val="24"/>
+          <w:szCs w:val="24"/>
+          <w:lang w:val="en-US" w:eastAsia="zh-CN" w:bidi="ar-SA"/>
+        </w:rPr>
+        <w:t>中国 · 美国 · 英国 · 新加坡 · 荷兰 · 日本</w:t>
+      </w:r>
+    </w:p>
+    <w:p>
+      <w:pPr>
+        <w:widowControl/>
+        <w:rPr>
+          <w:rFonts w:hint="default" w:ascii="Times New Roman" w:hAnsi="Times New Roman" w:eastAsia="等线" w:cs="宋体"/>
+          <w:sz w:val="22"/>
+          <w:szCs w:val="22"/>
+          <w:lang w:val="en-US" w:eastAsia="zh-CN" w:bidi="ar-SA"/>
+        </w:rPr>
+      </w:pPr>
+      <w:r>
+        <w:rPr>
+          <w:rFonts w:ascii="Times New Roman" w:hAnsi="Times New Roman" w:eastAsia="等线" w:cs="宋体"/>
+          <w:sz w:val="22"/>
+          <w:szCs w:val="22"/>
+          <w:lang w:val="en-US" w:eastAsia="en-US" w:bidi="ar-SA"/>
+        </w:rPr>
+        <w:t>China</w:t>
+      </w:r>
+      <w:r>
+        <w:rPr>
+          <w:rFonts w:hint="eastAsia" w:ascii="Times New Roman" w:hAnsi="Times New Roman" w:eastAsia="等线" w:cs="宋体"/>
+          <w:sz w:val="22"/>
+          <w:szCs w:val="22"/>
+          <w:lang w:val="en-US" w:eastAsia="zh-CN" w:bidi="ar-SA"/>
+        </w:rPr>
+        <w:t xml:space="preserve"> </w:t>
+      </w:r>
+      <w:r>
+        <w:rPr>
+          <w:rFonts w:ascii="Times New Roman" w:hAnsi="Times New Roman" w:eastAsia="等线" w:cs="宋体"/>
+          <w:b/>
+          <w:bCs/>
+          <w:sz w:val="24"/>
+          <w:szCs w:val="24"/>
+          <w:lang w:val="en-US" w:eastAsia="zh-CN" w:bidi="ar-SA"/>
+        </w:rPr>
+        <w:t>·</w:t>
+      </w:r>
+      <w:r>
+        <w:rPr>
+          <w:rFonts w:hint="eastAsia" w:ascii="Times New Roman" w:hAnsi="Times New Roman" w:eastAsia="等线" w:cs="宋体"/>
+          <w:b/>
+          <w:bCs/>
+          <w:sz w:val="24"/>
+          <w:szCs w:val="24"/>
+          <w:lang w:val="en-US" w:eastAsia="zh-CN" w:bidi="ar-SA"/>
+        </w:rPr>
+        <w:t xml:space="preserve"> </w:t>
+      </w:r>
+      <w:r>
+        <w:rPr>
+          <w:rFonts w:ascii="Times New Roman" w:hAnsi="Times New Roman" w:eastAsia="等线" w:cs="宋体"/>
+          <w:sz w:val="22"/>
+          <w:szCs w:val="22"/>
+          <w:lang w:val="en-US" w:eastAsia="en-US" w:bidi="ar-SA"/>
+        </w:rPr>
+        <w:t>USA</w:t>
+      </w:r>
+      <w:r>
+        <w:rPr>
+          <w:rFonts w:hint="eastAsia" w:ascii="Times New Roman" w:hAnsi="Times New Roman" w:eastAsia="等线" w:cs="宋体"/>
+          <w:sz w:val="22"/>
+          <w:szCs w:val="22"/>
+          <w:lang w:val="en-US" w:eastAsia="zh-CN" w:bidi="ar-SA"/>
+        </w:rPr>
+        <w:t xml:space="preserve"> </w:t>
+      </w:r>
+      <w:r>
+        <w:rPr>
+          <w:rFonts w:ascii="Times New Roman" w:hAnsi="Times New Roman" w:eastAsia="等线" w:cs="宋体"/>
+          <w:b/>
+          <w:bCs/>
+          <w:sz w:val="24"/>
+          <w:szCs w:val="24"/>
+          <w:lang w:val="en-US" w:eastAsia="zh-CN" w:bidi="ar-SA"/>
+        </w:rPr>
+        <w:t>·</w:t>
+      </w:r>
+      <w:r>
+        <w:rPr>
+          <w:rFonts w:hint="eastAsia" w:ascii="Times New Roman" w:hAnsi="Times New Roman" w:eastAsia="等线" w:cs="宋体"/>
+          <w:b/>
+          <w:bCs/>
+          <w:sz w:val="24"/>
+          <w:szCs w:val="24"/>
+          <w:lang w:val="en-US" w:eastAsia="zh-CN" w:bidi="ar-SA"/>
+        </w:rPr>
+        <w:t xml:space="preserve"> </w:t>
+      </w:r>
+      <w:r>
+        <w:rPr>
+          <w:rFonts w:ascii="Times New Roman" w:hAnsi="Times New Roman" w:eastAsia="等线" w:cs="宋体"/>
+          <w:sz w:val="22"/>
+          <w:szCs w:val="22"/>
+          <w:lang w:val="en-US" w:eastAsia="en-US" w:bidi="ar-SA"/>
+        </w:rPr>
+        <w:t>UK</w:t>
+      </w:r>
+      <w:r>
+        <w:rPr>
+          <w:rFonts w:hint="eastAsia" w:ascii="Times New Roman" w:hAnsi="Times New Roman" w:eastAsia="等线" w:cs="宋体"/>
+          <w:sz w:val="22"/>
+          <w:szCs w:val="22"/>
+          <w:lang w:val="en-US" w:eastAsia="zh-CN" w:bidi="ar-SA"/>
+        </w:rPr>
+        <w:t xml:space="preserve"> </w:t>
+      </w:r>
+      <w:r>
+        <w:rPr>
+          <w:rFonts w:ascii="Times New Roman" w:hAnsi="Times New Roman" w:eastAsia="等线" w:cs="宋体"/>
+          <w:b/>
+          <w:bCs/>
+          <w:sz w:val="24"/>
+          <w:szCs w:val="24"/>
+          <w:lang w:val="en-US" w:eastAsia="zh-CN" w:bidi="ar-SA"/>
+        </w:rPr>
+        <w:t>·</w:t>
+      </w:r>
+      <w:r>
+        <w:rPr>
+          <w:rFonts w:hint="eastAsia" w:ascii="Times New Roman" w:hAnsi="Times New Roman" w:eastAsia="等线" w:cs="宋体"/>
+          <w:b/>
+          <w:bCs/>
+          <w:sz w:val="24"/>
+          <w:szCs w:val="24"/>
+          <w:lang w:val="en-US" w:eastAsia="zh-CN" w:bidi="ar-SA"/>
+        </w:rPr>
+        <w:t xml:space="preserve"> </w:t>
+      </w:r>
+      <w:r>
+        <w:rPr>
+          <w:rFonts w:ascii="Times New Roman" w:hAnsi="Times New Roman" w:eastAsia="等线" w:cs="宋体"/>
+          <w:sz w:val="22"/>
+          <w:szCs w:val="22"/>
+          <w:lang w:val="en-US" w:eastAsia="en-US" w:bidi="ar-SA"/>
+        </w:rPr>
+        <w:t>Singapore</w:t>
+      </w:r>
+      <w:r>
+        <w:rPr>
+          <w:rFonts w:hint="eastAsia" w:ascii="Times New Roman" w:hAnsi="Times New Roman" w:eastAsia="等线" w:cs="宋体"/>
+          <w:sz w:val="22"/>
+          <w:szCs w:val="22"/>
+          <w:lang w:val="en-US" w:eastAsia="zh-CN" w:bidi="ar-SA"/>
+        </w:rPr>
+        <w:t xml:space="preserve"> </w:t>
+      </w:r>
+      <w:r>
+        <w:rPr>
+          <w:rFonts w:ascii="Times New Roman" w:hAnsi="Times New Roman" w:eastAsia="等线" w:cs="宋体"/>
+          <w:b/>
+          <w:bCs/>
+          <w:sz w:val="24"/>
+          <w:szCs w:val="24"/>
+          <w:lang w:val="en-US" w:eastAsia="zh-CN" w:bidi="ar-SA"/>
+        </w:rPr>
+        <w:t>·</w:t>
+      </w:r>
+      <w:r>
+        <w:rPr>
+          <w:rFonts w:hint="eastAsia" w:ascii="Times New Roman" w:hAnsi="Times New Roman" w:eastAsia="等线" w:cs="宋体"/>
+          <w:b/>
+          <w:bCs/>
+          <w:sz w:val="24"/>
+          <w:szCs w:val="24"/>
+          <w:lang w:val="en-US" w:eastAsia="zh-CN" w:bidi="ar-SA"/>
+        </w:rPr>
+        <w:t xml:space="preserve"> </w:t>
+      </w:r>
+      <w:r>
+        <w:rPr>
+          <w:rFonts w:ascii="Times New Roman" w:hAnsi="Times New Roman" w:eastAsia="等线" w:cs="宋体"/>
+          <w:sz w:val="22"/>
+          <w:szCs w:val="22"/>
+          <w:lang w:val="en-US" w:eastAsia="en-US" w:bidi="ar-SA"/>
+        </w:rPr>
+        <w:t>Netherlands</w:t>
+      </w:r>
+      <w:r>
+        <w:rPr>
+          <w:rFonts w:hint="eastAsia" w:ascii="Times New Roman" w:hAnsi="Times New Roman" w:eastAsia="等线" w:cs="宋体"/>
+          <w:sz w:val="22"/>
+          <w:szCs w:val="22"/>
+          <w:lang w:val="en-US" w:eastAsia="zh-CN" w:bidi="ar-SA"/>
+        </w:rPr>
+        <w:t xml:space="preserve"> </w:t>
+      </w:r>
+      <w:r>
+        <w:rPr>
+          <w:rFonts w:ascii="Times New Roman" w:hAnsi="Times New Roman" w:eastAsia="等线" w:cs="宋体"/>
+          <w:b/>
+          <w:bCs/>
+          <w:sz w:val="24"/>
+          <w:szCs w:val="24"/>
+          <w:lang w:val="en-US" w:eastAsia="zh-CN" w:bidi="ar-SA"/>
+        </w:rPr>
+        <w:t>·</w:t>
+      </w:r>
+      <w:r>
+        <w:rPr>
+          <w:rFonts w:hint="eastAsia" w:ascii="Times New Roman" w:hAnsi="Times New Roman" w:eastAsia="等线" w:cs="宋体"/>
+          <w:b/>
+          <w:bCs/>
+          <w:sz w:val="24"/>
+          <w:szCs w:val="24"/>
+          <w:lang w:val="en-US" w:eastAsia="zh-CN" w:bidi="ar-SA"/>
+        </w:rPr>
+        <w:t xml:space="preserve"> </w:t>
+      </w:r>
+      <w:r>
+        <w:rPr>
+          <w:rFonts w:hint="eastAsia" w:ascii="Times New Roman" w:hAnsi="Times New Roman" w:eastAsia="等线" w:cs="宋体"/>
+          <w:sz w:val="22"/>
+          <w:szCs w:val="22"/>
+          <w:lang w:val="en-US" w:eastAsia="zh-CN" w:bidi="ar-SA"/>
+        </w:rPr>
+        <w:t>J</w:t>
+      </w:r>
+      <w:r>
+        <w:rPr>
+          <w:rFonts w:ascii="Times New Roman" w:hAnsi="Times New Roman" w:eastAsia="等线" w:cs="宋体"/>
+          <w:sz w:val="22"/>
+          <w:szCs w:val="22"/>
+          <w:lang w:val="en-US" w:eastAsia="en-US" w:bidi="ar-SA"/>
+        </w:rPr>
+        <w:t>apan</w:t>
+      </w:r>
+    </w:p>
     <w:sectPr>
-      <w:footerReference r:id="rId6" w:type="default"/>
-      <w:pgSz w:w="11910" w:h="16840"/>
-      <w:pgMar w:top="1542" w:right="880" w:bottom="920" w:left="1020" w:header="567" w:footer="656" w:gutter="0"/>
-      <w:pgNumType w:fmt="decimal"/>
-      <w:cols w:space="720" w:num="1"/>
+      <w:headerReference r:id="rId7" w:type="default"/>
+      <w:footerReference r:id="rId8" w:type="default"/>
+      <w:pgSz w:w="11906" w:h="16838"/>
+      <w:pgMar w:top="850" w:right="850" w:bottom="850" w:left="850" w:header="851" w:footer="992" w:gutter="0"/>
+      <w:cols w:space="425" w:num="1"/>
+      <w:docGrid w:type="lines" w:linePitch="312" w:charSpace="0"/>
     </w:sectPr>
   </w:body>
 </w:document>
@@ -10184,6 +11186,27 @@
 </w:ftr>
 </file>
 
+<file path=word/footer4.xml><?xml version="1.0" encoding="utf-8"?>
+<w:ftr xmlns:wpc="http://schemas.microsoft.com/office/word/2010/wordprocessingCanvas" xmlns:mc="http://schemas.openxmlformats.org/markup-compatibility/2006" xmlns:o="urn:schemas-microsoft-com:office:office" xmlns:r="http://schemas.openxmlformats.org/officeDocument/2006/relationships" xmlns:m="http://schemas.openxmlformats.org/officeDocument/2006/math" xmlns:v="urn:schemas-microsoft-com:vml" xmlns:wp14="http://schemas.microsoft.com/office/word/2010/wordprocessingDrawing" xmlns:wp="http://schemas.openxmlformats.org/drawingml/2006/wordprocessingDrawing" xmlns:w10="urn:schemas-microsoft-com:office:word" xmlns:w="http://schemas.openxmlformats.org/wordprocessingml/2006/main" xmlns:w14="http://schemas.microsoft.com/office/word/2010/wordml" xmlns:w15="http://schemas.microsoft.com/office/word/2012/wordml" xmlns:wpg="http://schemas.microsoft.com/office/word/2010/wordprocessingGroup" xmlns:wpi="http://schemas.microsoft.com/office/word/2010/wordprocessingInk" xmlns:wne="http://schemas.microsoft.com/office/word/2006/wordml" xmlns:wps="http://schemas.microsoft.com/office/word/2010/wordprocessingShape" xmlns:wpsCustomData="http://www.wps.cn/officeDocument/2013/wpsCustomData" mc:Ignorable="w14 w15 wp14">
+  <w:p>
+    <w:pPr>
+      <w:widowControl w:val="0"/>
+      <w:tabs>
+        <w:tab w:val="center" w:pos="4153"/>
+        <w:tab w:val="right" w:pos="8306"/>
+      </w:tabs>
+      <w:snapToGrid w:val="0"/>
+      <w:rPr>
+        <w:rFonts w:ascii="宋体" w:hAnsi="宋体" w:eastAsia="宋体" w:cs="宋体"/>
+        <w:sz w:val="18"/>
+        <w:szCs w:val="18"/>
+        <w:lang w:val="en-US" w:eastAsia="en-US" w:bidi="ar-SA"/>
+      </w:rPr>
+    </w:pPr>
+  </w:p>
+</w:ftr>
+</file>
+
 <file path=word/header1.xml><?xml version="1.0" encoding="utf-8"?>
 <w:hdr xmlns:wpc="http://schemas.microsoft.com/office/word/2010/wordprocessingCanvas" xmlns:mc="http://schemas.openxmlformats.org/markup-compatibility/2006" xmlns:o="urn:schemas-microsoft-com:office:office" xmlns:r="http://schemas.openxmlformats.org/officeDocument/2006/relationships" xmlns:m="http://schemas.openxmlformats.org/officeDocument/2006/math" xmlns:v="urn:schemas-microsoft-com:vml" xmlns:wp14="http://schemas.microsoft.com/office/word/2010/wordprocessingDrawing" xmlns:wp="http://schemas.openxmlformats.org/drawingml/2006/wordprocessingDrawing" xmlns:w10="urn:schemas-microsoft-com:office:word" xmlns:w="http://schemas.openxmlformats.org/wordprocessingml/2006/main" xmlns:w14="http://schemas.microsoft.com/office/word/2010/wordml" xmlns:w15="http://schemas.microsoft.com/office/word/2012/wordml" xmlns:wpg="http://schemas.microsoft.com/office/word/2010/wordprocessingGroup" xmlns:wpi="http://schemas.microsoft.com/office/word/2010/wordprocessingInk" xmlns:wne="http://schemas.microsoft.com/office/word/2006/wordml" xmlns:wps="http://schemas.microsoft.com/office/word/2010/wordprocessingShape" xmlns:wpsCustomData="http://www.wps.cn/officeDocument/2013/wpsCustomData" mc:Ignorable="w14 w15 wp14">
   <w:p>
@@ -10193,6 +11216,34 @@
         <w:bottom w:val="none" w:color="auto" w:sz="0" w:space="1"/>
       </w:pBdr>
       <w:jc w:val="right"/>
+    </w:pPr>
+  </w:p>
+</w:hdr>
+</file>
+
+<file path=word/header2.xml><?xml version="1.0" encoding="utf-8"?>
+<w:hdr xmlns:wpc="http://schemas.microsoft.com/office/word/2010/wordprocessingCanvas" xmlns:mc="http://schemas.openxmlformats.org/markup-compatibility/2006" xmlns:o="urn:schemas-microsoft-com:office:office" xmlns:r="http://schemas.openxmlformats.org/officeDocument/2006/relationships" xmlns:m="http://schemas.openxmlformats.org/officeDocument/2006/math" xmlns:v="urn:schemas-microsoft-com:vml" xmlns:wp14="http://schemas.microsoft.com/office/word/2010/wordprocessingDrawing" xmlns:wp="http://schemas.openxmlformats.org/drawingml/2006/wordprocessingDrawing" xmlns:w10="urn:schemas-microsoft-com:office:word" xmlns:w="http://schemas.openxmlformats.org/wordprocessingml/2006/main" xmlns:w14="http://schemas.microsoft.com/office/word/2010/wordml" xmlns:w15="http://schemas.microsoft.com/office/word/2012/wordml" xmlns:wpg="http://schemas.microsoft.com/office/word/2010/wordprocessingGroup" xmlns:wpi="http://schemas.microsoft.com/office/word/2010/wordprocessingInk" xmlns:wne="http://schemas.microsoft.com/office/word/2006/wordml" xmlns:wps="http://schemas.microsoft.com/office/word/2010/wordprocessingShape" xmlns:wpsCustomData="http://www.wps.cn/officeDocument/2013/wpsCustomData" mc:Ignorable="w14 w15 wp14">
+  <w:p>
+    <w:pPr>
+      <w:widowControl w:val="0"/>
+      <w:pBdr>
+        <w:top w:val="none" w:color="auto" w:sz="0" w:space="1"/>
+        <w:left w:val="none" w:color="auto" w:sz="0" w:space="4"/>
+        <w:bottom w:val="none" w:color="auto" w:sz="0" w:space="1"/>
+        <w:right w:val="none" w:color="auto" w:sz="0" w:space="4"/>
+      </w:pBdr>
+      <w:tabs>
+        <w:tab w:val="center" w:pos="4153"/>
+        <w:tab w:val="right" w:pos="8306"/>
+      </w:tabs>
+      <w:snapToGrid w:val="0"/>
+      <w:jc w:val="right"/>
+      <w:rPr>
+        <w:rFonts w:ascii="宋体" w:hAnsi="宋体" w:eastAsia="宋体" w:cs="宋体"/>
+        <w:sz w:val="18"/>
+        <w:szCs w:val="22"/>
+        <w:lang w:val="en-US" w:eastAsia="zh-CN" w:bidi="ar-SA"/>
+      </w:rPr>
     </w:pPr>
   </w:p>
 </w:hdr>
@@ -14007,6 +15058,7 @@
   <customSectProps>
     <customSectPr/>
     <customSectPr/>
+    <customSectPr/>
   </customSectProps>
   <customShpExts>
     <customShpInfo spid="_x0000_s1026" textRotate="1"/>

--- a/WebContent/docx/TROP2表达检测报告.docx
+++ b/WebContent/docx/TROP2表达检测报告.docx
@@ -19,26 +19,143 @@
           <w:sz w:val="48"/>
         </w:rPr>
       </w:pPr>
-      <w:r>
+    </w:p>
+    <w:p>
+      <w:pPr>
+        <w:pStyle w:val="12"/>
+        <w:jc w:val="center"/>
         <w:rPr>
           <w:rFonts w:hint="default" w:ascii="Times New Roman" w:hAnsi="Times New Roman" w:cs="Times New Roman"/>
+          <w:sz w:val="48"/>
+        </w:rPr>
+      </w:pPr>
+    </w:p>
+    <w:p>
+      <w:pPr>
+        <w:pStyle w:val="12"/>
+        <w:jc w:val="center"/>
+        <w:rPr>
+          <w:rFonts w:hint="default" w:ascii="Times New Roman" w:hAnsi="Times New Roman" w:cs="Times New Roman"/>
+          <w:sz w:val="48"/>
+        </w:rPr>
+      </w:pPr>
+    </w:p>
+    <w:p>
+      <w:pPr>
+        <w:pStyle w:val="12"/>
+        <w:jc w:val="center"/>
+        <w:rPr>
+          <w:rFonts w:hint="default" w:ascii="Times New Roman" w:hAnsi="Times New Roman" w:cs="Times New Roman"/>
+          <w:b/>
+          <w:sz w:val="48"/>
+        </w:rPr>
+      </w:pPr>
+      <w:bookmarkStart w:id="0" w:name="_Toc500164193"/>
+      <w:bookmarkStart w:id="1" w:name="_Toc500263098"/>
+      <w:bookmarkStart w:id="2" w:name="_Toc500163468"/>
+    </w:p>
+    <w:p>
+      <w:pPr>
+        <w:widowControl/>
+        <w:rPr>
+          <w:rFonts w:hint="default" w:ascii="Times New Roman" w:hAnsi="Times New Roman" w:cs="Times New Roman"/>
+          <w:sz w:val="48"/>
+          <w:szCs w:val="48"/>
+        </w:rPr>
+      </w:pPr>
+    </w:p>
+    <w:p>
+      <w:pPr>
+        <w:widowControl/>
+        <w:rPr>
+          <w:rFonts w:hint="default" w:ascii="Times New Roman" w:hAnsi="Times New Roman" w:cs="Times New Roman"/>
+          <w:sz w:val="48"/>
+          <w:szCs w:val="48"/>
+        </w:rPr>
+      </w:pPr>
+    </w:p>
+    <w:p>
+      <w:pPr>
+        <w:widowControl/>
+        <w:rPr>
+          <w:rFonts w:hint="default" w:ascii="Times New Roman" w:hAnsi="Times New Roman" w:cs="Times New Roman"/>
+          <w:sz w:val="48"/>
+          <w:szCs w:val="48"/>
+        </w:rPr>
+      </w:pPr>
+    </w:p>
+    <w:p>
+      <w:pPr>
+        <w:widowControl/>
+        <w:rPr>
+          <w:rFonts w:hint="default" w:ascii="Times New Roman" w:hAnsi="Times New Roman" w:cs="Times New Roman"/>
+          <w:sz w:val="48"/>
+          <w:szCs w:val="48"/>
+        </w:rPr>
+      </w:pPr>
+    </w:p>
+    <w:bookmarkEnd w:id="0"/>
+    <w:bookmarkEnd w:id="1"/>
+    <w:bookmarkEnd w:id="2"/>
+    <w:p>
+      <w:pPr>
+        <w:widowControl/>
+        <w:rPr>
+          <w:rFonts w:hint="default" w:ascii="Times New Roman" w:hAnsi="Times New Roman" w:cs="Times New Roman"/>
+          <w:sz w:val="48"/>
+          <w:szCs w:val="48"/>
+        </w:rPr>
+      </w:pPr>
+    </w:p>
+    <w:p>
+      <w:pPr>
+        <w:spacing w:line="276" w:lineRule="auto"/>
+        <w:ind w:left="1244" w:leftChars="78" w:right="428" w:rightChars="204" w:hanging="1080" w:hangingChars="600"/>
+        <w:rPr>
+          <w:rFonts w:hint="default" w:ascii="Times New Roman" w:hAnsi="Times New Roman" w:eastAsia="微软雅黑" w:cs="Times New Roman"/>
+          <w:sz w:val="18"/>
+          <w:szCs w:val="18"/>
+        </w:rPr>
+      </w:pPr>
+    </w:p>
+    <w:p>
+      <w:pPr>
+        <w:jc w:val="center"/>
+        <w:rPr>
+          <w:rFonts w:hint="default" w:ascii="Times New Roman" w:hAnsi="Times New Roman" w:eastAsia="宋体" w:cs="Times New Roman"/>
+          <w:b/>
+          <w:bCs/>
+          <w:color w:val="000000"/>
+          <w:sz w:val="36"/>
+          <w:szCs w:val="32"/>
+        </w:rPr>
+        <w:sectPr>
+          <w:footerReference r:id="rId3" w:type="default"/>
+          <w:pgSz w:w="11910" w:h="16840"/>
+          <w:pgMar w:top="1540" w:right="880" w:bottom="920" w:left="1020" w:header="709" w:footer="656" w:gutter="0"/>
+          <w:pgNumType w:fmt="decimal" w:start="1"/>
+          <w:cols w:space="720" w:num="1"/>
+        </w:sectPr>
+      </w:pPr>
+      <w:r>
+        <w:rPr>
           <w:lang w:eastAsia="zh-CN"/>
         </w:rPr>
         <mc:AlternateContent>
           <mc:Choice Requires="wps">
             <w:drawing>
-              <wp:anchor distT="0" distB="0" distL="114300" distR="114300" simplePos="0" relativeHeight="251664384" behindDoc="0" locked="0" layoutInCell="1" allowOverlap="1">
+              <wp:anchor distT="0" distB="0" distL="114300" distR="114300" simplePos="0" relativeHeight="251671552" behindDoc="0" locked="0" layoutInCell="1" allowOverlap="1">
                 <wp:simplePos x="0" y="0"/>
                 <wp:positionH relativeFrom="column">
-                  <wp:posOffset>-55245</wp:posOffset>
+                  <wp:posOffset>-589915</wp:posOffset>
                 </wp:positionH>
                 <wp:positionV relativeFrom="paragraph">
-                  <wp:posOffset>6896735</wp:posOffset>
+                  <wp:posOffset>-307340</wp:posOffset>
                 </wp:positionV>
-                <wp:extent cx="6065520" cy="1199515"/>
+                <wp:extent cx="6316980" cy="2331085"/>
                 <wp:effectExtent l="0" t="0" r="0" b="0"/>
                 <wp:wrapNone/>
-                <wp:docPr id="31" name="文本框 31"/>
+                <wp:docPr id="10" name="文本框 10"/>
                 <wp:cNvGraphicFramePr/>
                 <a:graphic xmlns:a="http://schemas.openxmlformats.org/drawingml/2006/main">
                   <a:graphicData uri="http://schemas.microsoft.com/office/word/2010/wordprocessingShape">
@@ -47,7 +164,7 @@
                       <wps:spPr>
                         <a:xfrm>
                           <a:off x="0" y="0"/>
-                          <a:ext cx="6065520" cy="1199515"/>
+                          <a:ext cx="6316980" cy="2331085"/>
                         </a:xfrm>
                         <a:prstGeom prst="rect">
                           <a:avLst/>
@@ -75,77 +192,93 @@
                         <w:txbxContent>
                           <w:p>
                             <w:pPr>
-                              <w:jc w:val="left"/>
+                              <w:keepNext w:val="0"/>
+                              <w:keepLines w:val="0"/>
+                              <w:pageBreakBefore w:val="0"/>
+                              <w:widowControl w:val="0"/>
+                              <w:kinsoku/>
+                              <w:wordWrap/>
+                              <w:overflowPunct/>
+                              <w:topLinePunct w:val="0"/>
+                              <w:bidi w:val="0"/>
+                              <w:adjustRightInd/>
+                              <w:snapToGrid/>
+                              <w:textAlignment w:val="auto"/>
                               <w:rPr>
                                 <w:rFonts w:hint="default" w:ascii="Times New Roman" w:hAnsi="Times New Roman" w:eastAsia="黑体" w:cs="Times New Roman"/>
-                                <w:color w:val="538035"/>
-                                <w:kern w:val="0"/>
+                                <w:color w:val="FFFFFF" w:themeColor="background1"/>
                                 <w:sz w:val="52"/>
                                 <w:szCs w:val="52"/>
                                 <w:lang w:eastAsia="zh-CN"/>
+                                <w14:textFill>
+                                  <w14:solidFill>
+                                    <w14:schemeClr w14:val="bg1"/>
+                                  </w14:solidFill>
+                                </w14:textFill>
                               </w:rPr>
                             </w:pPr>
                             <w:r>
                               <w:rPr>
                                 <w:rFonts w:hint="default" w:ascii="Times New Roman" w:hAnsi="Times New Roman" w:eastAsia="黑体" w:cs="Times New Roman"/>
-                                <w:color w:val="538035"/>
-                                <w:kern w:val="0"/>
+                                <w:color w:val="FFFFFF" w:themeColor="background1"/>
                                 <w:sz w:val="52"/>
                                 <w:szCs w:val="52"/>
                                 <w:lang w:eastAsia="zh-CN"/>
+                                <w14:textFill>
+                                  <w14:solidFill>
+                                    <w14:schemeClr w14:val="bg1"/>
+                                  </w14:solidFill>
+                                </w14:textFill>
                               </w:rPr>
                               <w:t>肿瘤个性化诊疗指导</w:t>
                             </w:r>
                           </w:p>
                           <w:p>
                             <w:pPr>
-                              <w:jc w:val="left"/>
+                              <w:keepNext w:val="0"/>
+                              <w:keepLines w:val="0"/>
+                              <w:pageBreakBefore w:val="0"/>
+                              <w:widowControl w:val="0"/>
+                              <w:kinsoku/>
+                              <w:wordWrap/>
+                              <w:overflowPunct/>
+                              <w:topLinePunct w:val="0"/>
+                              <w:bidi w:val="0"/>
+                              <w:adjustRightInd/>
+                              <w:snapToGrid/>
+                              <w:textAlignment w:val="auto"/>
                               <w:rPr>
                                 <w:rFonts w:hint="default" w:ascii="Times New Roman" w:hAnsi="Times New Roman" w:eastAsia="黑体" w:cs="Times New Roman"/>
-                                <w:color w:val="538035"/>
-                                <w:kern w:val="0"/>
+                                <w:color w:val="FFFFFF" w:themeColor="background1"/>
                                 <w:sz w:val="72"/>
                                 <w:szCs w:val="72"/>
-                                <w:lang w:val="en-US" w:eastAsia="zh-CN"/>
+                                <w:lang w:eastAsia="zh-CN"/>
+                                <w14:textFill>
+                                  <w14:solidFill>
+                                    <w14:schemeClr w14:val="bg1"/>
+                                  </w14:solidFill>
+                                </w14:textFill>
                               </w:rPr>
                             </w:pPr>
                             <w:r>
                               <w:rPr>
                                 <w:rFonts w:hint="default" w:ascii="Times New Roman" w:hAnsi="Times New Roman" w:eastAsia="黑体" w:cs="Times New Roman"/>
-                                <w:color w:val="538035"/>
-                                <w:kern w:val="0"/>
+                                <w:color w:val="FFFFFF" w:themeColor="background1"/>
                                 <w:sz w:val="72"/>
                                 <w:szCs w:val="72"/>
-                                <w:lang w:val="en-US" w:eastAsia="zh-CN"/>
+                                <w:lang w:eastAsia="zh-CN"/>
+                                <w14:textFill>
+                                  <w14:solidFill>
+                                    <w14:schemeClr w14:val="bg1"/>
+                                  </w14:solidFill>
+                                </w14:textFill>
                               </w:rPr>
-                              <w:t>TROP2</w:t>
-                            </w:r>
-                            <w:r>
-                              <w:rPr>
-                                <w:rFonts w:hint="eastAsia" w:ascii="Times New Roman" w:hAnsi="Times New Roman" w:eastAsia="黑体" w:cs="Times New Roman"/>
-                                <w:color w:val="538035"/>
-                                <w:kern w:val="0"/>
-                                <w:sz w:val="72"/>
-                                <w:szCs w:val="72"/>
-                                <w:lang w:val="en-US" w:eastAsia="zh-CN"/>
-                              </w:rPr>
-                              <w:t>表达</w:t>
-                            </w:r>
-                            <w:r>
-                              <w:rPr>
-                                <w:rFonts w:hint="default" w:ascii="Times New Roman" w:hAnsi="Times New Roman" w:eastAsia="黑体" w:cs="Times New Roman"/>
-                                <w:color w:val="538035"/>
-                                <w:kern w:val="0"/>
-                                <w:sz w:val="72"/>
-                                <w:szCs w:val="72"/>
-                                <w:lang w:val="en-US" w:eastAsia="zh-CN"/>
-                              </w:rPr>
-                              <w:t>检测报告</w:t>
+                              <w:t>TROP2表达检测报告</w:t>
                             </w:r>
                           </w:p>
                         </w:txbxContent>
                       </wps:txbx>
-                      <wps:bodyPr rot="0" spcFirstLastPara="0" vertOverflow="overflow" horzOverflow="overflow" vert="horz" wrap="square" lIns="91440" tIns="45720" rIns="91440" bIns="45720" numCol="1" spcCol="0" rtlCol="0" fromWordArt="0" anchor="t" anchorCtr="0" forceAA="0" compatLnSpc="1">
+                      <wps:bodyPr rot="0" spcFirstLastPara="0" vertOverflow="overflow" horzOverflow="overflow" vert="horz" wrap="square" lIns="91440" tIns="45720" rIns="91440" bIns="45720" numCol="1" spcCol="0" rtlCol="0" fromWordArt="0" anchor="ctr" anchorCtr="0" forceAA="0" compatLnSpc="1">
                         <a:noAutofit/>
                       </wps:bodyPr>
                     </wps:wsp>
@@ -156,7 +289,7 @@
           </mc:Choice>
           <mc:Fallback>
             <w:pict>
-              <v:shape id="_x0000_s1026" o:spid="_x0000_s1026" o:spt="202" type="#_x0000_t202" style="position:absolute;left:0pt;margin-left:-4.35pt;margin-top:543.05pt;height:94.45pt;width:477.6pt;z-index:251664384;mso-width-relative:page;mso-height-relative:page;" filled="f" stroked="f" coordsize="21600,21600" o:gfxdata="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">
+              <v:shape id="_x0000_s1026" o:spid="_x0000_s1026" o:spt="202" type="#_x0000_t202" style="position:absolute;left:0pt;margin-left:-46.45pt;margin-top:-24.2pt;height:183.55pt;width:497.4pt;z-index:251671552;v-text-anchor:middle;mso-width-relative:page;mso-height-relative:page;" filled="f" stroked="f" coordsize="21600,21600" o:gfxdata="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">
                 <v:fill on="f" focussize="0,0"/>
                 <v:stroke on="f" weight="0.5pt"/>
                 <v:imagedata o:title=""/>
@@ -165,72 +298,88 @@
                   <w:txbxContent>
                     <w:p>
                       <w:pPr>
-                        <w:jc w:val="left"/>
+                        <w:keepNext w:val="0"/>
+                        <w:keepLines w:val="0"/>
+                        <w:pageBreakBefore w:val="0"/>
+                        <w:widowControl w:val="0"/>
+                        <w:kinsoku/>
+                        <w:wordWrap/>
+                        <w:overflowPunct/>
+                        <w:topLinePunct w:val="0"/>
+                        <w:bidi w:val="0"/>
+                        <w:adjustRightInd/>
+                        <w:snapToGrid/>
+                        <w:textAlignment w:val="auto"/>
                         <w:rPr>
                           <w:rFonts w:hint="default" w:ascii="Times New Roman" w:hAnsi="Times New Roman" w:eastAsia="黑体" w:cs="Times New Roman"/>
-                          <w:color w:val="538035"/>
-                          <w:kern w:val="0"/>
+                          <w:color w:val="FFFFFF" w:themeColor="background1"/>
                           <w:sz w:val="52"/>
                           <w:szCs w:val="52"/>
                           <w:lang w:eastAsia="zh-CN"/>
+                          <w14:textFill>
+                            <w14:solidFill>
+                              <w14:schemeClr w14:val="bg1"/>
+                            </w14:solidFill>
+                          </w14:textFill>
                         </w:rPr>
                       </w:pPr>
                       <w:r>
                         <w:rPr>
                           <w:rFonts w:hint="default" w:ascii="Times New Roman" w:hAnsi="Times New Roman" w:eastAsia="黑体" w:cs="Times New Roman"/>
-                          <w:color w:val="538035"/>
-                          <w:kern w:val="0"/>
+                          <w:color w:val="FFFFFF" w:themeColor="background1"/>
                           <w:sz w:val="52"/>
                           <w:szCs w:val="52"/>
                           <w:lang w:eastAsia="zh-CN"/>
+                          <w14:textFill>
+                            <w14:solidFill>
+                              <w14:schemeClr w14:val="bg1"/>
+                            </w14:solidFill>
+                          </w14:textFill>
                         </w:rPr>
                         <w:t>肿瘤个性化诊疗指导</w:t>
                       </w:r>
                     </w:p>
                     <w:p>
                       <w:pPr>
-                        <w:jc w:val="left"/>
+                        <w:keepNext w:val="0"/>
+                        <w:keepLines w:val="0"/>
+                        <w:pageBreakBefore w:val="0"/>
+                        <w:widowControl w:val="0"/>
+                        <w:kinsoku/>
+                        <w:wordWrap/>
+                        <w:overflowPunct/>
+                        <w:topLinePunct w:val="0"/>
+                        <w:bidi w:val="0"/>
+                        <w:adjustRightInd/>
+                        <w:snapToGrid/>
+                        <w:textAlignment w:val="auto"/>
                         <w:rPr>
                           <w:rFonts w:hint="default" w:ascii="Times New Roman" w:hAnsi="Times New Roman" w:eastAsia="黑体" w:cs="Times New Roman"/>
-                          <w:color w:val="538035"/>
-                          <w:kern w:val="0"/>
+                          <w:color w:val="FFFFFF" w:themeColor="background1"/>
                           <w:sz w:val="72"/>
                           <w:szCs w:val="72"/>
-                          <w:lang w:val="en-US" w:eastAsia="zh-CN"/>
+                          <w:lang w:eastAsia="zh-CN"/>
+                          <w14:textFill>
+                            <w14:solidFill>
+                              <w14:schemeClr w14:val="bg1"/>
+                            </w14:solidFill>
+                          </w14:textFill>
                         </w:rPr>
                       </w:pPr>
                       <w:r>
                         <w:rPr>
                           <w:rFonts w:hint="default" w:ascii="Times New Roman" w:hAnsi="Times New Roman" w:eastAsia="黑体" w:cs="Times New Roman"/>
-                          <w:color w:val="538035"/>
-                          <w:kern w:val="0"/>
+                          <w:color w:val="FFFFFF" w:themeColor="background1"/>
                           <w:sz w:val="72"/>
                           <w:szCs w:val="72"/>
-                          <w:lang w:val="en-US" w:eastAsia="zh-CN"/>
+                          <w:lang w:eastAsia="zh-CN"/>
+                          <w14:textFill>
+                            <w14:solidFill>
+                              <w14:schemeClr w14:val="bg1"/>
+                            </w14:solidFill>
+                          </w14:textFill>
                         </w:rPr>
-                        <w:t>TROP2</w:t>
-                      </w:r>
-                      <w:r>
-                        <w:rPr>
-                          <w:rFonts w:hint="eastAsia" w:ascii="Times New Roman" w:hAnsi="Times New Roman" w:eastAsia="黑体" w:cs="Times New Roman"/>
-                          <w:color w:val="538035"/>
-                          <w:kern w:val="0"/>
-                          <w:sz w:val="72"/>
-                          <w:szCs w:val="72"/>
-                          <w:lang w:val="en-US" w:eastAsia="zh-CN"/>
-                        </w:rPr>
-                        <w:t>表达</w:t>
-                      </w:r>
-                      <w:r>
-                        <w:rPr>
-                          <w:rFonts w:hint="default" w:ascii="Times New Roman" w:hAnsi="Times New Roman" w:eastAsia="黑体" w:cs="Times New Roman"/>
-                          <w:color w:val="538035"/>
-                          <w:kern w:val="0"/>
-                          <w:sz w:val="72"/>
-                          <w:szCs w:val="72"/>
-                          <w:lang w:val="en-US" w:eastAsia="zh-CN"/>
-                        </w:rPr>
-                        <w:t>检测报告</w:t>
+                        <w:t>TROP2表达检测报告</w:t>
                       </w:r>
                     </w:p>
                   </w:txbxContent>
@@ -242,149 +391,23 @@
       </w:r>
       <w:r>
         <w:rPr>
-          <w:rFonts w:hint="default" w:ascii="Times New Roman" w:hAnsi="Times New Roman" w:cs="Times New Roman"/>
+          <w:rFonts w:hint="eastAsia" w:eastAsia="宋体"/>
+          <w:sz w:val="20"/>
           <w:lang w:eastAsia="zh-CN"/>
         </w:rPr>
-        <mc:AlternateContent>
-          <mc:Choice Requires="wps">
-            <w:drawing>
-              <wp:anchor distT="0" distB="0" distL="114300" distR="114300" simplePos="0" relativeHeight="251665408" behindDoc="0" locked="0" layoutInCell="1" allowOverlap="1">
-                <wp:simplePos x="0" y="0"/>
-                <wp:positionH relativeFrom="column">
-                  <wp:posOffset>-3175</wp:posOffset>
-                </wp:positionH>
-                <wp:positionV relativeFrom="paragraph">
-                  <wp:posOffset>8754110</wp:posOffset>
-                </wp:positionV>
-                <wp:extent cx="1788160" cy="316865"/>
-                <wp:effectExtent l="0" t="0" r="10160" b="3175"/>
-                <wp:wrapNone/>
-                <wp:docPr id="37" name="文本框 37"/>
-                <wp:cNvGraphicFramePr/>
-                <a:graphic xmlns:a="http://schemas.openxmlformats.org/drawingml/2006/main">
-                  <a:graphicData uri="http://schemas.microsoft.com/office/word/2010/wordprocessingShape">
-                    <wps:wsp>
-                      <wps:cNvSpPr txBox="1"/>
-                      <wps:spPr>
-                        <a:xfrm>
-                          <a:off x="0" y="0"/>
-                          <a:ext cx="1788160" cy="316865"/>
-                        </a:xfrm>
-                        <a:prstGeom prst="rect">
-                          <a:avLst/>
-                        </a:prstGeom>
-                        <a:solidFill>
-                          <a:schemeClr val="lt1"/>
-                        </a:solidFill>
-                        <a:ln w="6350">
-                          <a:noFill/>
-                        </a:ln>
-                      </wps:spPr>
-                      <wps:style>
-                        <a:lnRef idx="0">
-                          <a:schemeClr val="accent1"/>
-                        </a:lnRef>
-                        <a:fillRef idx="0">
-                          <a:schemeClr val="accent1"/>
-                        </a:fillRef>
-                        <a:effectRef idx="0">
-                          <a:schemeClr val="accent1"/>
-                        </a:effectRef>
-                        <a:fontRef idx="minor">
-                          <a:schemeClr val="dk1"/>
-                        </a:fontRef>
-                      </wps:style>
-                      <wps:txbx>
-                        <w:txbxContent>
-                          <w:p>
-                            <w:pPr>
-                              <w:jc w:val="left"/>
-                              <w:rPr>
-                                <w:rFonts w:hint="eastAsia" w:ascii="黑体" w:hAnsi="黑体" w:eastAsia="黑体" w:cs="黑体"/>
-                                <w:color w:val="7B7B7B"/>
-                                <w:kern w:val="0"/>
-                                <w:sz w:val="24"/>
-                                <w:szCs w:val="24"/>
-                                <w:lang w:eastAsia="zh-CN"/>
-                              </w:rPr>
-                            </w:pPr>
-                            <w:r>
-                              <w:rPr>
-                                <w:rFonts w:hint="eastAsia" w:ascii="黑体" w:hAnsi="黑体" w:eastAsia="黑体" w:cs="黑体"/>
-                                <w:color w:val="7B7B7B"/>
-                                <w:kern w:val="0"/>
-                                <w:sz w:val="24"/>
-                                <w:szCs w:val="24"/>
-                                <w:lang w:eastAsia="zh-CN"/>
-                              </w:rPr>
-                              <w:t>基因科技守护生命健康</w:t>
-                            </w:r>
-                          </w:p>
-                        </w:txbxContent>
-                      </wps:txbx>
-                      <wps:bodyPr rot="0" spcFirstLastPara="0" vertOverflow="overflow" horzOverflow="overflow" vert="horz" wrap="square" lIns="91440" tIns="45720" rIns="91440" bIns="45720" numCol="1" spcCol="0" rtlCol="0" fromWordArt="0" anchor="t" anchorCtr="0" forceAA="0" compatLnSpc="1">
-                        <a:noAutofit/>
-                      </wps:bodyPr>
-                    </wps:wsp>
-                  </a:graphicData>
-                </a:graphic>
-              </wp:anchor>
-            </w:drawing>
-          </mc:Choice>
-          <mc:Fallback>
-            <w:pict>
-              <v:shape id="_x0000_s1026" o:spid="_x0000_s1026" o:spt="202" type="#_x0000_t202" style="position:absolute;left:0pt;margin-left:-0.25pt;margin-top:689.3pt;height:24.95pt;width:140.8pt;z-index:251665408;mso-width-relative:page;mso-height-relative:page;" fillcolor="#FFFFFF [3201]" filled="t" stroked="f" coordsize="21600,21600" o:gfxdata="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">
-                <v:fill on="t" focussize="0,0"/>
-                <v:stroke on="f" weight="0.5pt"/>
-                <v:imagedata o:title=""/>
-                <o:lock v:ext="edit" aspectratio="f"/>
-                <v:textbox>
-                  <w:txbxContent>
-                    <w:p>
-                      <w:pPr>
-                        <w:jc w:val="left"/>
-                        <w:rPr>
-                          <w:rFonts w:hint="eastAsia" w:ascii="黑体" w:hAnsi="黑体" w:eastAsia="黑体" w:cs="黑体"/>
-                          <w:color w:val="7B7B7B"/>
-                          <w:kern w:val="0"/>
-                          <w:sz w:val="24"/>
-                          <w:szCs w:val="24"/>
-                          <w:lang w:eastAsia="zh-CN"/>
-                        </w:rPr>
-                      </w:pPr>
-                      <w:r>
-                        <w:rPr>
-                          <w:rFonts w:hint="eastAsia" w:ascii="黑体" w:hAnsi="黑体" w:eastAsia="黑体" w:cs="黑体"/>
-                          <w:color w:val="7B7B7B"/>
-                          <w:kern w:val="0"/>
-                          <w:sz w:val="24"/>
-                          <w:szCs w:val="24"/>
-                          <w:lang w:eastAsia="zh-CN"/>
-                        </w:rPr>
-                        <w:t>基因科技守护生命健康</w:t>
-                      </w:r>
-                    </w:p>
-                  </w:txbxContent>
-                </v:textbox>
-              </v:shape>
-            </w:pict>
-          </mc:Fallback>
-        </mc:AlternateContent>
-      </w:r>
-      <w:r>
         <w:drawing>
-          <wp:anchor distT="0" distB="0" distL="0" distR="0" simplePos="0" relativeHeight="251667456" behindDoc="0" locked="0" layoutInCell="1" allowOverlap="1">
+          <wp:anchor distT="0" distB="0" distL="114300" distR="114300" simplePos="0" relativeHeight="251670528" behindDoc="0" locked="0" layoutInCell="1" allowOverlap="1">
             <wp:simplePos x="0" y="0"/>
             <wp:positionH relativeFrom="column">
-              <wp:posOffset>1511300</wp:posOffset>
+              <wp:posOffset>-628015</wp:posOffset>
             </wp:positionH>
             <wp:positionV relativeFrom="paragraph">
-              <wp:posOffset>-949960</wp:posOffset>
+              <wp:posOffset>-4404995</wp:posOffset>
             </wp:positionV>
-            <wp:extent cx="1643380" cy="986790"/>
-            <wp:effectExtent l="0" t="0" r="2540" b="0"/>
+            <wp:extent cx="7956550" cy="10721975"/>
+            <wp:effectExtent l="0" t="0" r="13970" b="6985"/>
             <wp:wrapNone/>
-            <wp:docPr id="3" name="图片 1"/>
+            <wp:docPr id="20" name="图片 20" descr="20250320-刘建峰-宣传册封面-06"/>
             <wp:cNvGraphicFramePr>
               <a:graphicFrameLocks xmlns:a="http://schemas.openxmlformats.org/drawingml/2006/main" noChangeAspect="1"/>
             </wp:cNvGraphicFramePr>
@@ -392,14 +415,13 @@
               <a:graphicData uri="http://schemas.openxmlformats.org/drawingml/2006/picture">
                 <pic:pic xmlns:pic="http://schemas.openxmlformats.org/drawingml/2006/picture">
                   <pic:nvPicPr>
-                    <pic:cNvPr id="3" name="图片 1"/>
+                    <pic:cNvPr id="20" name="图片 20" descr="20250320-刘建峰-宣传册封面-06"/>
                     <pic:cNvPicPr>
-                      <a:picLocks noChangeAspect="1" noChangeArrowheads="1"/>
+                      <a:picLocks noChangeAspect="1"/>
                     </pic:cNvPicPr>
                   </pic:nvPicPr>
                   <pic:blipFill>
                     <a:blip r:embed="rId10"/>
-                    <a:srcRect/>
                     <a:stretch>
                       <a:fillRect/>
                     </a:stretch>
@@ -407,63 +429,7 @@
                   <pic:spPr>
                     <a:xfrm>
                       <a:off x="0" y="0"/>
-                      <a:ext cx="1643380" cy="986790"/>
-                    </a:xfrm>
-                    <a:prstGeom prst="rect">
-                      <a:avLst/>
-                    </a:prstGeom>
-                    <a:noFill/>
-                    <a:ln>
-                      <a:noFill/>
-                    </a:ln>
-                  </pic:spPr>
-                </pic:pic>
-              </a:graphicData>
-            </a:graphic>
-          </wp:anchor>
-        </w:drawing>
-      </w:r>
-      <w:r>
-        <w:rPr>
-          <w:rFonts w:hint="default" w:ascii="Times New Roman" w:hAnsi="Times New Roman" w:cs="Times New Roman"/>
-          <w:lang w:eastAsia="zh-CN"/>
-        </w:rPr>
-        <w:drawing>
-          <wp:anchor distT="0" distB="0" distL="114300" distR="114300" simplePos="0" relativeHeight="251663360" behindDoc="0" locked="0" layoutInCell="1" allowOverlap="1">
-            <wp:simplePos x="0" y="0"/>
-            <wp:positionH relativeFrom="column">
-              <wp:posOffset>-643255</wp:posOffset>
-            </wp:positionH>
-            <wp:positionV relativeFrom="paragraph">
-              <wp:posOffset>-1109345</wp:posOffset>
-            </wp:positionV>
-            <wp:extent cx="7559675" cy="10698480"/>
-            <wp:effectExtent l="0" t="0" r="14605" b="0"/>
-            <wp:wrapNone/>
-            <wp:docPr id="28" name="图片 28" descr="封面111111"/>
-            <wp:cNvGraphicFramePr>
-              <a:graphicFrameLocks xmlns:a="http://schemas.openxmlformats.org/drawingml/2006/main" noChangeAspect="1"/>
-            </wp:cNvGraphicFramePr>
-            <a:graphic xmlns:a="http://schemas.openxmlformats.org/drawingml/2006/main">
-              <a:graphicData uri="http://schemas.openxmlformats.org/drawingml/2006/picture">
-                <pic:pic xmlns:pic="http://schemas.openxmlformats.org/drawingml/2006/picture">
-                  <pic:nvPicPr>
-                    <pic:cNvPr id="28" name="图片 28" descr="封面111111"/>
-                    <pic:cNvPicPr>
-                      <a:picLocks noChangeAspect="1"/>
-                    </pic:cNvPicPr>
-                  </pic:nvPicPr>
-                  <pic:blipFill>
-                    <a:blip r:embed="rId11"/>
-                    <a:srcRect l="1400" t="66" r="1581" b="-6"/>
-                    <a:stretch>
-                      <a:fillRect/>
-                    </a:stretch>
-                  </pic:blipFill>
-                  <pic:spPr>
-                    <a:xfrm>
-                      <a:off x="0" y="0"/>
-                      <a:ext cx="7559675" cy="10698480"/>
+                      <a:ext cx="7956550" cy="10721975"/>
                     </a:xfrm>
                     <a:prstGeom prst="rect">
                       <a:avLst/>
@@ -475,124 +441,6 @@
           </wp:anchor>
         </w:drawing>
       </w:r>
-    </w:p>
-    <w:p>
-      <w:pPr>
-        <w:pStyle w:val="12"/>
-        <w:jc w:val="center"/>
-        <w:rPr>
-          <w:rFonts w:hint="default" w:ascii="Times New Roman" w:hAnsi="Times New Roman" w:cs="Times New Roman"/>
-          <w:sz w:val="48"/>
-        </w:rPr>
-      </w:pPr>
-    </w:p>
-    <w:p>
-      <w:pPr>
-        <w:pStyle w:val="12"/>
-        <w:jc w:val="center"/>
-        <w:rPr>
-          <w:rFonts w:hint="default" w:ascii="Times New Roman" w:hAnsi="Times New Roman" w:cs="Times New Roman"/>
-          <w:sz w:val="48"/>
-        </w:rPr>
-      </w:pPr>
-    </w:p>
-    <w:p>
-      <w:pPr>
-        <w:pStyle w:val="12"/>
-        <w:jc w:val="center"/>
-        <w:rPr>
-          <w:rFonts w:hint="default" w:ascii="Times New Roman" w:hAnsi="Times New Roman" w:cs="Times New Roman"/>
-          <w:b/>
-          <w:sz w:val="48"/>
-        </w:rPr>
-      </w:pPr>
-      <w:bookmarkStart w:id="0" w:name="_Toc500164193"/>
-      <w:bookmarkStart w:id="1" w:name="_Toc500163468"/>
-      <w:bookmarkStart w:id="2" w:name="_Toc500263098"/>
-    </w:p>
-    <w:p>
-      <w:pPr>
-        <w:widowControl/>
-        <w:rPr>
-          <w:rFonts w:hint="default" w:ascii="Times New Roman" w:hAnsi="Times New Roman" w:cs="Times New Roman"/>
-          <w:sz w:val="48"/>
-          <w:szCs w:val="48"/>
-        </w:rPr>
-      </w:pPr>
-    </w:p>
-    <w:p>
-      <w:pPr>
-        <w:widowControl/>
-        <w:rPr>
-          <w:rFonts w:hint="default" w:ascii="Times New Roman" w:hAnsi="Times New Roman" w:cs="Times New Roman"/>
-          <w:sz w:val="48"/>
-          <w:szCs w:val="48"/>
-        </w:rPr>
-      </w:pPr>
-    </w:p>
-    <w:p>
-      <w:pPr>
-        <w:widowControl/>
-        <w:rPr>
-          <w:rFonts w:hint="default" w:ascii="Times New Roman" w:hAnsi="Times New Roman" w:cs="Times New Roman"/>
-          <w:sz w:val="48"/>
-          <w:szCs w:val="48"/>
-        </w:rPr>
-      </w:pPr>
-    </w:p>
-    <w:p>
-      <w:pPr>
-        <w:widowControl/>
-        <w:rPr>
-          <w:rFonts w:hint="default" w:ascii="Times New Roman" w:hAnsi="Times New Roman" w:cs="Times New Roman"/>
-          <w:sz w:val="48"/>
-          <w:szCs w:val="48"/>
-        </w:rPr>
-      </w:pPr>
-    </w:p>
-    <w:bookmarkEnd w:id="0"/>
-    <w:bookmarkEnd w:id="1"/>
-    <w:bookmarkEnd w:id="2"/>
-    <w:p>
-      <w:pPr>
-        <w:widowControl/>
-        <w:rPr>
-          <w:rFonts w:hint="default" w:ascii="Times New Roman" w:hAnsi="Times New Roman" w:cs="Times New Roman"/>
-          <w:sz w:val="48"/>
-          <w:szCs w:val="48"/>
-        </w:rPr>
-      </w:pPr>
-    </w:p>
-    <w:p>
-      <w:pPr>
-        <w:spacing w:line="276" w:lineRule="auto"/>
-        <w:ind w:left="1244" w:leftChars="78" w:right="428" w:rightChars="204" w:hanging="1080" w:hangingChars="600"/>
-        <w:rPr>
-          <w:rFonts w:hint="default" w:ascii="Times New Roman" w:hAnsi="Times New Roman" w:eastAsia="微软雅黑" w:cs="Times New Roman"/>
-          <w:sz w:val="18"/>
-          <w:szCs w:val="18"/>
-        </w:rPr>
-      </w:pPr>
-    </w:p>
-    <w:p>
-      <w:pPr>
-        <w:jc w:val="center"/>
-        <w:rPr>
-          <w:rFonts w:hint="default" w:ascii="Times New Roman" w:hAnsi="Times New Roman" w:eastAsia="宋体" w:cs="Times New Roman"/>
-          <w:b/>
-          <w:bCs/>
-          <w:color w:val="000000"/>
-          <w:sz w:val="36"/>
-          <w:szCs w:val="32"/>
-        </w:rPr>
-        <w:sectPr>
-          <w:footerReference r:id="rId3" w:type="default"/>
-          <w:pgSz w:w="11910" w:h="16840"/>
-          <w:pgMar w:top="1540" w:right="880" w:bottom="920" w:left="1020" w:header="709" w:footer="656" w:gutter="0"/>
-          <w:pgNumType w:fmt="decimal" w:start="1"/>
-          <w:cols w:space="720" w:num="1"/>
-        </w:sectPr>
-      </w:pPr>
     </w:p>
     <w:p>
       <w:pPr>
@@ -649,6 +497,12 @@
             <w:insideH w:val="none" w:color="auto" w:sz="0" w:space="0"/>
             <w:insideV w:val="none" w:color="auto" w:sz="0" w:space="0"/>
           </w:tblBorders>
+          <w:tblCellMar>
+            <w:top w:w="0" w:type="dxa"/>
+            <w:left w:w="108" w:type="dxa"/>
+            <w:bottom w:w="0" w:type="dxa"/>
+            <w:right w:w="108" w:type="dxa"/>
+          </w:tblCellMar>
         </w:tblPrEx>
         <w:trPr>
           <w:gridAfter w:val="1"/>
@@ -659,6 +513,9 @@
         <w:tc>
           <w:tcPr>
             <w:tcW w:w="3351" w:type="dxa"/>
+            <w:tcBorders>
+              <w:top w:val="single" w:color="0083C3" w:sz="4" w:space="0"/>
+            </w:tcBorders>
             <w:vAlign w:val="center"/>
           </w:tcPr>
           <w:p>
@@ -681,6 +538,9 @@
         <w:tc>
           <w:tcPr>
             <w:tcW w:w="2648" w:type="dxa"/>
+            <w:tcBorders>
+              <w:top w:val="single" w:color="0083C3" w:sz="4" w:space="0"/>
+            </w:tcBorders>
             <w:vAlign w:val="center"/>
           </w:tcPr>
           <w:p>
@@ -710,6 +570,9 @@
           <w:tcPr>
             <w:tcW w:w="1485" w:type="dxa"/>
             <w:gridSpan w:val="2"/>
+            <w:tcBorders>
+              <w:top w:val="single" w:color="0083C3" w:sz="4" w:space="0"/>
+            </w:tcBorders>
             <w:vAlign w:val="center"/>
           </w:tcPr>
           <w:p>
@@ -738,6 +601,9 @@
         <w:tc>
           <w:tcPr>
             <w:tcW w:w="2750" w:type="dxa"/>
+            <w:tcBorders>
+              <w:top w:val="single" w:color="0083C3" w:sz="4" w:space="0"/>
+            </w:tcBorders>
             <w:vAlign w:val="center"/>
           </w:tcPr>
           <w:p>
@@ -924,6 +790,9 @@
           <w:tcPr>
             <w:tcW w:w="7029" w:type="dxa"/>
             <w:gridSpan w:val="3"/>
+            <w:tcBorders>
+              <w:bottom w:val="single" w:color="0083C3" w:sz="4" w:space="0"/>
+            </w:tcBorders>
             <w:vAlign w:val="center"/>
           </w:tcPr>
           <w:p>
@@ -953,6 +822,9 @@
           <w:tcPr>
             <w:tcW w:w="3208" w:type="dxa"/>
             <w:gridSpan w:val="3"/>
+            <w:tcBorders>
+              <w:bottom w:val="single" w:color="0083C3" w:sz="4" w:space="0"/>
+            </w:tcBorders>
             <w:vAlign w:val="center"/>
           </w:tcPr>
           <w:p>
@@ -1037,6 +909,12 @@
             <w:insideH w:val="single" w:color="62B541" w:sz="4" w:space="0"/>
             <w:insideV w:val="single" w:color="62B541" w:sz="4" w:space="0"/>
           </w:tblBorders>
+          <w:tblCellMar>
+            <w:top w:w="0" w:type="dxa"/>
+            <w:left w:w="108" w:type="dxa"/>
+            <w:bottom w:w="0" w:type="dxa"/>
+            <w:right w:w="108" w:type="dxa"/>
+          </w:tblCellMar>
         </w:tblPrEx>
         <w:trPr>
           <w:jc w:val="center"/>
@@ -1044,6 +922,12 @@
         <w:tc>
           <w:tcPr>
             <w:tcW w:w="3431" w:type="dxa"/>
+            <w:tcBorders>
+              <w:top w:val="single" w:color="0083C3" w:sz="12" w:space="0"/>
+              <w:left w:val="nil"/>
+              <w:bottom w:val="single" w:color="0083C3" w:sz="4" w:space="0"/>
+              <w:right w:val="single" w:color="0083C3" w:sz="4" w:space="0"/>
+            </w:tcBorders>
             <w:vAlign w:val="center"/>
           </w:tcPr>
           <w:p>
@@ -1076,6 +960,12 @@
         <w:tc>
           <w:tcPr>
             <w:tcW w:w="6775" w:type="dxa"/>
+            <w:tcBorders>
+              <w:top w:val="single" w:color="0083C3" w:sz="12" w:space="0"/>
+              <w:left w:val="single" w:color="0083C3" w:sz="4" w:space="0"/>
+              <w:bottom w:val="single" w:color="0083C3" w:sz="4" w:space="0"/>
+              <w:right w:val="nil"/>
+            </w:tcBorders>
             <w:vAlign w:val="center"/>
           </w:tcPr>
           <w:p>
@@ -1159,6 +1049,12 @@
         <w:tc>
           <w:tcPr>
             <w:tcW w:w="3431" w:type="dxa"/>
+            <w:tcBorders>
+              <w:top w:val="single" w:color="0083C3" w:sz="4" w:space="0"/>
+              <w:left w:val="nil"/>
+              <w:bottom w:val="single" w:color="0083C3" w:sz="4" w:space="0"/>
+              <w:right w:val="single" w:color="0083C3" w:sz="4" w:space="0"/>
+            </w:tcBorders>
             <w:vAlign w:val="center"/>
           </w:tcPr>
           <w:p>
@@ -1189,6 +1085,12 @@
         <w:tc>
           <w:tcPr>
             <w:tcW w:w="6775" w:type="dxa"/>
+            <w:tcBorders>
+              <w:top w:val="single" w:color="0083C3" w:sz="4" w:space="0"/>
+              <w:left w:val="single" w:color="0083C3" w:sz="4" w:space="0"/>
+              <w:bottom w:val="single" w:color="0083C3" w:sz="4" w:space="0"/>
+              <w:right w:val="nil"/>
+            </w:tcBorders>
             <w:vAlign w:val="center"/>
           </w:tcPr>
           <w:p>
@@ -1299,6 +1201,12 @@
           <w:tcPr>
             <w:tcW w:w="10206" w:type="dxa"/>
             <w:gridSpan w:val="2"/>
+            <w:tcBorders>
+              <w:top w:val="single" w:color="0083C3" w:sz="4" w:space="0"/>
+              <w:left w:val="nil"/>
+              <w:bottom w:val="single" w:color="0083C3" w:sz="12" w:space="0"/>
+              <w:right w:val="nil"/>
+            </w:tcBorders>
           </w:tcPr>
           <w:p>
             <w:pPr>
@@ -1313,8 +1221,10 @@
                 <w:rFonts w:hint="default" w:ascii="Times New Roman" w:hAnsi="Times New Roman" w:cs="Times New Roman"/>
                 <w:highlight w:val="none"/>
               </w:rPr>
-              <w:t>镜下描述：活检组织中见大量的癌细胞，细胞呈圆形或椭圆形，核大染色深，核浆比增大，异型性明显。</w:t>
-            </w:r>
+              <w:t>镜下描述：{{TROP2Info.microscopicDesc}}</w:t>
+            </w:r>
+            <w:bookmarkStart w:id="3" w:name="_GoBack"/>
+            <w:bookmarkEnd w:id="3"/>
           </w:p>
         </w:tc>
       </w:tr>
@@ -1512,12 +1422,12 @@
         <w:tblW w:w="10057" w:type="dxa"/>
         <w:jc w:val="center"/>
         <w:tblBorders>
-          <w:top w:val="single" w:color="62B541" w:sz="4" w:space="0"/>
-          <w:left w:val="single" w:color="62B541" w:sz="4" w:space="0"/>
-          <w:bottom w:val="single" w:color="62B541" w:sz="4" w:space="0"/>
-          <w:right w:val="single" w:color="62B541" w:sz="4" w:space="0"/>
-          <w:insideH w:val="single" w:color="62B541" w:sz="4" w:space="0"/>
-          <w:insideV w:val="single" w:color="62B541" w:sz="4" w:space="0"/>
+          <w:top w:val="single" w:color="0083C3" w:sz="4" w:space="0"/>
+          <w:left w:val="single" w:color="0083C3" w:sz="4" w:space="0"/>
+          <w:bottom w:val="single" w:color="0083C3" w:sz="4" w:space="0"/>
+          <w:right w:val="single" w:color="0083C3" w:sz="4" w:space="0"/>
+          <w:insideH w:val="single" w:color="0083C3" w:sz="4" w:space="0"/>
+          <w:insideV w:val="single" w:color="0083C3" w:sz="4" w:space="0"/>
         </w:tblBorders>
         <w:tblLayout w:type="fixed"/>
         <w:tblCellMar>
@@ -1537,12 +1447,12 @@
       <w:tr>
         <w:tblPrEx>
           <w:tblBorders>
-            <w:top w:val="single" w:color="62B541" w:sz="4" w:space="0"/>
-            <w:left w:val="single" w:color="62B541" w:sz="4" w:space="0"/>
-            <w:bottom w:val="single" w:color="62B541" w:sz="4" w:space="0"/>
-            <w:right w:val="single" w:color="62B541" w:sz="4" w:space="0"/>
-            <w:insideH w:val="single" w:color="62B541" w:sz="4" w:space="0"/>
-            <w:insideV w:val="single" w:color="62B541" w:sz="4" w:space="0"/>
+            <w:top w:val="single" w:color="0083C3" w:sz="4" w:space="0"/>
+            <w:left w:val="single" w:color="0083C3" w:sz="4" w:space="0"/>
+            <w:bottom w:val="single" w:color="0083C3" w:sz="4" w:space="0"/>
+            <w:right w:val="single" w:color="0083C3" w:sz="4" w:space="0"/>
+            <w:insideH w:val="single" w:color="0083C3" w:sz="4" w:space="0"/>
+            <w:insideV w:val="single" w:color="0083C3" w:sz="4" w:space="0"/>
           </w:tblBorders>
           <w:tblCellMar>
             <w:top w:w="0" w:type="dxa"/>
@@ -1558,7 +1468,7 @@
         <w:tc>
           <w:tcPr>
             <w:tcW w:w="2572" w:type="dxa"/>
-            <w:shd w:val="clear" w:color="auto" w:fill="62B541"/>
+            <w:shd w:val="clear" w:color="auto" w:fill="0083C3"/>
             <w:vAlign w:val="center"/>
           </w:tcPr>
           <w:p>
@@ -1597,7 +1507,7 @@
         <w:tc>
           <w:tcPr>
             <w:tcW w:w="1112" w:type="dxa"/>
-            <w:shd w:val="clear" w:color="auto" w:fill="62B541"/>
+            <w:shd w:val="clear" w:color="auto" w:fill="0083C3"/>
             <w:vAlign w:val="center"/>
           </w:tcPr>
           <w:p>
@@ -1636,7 +1546,7 @@
         <w:tc>
           <w:tcPr>
             <w:tcW w:w="1479" w:type="dxa"/>
-            <w:shd w:val="clear" w:color="auto" w:fill="62B541"/>
+            <w:shd w:val="clear" w:color="auto" w:fill="0083C3"/>
             <w:vAlign w:val="center"/>
           </w:tcPr>
           <w:p>
@@ -1675,7 +1585,7 @@
         <w:tc>
           <w:tcPr>
             <w:tcW w:w="2220" w:type="dxa"/>
-            <w:shd w:val="clear" w:color="auto" w:fill="62B541"/>
+            <w:shd w:val="clear" w:color="auto" w:fill="0083C3"/>
             <w:vAlign w:val="center"/>
           </w:tcPr>
           <w:p>
@@ -1714,7 +1624,7 @@
         <w:tc>
           <w:tcPr>
             <w:tcW w:w="2674" w:type="dxa"/>
-            <w:shd w:val="clear" w:color="auto" w:fill="62B541"/>
+            <w:shd w:val="clear" w:color="auto" w:fill="0083C3"/>
             <w:vAlign w:val="center"/>
           </w:tcPr>
           <w:tbl>
@@ -1765,7 +1675,7 @@
               <w:tc>
                 <w:tcPr>
                   <w:tcW w:w="3483" w:type="dxa"/>
-                  <w:shd w:val="clear" w:color="auto" w:fill="62B541"/>
+                  <w:shd w:val="clear" w:color="auto" w:fill="0083C3"/>
                   <w:vAlign w:val="center"/>
                 </w:tcPr>
                 <w:p>
@@ -1981,12 +1891,12 @@
       <w:tr>
         <w:tblPrEx>
           <w:tblBorders>
-            <w:top w:val="single" w:color="62B541" w:sz="4" w:space="0"/>
-            <w:left w:val="single" w:color="62B541" w:sz="4" w:space="0"/>
-            <w:bottom w:val="single" w:color="62B541" w:sz="4" w:space="0"/>
-            <w:right w:val="single" w:color="62B541" w:sz="4" w:space="0"/>
-            <w:insideH w:val="single" w:color="62B541" w:sz="4" w:space="0"/>
-            <w:insideV w:val="single" w:color="62B541" w:sz="4" w:space="0"/>
+            <w:top w:val="single" w:color="0083C3" w:sz="4" w:space="0"/>
+            <w:left w:val="single" w:color="0083C3" w:sz="4" w:space="0"/>
+            <w:bottom w:val="single" w:color="0083C3" w:sz="4" w:space="0"/>
+            <w:right w:val="single" w:color="0083C3" w:sz="4" w:space="0"/>
+            <w:insideH w:val="single" w:color="0083C3" w:sz="4" w:space="0"/>
+            <w:insideV w:val="single" w:color="0083C3" w:sz="4" w:space="0"/>
           </w:tblBorders>
           <w:tblCellMar>
             <w:top w:w="0" w:type="dxa"/>
@@ -2143,12 +2053,12 @@
       <w:tr>
         <w:tblPrEx>
           <w:tblBorders>
-            <w:top w:val="single" w:color="62B541" w:sz="4" w:space="0"/>
-            <w:left w:val="single" w:color="62B541" w:sz="4" w:space="0"/>
-            <w:bottom w:val="single" w:color="62B541" w:sz="4" w:space="0"/>
-            <w:right w:val="single" w:color="62B541" w:sz="4" w:space="0"/>
-            <w:insideH w:val="single" w:color="62B541" w:sz="4" w:space="0"/>
-            <w:insideV w:val="single" w:color="62B541" w:sz="4" w:space="0"/>
+            <w:top w:val="single" w:color="0083C3" w:sz="4" w:space="0"/>
+            <w:left w:val="single" w:color="0083C3" w:sz="4" w:space="0"/>
+            <w:bottom w:val="single" w:color="0083C3" w:sz="4" w:space="0"/>
+            <w:right w:val="single" w:color="0083C3" w:sz="4" w:space="0"/>
+            <w:insideH w:val="single" w:color="0083C3" w:sz="4" w:space="0"/>
+            <w:insideV w:val="single" w:color="0083C3" w:sz="4" w:space="0"/>
           </w:tblBorders>
           <w:tblCellMar>
             <w:top w:w="0" w:type="dxa"/>
@@ -2260,12 +2170,12 @@
       <w:tr>
         <w:tblPrEx>
           <w:tblBorders>
-            <w:top w:val="single" w:color="62B541" w:sz="4" w:space="0"/>
-            <w:left w:val="single" w:color="62B541" w:sz="4" w:space="0"/>
-            <w:bottom w:val="single" w:color="62B541" w:sz="4" w:space="0"/>
-            <w:right w:val="single" w:color="62B541" w:sz="4" w:space="0"/>
-            <w:insideH w:val="single" w:color="62B541" w:sz="4" w:space="0"/>
-            <w:insideV w:val="single" w:color="62B541" w:sz="4" w:space="0"/>
+            <w:top w:val="single" w:color="0083C3" w:sz="4" w:space="0"/>
+            <w:left w:val="single" w:color="0083C3" w:sz="4" w:space="0"/>
+            <w:bottom w:val="single" w:color="0083C3" w:sz="4" w:space="0"/>
+            <w:right w:val="single" w:color="0083C3" w:sz="4" w:space="0"/>
+            <w:insideH w:val="single" w:color="0083C3" w:sz="4" w:space="0"/>
+            <w:insideV w:val="single" w:color="0083C3" w:sz="4" w:space="0"/>
           </w:tblBorders>
           <w:tblCellMar>
             <w:top w:w="0" w:type="dxa"/>
@@ -2375,12 +2285,12 @@
       <w:tr>
         <w:tblPrEx>
           <w:tblBorders>
-            <w:top w:val="single" w:color="62B541" w:sz="4" w:space="0"/>
-            <w:left w:val="single" w:color="62B541" w:sz="4" w:space="0"/>
-            <w:bottom w:val="single" w:color="62B541" w:sz="4" w:space="0"/>
-            <w:right w:val="single" w:color="62B541" w:sz="4" w:space="0"/>
-            <w:insideH w:val="single" w:color="62B541" w:sz="4" w:space="0"/>
-            <w:insideV w:val="single" w:color="62B541" w:sz="4" w:space="0"/>
+            <w:top w:val="single" w:color="0083C3" w:sz="4" w:space="0"/>
+            <w:left w:val="single" w:color="0083C3" w:sz="4" w:space="0"/>
+            <w:bottom w:val="single" w:color="0083C3" w:sz="4" w:space="0"/>
+            <w:right w:val="single" w:color="0083C3" w:sz="4" w:space="0"/>
+            <w:insideH w:val="single" w:color="0083C3" w:sz="4" w:space="0"/>
+            <w:insideV w:val="single" w:color="0083C3" w:sz="4" w:space="0"/>
           </w:tblBorders>
           <w:tblCellMar>
             <w:top w:w="0" w:type="dxa"/>
@@ -2500,12 +2410,12 @@
       <w:tr>
         <w:tblPrEx>
           <w:tblBorders>
-            <w:top w:val="single" w:color="62B541" w:sz="4" w:space="0"/>
-            <w:left w:val="single" w:color="62B541" w:sz="4" w:space="0"/>
-            <w:bottom w:val="single" w:color="62B541" w:sz="4" w:space="0"/>
-            <w:right w:val="single" w:color="62B541" w:sz="4" w:space="0"/>
-            <w:insideH w:val="single" w:color="62B541" w:sz="4" w:space="0"/>
-            <w:insideV w:val="single" w:color="62B541" w:sz="4" w:space="0"/>
+            <w:top w:val="single" w:color="0083C3" w:sz="4" w:space="0"/>
+            <w:left w:val="single" w:color="0083C3" w:sz="4" w:space="0"/>
+            <w:bottom w:val="single" w:color="0083C3" w:sz="4" w:space="0"/>
+            <w:right w:val="single" w:color="0083C3" w:sz="4" w:space="0"/>
+            <w:insideH w:val="single" w:color="0083C3" w:sz="4" w:space="0"/>
+            <w:insideV w:val="single" w:color="0083C3" w:sz="4" w:space="0"/>
           </w:tblBorders>
           <w:tblCellMar>
             <w:top w:w="0" w:type="dxa"/>
@@ -2627,12 +2537,12 @@
       <w:tr>
         <w:tblPrEx>
           <w:tblBorders>
-            <w:top w:val="single" w:color="62B541" w:sz="4" w:space="0"/>
-            <w:left w:val="single" w:color="62B541" w:sz="4" w:space="0"/>
-            <w:bottom w:val="single" w:color="62B541" w:sz="4" w:space="0"/>
-            <w:right w:val="single" w:color="62B541" w:sz="4" w:space="0"/>
-            <w:insideH w:val="single" w:color="62B541" w:sz="4" w:space="0"/>
-            <w:insideV w:val="single" w:color="62B541" w:sz="4" w:space="0"/>
+            <w:top w:val="single" w:color="0083C3" w:sz="4" w:space="0"/>
+            <w:left w:val="single" w:color="0083C3" w:sz="4" w:space="0"/>
+            <w:bottom w:val="single" w:color="0083C3" w:sz="4" w:space="0"/>
+            <w:right w:val="single" w:color="0083C3" w:sz="4" w:space="0"/>
+            <w:insideH w:val="single" w:color="0083C3" w:sz="4" w:space="0"/>
+            <w:insideV w:val="single" w:color="0083C3" w:sz="4" w:space="0"/>
           </w:tblBorders>
           <w:tblCellMar>
             <w:top w:w="0" w:type="dxa"/>
@@ -2772,6 +2682,12 @@
             <w:insideH w:val="none" w:color="auto" w:sz="0" w:space="0"/>
             <w:insideV w:val="none" w:color="auto" w:sz="0" w:space="0"/>
           </w:tblBorders>
+          <w:tblCellMar>
+            <w:top w:w="0" w:type="dxa"/>
+            <w:left w:w="0" w:type="dxa"/>
+            <w:bottom w:w="0" w:type="dxa"/>
+            <w:right w:w="0" w:type="dxa"/>
+          </w:tblCellMar>
         </w:tblPrEx>
         <w:trPr>
           <w:trHeight w:val="1866" w:hRule="exact"/>
@@ -3437,7 +3353,7 @@
             <w:tcBorders>
               <w:top w:val="nil"/>
               <w:left w:val="nil"/>
-              <w:bottom w:val="single" w:color="62B541" w:sz="12" w:space="0"/>
+              <w:bottom w:val="single" w:color="0083C3" w:sz="12" w:space="0"/>
               <w:right w:val="nil"/>
             </w:tcBorders>
             <w:vAlign w:val="bottom"/>
@@ -3485,7 +3401,7 @@
             <w:tcBorders>
               <w:top w:val="nil"/>
               <w:left w:val="nil"/>
-              <w:bottom w:val="single" w:color="62B541" w:sz="12" w:space="0"/>
+              <w:bottom w:val="single" w:color="0083C3" w:sz="12" w:space="0"/>
               <w:right w:val="nil"/>
             </w:tcBorders>
             <w:vAlign w:val="bottom"/>
@@ -3531,7 +3447,7 @@
             <w:tcBorders>
               <w:top w:val="nil"/>
               <w:left w:val="nil"/>
-              <w:bottom w:val="single" w:color="62B541" w:sz="12" w:space="0"/>
+              <w:bottom w:val="single" w:color="0083C3" w:sz="12" w:space="0"/>
               <w:right w:val="nil"/>
             </w:tcBorders>
             <w:vAlign w:val="bottom"/>
@@ -3564,7 +3480,7 @@
                 <w:lang w:eastAsia="zh-CN"/>
               </w:rPr>
               <w:drawing>
-                <wp:anchor distT="0" distB="0" distL="114300" distR="114300" simplePos="0" relativeHeight="251670528" behindDoc="0" locked="0" layoutInCell="1" allowOverlap="1">
+                <wp:anchor distT="0" distB="0" distL="114300" distR="114300" simplePos="0" relativeHeight="251666432" behindDoc="0" locked="0" layoutInCell="1" allowOverlap="1">
                   <wp:simplePos x="0" y="0"/>
                   <wp:positionH relativeFrom="column">
                     <wp:posOffset>38735</wp:posOffset>
@@ -3589,7 +3505,7 @@
                           </pic:cNvPicPr>
                         </pic:nvPicPr>
                         <pic:blipFill>
-                          <a:blip r:embed="rId12">
+                          <a:blip r:embed="rId11">
                             <a:clrChange>
                               <a:clrFrom>
                                 <a:srgbClr val="FFFFFF">
@@ -3631,7 +3547,7 @@
             <w:tcBorders>
               <w:top w:val="nil"/>
               <w:left w:val="nil"/>
-              <w:bottom w:val="single" w:color="62B541" w:sz="12" w:space="0"/>
+              <w:bottom w:val="single" w:color="0083C3" w:sz="12" w:space="0"/>
               <w:right w:val="nil"/>
             </w:tcBorders>
             <w:vAlign w:val="bottom"/>
@@ -3696,7 +3612,7 @@
             <w:tcW w:w="9919" w:type="dxa"/>
             <w:gridSpan w:val="4"/>
             <w:tcBorders>
-              <w:top w:val="single" w:color="62B541" w:sz="12" w:space="0"/>
+              <w:top w:val="single" w:color="0083C3" w:sz="12" w:space="0"/>
               <w:left w:val="nil"/>
               <w:bottom w:val="nil"/>
               <w:right w:val="nil"/>
@@ -3756,7 +3672,7 @@
           <w:rFonts w:hint="default" w:ascii="Times New Roman" w:hAnsi="Times New Roman" w:cs="Times New Roman"/>
         </w:rPr>
         <w:drawing>
-          <wp:anchor distT="0" distB="0" distL="0" distR="0" simplePos="0" relativeHeight="251666432" behindDoc="0" locked="0" layoutInCell="1" allowOverlap="1">
+          <wp:anchor distT="0" distB="0" distL="0" distR="0" simplePos="0" relativeHeight="251663360" behindDoc="0" locked="0" layoutInCell="1" allowOverlap="1">
             <wp:simplePos x="0" y="0"/>
             <wp:positionH relativeFrom="column">
               <wp:posOffset>4889500</wp:posOffset>
@@ -3781,7 +3697,7 @@
                     </pic:cNvPicPr>
                   </pic:nvPicPr>
                   <pic:blipFill>
-                    <a:blip r:embed="rId13">
+                    <a:blip r:embed="rId12">
                       <a:extLst>
                         <a:ext uri="{28A0092B-C50C-407E-A947-70E740481C1C}">
                           <a14:useLocalDpi xmlns:a14="http://schemas.microsoft.com/office/drawing/2010/main" val="0"/>
@@ -3846,7 +3762,7 @@
           <w:insideH w:val="single" w:color="365F91" w:sz="12" w:space="0"/>
           <w:insideV w:val="single" w:color="365F91" w:sz="12" w:space="0"/>
         </w:tblBorders>
-        <w:shd w:val="clear" w:color="auto" w:fill="62B541"/>
+        <w:shd w:val="clear" w:color="auto" w:fill="0083C3"/>
         <w:tblLayout w:type="fixed"/>
         <w:tblCellMar>
           <w:top w:w="0" w:type="dxa"/>
@@ -3868,7 +3784,7 @@
             <w:insideH w:val="single" w:color="365F91" w:sz="12" w:space="0"/>
             <w:insideV w:val="single" w:color="365F91" w:sz="12" w:space="0"/>
           </w:tblBorders>
-          <w:shd w:val="clear" w:color="auto" w:fill="62B541"/>
+          <w:shd w:val="clear" w:color="auto" w:fill="0083C3"/>
           <w:tblCellMar>
             <w:top w:w="0" w:type="dxa"/>
             <w:left w:w="108" w:type="dxa"/>
@@ -3889,7 +3805,7 @@
               <w:bottom w:val="nil"/>
               <w:right w:val="nil"/>
             </w:tcBorders>
-            <w:shd w:val="clear" w:color="auto" w:fill="62B541"/>
+            <w:shd w:val="clear" w:color="auto" w:fill="0083C3"/>
             <w:vAlign w:val="bottom"/>
           </w:tcPr>
           <w:p>
@@ -4046,7 +3962,7 @@
         <w:textAlignment w:val="auto"/>
         <w:rPr>
           <w:rFonts w:hint="default" w:ascii="Times New Roman" w:hAnsi="Times New Roman" w:eastAsia="微软雅黑" w:cs="Times New Roman"/>
-          <w:color w:val="62B541"/>
+          <w:color w:val="0083C3"/>
           <w:sz w:val="24"/>
           <w:szCs w:val="24"/>
         </w:rPr>
@@ -4054,7 +3970,7 @@
       <w:r>
         <w:rPr>
           <w:rFonts w:hint="default" w:ascii="Times New Roman" w:hAnsi="Times New Roman" w:eastAsia="微软雅黑" w:cs="Times New Roman"/>
-          <w:color w:val="62B541"/>
+          <w:color w:val="0083C3"/>
           <w:sz w:val="24"/>
           <w:szCs w:val="24"/>
         </w:rPr>
@@ -4064,7 +3980,7 @@
         <w:rPr>
           <w:rFonts w:hint="default" w:ascii="Times New Roman" w:hAnsi="Times New Roman" w:eastAsia="微软雅黑" w:cs="Times New Roman"/>
           <w:bCs w:val="0"/>
-          <w:color w:val="62B541"/>
+          <w:color w:val="0083C3"/>
           <w:kern w:val="2"/>
           <w:sz w:val="21"/>
           <w:szCs w:val="22"/>
@@ -4074,7 +3990,7 @@
       <w:r>
         <w:rPr>
           <w:rFonts w:hint="default" w:ascii="Times New Roman" w:hAnsi="Times New Roman" w:eastAsia="微软雅黑" w:cs="Times New Roman"/>
-          <w:color w:val="62B541"/>
+          <w:color w:val="0083C3"/>
           <w:sz w:val="24"/>
           <w:szCs w:val="24"/>
         </w:rPr>
@@ -4083,7 +3999,7 @@
       <w:r>
         <w:rPr>
           <w:rFonts w:hint="eastAsia" w:ascii="Times New Roman" w:hAnsi="Times New Roman" w:eastAsia="微软雅黑" w:cs="Times New Roman"/>
-          <w:color w:val="62B541"/>
+          <w:color w:val="0083C3"/>
           <w:sz w:val="24"/>
           <w:szCs w:val="24"/>
           <w:lang w:val="en-US" w:eastAsia="zh-CN"/>
@@ -4093,7 +4009,7 @@
       <w:r>
         <w:rPr>
           <w:rFonts w:hint="default" w:ascii="Times New Roman" w:hAnsi="Times New Roman" w:eastAsia="微软雅黑" w:cs="Times New Roman"/>
-          <w:color w:val="62B541"/>
+          <w:color w:val="0083C3"/>
           <w:sz w:val="24"/>
           <w:szCs w:val="24"/>
         </w:rPr>
@@ -4486,7 +4402,7 @@
           <w:szCs w:val="24"/>
         </w:rPr>
         <w:drawing>
-          <wp:anchor distT="0" distB="0" distL="114935" distR="114935" simplePos="0" relativeHeight="251668480" behindDoc="0" locked="0" layoutInCell="1" allowOverlap="1">
+          <wp:anchor distT="0" distB="0" distL="114935" distR="114935" simplePos="0" relativeHeight="251664384" behindDoc="0" locked="0" layoutInCell="1" allowOverlap="1">
             <wp:simplePos x="0" y="0"/>
             <wp:positionH relativeFrom="column">
               <wp:posOffset>384175</wp:posOffset>
@@ -4511,7 +4427,7 @@
                     </pic:cNvPicPr>
                   </pic:nvPicPr>
                   <pic:blipFill>
-                    <a:blip r:embed="rId14"/>
+                    <a:blip r:embed="rId13"/>
                     <a:stretch>
                       <a:fillRect/>
                     </a:stretch>
@@ -4581,7 +4497,7 @@
         <w:textAlignment w:val="auto"/>
         <w:rPr>
           <w:rFonts w:hint="default" w:ascii="Times New Roman" w:hAnsi="Times New Roman" w:eastAsia="微软雅黑" w:cs="Times New Roman"/>
-          <w:color w:val="62B541"/>
+          <w:color w:val="0083C3"/>
           <w:sz w:val="24"/>
           <w:szCs w:val="24"/>
         </w:rPr>
@@ -4589,7 +4505,7 @@
       <w:r>
         <w:rPr>
           <w:rFonts w:hint="default" w:ascii="Times New Roman" w:hAnsi="Times New Roman" w:eastAsia="微软雅黑" w:cs="Times New Roman"/>
-          <w:color w:val="62B541"/>
+          <w:color w:val="0083C3"/>
           <w:sz w:val="24"/>
           <w:szCs w:val="24"/>
         </w:rPr>
@@ -4629,7 +4545,7 @@
           <w:szCs w:val="18"/>
         </w:rPr>
         <w:drawing>
-          <wp:anchor distT="0" distB="0" distL="114300" distR="114300" simplePos="0" relativeHeight="251669504" behindDoc="0" locked="0" layoutInCell="1" allowOverlap="1">
+          <wp:anchor distT="0" distB="0" distL="114300" distR="114300" simplePos="0" relativeHeight="251665408" behindDoc="0" locked="0" layoutInCell="1" allowOverlap="1">
             <wp:simplePos x="0" y="0"/>
             <wp:positionH relativeFrom="column">
               <wp:posOffset>137160</wp:posOffset>
@@ -4654,7 +4570,7 @@
                     </pic:cNvPicPr>
                   </pic:nvPicPr>
                   <pic:blipFill>
-                    <a:blip r:embed="rId15"/>
+                    <a:blip r:embed="rId14"/>
                     <a:srcRect l="231"/>
                     <a:stretch>
                       <a:fillRect/>
@@ -4860,7 +4776,7 @@
         <w:textAlignment w:val="auto"/>
         <w:rPr>
           <w:rFonts w:hint="eastAsia" w:ascii="Times New Roman" w:hAnsi="Times New Roman" w:eastAsia="微软雅黑" w:cs="Times New Roman"/>
-          <w:color w:val="62B541"/>
+          <w:color w:val="0083C3"/>
           <w:sz w:val="24"/>
           <w:szCs w:val="24"/>
         </w:rPr>
@@ -4868,7 +4784,7 @@
       <w:r>
         <w:rPr>
           <w:rFonts w:hint="eastAsia" w:ascii="Times New Roman" w:hAnsi="Times New Roman" w:eastAsia="微软雅黑" w:cs="Times New Roman"/>
-          <w:color w:val="62B541"/>
+          <w:color w:val="0083C3"/>
           <w:sz w:val="24"/>
           <w:szCs w:val="24"/>
         </w:rPr>
@@ -4877,7 +4793,7 @@
       <w:r>
         <w:rPr>
           <w:rFonts w:hint="eastAsia" w:ascii="Times New Roman" w:hAnsi="Times New Roman" w:eastAsia="微软雅黑" w:cs="Times New Roman"/>
-          <w:color w:val="62B541"/>
+          <w:color w:val="0083C3"/>
           <w:sz w:val="24"/>
           <w:szCs w:val="24"/>
           <w:lang w:val="en-US" w:eastAsia="zh-CN"/>
@@ -4887,7 +4803,7 @@
       <w:r>
         <w:rPr>
           <w:rFonts w:hint="eastAsia" w:ascii="Times New Roman" w:hAnsi="Times New Roman" w:eastAsia="微软雅黑" w:cs="Times New Roman"/>
-          <w:color w:val="62B541"/>
+          <w:color w:val="0083C3"/>
           <w:sz w:val="24"/>
           <w:szCs w:val="24"/>
         </w:rPr>
@@ -5241,12 +5157,12 @@
         <w:tblW w:w="4999" w:type="pct"/>
         <w:jc w:val="center"/>
         <w:tblBorders>
-          <w:top w:val="single" w:color="CCECFF" w:sz="4" w:space="0"/>
-          <w:left w:val="single" w:color="CCECFF" w:sz="4" w:space="0"/>
-          <w:bottom w:val="single" w:color="CCECFF" w:sz="4" w:space="0"/>
-          <w:right w:val="single" w:color="CCECFF" w:sz="4" w:space="0"/>
-          <w:insideH w:val="single" w:color="CCECFF" w:sz="4" w:space="0"/>
-          <w:insideV w:val="single" w:color="CCECFF" w:sz="4" w:space="0"/>
+          <w:top w:val="single" w:color="0083C3" w:sz="4" w:space="0"/>
+          <w:left w:val="single" w:color="0083C3" w:sz="4" w:space="0"/>
+          <w:bottom w:val="single" w:color="0083C3" w:sz="4" w:space="0"/>
+          <w:right w:val="single" w:color="0083C3" w:sz="4" w:space="0"/>
+          <w:insideH w:val="single" w:color="0083C3" w:sz="4" w:space="0"/>
+          <w:insideV w:val="single" w:color="0083C3" w:sz="4" w:space="0"/>
         </w:tblBorders>
         <w:tblLayout w:type="autofit"/>
         <w:tblCellMar>
@@ -5265,12 +5181,12 @@
       <w:tr>
         <w:tblPrEx>
           <w:tblBorders>
-            <w:top w:val="single" w:color="CCECFF" w:sz="4" w:space="0"/>
-            <w:left w:val="single" w:color="CCECFF" w:sz="4" w:space="0"/>
-            <w:bottom w:val="single" w:color="CCECFF" w:sz="4" w:space="0"/>
-            <w:right w:val="single" w:color="CCECFF" w:sz="4" w:space="0"/>
-            <w:insideH w:val="single" w:color="CCECFF" w:sz="4" w:space="0"/>
-            <w:insideV w:val="single" w:color="CCECFF" w:sz="4" w:space="0"/>
+            <w:top w:val="single" w:color="0083C3" w:sz="4" w:space="0"/>
+            <w:left w:val="single" w:color="0083C3" w:sz="4" w:space="0"/>
+            <w:bottom w:val="single" w:color="0083C3" w:sz="4" w:space="0"/>
+            <w:right w:val="single" w:color="0083C3" w:sz="4" w:space="0"/>
+            <w:insideH w:val="single" w:color="0083C3" w:sz="4" w:space="0"/>
+            <w:insideV w:val="single" w:color="0083C3" w:sz="4" w:space="0"/>
           </w:tblBorders>
           <w:tblCellMar>
             <w:top w:w="0" w:type="dxa"/>
@@ -5287,14 +5203,10 @@
           <w:tcPr>
             <w:tcW w:w="1274" w:type="pct"/>
             <w:tcBorders>
-              <w:top w:val="single" w:color="62B541" w:sz="4" w:space="0"/>
-              <w:left w:val="single" w:color="62B541" w:sz="4" w:space="0"/>
-              <w:bottom w:val="single" w:color="62B541" w:sz="4" w:space="0"/>
-              <w:right w:val="single" w:color="62B541" w:sz="4" w:space="0"/>
               <w:tl2br w:val="nil"/>
               <w:tr2bl w:val="nil"/>
             </w:tcBorders>
-            <w:shd w:val="clear" w:color="auto" w:fill="62B541"/>
+            <w:shd w:val="clear" w:color="auto" w:fill="0083C3"/>
             <w:vAlign w:val="center"/>
           </w:tcPr>
           <w:p>
@@ -5347,14 +5259,10 @@
           <w:tcPr>
             <w:tcW w:w="1444" w:type="pct"/>
             <w:tcBorders>
-              <w:top w:val="single" w:color="62B541" w:sz="4" w:space="0"/>
-              <w:left w:val="single" w:color="62B541" w:sz="4" w:space="0"/>
-              <w:bottom w:val="single" w:color="62B541" w:sz="4" w:space="0"/>
-              <w:right w:val="single" w:color="62B541" w:sz="4" w:space="0"/>
               <w:tl2br w:val="nil"/>
               <w:tr2bl w:val="nil"/>
             </w:tcBorders>
-            <w:shd w:val="clear" w:color="auto" w:fill="62B541"/>
+            <w:shd w:val="clear" w:color="auto" w:fill="0083C3"/>
             <w:vAlign w:val="center"/>
           </w:tcPr>
           <w:p>
@@ -5407,14 +5315,10 @@
           <w:tcPr>
             <w:tcW w:w="1140" w:type="pct"/>
             <w:tcBorders>
-              <w:top w:val="single" w:color="62B541" w:sz="4" w:space="0"/>
-              <w:left w:val="single" w:color="62B541" w:sz="4" w:space="0"/>
-              <w:bottom w:val="single" w:color="62B541" w:sz="4" w:space="0"/>
-              <w:right w:val="single" w:color="62B541" w:sz="4" w:space="0"/>
               <w:tl2br w:val="nil"/>
               <w:tr2bl w:val="nil"/>
             </w:tcBorders>
-            <w:shd w:val="clear" w:color="auto" w:fill="62B541"/>
+            <w:shd w:val="clear" w:color="auto" w:fill="0083C3"/>
             <w:vAlign w:val="center"/>
           </w:tcPr>
           <w:p>
@@ -5467,14 +5371,10 @@
           <w:tcPr>
             <w:tcW w:w="1140" w:type="pct"/>
             <w:tcBorders>
-              <w:top w:val="single" w:color="62B541" w:sz="4" w:space="0"/>
-              <w:left w:val="single" w:color="62B541" w:sz="4" w:space="0"/>
-              <w:bottom w:val="single" w:color="62B541" w:sz="4" w:space="0"/>
-              <w:right w:val="single" w:color="62B541" w:sz="4" w:space="0"/>
               <w:tl2br w:val="nil"/>
               <w:tr2bl w:val="nil"/>
             </w:tcBorders>
-            <w:shd w:val="clear" w:color="auto" w:fill="62B541"/>
+            <w:shd w:val="clear" w:color="auto" w:fill="0083C3"/>
             <w:vAlign w:val="center"/>
           </w:tcPr>
           <w:p>
@@ -5527,12 +5427,12 @@
       <w:tr>
         <w:tblPrEx>
           <w:tblBorders>
-            <w:top w:val="single" w:color="CCECFF" w:sz="4" w:space="0"/>
-            <w:left w:val="single" w:color="CCECFF" w:sz="4" w:space="0"/>
-            <w:bottom w:val="single" w:color="CCECFF" w:sz="4" w:space="0"/>
-            <w:right w:val="single" w:color="CCECFF" w:sz="4" w:space="0"/>
-            <w:insideH w:val="single" w:color="CCECFF" w:sz="4" w:space="0"/>
-            <w:insideV w:val="single" w:color="CCECFF" w:sz="4" w:space="0"/>
+            <w:top w:val="single" w:color="0083C3" w:sz="4" w:space="0"/>
+            <w:left w:val="single" w:color="0083C3" w:sz="4" w:space="0"/>
+            <w:bottom w:val="single" w:color="0083C3" w:sz="4" w:space="0"/>
+            <w:right w:val="single" w:color="0083C3" w:sz="4" w:space="0"/>
+            <w:insideH w:val="single" w:color="0083C3" w:sz="4" w:space="0"/>
+            <w:insideV w:val="single" w:color="0083C3" w:sz="4" w:space="0"/>
           </w:tblBorders>
           <w:tblCellMar>
             <w:top w:w="0" w:type="dxa"/>
@@ -5549,10 +5449,6 @@
           <w:tcPr>
             <w:tcW w:w="1274" w:type="pct"/>
             <w:tcBorders>
-              <w:top w:val="single" w:color="62B541" w:sz="4" w:space="0"/>
-              <w:left w:val="single" w:color="62B541" w:sz="4" w:space="0"/>
-              <w:bottom w:val="single" w:color="62B541" w:sz="4" w:space="0"/>
-              <w:right w:val="single" w:color="62B541" w:sz="4" w:space="0"/>
               <w:tl2br w:val="nil"/>
               <w:tr2bl w:val="nil"/>
             </w:tcBorders>
@@ -5611,10 +5507,6 @@
           <w:tcPr>
             <w:tcW w:w="1444" w:type="pct"/>
             <w:tcBorders>
-              <w:top w:val="single" w:color="62B541" w:sz="4" w:space="0"/>
-              <w:left w:val="single" w:color="62B541" w:sz="4" w:space="0"/>
-              <w:bottom w:val="single" w:color="62B541" w:sz="4" w:space="0"/>
-              <w:right w:val="single" w:color="62B541" w:sz="4" w:space="0"/>
               <w:tl2br w:val="nil"/>
               <w:tr2bl w:val="nil"/>
             </w:tcBorders>
@@ -5697,10 +5589,6 @@
           <w:tcPr>
             <w:tcW w:w="1140" w:type="pct"/>
             <w:tcBorders>
-              <w:top w:val="single" w:color="62B541" w:sz="4" w:space="0"/>
-              <w:left w:val="single" w:color="62B541" w:sz="4" w:space="0"/>
-              <w:bottom w:val="single" w:color="62B541" w:sz="4" w:space="0"/>
-              <w:right w:val="single" w:color="62B541" w:sz="4" w:space="0"/>
               <w:tl2br w:val="nil"/>
               <w:tr2bl w:val="nil"/>
             </w:tcBorders>
@@ -5743,10 +5631,6 @@
           <w:tcPr>
             <w:tcW w:w="1140" w:type="pct"/>
             <w:tcBorders>
-              <w:top w:val="single" w:color="62B541" w:sz="4" w:space="0"/>
-              <w:left w:val="single" w:color="62B541" w:sz="4" w:space="0"/>
-              <w:bottom w:val="single" w:color="62B541" w:sz="4" w:space="0"/>
-              <w:right w:val="single" w:color="62B541" w:sz="4" w:space="0"/>
               <w:tl2br w:val="nil"/>
               <w:tr2bl w:val="nil"/>
             </w:tcBorders>
@@ -5807,12 +5691,12 @@
       <w:tr>
         <w:tblPrEx>
           <w:tblBorders>
-            <w:top w:val="single" w:color="CCECFF" w:sz="4" w:space="0"/>
-            <w:left w:val="single" w:color="CCECFF" w:sz="4" w:space="0"/>
-            <w:bottom w:val="single" w:color="CCECFF" w:sz="4" w:space="0"/>
-            <w:right w:val="single" w:color="CCECFF" w:sz="4" w:space="0"/>
-            <w:insideH w:val="single" w:color="CCECFF" w:sz="4" w:space="0"/>
-            <w:insideV w:val="single" w:color="CCECFF" w:sz="4" w:space="0"/>
+            <w:top w:val="single" w:color="0083C3" w:sz="4" w:space="0"/>
+            <w:left w:val="single" w:color="0083C3" w:sz="4" w:space="0"/>
+            <w:bottom w:val="single" w:color="0083C3" w:sz="4" w:space="0"/>
+            <w:right w:val="single" w:color="0083C3" w:sz="4" w:space="0"/>
+            <w:insideH w:val="single" w:color="0083C3" w:sz="4" w:space="0"/>
+            <w:insideV w:val="single" w:color="0083C3" w:sz="4" w:space="0"/>
           </w:tblBorders>
           <w:tblCellMar>
             <w:top w:w="0" w:type="dxa"/>
@@ -5829,10 +5713,6 @@
           <w:tcPr>
             <w:tcW w:w="1274" w:type="pct"/>
             <w:tcBorders>
-              <w:top w:val="single" w:color="62B541" w:sz="4" w:space="0"/>
-              <w:left w:val="single" w:color="62B541" w:sz="4" w:space="0"/>
-              <w:bottom w:val="single" w:color="62B541" w:sz="4" w:space="0"/>
-              <w:right w:val="single" w:color="62B541" w:sz="4" w:space="0"/>
               <w:tl2br w:val="nil"/>
               <w:tr2bl w:val="nil"/>
             </w:tcBorders>
@@ -5872,10 +5752,6 @@
           <w:tcPr>
             <w:tcW w:w="1444" w:type="pct"/>
             <w:tcBorders>
-              <w:top w:val="single" w:color="62B541" w:sz="4" w:space="0"/>
-              <w:left w:val="single" w:color="62B541" w:sz="4" w:space="0"/>
-              <w:bottom w:val="single" w:color="62B541" w:sz="4" w:space="0"/>
-              <w:right w:val="single" w:color="62B541" w:sz="4" w:space="0"/>
               <w:tl2br w:val="nil"/>
               <w:tr2bl w:val="nil"/>
             </w:tcBorders>
@@ -5916,10 +5792,6 @@
           <w:tcPr>
             <w:tcW w:w="1140" w:type="pct"/>
             <w:tcBorders>
-              <w:top w:val="single" w:color="62B541" w:sz="4" w:space="0"/>
-              <w:left w:val="single" w:color="62B541" w:sz="4" w:space="0"/>
-              <w:bottom w:val="single" w:color="62B541" w:sz="4" w:space="0"/>
-              <w:right w:val="single" w:color="62B541" w:sz="4" w:space="0"/>
               <w:tl2br w:val="nil"/>
               <w:tr2bl w:val="nil"/>
             </w:tcBorders>
@@ -5962,10 +5834,6 @@
           <w:tcPr>
             <w:tcW w:w="1140" w:type="pct"/>
             <w:tcBorders>
-              <w:top w:val="single" w:color="62B541" w:sz="4" w:space="0"/>
-              <w:left w:val="single" w:color="62B541" w:sz="4" w:space="0"/>
-              <w:bottom w:val="single" w:color="62B541" w:sz="4" w:space="0"/>
-              <w:right w:val="single" w:color="62B541" w:sz="4" w:space="0"/>
               <w:tl2br w:val="nil"/>
               <w:tr2bl w:val="nil"/>
             </w:tcBorders>
@@ -6029,7 +5897,7 @@
         <w:textAlignment w:val="auto"/>
         <w:rPr>
           <w:rFonts w:hint="eastAsia" w:ascii="Times New Roman" w:hAnsi="Times New Roman" w:eastAsia="微软雅黑" w:cs="Times New Roman"/>
-          <w:color w:val="62B541"/>
+          <w:color w:val="0083C3"/>
           <w:sz w:val="24"/>
           <w:szCs w:val="24"/>
         </w:rPr>
@@ -6037,7 +5905,7 @@
       <w:r>
         <w:rPr>
           <w:rFonts w:hint="eastAsia" w:ascii="Times New Roman" w:hAnsi="Times New Roman" w:eastAsia="微软雅黑" w:cs="Times New Roman"/>
-          <w:color w:val="62B541"/>
+          <w:color w:val="0083C3"/>
           <w:sz w:val="24"/>
           <w:szCs w:val="24"/>
         </w:rPr>
@@ -6046,7 +5914,7 @@
       <w:r>
         <w:rPr>
           <w:rFonts w:hint="eastAsia" w:ascii="Times New Roman" w:hAnsi="Times New Roman" w:eastAsia="微软雅黑" w:cs="Times New Roman"/>
-          <w:color w:val="62B541"/>
+          <w:color w:val="0083C3"/>
           <w:sz w:val="24"/>
           <w:szCs w:val="24"/>
           <w:lang w:val="en-US" w:eastAsia="zh-CN"/>
@@ -6056,7 +5924,7 @@
       <w:r>
         <w:rPr>
           <w:rFonts w:hint="eastAsia" w:ascii="Times New Roman" w:hAnsi="Times New Roman" w:eastAsia="微软雅黑" w:cs="Times New Roman"/>
-          <w:color w:val="62B541"/>
+          <w:color w:val="0083C3"/>
           <w:sz w:val="24"/>
           <w:szCs w:val="24"/>
         </w:rPr>
@@ -6200,12 +6068,12 @@
         <w:tblW w:w="9777" w:type="dxa"/>
         <w:jc w:val="center"/>
         <w:tblBorders>
-          <w:top w:val="single" w:color="62B541" w:sz="4" w:space="0"/>
-          <w:left w:val="single" w:color="62B541" w:sz="4" w:space="0"/>
-          <w:bottom w:val="single" w:color="62B541" w:sz="4" w:space="0"/>
-          <w:right w:val="single" w:color="62B541" w:sz="4" w:space="0"/>
-          <w:insideH w:val="single" w:color="62B541" w:sz="4" w:space="0"/>
-          <w:insideV w:val="single" w:color="62B541" w:sz="4" w:space="0"/>
+          <w:top w:val="single" w:color="0083C3" w:sz="4" w:space="0"/>
+          <w:left w:val="single" w:color="0083C3" w:sz="4" w:space="0"/>
+          <w:bottom w:val="single" w:color="0083C3" w:sz="4" w:space="0"/>
+          <w:right w:val="single" w:color="0083C3" w:sz="4" w:space="0"/>
+          <w:insideH w:val="single" w:color="0083C3" w:sz="4" w:space="0"/>
+          <w:insideV w:val="single" w:color="0083C3" w:sz="4" w:space="0"/>
         </w:tblBorders>
         <w:tblLayout w:type="autofit"/>
         <w:tblCellMar>
@@ -6226,12 +6094,12 @@
       <w:tr>
         <w:tblPrEx>
           <w:tblBorders>
-            <w:top w:val="single" w:color="62B541" w:sz="4" w:space="0"/>
-            <w:left w:val="single" w:color="62B541" w:sz="4" w:space="0"/>
-            <w:bottom w:val="single" w:color="62B541" w:sz="4" w:space="0"/>
-            <w:right w:val="single" w:color="62B541" w:sz="4" w:space="0"/>
-            <w:insideH w:val="single" w:color="62B541" w:sz="4" w:space="0"/>
-            <w:insideV w:val="single" w:color="62B541" w:sz="4" w:space="0"/>
+            <w:top w:val="single" w:color="0083C3" w:sz="4" w:space="0"/>
+            <w:left w:val="single" w:color="0083C3" w:sz="4" w:space="0"/>
+            <w:bottom w:val="single" w:color="0083C3" w:sz="4" w:space="0"/>
+            <w:right w:val="single" w:color="0083C3" w:sz="4" w:space="0"/>
+            <w:insideH w:val="single" w:color="0083C3" w:sz="4" w:space="0"/>
+            <w:insideV w:val="single" w:color="0083C3" w:sz="4" w:space="0"/>
           </w:tblBorders>
           <w:tblCellMar>
             <w:top w:w="0" w:type="dxa"/>
@@ -6252,7 +6120,7 @@
               <w:tl2br w:val="nil"/>
               <w:tr2bl w:val="nil"/>
             </w:tcBorders>
-            <w:shd w:val="clear" w:color="auto" w:fill="62B541"/>
+            <w:shd w:val="clear" w:color="auto" w:fill="0083C3"/>
             <w:vAlign w:val="center"/>
           </w:tcPr>
           <w:p>
@@ -6298,7 +6166,7 @@
               <w:tl2br w:val="nil"/>
               <w:tr2bl w:val="nil"/>
             </w:tcBorders>
-            <w:shd w:val="clear" w:color="auto" w:fill="62B541"/>
+            <w:shd w:val="clear" w:color="auto" w:fill="0083C3"/>
             <w:vAlign w:val="center"/>
           </w:tcPr>
           <w:p>
@@ -6344,7 +6212,7 @@
               <w:tl2br w:val="nil"/>
               <w:tr2bl w:val="nil"/>
             </w:tcBorders>
-            <w:shd w:val="clear" w:color="auto" w:fill="62B541"/>
+            <w:shd w:val="clear" w:color="auto" w:fill="0083C3"/>
             <w:vAlign w:val="center"/>
           </w:tcPr>
           <w:p>
@@ -6390,7 +6258,7 @@
               <w:tl2br w:val="nil"/>
               <w:tr2bl w:val="nil"/>
             </w:tcBorders>
-            <w:shd w:val="clear" w:color="auto" w:fill="62B541"/>
+            <w:shd w:val="clear" w:color="auto" w:fill="0083C3"/>
             <w:vAlign w:val="center"/>
           </w:tcPr>
           <w:p>
@@ -6436,7 +6304,7 @@
               <w:tl2br w:val="nil"/>
               <w:tr2bl w:val="nil"/>
             </w:tcBorders>
-            <w:shd w:val="clear" w:color="auto" w:fill="62B541"/>
+            <w:shd w:val="clear" w:color="auto" w:fill="0083C3"/>
             <w:vAlign w:val="center"/>
           </w:tcPr>
           <w:p>
@@ -6482,7 +6350,7 @@
               <w:tl2br w:val="nil"/>
               <w:tr2bl w:val="nil"/>
             </w:tcBorders>
-            <w:shd w:val="clear" w:color="auto" w:fill="62B541"/>
+            <w:shd w:val="clear" w:color="auto" w:fill="0083C3"/>
             <w:vAlign w:val="center"/>
           </w:tcPr>
           <w:p>
@@ -6524,12 +6392,12 @@
       <w:tr>
         <w:tblPrEx>
           <w:tblBorders>
-            <w:top w:val="single" w:color="62B541" w:sz="4" w:space="0"/>
-            <w:left w:val="single" w:color="62B541" w:sz="4" w:space="0"/>
-            <w:bottom w:val="single" w:color="62B541" w:sz="4" w:space="0"/>
-            <w:right w:val="single" w:color="62B541" w:sz="4" w:space="0"/>
-            <w:insideH w:val="single" w:color="62B541" w:sz="4" w:space="0"/>
-            <w:insideV w:val="single" w:color="62B541" w:sz="4" w:space="0"/>
+            <w:top w:val="single" w:color="0083C3" w:sz="4" w:space="0"/>
+            <w:left w:val="single" w:color="0083C3" w:sz="4" w:space="0"/>
+            <w:bottom w:val="single" w:color="0083C3" w:sz="4" w:space="0"/>
+            <w:right w:val="single" w:color="0083C3" w:sz="4" w:space="0"/>
+            <w:insideH w:val="single" w:color="0083C3" w:sz="4" w:space="0"/>
+            <w:insideV w:val="single" w:color="0083C3" w:sz="4" w:space="0"/>
           </w:tblBorders>
           <w:tblCellMar>
             <w:top w:w="0" w:type="dxa"/>
@@ -6743,12 +6611,12 @@
       <w:tr>
         <w:tblPrEx>
           <w:tblBorders>
-            <w:top w:val="single" w:color="62B541" w:sz="4" w:space="0"/>
-            <w:left w:val="single" w:color="62B541" w:sz="4" w:space="0"/>
-            <w:bottom w:val="single" w:color="62B541" w:sz="4" w:space="0"/>
-            <w:right w:val="single" w:color="62B541" w:sz="4" w:space="0"/>
-            <w:insideH w:val="single" w:color="62B541" w:sz="4" w:space="0"/>
-            <w:insideV w:val="single" w:color="62B541" w:sz="4" w:space="0"/>
+            <w:top w:val="single" w:color="0083C3" w:sz="4" w:space="0"/>
+            <w:left w:val="single" w:color="0083C3" w:sz="4" w:space="0"/>
+            <w:bottom w:val="single" w:color="0083C3" w:sz="4" w:space="0"/>
+            <w:right w:val="single" w:color="0083C3" w:sz="4" w:space="0"/>
+            <w:insideH w:val="single" w:color="0083C3" w:sz="4" w:space="0"/>
+            <w:insideV w:val="single" w:color="0083C3" w:sz="4" w:space="0"/>
           </w:tblBorders>
           <w:tblCellMar>
             <w:top w:w="0" w:type="dxa"/>
@@ -6961,12 +6829,12 @@
       <w:tr>
         <w:tblPrEx>
           <w:tblBorders>
-            <w:top w:val="single" w:color="62B541" w:sz="4" w:space="0"/>
-            <w:left w:val="single" w:color="62B541" w:sz="4" w:space="0"/>
-            <w:bottom w:val="single" w:color="62B541" w:sz="4" w:space="0"/>
-            <w:right w:val="single" w:color="62B541" w:sz="4" w:space="0"/>
-            <w:insideH w:val="single" w:color="62B541" w:sz="4" w:space="0"/>
-            <w:insideV w:val="single" w:color="62B541" w:sz="4" w:space="0"/>
+            <w:top w:val="single" w:color="0083C3" w:sz="4" w:space="0"/>
+            <w:left w:val="single" w:color="0083C3" w:sz="4" w:space="0"/>
+            <w:bottom w:val="single" w:color="0083C3" w:sz="4" w:space="0"/>
+            <w:right w:val="single" w:color="0083C3" w:sz="4" w:space="0"/>
+            <w:insideH w:val="single" w:color="0083C3" w:sz="4" w:space="0"/>
+            <w:insideV w:val="single" w:color="0083C3" w:sz="4" w:space="0"/>
           </w:tblBorders>
           <w:tblCellMar>
             <w:top w:w="0" w:type="dxa"/>
@@ -7179,12 +7047,12 @@
       <w:tr>
         <w:tblPrEx>
           <w:tblBorders>
-            <w:top w:val="single" w:color="62B541" w:sz="4" w:space="0"/>
-            <w:left w:val="single" w:color="62B541" w:sz="4" w:space="0"/>
-            <w:bottom w:val="single" w:color="62B541" w:sz="4" w:space="0"/>
-            <w:right w:val="single" w:color="62B541" w:sz="4" w:space="0"/>
-            <w:insideH w:val="single" w:color="62B541" w:sz="4" w:space="0"/>
-            <w:insideV w:val="single" w:color="62B541" w:sz="4" w:space="0"/>
+            <w:top w:val="single" w:color="0083C3" w:sz="4" w:space="0"/>
+            <w:left w:val="single" w:color="0083C3" w:sz="4" w:space="0"/>
+            <w:bottom w:val="single" w:color="0083C3" w:sz="4" w:space="0"/>
+            <w:right w:val="single" w:color="0083C3" w:sz="4" w:space="0"/>
+            <w:insideH w:val="single" w:color="0083C3" w:sz="4" w:space="0"/>
+            <w:insideV w:val="single" w:color="0083C3" w:sz="4" w:space="0"/>
           </w:tblBorders>
           <w:tblCellMar>
             <w:top w:w="0" w:type="dxa"/>
@@ -7396,12 +7264,12 @@
       <w:tr>
         <w:tblPrEx>
           <w:tblBorders>
-            <w:top w:val="single" w:color="62B541" w:sz="4" w:space="0"/>
-            <w:left w:val="single" w:color="62B541" w:sz="4" w:space="0"/>
-            <w:bottom w:val="single" w:color="62B541" w:sz="4" w:space="0"/>
-            <w:right w:val="single" w:color="62B541" w:sz="4" w:space="0"/>
-            <w:insideH w:val="single" w:color="62B541" w:sz="4" w:space="0"/>
-            <w:insideV w:val="single" w:color="62B541" w:sz="4" w:space="0"/>
+            <w:top w:val="single" w:color="0083C3" w:sz="4" w:space="0"/>
+            <w:left w:val="single" w:color="0083C3" w:sz="4" w:space="0"/>
+            <w:bottom w:val="single" w:color="0083C3" w:sz="4" w:space="0"/>
+            <w:right w:val="single" w:color="0083C3" w:sz="4" w:space="0"/>
+            <w:insideH w:val="single" w:color="0083C3" w:sz="4" w:space="0"/>
+            <w:insideV w:val="single" w:color="0083C3" w:sz="4" w:space="0"/>
           </w:tblBorders>
           <w:tblCellMar>
             <w:top w:w="0" w:type="dxa"/>
@@ -7635,12 +7503,12 @@
       <w:tr>
         <w:tblPrEx>
           <w:tblBorders>
-            <w:top w:val="single" w:color="62B541" w:sz="4" w:space="0"/>
-            <w:left w:val="single" w:color="62B541" w:sz="4" w:space="0"/>
-            <w:bottom w:val="single" w:color="62B541" w:sz="4" w:space="0"/>
-            <w:right w:val="single" w:color="62B541" w:sz="4" w:space="0"/>
-            <w:insideH w:val="single" w:color="62B541" w:sz="4" w:space="0"/>
-            <w:insideV w:val="single" w:color="62B541" w:sz="4" w:space="0"/>
+            <w:top w:val="single" w:color="0083C3" w:sz="4" w:space="0"/>
+            <w:left w:val="single" w:color="0083C3" w:sz="4" w:space="0"/>
+            <w:bottom w:val="single" w:color="0083C3" w:sz="4" w:space="0"/>
+            <w:right w:val="single" w:color="0083C3" w:sz="4" w:space="0"/>
+            <w:insideH w:val="single" w:color="0083C3" w:sz="4" w:space="0"/>
+            <w:insideV w:val="single" w:color="0083C3" w:sz="4" w:space="0"/>
           </w:tblBorders>
           <w:tblCellMar>
             <w:top w:w="0" w:type="dxa"/>
@@ -7851,12 +7719,12 @@
       <w:tr>
         <w:tblPrEx>
           <w:tblBorders>
-            <w:top w:val="single" w:color="62B541" w:sz="4" w:space="0"/>
-            <w:left w:val="single" w:color="62B541" w:sz="4" w:space="0"/>
-            <w:bottom w:val="single" w:color="62B541" w:sz="4" w:space="0"/>
-            <w:right w:val="single" w:color="62B541" w:sz="4" w:space="0"/>
-            <w:insideH w:val="single" w:color="62B541" w:sz="4" w:space="0"/>
-            <w:insideV w:val="single" w:color="62B541" w:sz="4" w:space="0"/>
+            <w:top w:val="single" w:color="0083C3" w:sz="4" w:space="0"/>
+            <w:left w:val="single" w:color="0083C3" w:sz="4" w:space="0"/>
+            <w:bottom w:val="single" w:color="0083C3" w:sz="4" w:space="0"/>
+            <w:right w:val="single" w:color="0083C3" w:sz="4" w:space="0"/>
+            <w:insideH w:val="single" w:color="0083C3" w:sz="4" w:space="0"/>
+            <w:insideV w:val="single" w:color="0083C3" w:sz="4" w:space="0"/>
           </w:tblBorders>
           <w:tblCellMar>
             <w:top w:w="0" w:type="dxa"/>
@@ -8098,12 +7966,12 @@
       <w:tr>
         <w:tblPrEx>
           <w:tblBorders>
-            <w:top w:val="single" w:color="62B541" w:sz="4" w:space="0"/>
-            <w:left w:val="single" w:color="62B541" w:sz="4" w:space="0"/>
-            <w:bottom w:val="single" w:color="62B541" w:sz="4" w:space="0"/>
-            <w:right w:val="single" w:color="62B541" w:sz="4" w:space="0"/>
-            <w:insideH w:val="single" w:color="62B541" w:sz="4" w:space="0"/>
-            <w:insideV w:val="single" w:color="62B541" w:sz="4" w:space="0"/>
+            <w:top w:val="single" w:color="0083C3" w:sz="4" w:space="0"/>
+            <w:left w:val="single" w:color="0083C3" w:sz="4" w:space="0"/>
+            <w:bottom w:val="single" w:color="0083C3" w:sz="4" w:space="0"/>
+            <w:right w:val="single" w:color="0083C3" w:sz="4" w:space="0"/>
+            <w:insideH w:val="single" w:color="0083C3" w:sz="4" w:space="0"/>
+            <w:insideV w:val="single" w:color="0083C3" w:sz="4" w:space="0"/>
           </w:tblBorders>
           <w:tblCellMar>
             <w:top w:w="0" w:type="dxa"/>
@@ -8325,12 +8193,12 @@
       <w:tr>
         <w:tblPrEx>
           <w:tblBorders>
-            <w:top w:val="single" w:color="62B541" w:sz="4" w:space="0"/>
-            <w:left w:val="single" w:color="62B541" w:sz="4" w:space="0"/>
-            <w:bottom w:val="single" w:color="62B541" w:sz="4" w:space="0"/>
-            <w:right w:val="single" w:color="62B541" w:sz="4" w:space="0"/>
-            <w:insideH w:val="single" w:color="62B541" w:sz="4" w:space="0"/>
-            <w:insideV w:val="single" w:color="62B541" w:sz="4" w:space="0"/>
+            <w:top w:val="single" w:color="0083C3" w:sz="4" w:space="0"/>
+            <w:left w:val="single" w:color="0083C3" w:sz="4" w:space="0"/>
+            <w:bottom w:val="single" w:color="0083C3" w:sz="4" w:space="0"/>
+            <w:right w:val="single" w:color="0083C3" w:sz="4" w:space="0"/>
+            <w:insideH w:val="single" w:color="0083C3" w:sz="4" w:space="0"/>
+            <w:insideV w:val="single" w:color="0083C3" w:sz="4" w:space="0"/>
           </w:tblBorders>
           <w:tblCellMar>
             <w:top w:w="0" w:type="dxa"/>
@@ -8575,7 +8443,7 @@
           <w:rFonts w:hint="default" w:ascii="Times New Roman" w:hAnsi="Times New Roman" w:eastAsia="微软雅黑" w:cs="Times New Roman"/>
           <w:b/>
           <w:bCs/>
-          <w:color w:val="62B541"/>
+          <w:color w:val="0083C3"/>
           <w:sz w:val="24"/>
           <w:szCs w:val="24"/>
         </w:rPr>
@@ -8585,7 +8453,7 @@
           <w:rFonts w:hint="default" w:ascii="Times New Roman" w:hAnsi="Times New Roman" w:eastAsia="微软雅黑" w:cs="Times New Roman"/>
           <w:b/>
           <w:bCs/>
-          <w:color w:val="62B541"/>
+          <w:color w:val="0083C3"/>
           <w:sz w:val="24"/>
           <w:szCs w:val="24"/>
         </w:rPr>
@@ -8596,7 +8464,7 @@
           <w:rFonts w:hint="eastAsia" w:ascii="Times New Roman" w:hAnsi="Times New Roman" w:eastAsia="微软雅黑" w:cs="Times New Roman"/>
           <w:b/>
           <w:bCs/>
-          <w:color w:val="62B541"/>
+          <w:color w:val="0083C3"/>
           <w:sz w:val="24"/>
           <w:szCs w:val="24"/>
           <w:lang w:val="en-US" w:eastAsia="zh-CN"/>
@@ -8608,7 +8476,7 @@
           <w:rFonts w:hint="default" w:ascii="Times New Roman" w:hAnsi="Times New Roman" w:eastAsia="微软雅黑" w:cs="Times New Roman"/>
           <w:b/>
           <w:bCs/>
-          <w:color w:val="62B541"/>
+          <w:color w:val="0083C3"/>
           <w:sz w:val="24"/>
           <w:szCs w:val="24"/>
         </w:rPr>
@@ -8751,12 +8619,12 @@
         <w:tblW w:w="0" w:type="auto"/>
         <w:jc w:val="center"/>
         <w:tblBorders>
-          <w:top w:val="single" w:color="62B541" w:sz="4" w:space="0"/>
-          <w:left w:val="single" w:color="62B541" w:sz="4" w:space="0"/>
-          <w:bottom w:val="single" w:color="62B541" w:sz="4" w:space="0"/>
-          <w:right w:val="single" w:color="62B541" w:sz="4" w:space="0"/>
-          <w:insideH w:val="single" w:color="62B541" w:sz="4" w:space="0"/>
-          <w:insideV w:val="single" w:color="62B541" w:sz="4" w:space="0"/>
+          <w:top w:val="single" w:color="0083C3" w:sz="4" w:space="0"/>
+          <w:left w:val="single" w:color="0083C3" w:sz="4" w:space="0"/>
+          <w:bottom w:val="single" w:color="0083C3" w:sz="4" w:space="0"/>
+          <w:right w:val="single" w:color="0083C3" w:sz="4" w:space="0"/>
+          <w:insideH w:val="single" w:color="0083C3" w:sz="4" w:space="0"/>
+          <w:insideV w:val="single" w:color="0083C3" w:sz="4" w:space="0"/>
         </w:tblBorders>
         <w:tblLayout w:type="autofit"/>
         <w:tblCellMar>
@@ -8773,12 +8641,12 @@
       <w:tr>
         <w:tblPrEx>
           <w:tblBorders>
-            <w:top w:val="single" w:color="62B541" w:sz="4" w:space="0"/>
-            <w:left w:val="single" w:color="62B541" w:sz="4" w:space="0"/>
-            <w:bottom w:val="single" w:color="62B541" w:sz="4" w:space="0"/>
-            <w:right w:val="single" w:color="62B541" w:sz="4" w:space="0"/>
-            <w:insideH w:val="single" w:color="62B541" w:sz="4" w:space="0"/>
-            <w:insideV w:val="single" w:color="62B541" w:sz="4" w:space="0"/>
+            <w:top w:val="single" w:color="0083C3" w:sz="4" w:space="0"/>
+            <w:left w:val="single" w:color="0083C3" w:sz="4" w:space="0"/>
+            <w:bottom w:val="single" w:color="0083C3" w:sz="4" w:space="0"/>
+            <w:right w:val="single" w:color="0083C3" w:sz="4" w:space="0"/>
+            <w:insideH w:val="single" w:color="0083C3" w:sz="4" w:space="0"/>
+            <w:insideV w:val="single" w:color="0083C3" w:sz="4" w:space="0"/>
           </w:tblBorders>
           <w:tblCellMar>
             <w:top w:w="0" w:type="dxa"/>
@@ -8798,7 +8666,7 @@
               <w:tl2br w:val="nil"/>
               <w:tr2bl w:val="nil"/>
             </w:tcBorders>
-            <w:shd w:val="clear" w:color="auto" w:fill="62B541"/>
+            <w:shd w:val="clear" w:color="auto" w:fill="0083C3"/>
             <w:vAlign w:val="center"/>
           </w:tcPr>
           <w:p>
@@ -8843,7 +8711,7 @@
               <w:tl2br w:val="nil"/>
               <w:tr2bl w:val="nil"/>
             </w:tcBorders>
-            <w:shd w:val="clear" w:color="auto" w:fill="62B541"/>
+            <w:shd w:val="clear" w:color="auto" w:fill="0083C3"/>
             <w:vAlign w:val="center"/>
           </w:tcPr>
           <w:p>
@@ -8885,12 +8753,12 @@
       <w:tr>
         <w:tblPrEx>
           <w:tblBorders>
-            <w:top w:val="single" w:color="62B541" w:sz="4" w:space="0"/>
-            <w:left w:val="single" w:color="62B541" w:sz="4" w:space="0"/>
-            <w:bottom w:val="single" w:color="62B541" w:sz="4" w:space="0"/>
-            <w:right w:val="single" w:color="62B541" w:sz="4" w:space="0"/>
-            <w:insideH w:val="single" w:color="62B541" w:sz="4" w:space="0"/>
-            <w:insideV w:val="single" w:color="62B541" w:sz="4" w:space="0"/>
+            <w:top w:val="single" w:color="0083C3" w:sz="4" w:space="0"/>
+            <w:left w:val="single" w:color="0083C3" w:sz="4" w:space="0"/>
+            <w:bottom w:val="single" w:color="0083C3" w:sz="4" w:space="0"/>
+            <w:right w:val="single" w:color="0083C3" w:sz="4" w:space="0"/>
+            <w:insideH w:val="single" w:color="0083C3" w:sz="4" w:space="0"/>
+            <w:insideV w:val="single" w:color="0083C3" w:sz="4" w:space="0"/>
           </w:tblBorders>
           <w:tblCellMar>
             <w:top w:w="0" w:type="dxa"/>
@@ -9009,12 +8877,12 @@
       <w:tr>
         <w:tblPrEx>
           <w:tblBorders>
-            <w:top w:val="single" w:color="62B541" w:sz="4" w:space="0"/>
-            <w:left w:val="single" w:color="62B541" w:sz="4" w:space="0"/>
-            <w:bottom w:val="single" w:color="62B541" w:sz="4" w:space="0"/>
-            <w:right w:val="single" w:color="62B541" w:sz="4" w:space="0"/>
-            <w:insideH w:val="single" w:color="62B541" w:sz="4" w:space="0"/>
-            <w:insideV w:val="single" w:color="62B541" w:sz="4" w:space="0"/>
+            <w:top w:val="single" w:color="0083C3" w:sz="4" w:space="0"/>
+            <w:left w:val="single" w:color="0083C3" w:sz="4" w:space="0"/>
+            <w:bottom w:val="single" w:color="0083C3" w:sz="4" w:space="0"/>
+            <w:right w:val="single" w:color="0083C3" w:sz="4" w:space="0"/>
+            <w:insideH w:val="single" w:color="0083C3" w:sz="4" w:space="0"/>
+            <w:insideV w:val="single" w:color="0083C3" w:sz="4" w:space="0"/>
           </w:tblBorders>
           <w:tblCellMar>
             <w:top w:w="0" w:type="dxa"/>
@@ -9133,12 +9001,12 @@
       <w:tr>
         <w:tblPrEx>
           <w:tblBorders>
-            <w:top w:val="single" w:color="62B541" w:sz="4" w:space="0"/>
-            <w:left w:val="single" w:color="62B541" w:sz="4" w:space="0"/>
-            <w:bottom w:val="single" w:color="62B541" w:sz="4" w:space="0"/>
-            <w:right w:val="single" w:color="62B541" w:sz="4" w:space="0"/>
-            <w:insideH w:val="single" w:color="62B541" w:sz="4" w:space="0"/>
-            <w:insideV w:val="single" w:color="62B541" w:sz="4" w:space="0"/>
+            <w:top w:val="single" w:color="0083C3" w:sz="4" w:space="0"/>
+            <w:left w:val="single" w:color="0083C3" w:sz="4" w:space="0"/>
+            <w:bottom w:val="single" w:color="0083C3" w:sz="4" w:space="0"/>
+            <w:right w:val="single" w:color="0083C3" w:sz="4" w:space="0"/>
+            <w:insideH w:val="single" w:color="0083C3" w:sz="4" w:space="0"/>
+            <w:insideV w:val="single" w:color="0083C3" w:sz="4" w:space="0"/>
           </w:tblBorders>
           <w:tblCellMar>
             <w:top w:w="0" w:type="dxa"/>
@@ -9257,12 +9125,12 @@
       <w:tr>
         <w:tblPrEx>
           <w:tblBorders>
-            <w:top w:val="single" w:color="62B541" w:sz="4" w:space="0"/>
-            <w:left w:val="single" w:color="62B541" w:sz="4" w:space="0"/>
-            <w:bottom w:val="single" w:color="62B541" w:sz="4" w:space="0"/>
-            <w:right w:val="single" w:color="62B541" w:sz="4" w:space="0"/>
-            <w:insideH w:val="single" w:color="62B541" w:sz="4" w:space="0"/>
-            <w:insideV w:val="single" w:color="62B541" w:sz="4" w:space="0"/>
+            <w:top w:val="single" w:color="0083C3" w:sz="4" w:space="0"/>
+            <w:left w:val="single" w:color="0083C3" w:sz="4" w:space="0"/>
+            <w:bottom w:val="single" w:color="0083C3" w:sz="4" w:space="0"/>
+            <w:right w:val="single" w:color="0083C3" w:sz="4" w:space="0"/>
+            <w:insideH w:val="single" w:color="0083C3" w:sz="4" w:space="0"/>
+            <w:insideV w:val="single" w:color="0083C3" w:sz="4" w:space="0"/>
           </w:tblBorders>
           <w:tblCellMar>
             <w:top w:w="0" w:type="dxa"/>
@@ -9426,7 +9294,7 @@
         <w:textAlignment w:val="auto"/>
         <w:rPr>
           <w:rFonts w:hint="default" w:ascii="Times New Roman" w:hAnsi="Times New Roman" w:eastAsia="微软雅黑" w:cs="Times New Roman"/>
-          <w:color w:val="62B541"/>
+          <w:color w:val="0083C3"/>
           <w:sz w:val="24"/>
           <w:szCs w:val="24"/>
         </w:rPr>
@@ -9434,7 +9302,7 @@
       <w:r>
         <w:rPr>
           <w:rFonts w:hint="default" w:ascii="Times New Roman" w:hAnsi="Times New Roman" w:eastAsia="微软雅黑" w:cs="Times New Roman"/>
-          <w:color w:val="62B541"/>
+          <w:color w:val="0083C3"/>
           <w:sz w:val="24"/>
           <w:szCs w:val="24"/>
           <w:lang w:val="en-US" w:eastAsia="zh-CN"/>
@@ -9444,7 +9312,7 @@
       <w:r>
         <w:rPr>
           <w:rFonts w:hint="default" w:ascii="Times New Roman" w:hAnsi="Times New Roman" w:eastAsia="微软雅黑" w:cs="Times New Roman"/>
-          <w:color w:val="62B541"/>
+          <w:color w:val="0083C3"/>
           <w:sz w:val="24"/>
           <w:szCs w:val="24"/>
         </w:rPr>
@@ -9977,15 +9845,6 @@
           <w:lang w:val="en-US" w:eastAsia="en-US" w:bidi="ar-SA"/>
         </w:rPr>
       </w:pPr>
-      <w:r>
-        <w:rPr>
-          <w:rFonts w:hint="eastAsia" w:ascii="Times New Roman" w:hAnsi="Times New Roman" w:eastAsia="微软雅黑" w:cs="Times New Roman"/>
-          <w:sz w:val="24"/>
-          <w:szCs w:val="22"/>
-          <w:lang w:val="en-US" w:eastAsia="zh-CN" w:bidi="ar-SA"/>
-        </w:rPr>
-        <w:t>T.020-32038634</w:t>
-      </w:r>
     </w:p>
     <w:p>
       <w:pPr>
@@ -10211,7 +10070,6 @@
           <w:lang w:val="en-US" w:eastAsia="zh-CN" w:bidi="ar-SA"/>
         </w:rPr>
       </w:pPr>
-      <w:bookmarkStart w:id="3" w:name="_GoBack"/>
       <w:r>
         <w:rPr>
           <w:rFonts w:ascii="宋体" w:hAnsi="宋体" w:eastAsia="宋体" w:cs="宋体"/>
@@ -10220,7 +10078,7 @@
           <w:lang w:val="en-US" w:eastAsia="en-US" w:bidi="ar-SA"/>
         </w:rPr>
         <w:drawing>
-          <wp:anchor distT="0" distB="0" distL="114935" distR="114935" simplePos="0" relativeHeight="251673600" behindDoc="0" locked="0" layoutInCell="1" allowOverlap="1">
+          <wp:anchor distT="0" distB="0" distL="114935" distR="114935" simplePos="0" relativeHeight="251669504" behindDoc="0" locked="0" layoutInCell="1" allowOverlap="1">
             <wp:simplePos x="0" y="0"/>
             <wp:positionH relativeFrom="column">
               <wp:posOffset>723900</wp:posOffset>
@@ -10245,7 +10103,7 @@
                     </pic:cNvPicPr>
                   </pic:nvPicPr>
                   <pic:blipFill>
-                    <a:blip r:embed="rId16"/>
+                    <a:blip r:embed="rId15"/>
                     <a:stretch>
                       <a:fillRect/>
                     </a:stretch>
@@ -10277,7 +10135,7 @@
           <w:lang w:val="en-US" w:eastAsia="en-US" w:bidi="ar-SA"/>
         </w:rPr>
         <w:drawing>
-          <wp:anchor distT="0" distB="0" distL="114935" distR="114935" simplePos="0" relativeHeight="251672576" behindDoc="0" locked="0" layoutInCell="1" allowOverlap="1">
+          <wp:anchor distT="0" distB="0" distL="114935" distR="114935" simplePos="0" relativeHeight="251668480" behindDoc="0" locked="0" layoutInCell="1" allowOverlap="1">
             <wp:simplePos x="0" y="0"/>
             <wp:positionH relativeFrom="column">
               <wp:posOffset>30480</wp:posOffset>
@@ -10302,7 +10160,7 @@
                     </pic:cNvPicPr>
                   </pic:nvPicPr>
                   <pic:blipFill>
-                    <a:blip r:embed="rId17"/>
+                    <a:blip r:embed="rId16"/>
                     <a:stretch>
                       <a:fillRect/>
                     </a:stretch>
@@ -10371,7 +10229,6 @@
         </w:rPr>
         <w:tab/>
       </w:r>
-      <w:bookmarkEnd w:id="3"/>
       <w:r>
         <w:rPr>
           <w:rFonts w:hint="eastAsia" w:ascii="Times New Roman" w:hAnsi="Times New Roman" w:eastAsia="等线" w:cs="宋体"/>
@@ -10434,7 +10291,7 @@
           <w:rFonts w:ascii="微软雅黑" w:hAnsi="微软雅黑" w:eastAsia="微软雅黑" w:cs="微软雅黑"/>
           <w:b/>
           <w:bCs/>
-          <w:color w:val="61964C"/>
+          <w:color w:val="0083C3"/>
           <w:sz w:val="20"/>
           <w:szCs w:val="20"/>
           <w:lang w:val="en-US" w:eastAsia="zh-CN" w:bidi="ar-SA"/>
@@ -10445,7 +10302,7 @@
           <w:rFonts w:hint="eastAsia" w:ascii="微软雅黑" w:hAnsi="微软雅黑" w:eastAsia="微软雅黑" w:cs="微软雅黑"/>
           <w:b/>
           <w:bCs/>
-          <w:color w:val="61964C"/>
+          <w:color w:val="0083C3"/>
           <w:sz w:val="20"/>
           <w:szCs w:val="20"/>
           <w:lang w:val="en-US" w:eastAsia="zh-CN" w:bidi="ar-SA"/>
@@ -10458,6 +10315,7 @@
         <w:widowControl/>
         <w:rPr>
           <w:rFonts w:ascii="Times New Roman" w:hAnsi="Times New Roman" w:eastAsia="等线" w:cs="宋体"/>
+          <w:color w:val="0083C3"/>
           <w:sz w:val="24"/>
           <w:szCs w:val="22"/>
           <w:lang w:val="en-US" w:eastAsia="zh-CN" w:bidi="ar-SA"/>
@@ -10468,7 +10326,7 @@
           <w:rFonts w:ascii="Times New Roman" w:hAnsi="Times New Roman" w:eastAsia="等线" w:cs="宋体"/>
           <w:b/>
           <w:bCs/>
-          <w:color w:val="61964C"/>
+          <w:color w:val="0083C3"/>
           <w:sz w:val="28"/>
           <w:szCs w:val="28"/>
           <w:lang w:val="en-US" w:eastAsia="en-US" w:bidi="ar-SA"/>
@@ -10497,7 +10355,7 @@
           <w:lang w:val="en-US" w:eastAsia="zh-CN" w:bidi="ar-SA"/>
         </w:rPr>
         <w:drawing>
-          <wp:anchor distT="0" distB="0" distL="0" distR="0" simplePos="0" relativeHeight="251671552" behindDoc="1" locked="0" layoutInCell="1" allowOverlap="1">
+          <wp:anchor distT="0" distB="0" distL="0" distR="0" simplePos="0" relativeHeight="251667456" behindDoc="1" locked="0" layoutInCell="1" allowOverlap="1">
             <wp:simplePos x="0" y="0"/>
             <wp:positionH relativeFrom="column">
               <wp:posOffset>4900295</wp:posOffset>
@@ -10522,7 +10380,7 @@
                     </pic:cNvPicPr>
                   </pic:nvPicPr>
                   <pic:blipFill>
-                    <a:blip r:embed="rId18"/>
+                    <a:blip r:embed="rId17"/>
                     <a:srcRect/>
                     <a:stretch>
                       <a:fillRect/>

--- a/WebContent/docx/TROP2表达检测报告.docx
+++ b/WebContent/docx/TROP2表达检测报告.docx
@@ -10,6 +10,352 @@
           <w:sz w:val="20"/>
         </w:rPr>
       </w:pPr>
+      <w:bookmarkStart w:id="3" w:name="_GoBack"/>
+      <w:r>
+        <w:rPr>
+          <w:rFonts w:hint="eastAsia" w:eastAsia="宋体"/>
+          <w:sz w:val="20"/>
+          <w:lang w:eastAsia="zh-CN"/>
+        </w:rPr>
+        <w:drawing>
+          <wp:anchor distT="0" distB="0" distL="114300" distR="114300" simplePos="0" relativeHeight="251670528" behindDoc="0" locked="0" layoutInCell="1" allowOverlap="1">
+            <wp:simplePos x="0" y="0"/>
+            <wp:positionH relativeFrom="column">
+              <wp:posOffset>-666115</wp:posOffset>
+            </wp:positionH>
+            <wp:positionV relativeFrom="paragraph">
+              <wp:posOffset>-979170</wp:posOffset>
+            </wp:positionV>
+            <wp:extent cx="7956550" cy="10721975"/>
+            <wp:effectExtent l="0" t="0" r="13970" b="6985"/>
+            <wp:wrapNone/>
+            <wp:docPr id="20" name="图片 20" descr="20250320-刘建峰-宣传册封面-06"/>
+            <wp:cNvGraphicFramePr>
+              <a:graphicFrameLocks xmlns:a="http://schemas.openxmlformats.org/drawingml/2006/main" noChangeAspect="1"/>
+            </wp:cNvGraphicFramePr>
+            <a:graphic xmlns:a="http://schemas.openxmlformats.org/drawingml/2006/main">
+              <a:graphicData uri="http://schemas.openxmlformats.org/drawingml/2006/picture">
+                <pic:pic xmlns:pic="http://schemas.openxmlformats.org/drawingml/2006/picture">
+                  <pic:nvPicPr>
+                    <pic:cNvPr id="20" name="图片 20" descr="20250320-刘建峰-宣传册封面-06"/>
+                    <pic:cNvPicPr>
+                      <a:picLocks noChangeAspect="1"/>
+                    </pic:cNvPicPr>
+                  </pic:nvPicPr>
+                  <pic:blipFill>
+                    <a:blip r:embed="rId11"/>
+                    <a:stretch>
+                      <a:fillRect/>
+                    </a:stretch>
+                  </pic:blipFill>
+                  <pic:spPr>
+                    <a:xfrm>
+                      <a:off x="0" y="0"/>
+                      <a:ext cx="7956550" cy="10721975"/>
+                    </a:xfrm>
+                    <a:prstGeom prst="rect">
+                      <a:avLst/>
+                    </a:prstGeom>
+                  </pic:spPr>
+                </pic:pic>
+              </a:graphicData>
+            </a:graphic>
+          </wp:anchor>
+        </w:drawing>
+      </w:r>
+      <w:bookmarkEnd w:id="3"/>
+      <w:r>
+        <w:rPr>
+          <w:sz w:val="22"/>
+        </w:rPr>
+        <mc:AlternateContent>
+          <mc:Choice Requires="wps">
+            <w:drawing>
+              <wp:anchor distT="0" distB="0" distL="114300" distR="114300" simplePos="0" relativeHeight="251672576" behindDoc="0" locked="0" layoutInCell="1" allowOverlap="1">
+                <wp:simplePos x="0" y="0"/>
+                <wp:positionH relativeFrom="column">
+                  <wp:posOffset>-217805</wp:posOffset>
+                </wp:positionH>
+                <wp:positionV relativeFrom="paragraph">
+                  <wp:posOffset>7606665</wp:posOffset>
+                </wp:positionV>
+                <wp:extent cx="4082415" cy="957580"/>
+                <wp:effectExtent l="0" t="0" r="0" b="0"/>
+                <wp:wrapNone/>
+                <wp:docPr id="30" name="文本框 30"/>
+                <wp:cNvGraphicFramePr/>
+                <a:graphic xmlns:a="http://schemas.openxmlformats.org/drawingml/2006/main">
+                  <a:graphicData uri="http://schemas.microsoft.com/office/word/2010/wordprocessingShape">
+                    <wps:wsp>
+                      <wps:cNvSpPr txBox="1"/>
+                      <wps:spPr>
+                        <a:xfrm>
+                          <a:off x="0" y="0"/>
+                          <a:ext cx="4082415" cy="957580"/>
+                        </a:xfrm>
+                        <a:prstGeom prst="rect">
+                          <a:avLst/>
+                        </a:prstGeom>
+                        <a:noFill/>
+                        <a:ln w="6350">
+                          <a:noFill/>
+                        </a:ln>
+                      </wps:spPr>
+                      <wps:style>
+                        <a:lnRef idx="0">
+                          <a:schemeClr val="accent1"/>
+                        </a:lnRef>
+                        <a:fillRef idx="0">
+                          <a:schemeClr val="accent1"/>
+                        </a:fillRef>
+                        <a:effectRef idx="0">
+                          <a:schemeClr val="accent1"/>
+                        </a:effectRef>
+                        <a:fontRef idx="minor">
+                          <a:schemeClr val="dk1"/>
+                        </a:fontRef>
+                      </wps:style>
+                      <wps:txbx>
+                        <w:txbxContent>
+                          <w:p>
+                            <w:pPr>
+                              <w:rPr>
+                                <w:rFonts w:ascii="Times New Roman" w:hAnsi="Times New Roman" w:eastAsia="等线" w:cs="宋体"/>
+                                <w:sz w:val="24"/>
+                                <w:szCs w:val="22"/>
+                                <w:lang w:val="en-US" w:eastAsia="zh-CN" w:bidi="ar-SA"/>
+                              </w:rPr>
+                            </w:pPr>
+                            <w:r>
+                              <w:rPr>
+                                <w:rFonts w:ascii="Times New Roman" w:hAnsi="Times New Roman" w:eastAsia="等线" w:cs="宋体"/>
+                                <w:sz w:val="24"/>
+                                <w:szCs w:val="22"/>
+                                <w:lang w:val="en-US" w:eastAsia="zh-CN" w:bidi="ar-SA"/>
+                              </w:rPr>
+                              <w:t>{{ summaryOfRresults.binary | ci(</w:t>
+                            </w:r>
+                            <w:r>
+                              <w:rPr>
+                                <w:rFonts w:hint="eastAsia" w:ascii="Times New Roman" w:hAnsi="Times New Roman" w:eastAsia="等线" w:cs="宋体"/>
+                                <w:sz w:val="24"/>
+                                <w:szCs w:val="22"/>
+                                <w:lang w:val="en-US" w:eastAsia="zh-CN" w:bidi="ar-SA"/>
+                              </w:rPr>
+                              <w:t>35.4</w:t>
+                            </w:r>
+                            <w:r>
+                              <w:rPr>
+                                <w:rFonts w:ascii="Times New Roman" w:hAnsi="Times New Roman" w:eastAsia="等线" w:cs="宋体"/>
+                                <w:sz w:val="24"/>
+                                <w:szCs w:val="22"/>
+                                <w:lang w:val="en-US" w:eastAsia="zh-CN" w:bidi="ar-SA"/>
+                              </w:rPr>
+                              <w:t>,</w:t>
+                            </w:r>
+                            <w:r>
+                              <w:rPr>
+                                <w:rFonts w:hint="eastAsia" w:ascii="Times New Roman" w:hAnsi="Times New Roman" w:eastAsia="等线" w:cs="宋体"/>
+                                <w:sz w:val="24"/>
+                                <w:szCs w:val="22"/>
+                                <w:lang w:val="en-US" w:eastAsia="zh-CN" w:bidi="ar-SA"/>
+                              </w:rPr>
+                              <w:t>35.4</w:t>
+                            </w:r>
+                            <w:r>
+                              <w:rPr>
+                                <w:rFonts w:ascii="Times New Roman" w:hAnsi="Times New Roman" w:eastAsia="等线" w:cs="宋体"/>
+                                <w:sz w:val="24"/>
+                                <w:szCs w:val="22"/>
+                                <w:lang w:val="en-US" w:eastAsia="zh-CN" w:bidi="ar-SA"/>
+                              </w:rPr>
+                              <w:t>) }}</w:t>
+                            </w:r>
+                          </w:p>
+                          <w:p>
+                            <w:pPr>
+                              <w:rPr>
+                                <w:rFonts w:hint="eastAsia" w:ascii="微软雅黑" w:hAnsi="微软雅黑" w:eastAsia="微软雅黑" w:cs="微软雅黑"/>
+                                <w:b/>
+                                <w:bCs/>
+                                <w:color w:val="0083C3"/>
+                                <w:sz w:val="20"/>
+                                <w:szCs w:val="20"/>
+                                <w:lang w:val="en-US" w:eastAsia="zh-CN" w:bidi="ar-SA"/>
+                              </w:rPr>
+                            </w:pPr>
+                            <w:r>
+                              <w:rPr>
+                                <w:rFonts w:hint="eastAsia" w:ascii="微软雅黑" w:hAnsi="微软雅黑" w:eastAsia="微软雅黑" w:cs="微软雅黑"/>
+                                <w:b/>
+                                <w:bCs/>
+                                <w:color w:val="0083C3"/>
+                                <w:sz w:val="20"/>
+                                <w:szCs w:val="20"/>
+                                <w:lang w:val="en-US" w:eastAsia="zh-CN" w:bidi="ar-SA"/>
+                              </w:rPr>
+                              <w:t>扫码认证</w:t>
+                            </w:r>
+                          </w:p>
+                          <w:p>
+                            <w:pPr>
+                              <w:widowControl/>
+                              <w:rPr>
+                                <w:rFonts w:hint="eastAsia" w:ascii="微软雅黑" w:hAnsi="微软雅黑" w:eastAsia="微软雅黑" w:cs="微软雅黑"/>
+                                <w:b/>
+                                <w:bCs/>
+                                <w:color w:val="0083C3"/>
+                                <w:sz w:val="20"/>
+                                <w:szCs w:val="20"/>
+                                <w:lang w:val="en-US" w:eastAsia="zh-CN" w:bidi="ar-SA"/>
+                              </w:rPr>
+                            </w:pPr>
+                            <w:r>
+                              <w:rPr>
+                                <w:rFonts w:hint="eastAsia" w:ascii="微软雅黑" w:hAnsi="微软雅黑" w:eastAsia="微软雅黑" w:cs="微软雅黑"/>
+                                <w:b/>
+                                <w:bCs/>
+                                <w:color w:val="0083C3"/>
+                                <w:sz w:val="20"/>
+                                <w:szCs w:val="20"/>
+                                <w:lang w:val="en-US" w:eastAsia="zh-CN" w:bidi="ar-SA"/>
+                              </w:rPr>
+                              <w:t>请受检者接收本报告后务必通过扫描防伪二维码确认报告真实性</w:t>
+                            </w:r>
+                          </w:p>
+                        </w:txbxContent>
+                      </wps:txbx>
+                      <wps:bodyPr rot="0" spcFirstLastPara="0" vertOverflow="overflow" horzOverflow="overflow" vert="horz" wrap="square" lIns="91440" tIns="45720" rIns="91440" bIns="45720" numCol="1" spcCol="0" rtlCol="0" fromWordArt="0" anchor="t" anchorCtr="0" forceAA="0" compatLnSpc="1">
+                        <a:noAutofit/>
+                      </wps:bodyPr>
+                    </wps:wsp>
+                  </a:graphicData>
+                </a:graphic>
+              </wp:anchor>
+            </w:drawing>
+          </mc:Choice>
+          <mc:Fallback>
+            <w:pict>
+              <v:shape id="_x0000_s1026" o:spid="_x0000_s1026" o:spt="202" type="#_x0000_t202" style="position:absolute;left:0pt;margin-left:-17.15pt;margin-top:598.95pt;height:75.4pt;width:321.45pt;z-index:251672576;mso-width-relative:page;mso-height-relative:page;" filled="f" stroked="f" coordsize="21600,21600" o:gfxdata="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">
+                <v:fill on="f" focussize="0,0"/>
+                <v:stroke on="f" weight="0.5pt"/>
+                <v:imagedata o:title=""/>
+                <o:lock v:ext="edit" aspectratio="f"/>
+                <v:textbox>
+                  <w:txbxContent>
+                    <w:p>
+                      <w:pPr>
+                        <w:rPr>
+                          <w:rFonts w:ascii="Times New Roman" w:hAnsi="Times New Roman" w:eastAsia="等线" w:cs="宋体"/>
+                          <w:sz w:val="24"/>
+                          <w:szCs w:val="22"/>
+                          <w:lang w:val="en-US" w:eastAsia="zh-CN" w:bidi="ar-SA"/>
+                        </w:rPr>
+                      </w:pPr>
+                      <w:r>
+                        <w:rPr>
+                          <w:rFonts w:ascii="Times New Roman" w:hAnsi="Times New Roman" w:eastAsia="等线" w:cs="宋体"/>
+                          <w:sz w:val="24"/>
+                          <w:szCs w:val="22"/>
+                          <w:lang w:val="en-US" w:eastAsia="zh-CN" w:bidi="ar-SA"/>
+                        </w:rPr>
+                        <w:t>{{ summaryOfRresults.binary | ci(</w:t>
+                      </w:r>
+                      <w:r>
+                        <w:rPr>
+                          <w:rFonts w:hint="eastAsia" w:ascii="Times New Roman" w:hAnsi="Times New Roman" w:eastAsia="等线" w:cs="宋体"/>
+                          <w:sz w:val="24"/>
+                          <w:szCs w:val="22"/>
+                          <w:lang w:val="en-US" w:eastAsia="zh-CN" w:bidi="ar-SA"/>
+                        </w:rPr>
+                        <w:t>35.4</w:t>
+                      </w:r>
+                      <w:r>
+                        <w:rPr>
+                          <w:rFonts w:ascii="Times New Roman" w:hAnsi="Times New Roman" w:eastAsia="等线" w:cs="宋体"/>
+                          <w:sz w:val="24"/>
+                          <w:szCs w:val="22"/>
+                          <w:lang w:val="en-US" w:eastAsia="zh-CN" w:bidi="ar-SA"/>
+                        </w:rPr>
+                        <w:t>,</w:t>
+                      </w:r>
+                      <w:r>
+                        <w:rPr>
+                          <w:rFonts w:hint="eastAsia" w:ascii="Times New Roman" w:hAnsi="Times New Roman" w:eastAsia="等线" w:cs="宋体"/>
+                          <w:sz w:val="24"/>
+                          <w:szCs w:val="22"/>
+                          <w:lang w:val="en-US" w:eastAsia="zh-CN" w:bidi="ar-SA"/>
+                        </w:rPr>
+                        <w:t>35.4</w:t>
+                      </w:r>
+                      <w:r>
+                        <w:rPr>
+                          <w:rFonts w:ascii="Times New Roman" w:hAnsi="Times New Roman" w:eastAsia="等线" w:cs="宋体"/>
+                          <w:sz w:val="24"/>
+                          <w:szCs w:val="22"/>
+                          <w:lang w:val="en-US" w:eastAsia="zh-CN" w:bidi="ar-SA"/>
+                        </w:rPr>
+                        <w:t>) }}</w:t>
+                      </w:r>
+                    </w:p>
+                    <w:p>
+                      <w:pPr>
+                        <w:rPr>
+                          <w:rFonts w:hint="eastAsia" w:ascii="微软雅黑" w:hAnsi="微软雅黑" w:eastAsia="微软雅黑" w:cs="微软雅黑"/>
+                          <w:b/>
+                          <w:bCs/>
+                          <w:color w:val="0083C3"/>
+                          <w:sz w:val="20"/>
+                          <w:szCs w:val="20"/>
+                          <w:lang w:val="en-US" w:eastAsia="zh-CN" w:bidi="ar-SA"/>
+                        </w:rPr>
+                      </w:pPr>
+                      <w:r>
+                        <w:rPr>
+                          <w:rFonts w:hint="eastAsia" w:ascii="微软雅黑" w:hAnsi="微软雅黑" w:eastAsia="微软雅黑" w:cs="微软雅黑"/>
+                          <w:b/>
+                          <w:bCs/>
+                          <w:color w:val="0083C3"/>
+                          <w:sz w:val="20"/>
+                          <w:szCs w:val="20"/>
+                          <w:lang w:val="en-US" w:eastAsia="zh-CN" w:bidi="ar-SA"/>
+                        </w:rPr>
+                        <w:t>扫码认证</w:t>
+                      </w:r>
+                    </w:p>
+                    <w:p>
+                      <w:pPr>
+                        <w:widowControl/>
+                        <w:rPr>
+                          <w:rFonts w:hint="eastAsia" w:ascii="微软雅黑" w:hAnsi="微软雅黑" w:eastAsia="微软雅黑" w:cs="微软雅黑"/>
+                          <w:b/>
+                          <w:bCs/>
+                          <w:color w:val="0083C3"/>
+                          <w:sz w:val="20"/>
+                          <w:szCs w:val="20"/>
+                          <w:lang w:val="en-US" w:eastAsia="zh-CN" w:bidi="ar-SA"/>
+                        </w:rPr>
+                      </w:pPr>
+                      <w:r>
+                        <w:rPr>
+                          <w:rFonts w:hint="eastAsia" w:ascii="微软雅黑" w:hAnsi="微软雅黑" w:eastAsia="微软雅黑" w:cs="微软雅黑"/>
+                          <w:b/>
+                          <w:bCs/>
+                          <w:color w:val="0083C3"/>
+                          <w:sz w:val="20"/>
+                          <w:szCs w:val="20"/>
+                          <w:lang w:val="en-US" w:eastAsia="zh-CN" w:bidi="ar-SA"/>
+                        </w:rPr>
+                        <w:t>请受检者接收本报告后务必通过扫描防伪二维码确认报告真实性</w:t>
+                      </w:r>
+                    </w:p>
+                  </w:txbxContent>
+                </v:textbox>
+              </v:shape>
+            </w:pict>
+          </mc:Fallback>
+        </mc:AlternateContent>
+      </w:r>
     </w:p>
     <w:p>
       <w:pPr>
@@ -50,9 +396,9 @@
           <w:sz w:val="48"/>
         </w:rPr>
       </w:pPr>
-      <w:bookmarkStart w:id="0" w:name="_Toc500164193"/>
-      <w:bookmarkStart w:id="1" w:name="_Toc500263098"/>
-      <w:bookmarkStart w:id="2" w:name="_Toc500163468"/>
+      <w:bookmarkStart w:id="0" w:name="_Toc500163468"/>
+      <w:bookmarkStart w:id="1" w:name="_Toc500164193"/>
+      <w:bookmarkStart w:id="2" w:name="_Toc500263098"/>
     </w:p>
     <w:p>
       <w:pPr>
@@ -130,7 +476,8 @@
           <w:szCs w:val="32"/>
         </w:rPr>
         <w:sectPr>
-          <w:footerReference r:id="rId3" w:type="default"/>
+          <w:headerReference r:id="rId3" w:type="default"/>
+          <w:footerReference r:id="rId4" w:type="default"/>
           <w:pgSz w:w="11910" w:h="16840"/>
           <w:pgMar w:top="1540" w:right="880" w:bottom="920" w:left="1020" w:header="709" w:footer="656" w:gutter="0"/>
           <w:pgNumType w:fmt="decimal" w:start="1"/>
@@ -389,58 +736,6 @@
           </mc:Fallback>
         </mc:AlternateContent>
       </w:r>
-      <w:r>
-        <w:rPr>
-          <w:rFonts w:hint="eastAsia" w:eastAsia="宋体"/>
-          <w:sz w:val="20"/>
-          <w:lang w:eastAsia="zh-CN"/>
-        </w:rPr>
-        <w:drawing>
-          <wp:anchor distT="0" distB="0" distL="114300" distR="114300" simplePos="0" relativeHeight="251670528" behindDoc="0" locked="0" layoutInCell="1" allowOverlap="1">
-            <wp:simplePos x="0" y="0"/>
-            <wp:positionH relativeFrom="column">
-              <wp:posOffset>-628015</wp:posOffset>
-            </wp:positionH>
-            <wp:positionV relativeFrom="paragraph">
-              <wp:posOffset>-4404995</wp:posOffset>
-            </wp:positionV>
-            <wp:extent cx="7956550" cy="10721975"/>
-            <wp:effectExtent l="0" t="0" r="13970" b="6985"/>
-            <wp:wrapNone/>
-            <wp:docPr id="20" name="图片 20" descr="20250320-刘建峰-宣传册封面-06"/>
-            <wp:cNvGraphicFramePr>
-              <a:graphicFrameLocks xmlns:a="http://schemas.openxmlformats.org/drawingml/2006/main" noChangeAspect="1"/>
-            </wp:cNvGraphicFramePr>
-            <a:graphic xmlns:a="http://schemas.openxmlformats.org/drawingml/2006/main">
-              <a:graphicData uri="http://schemas.openxmlformats.org/drawingml/2006/picture">
-                <pic:pic xmlns:pic="http://schemas.openxmlformats.org/drawingml/2006/picture">
-                  <pic:nvPicPr>
-                    <pic:cNvPr id="20" name="图片 20" descr="20250320-刘建峰-宣传册封面-06"/>
-                    <pic:cNvPicPr>
-                      <a:picLocks noChangeAspect="1"/>
-                    </pic:cNvPicPr>
-                  </pic:nvPicPr>
-                  <pic:blipFill>
-                    <a:blip r:embed="rId10"/>
-                    <a:stretch>
-                      <a:fillRect/>
-                    </a:stretch>
-                  </pic:blipFill>
-                  <pic:spPr>
-                    <a:xfrm>
-                      <a:off x="0" y="0"/>
-                      <a:ext cx="7956550" cy="10721975"/>
-                    </a:xfrm>
-                    <a:prstGeom prst="rect">
-                      <a:avLst/>
-                    </a:prstGeom>
-                  </pic:spPr>
-                </pic:pic>
-              </a:graphicData>
-            </a:graphic>
-          </wp:anchor>
-        </w:drawing>
-      </w:r>
     </w:p>
     <w:p>
       <w:pPr>
@@ -1223,8 +1518,6 @@
               </w:rPr>
               <w:t>镜下描述：{{TROP2Info.microscopicDesc}}</w:t>
             </w:r>
-            <w:bookmarkStart w:id="3" w:name="_GoBack"/>
-            <w:bookmarkEnd w:id="3"/>
           </w:p>
         </w:tc>
       </w:tr>
@@ -3505,7 +3798,7 @@
                           </pic:cNvPicPr>
                         </pic:nvPicPr>
                         <pic:blipFill>
-                          <a:blip r:embed="rId11">
+                          <a:blip r:embed="rId12">
                             <a:clrChange>
                               <a:clrFrom>
                                 <a:srgbClr val="FFFFFF">
@@ -3697,7 +3990,7 @@
                     </pic:cNvPicPr>
                   </pic:nvPicPr>
                   <pic:blipFill>
-                    <a:blip r:embed="rId12">
+                    <a:blip r:embed="rId13">
                       <a:extLst>
                         <a:ext uri="{28A0092B-C50C-407E-A947-70E740481C1C}">
                           <a14:useLocalDpi xmlns:a14="http://schemas.microsoft.com/office/drawing/2010/main" val="0"/>
@@ -3740,8 +4033,8 @@
           <w:szCs w:val="18"/>
         </w:rPr>
         <w:sectPr>
-          <w:headerReference r:id="rId4" w:type="default"/>
-          <w:footerReference r:id="rId5" w:type="default"/>
+          <w:headerReference r:id="rId5" w:type="default"/>
+          <w:footerReference r:id="rId6" w:type="default"/>
           <w:pgSz w:w="11910" w:h="16840"/>
           <w:pgMar w:top="1540" w:right="880" w:bottom="920" w:left="1020" w:header="567" w:footer="656" w:gutter="0"/>
           <w:pgNumType w:fmt="decimal" w:start="1"/>
@@ -4427,7 +4720,7 @@
                     </pic:cNvPicPr>
                   </pic:nvPicPr>
                   <pic:blipFill>
-                    <a:blip r:embed="rId13"/>
+                    <a:blip r:embed="rId14"/>
                     <a:stretch>
                       <a:fillRect/>
                     </a:stretch>
@@ -4570,7 +4863,7 @@
                     </pic:cNvPicPr>
                   </pic:nvPicPr>
                   <pic:blipFill>
-                    <a:blip r:embed="rId14"/>
+                    <a:blip r:embed="rId15"/>
                     <a:srcRect l="231"/>
                     <a:stretch>
                       <a:fillRect/>
@@ -9647,7 +9940,7 @@
           <w:szCs w:val="18"/>
         </w:rPr>
         <w:sectPr>
-          <w:footerReference r:id="rId6" w:type="default"/>
+          <w:footerReference r:id="rId7" w:type="default"/>
           <w:pgSz w:w="11910" w:h="16840"/>
           <w:pgMar w:top="1542" w:right="880" w:bottom="920" w:left="1020" w:header="567" w:footer="656" w:gutter="0"/>
           <w:pgNumType w:fmt="decimal"/>
@@ -10064,7 +10357,7 @@
         <w:snapToGrid/>
         <w:textAlignment w:val="auto"/>
         <w:rPr>
-          <w:rFonts w:ascii="Times New Roman" w:hAnsi="Times New Roman" w:eastAsia="等线" w:cs="宋体"/>
+          <w:rFonts w:hint="eastAsia" w:ascii="Times New Roman" w:hAnsi="Times New Roman" w:eastAsia="等线" w:cs="宋体"/>
           <w:sz w:val="24"/>
           <w:szCs w:val="22"/>
           <w:lang w:val="en-US" w:eastAsia="zh-CN" w:bidi="ar-SA"/>
@@ -10103,7 +10396,7 @@
                     </pic:cNvPicPr>
                   </pic:nvPicPr>
                   <pic:blipFill>
-                    <a:blip r:embed="rId15"/>
+                    <a:blip r:embed="rId16"/>
                     <a:stretch>
                       <a:fillRect/>
                     </a:stretch>
@@ -10160,7 +10453,7 @@
                     </pic:cNvPicPr>
                   </pic:nvPicPr>
                   <pic:blipFill>
-                    <a:blip r:embed="rId16"/>
+                    <a:blip r:embed="rId17"/>
                     <a:stretch>
                       <a:fillRect/>
                     </a:stretch>
@@ -10238,51 +10531,54 @@
         </w:rPr>
         <w:t xml:space="preserve"> </w:t>
       </w:r>
-      <w:r>
-        <w:rPr>
-          <w:rFonts w:ascii="Times New Roman" w:hAnsi="Times New Roman" w:eastAsia="等线" w:cs="宋体"/>
-          <w:sz w:val="24"/>
-          <w:szCs w:val="22"/>
-          <w:lang w:val="en-US" w:eastAsia="zh-CN" w:bidi="ar-SA"/>
-        </w:rPr>
-        <w:t>{{ summaryOfRresults.binary | ci(</w:t>
-      </w:r>
-      <w:r>
+    </w:p>
+    <w:p>
+      <w:pPr>
+        <w:keepNext w:val="0"/>
+        <w:keepLines w:val="0"/>
+        <w:pageBreakBefore w:val="0"/>
+        <w:widowControl/>
+        <w:kinsoku/>
+        <w:wordWrap/>
+        <w:overflowPunct/>
+        <w:topLinePunct w:val="0"/>
+        <w:autoSpaceDE/>
+        <w:autoSpaceDN/>
+        <w:bidi w:val="0"/>
+        <w:adjustRightInd/>
+        <w:snapToGrid/>
+        <w:textAlignment w:val="auto"/>
         <w:rPr>
           <w:rFonts w:hint="eastAsia" w:ascii="Times New Roman" w:hAnsi="Times New Roman" w:eastAsia="等线" w:cs="宋体"/>
           <w:sz w:val="24"/>
           <w:szCs w:val="22"/>
           <w:lang w:val="en-US" w:eastAsia="zh-CN" w:bidi="ar-SA"/>
         </w:rPr>
-        <w:t>35.4</w:t>
-      </w:r>
-      <w:r>
-        <w:rPr>
-          <w:rFonts w:ascii="Times New Roman" w:hAnsi="Times New Roman" w:eastAsia="等线" w:cs="宋体"/>
-          <w:sz w:val="24"/>
-          <w:szCs w:val="22"/>
-          <w:lang w:val="en-US" w:eastAsia="zh-CN" w:bidi="ar-SA"/>
-        </w:rPr>
-        <w:t>,</w:t>
-      </w:r>
-      <w:r>
+      </w:pPr>
+    </w:p>
+    <w:p>
+      <w:pPr>
+        <w:keepNext w:val="0"/>
+        <w:keepLines w:val="0"/>
+        <w:pageBreakBefore w:val="0"/>
+        <w:widowControl/>
+        <w:kinsoku/>
+        <w:wordWrap/>
+        <w:overflowPunct/>
+        <w:topLinePunct w:val="0"/>
+        <w:autoSpaceDE/>
+        <w:autoSpaceDN/>
+        <w:bidi w:val="0"/>
+        <w:adjustRightInd/>
+        <w:snapToGrid/>
+        <w:textAlignment w:val="auto"/>
         <w:rPr>
           <w:rFonts w:hint="eastAsia" w:ascii="Times New Roman" w:hAnsi="Times New Roman" w:eastAsia="等线" w:cs="宋体"/>
           <w:sz w:val="24"/>
           <w:szCs w:val="22"/>
           <w:lang w:val="en-US" w:eastAsia="zh-CN" w:bidi="ar-SA"/>
         </w:rPr>
-        <w:t>35.4</w:t>
-      </w:r>
-      <w:r>
-        <w:rPr>
-          <w:rFonts w:ascii="Times New Roman" w:hAnsi="Times New Roman" w:eastAsia="等线" w:cs="宋体"/>
-          <w:sz w:val="24"/>
-          <w:szCs w:val="22"/>
-          <w:lang w:val="en-US" w:eastAsia="zh-CN" w:bidi="ar-SA"/>
-        </w:rPr>
-        <w:t>) }}</w:t>
-      </w:r>
+      </w:pPr>
     </w:p>
     <w:p>
       <w:pPr>
@@ -10307,7 +10603,7 @@
           <w:szCs w:val="20"/>
           <w:lang w:val="en-US" w:eastAsia="zh-CN" w:bidi="ar-SA"/>
         </w:rPr>
-        <w:t>诺禾医学   诺禾在线   扫码认证</w:t>
+        <w:t>诺禾医学   诺禾在线</w:t>
       </w:r>
     </w:p>
     <w:p>
@@ -10380,7 +10676,7 @@
                     </pic:cNvPicPr>
                   </pic:nvPicPr>
                   <pic:blipFill>
-                    <a:blip r:embed="rId17"/>
+                    <a:blip r:embed="rId18"/>
                     <a:srcRect/>
                     <a:stretch>
                       <a:fillRect/>
@@ -10643,8 +10939,8 @@
       </w:r>
     </w:p>
     <w:sectPr>
-      <w:headerReference r:id="rId7" w:type="default"/>
-      <w:footerReference r:id="rId8" w:type="default"/>
+      <w:headerReference r:id="rId8" w:type="default"/>
+      <w:footerReference r:id="rId9" w:type="default"/>
       <w:pgSz w:w="11906" w:h="16838"/>
       <w:pgMar w:top="850" w:right="850" w:bottom="850" w:left="850" w:header="851" w:footer="992" w:gutter="0"/>
       <w:cols w:space="425" w:num="1"/>
@@ -11070,16 +11366,56 @@
   <w:p>
     <w:pPr>
       <w:pStyle w:val="15"/>
+    </w:pPr>
+    <w:r>
+      <w:rPr>
+        <w:sz w:val="18"/>
+      </w:rPr>
+      <w:pict>
+        <v:shape id="PowerPlusWaterMarkObject291817" o:spid="_x0000_s2049" o:spt="136" type="#_x0000_t136" style="position:absolute;left:0pt;height:48.3pt;width:166.5pt;mso-position-horizontal:center;mso-position-horizontal-relative:margin;mso-position-vertical:center;mso-position-vertical-relative:margin;rotation:-2949120f;z-index:-251654144;mso-width-relative:page;mso-height-relative:page;" fillcolor="#C0C0C0" filled="t" stroked="f" coordsize="21600,21600" adj="10800">
+          <v:path/>
+          <v:fill on="t" opacity="32768f" focussize="0,0"/>
+          <v:stroke on="f"/>
+          <v:imagedata o:title=""/>
+          <o:lock v:ext="edit" aspectratio="t"/>
+          <v:textpath on="t" fitshape="t" fitpath="t" trim="t" xscale="f" string="{{ client }}" style="font-family:微软雅黑;font-size:48pt;v-same-letter-heights:f;v-text-align:center;"/>
+        </v:shape>
+      </w:pict>
+    </w:r>
+  </w:p>
+</w:hdr>
+</file>
+
+<file path=word/header2.xml><?xml version="1.0" encoding="utf-8"?>
+<w:hdr xmlns:wpc="http://schemas.microsoft.com/office/word/2010/wordprocessingCanvas" xmlns:mc="http://schemas.openxmlformats.org/markup-compatibility/2006" xmlns:o="urn:schemas-microsoft-com:office:office" xmlns:r="http://schemas.openxmlformats.org/officeDocument/2006/relationships" xmlns:m="http://schemas.openxmlformats.org/officeDocument/2006/math" xmlns:v="urn:schemas-microsoft-com:vml" xmlns:wp14="http://schemas.microsoft.com/office/word/2010/wordprocessingDrawing" xmlns:wp="http://schemas.openxmlformats.org/drawingml/2006/wordprocessingDrawing" xmlns:w10="urn:schemas-microsoft-com:office:word" xmlns:w="http://schemas.openxmlformats.org/wordprocessingml/2006/main" xmlns:w14="http://schemas.microsoft.com/office/word/2010/wordml" xmlns:w15="http://schemas.microsoft.com/office/word/2012/wordml" xmlns:wpg="http://schemas.microsoft.com/office/word/2010/wordprocessingGroup" xmlns:wpi="http://schemas.microsoft.com/office/word/2010/wordprocessingInk" xmlns:wne="http://schemas.microsoft.com/office/word/2006/wordml" xmlns:wps="http://schemas.microsoft.com/office/word/2010/wordprocessingShape" xmlns:wpsCustomData="http://www.wps.cn/officeDocument/2013/wpsCustomData" mc:Ignorable="w14 w15 wp14">
+  <w:p>
+    <w:pPr>
+      <w:pStyle w:val="15"/>
       <w:pBdr>
         <w:bottom w:val="none" w:color="auto" w:sz="0" w:space="1"/>
       </w:pBdr>
       <w:jc w:val="right"/>
     </w:pPr>
+    <w:r>
+      <w:rPr>
+        <w:sz w:val="18"/>
+      </w:rPr>
+      <w:pict>
+        <v:shape id="_x0000_s2050" o:spid="_x0000_s2050" o:spt="136" type="#_x0000_t136" style="position:absolute;left:0pt;height:48.3pt;width:166.5pt;mso-position-horizontal:center;mso-position-horizontal-relative:margin;mso-position-vertical:center;mso-position-vertical-relative:margin;rotation:-2949120f;z-index:-251653120;mso-width-relative:page;mso-height-relative:page;" fillcolor="#C0C0C0" filled="t" stroked="f" coordsize="21600,21600" adj="10800">
+          <v:path/>
+          <v:fill on="t" opacity="32768f" focussize="0,0"/>
+          <v:stroke on="f"/>
+          <v:imagedata o:title=""/>
+          <o:lock v:ext="edit" aspectratio="t"/>
+          <v:textpath on="t" fitshape="t" fitpath="t" trim="t" xscale="f" string="{{ client }}" style="font-family:微软雅黑;font-size:48pt;v-same-letter-heights:f;v-text-align:center;"/>
+        </v:shape>
+      </w:pict>
+    </w:r>
   </w:p>
 </w:hdr>
 </file>
 
-<file path=word/header2.xml><?xml version="1.0" encoding="utf-8"?>
+<file path=word/header3.xml><?xml version="1.0" encoding="utf-8"?>
 <w:hdr xmlns:wpc="http://schemas.microsoft.com/office/word/2010/wordprocessingCanvas" xmlns:mc="http://schemas.openxmlformats.org/markup-compatibility/2006" xmlns:o="urn:schemas-microsoft-com:office:office" xmlns:r="http://schemas.openxmlformats.org/officeDocument/2006/relationships" xmlns:m="http://schemas.openxmlformats.org/officeDocument/2006/math" xmlns:v="urn:schemas-microsoft-com:vml" xmlns:wp14="http://schemas.microsoft.com/office/word/2010/wordprocessingDrawing" xmlns:wp="http://schemas.openxmlformats.org/drawingml/2006/wordprocessingDrawing" xmlns:w10="urn:schemas-microsoft-com:office:word" xmlns:w="http://schemas.openxmlformats.org/wordprocessingml/2006/main" xmlns:w14="http://schemas.microsoft.com/office/word/2010/wordml" xmlns:w15="http://schemas.microsoft.com/office/word/2012/wordml" xmlns:wpg="http://schemas.microsoft.com/office/word/2010/wordprocessingGroup" xmlns:wpi="http://schemas.microsoft.com/office/word/2010/wordprocessingInk" xmlns:wne="http://schemas.microsoft.com/office/word/2006/wordml" xmlns:wps="http://schemas.microsoft.com/office/word/2010/wordprocessingShape" xmlns:wpsCustomData="http://www.wps.cn/officeDocument/2013/wpsCustomData" mc:Ignorable="w14 w15 wp14">
   <w:p>
     <w:pPr>
@@ -11103,6 +11439,21 @@
         <w:lang w:val="en-US" w:eastAsia="zh-CN" w:bidi="ar-SA"/>
       </w:rPr>
     </w:pPr>
+    <w:r>
+      <w:rPr>
+        <w:sz w:val="18"/>
+      </w:rPr>
+      <w:pict>
+        <v:shape id="_x0000_s2051" o:spid="_x0000_s2051" o:spt="136" type="#_x0000_t136" style="position:absolute;left:0pt;height:48.3pt;width:166.5pt;mso-position-horizontal:center;mso-position-horizontal-relative:margin;mso-position-vertical:center;mso-position-vertical-relative:margin;rotation:-2949120f;z-index:-251652096;mso-width-relative:page;mso-height-relative:page;" fillcolor="#C0C0C0" filled="t" stroked="f" coordsize="21600,21600" adj="10800">
+          <v:path/>
+          <v:fill on="t" opacity="32768f" focussize="0,0"/>
+          <v:stroke on="f"/>
+          <v:imagedata o:title=""/>
+          <o:lock v:ext="edit" aspectratio="t"/>
+          <v:textpath on="t" fitshape="t" fitpath="t" trim="t" xscale="f" string="{{ client }}" style="font-family:微软雅黑;font-size:48pt;v-same-letter-heights:f;v-text-align:center;"/>
+        </v:shape>
+      </w:pict>
+    </w:r>
   </w:p>
 </w:hdr>
 </file>
@@ -14919,7 +15270,10 @@
     <customSectPr/>
   </customSectProps>
   <customShpExts>
+    <customShpInfo spid="_x0000_s2049"/>
     <customShpInfo spid="_x0000_s1026" textRotate="1"/>
+    <customShpInfo spid="_x0000_s2050"/>
+    <customShpInfo spid="_x0000_s2051"/>
   </customShpExts>
 </s:customData>
 </file>

--- a/WebContent/docx/TROP2表达检测报告.docx
+++ b/WebContent/docx/TROP2表达检测报告.docx
@@ -10,7 +10,6 @@
           <w:sz w:val="20"/>
         </w:rPr>
       </w:pPr>
-      <w:bookmarkStart w:id="3" w:name="_GoBack"/>
       <w:r>
         <w:rPr>
           <w:rFonts w:hint="eastAsia" w:eastAsia="宋体"/>
@@ -18,7 +17,7 @@
           <w:lang w:eastAsia="zh-CN"/>
         </w:rPr>
         <w:drawing>
-          <wp:anchor distT="0" distB="0" distL="114300" distR="114300" simplePos="0" relativeHeight="251670528" behindDoc="0" locked="0" layoutInCell="1" allowOverlap="1">
+          <wp:anchor distT="0" distB="0" distL="114300" distR="114300" simplePos="0" relativeHeight="251669504" behindDoc="0" locked="0" layoutInCell="1" allowOverlap="1">
             <wp:simplePos x="0" y="0"/>
             <wp:positionH relativeFrom="column">
               <wp:posOffset>-666115</wp:posOffset>
@@ -63,7 +62,6 @@
           </wp:anchor>
         </w:drawing>
       </w:r>
-      <w:bookmarkEnd w:id="3"/>
       <w:r>
         <w:rPr>
           <w:sz w:val="22"/>
@@ -71,7 +69,7 @@
         <mc:AlternateContent>
           <mc:Choice Requires="wps">
             <w:drawing>
-              <wp:anchor distT="0" distB="0" distL="114300" distR="114300" simplePos="0" relativeHeight="251672576" behindDoc="0" locked="0" layoutInCell="1" allowOverlap="1">
+              <wp:anchor distT="0" distB="0" distL="114300" distR="114300" simplePos="0" relativeHeight="251671552" behindDoc="0" locked="0" layoutInCell="1" allowOverlap="1">
                 <wp:simplePos x="0" y="0"/>
                 <wp:positionH relativeFrom="column">
                   <wp:posOffset>-217805</wp:posOffset>
@@ -236,7 +234,7 @@
           </mc:Choice>
           <mc:Fallback>
             <w:pict>
-              <v:shape id="_x0000_s1026" o:spid="_x0000_s1026" o:spt="202" type="#_x0000_t202" style="position:absolute;left:0pt;margin-left:-17.15pt;margin-top:598.95pt;height:75.4pt;width:321.45pt;z-index:251672576;mso-width-relative:page;mso-height-relative:page;" filled="f" stroked="f" coordsize="21600,21600" o:gfxdata="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">
+              <v:shape id="_x0000_s1026" o:spid="_x0000_s1026" o:spt="202" type="#_x0000_t202" style="position:absolute;left:0pt;margin-left:-17.15pt;margin-top:598.95pt;height:75.4pt;width:321.45pt;z-index:251671552;mso-width-relative:page;mso-height-relative:page;" filled="f" stroked="f" coordsize="21600,21600" o:gfxdata="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">
                 <v:fill on="f" focussize="0,0"/>
                 <v:stroke on="f" weight="0.5pt"/>
                 <v:imagedata o:title=""/>
@@ -396,9 +394,9 @@
           <w:sz w:val="48"/>
         </w:rPr>
       </w:pPr>
-      <w:bookmarkStart w:id="0" w:name="_Toc500163468"/>
-      <w:bookmarkStart w:id="1" w:name="_Toc500164193"/>
-      <w:bookmarkStart w:id="2" w:name="_Toc500263098"/>
+      <w:bookmarkStart w:id="0" w:name="_Toc500164193"/>
+      <w:bookmarkStart w:id="1" w:name="_Toc500263098"/>
+      <w:bookmarkStart w:id="2" w:name="_Toc500163468"/>
     </w:p>
     <w:p>
       <w:pPr>
@@ -480,6 +478,12 @@
           <w:footerReference r:id="rId4" w:type="default"/>
           <w:pgSz w:w="11910" w:h="16840"/>
           <w:pgMar w:top="1540" w:right="880" w:bottom="920" w:left="1020" w:header="709" w:footer="656" w:gutter="0"/>
+          <w:pgBorders>
+            <w:top w:val="none" w:sz="0" w:space="0"/>
+            <w:left w:val="none" w:sz="0" w:space="0"/>
+            <w:bottom w:val="none" w:sz="0" w:space="0"/>
+            <w:right w:val="none" w:sz="0" w:space="0"/>
+          </w:pgBorders>
           <w:pgNumType w:fmt="decimal" w:start="1"/>
           <w:cols w:space="720" w:num="1"/>
         </w:sectPr>
@@ -491,7 +495,7 @@
         <mc:AlternateContent>
           <mc:Choice Requires="wps">
             <w:drawing>
-              <wp:anchor distT="0" distB="0" distL="114300" distR="114300" simplePos="0" relativeHeight="251671552" behindDoc="0" locked="0" layoutInCell="1" allowOverlap="1">
+              <wp:anchor distT="0" distB="0" distL="114300" distR="114300" simplePos="0" relativeHeight="251670528" behindDoc="0" locked="0" layoutInCell="1" allowOverlap="1">
                 <wp:simplePos x="0" y="0"/>
                 <wp:positionH relativeFrom="column">
                   <wp:posOffset>-589915</wp:posOffset>
@@ -636,7 +640,7 @@
           </mc:Choice>
           <mc:Fallback>
             <w:pict>
-              <v:shape id="_x0000_s1026" o:spid="_x0000_s1026" o:spt="202" type="#_x0000_t202" style="position:absolute;left:0pt;margin-left:-46.45pt;margin-top:-24.2pt;height:183.55pt;width:497.4pt;z-index:251671552;v-text-anchor:middle;mso-width-relative:page;mso-height-relative:page;" filled="f" stroked="f" coordsize="21600,21600" o:gfxdata="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">
+              <v:shape id="_x0000_s1026" o:spid="_x0000_s1026" o:spt="202" type="#_x0000_t202" style="position:absolute;left:0pt;margin-left:-46.45pt;margin-top:-24.2pt;height:183.55pt;width:497.4pt;z-index:251670528;v-text-anchor:middle;mso-width-relative:page;mso-height-relative:page;" filled="f" stroked="f" coordsize="21600,21600" o:gfxdata="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">
                 <v:fill on="f" focussize="0,0"/>
                 <v:stroke on="f" weight="0.5pt"/>
                 <v:imagedata o:title=""/>
@@ -1232,11 +1236,9 @@
                 <w:rFonts w:hint="default" w:ascii="Times New Roman" w:hAnsi="Times New Roman" w:eastAsia="微软雅黑" w:cs="Times New Roman"/>
                 <w:bCs/>
                 <w:color w:val="000000"/>
-                <w:kern w:val="2"/>
                 <w:sz w:val="18"/>
                 <w:szCs w:val="18"/>
                 <w:highlight w:val="none"/>
-                <w:lang w:val="en-US" w:eastAsia="zh-CN" w:bidi="ar-SA"/>
               </w:rPr>
             </w:pPr>
             <w:r>
@@ -1248,7 +1250,7 @@
                 <w:szCs w:val="18"/>
                 <w:highlight w:val="none"/>
               </w:rPr>
-              <w:t>肿瘤细胞含量占比</w:t>
+              <w:t>肿瘤细胞数是否大于100个</w:t>
             </w:r>
           </w:p>
         </w:tc>
@@ -1257,131 +1259,6 @@
             <w:tcW w:w="6775" w:type="dxa"/>
             <w:tcBorders>
               <w:top w:val="single" w:color="0083C3" w:sz="12" w:space="0"/>
-              <w:left w:val="single" w:color="0083C3" w:sz="4" w:space="0"/>
-              <w:bottom w:val="single" w:color="0083C3" w:sz="4" w:space="0"/>
-              <w:right w:val="nil"/>
-            </w:tcBorders>
-            <w:vAlign w:val="center"/>
-          </w:tcPr>
-          <w:p>
-            <w:pPr>
-              <w:pStyle w:val="215"/>
-              <w:ind w:firstLine="180" w:firstLineChars="100"/>
-              <w:rPr>
-                <w:rFonts w:hint="default" w:ascii="Times New Roman" w:hAnsi="Times New Roman" w:eastAsia="微软雅黑" w:cs="Times New Roman"/>
-                <w:bCs/>
-                <w:color w:val="000000"/>
-                <w:kern w:val="2"/>
-                <w:sz w:val="18"/>
-                <w:szCs w:val="18"/>
-                <w:highlight w:val="none"/>
-                <w:lang w:val="en-US" w:eastAsia="zh-CN" w:bidi="ar-SA"/>
-              </w:rPr>
-            </w:pPr>
-            <w:r>
-              <w:rPr>
-                <w:rFonts w:hint="eastAsia" w:ascii="Times New Roman" w:hAnsi="Times New Roman" w:cs="Times New Roman"/>
-                <w:highlight w:val="none"/>
-                <w:lang w:val="en-US" w:eastAsia="zh-CN"/>
-              </w:rPr>
-              <w:t>{{TROP2Info.tumor</w:t>
-            </w:r>
-            <w:r>
-              <w:rPr>
-                <w:rFonts w:hint="eastAsia" w:cs="Times New Roman"/>
-                <w:highlight w:val="none"/>
-                <w:lang w:val="en-US" w:eastAsia="zh-CN"/>
-              </w:rPr>
-              <w:t>C</w:t>
-            </w:r>
-            <w:r>
-              <w:rPr>
-                <w:rFonts w:hint="eastAsia" w:ascii="Times New Roman" w:hAnsi="Times New Roman" w:cs="Times New Roman"/>
-                <w:highlight w:val="none"/>
-                <w:lang w:val="en-US" w:eastAsia="zh-CN"/>
-              </w:rPr>
-              <w:t>ell</w:t>
-            </w:r>
-            <w:r>
-              <w:rPr>
-                <w:rFonts w:hint="eastAsia" w:cs="Times New Roman"/>
-                <w:highlight w:val="none"/>
-                <w:lang w:val="en-US" w:eastAsia="zh-CN"/>
-              </w:rPr>
-              <w:t>R</w:t>
-            </w:r>
-            <w:r>
-              <w:rPr>
-                <w:rFonts w:hint="eastAsia" w:ascii="Times New Roman" w:hAnsi="Times New Roman" w:cs="Times New Roman"/>
-                <w:highlight w:val="none"/>
-                <w:lang w:val="en-US" w:eastAsia="zh-CN"/>
-              </w:rPr>
-              <w:t>atio}}</w:t>
-            </w:r>
-          </w:p>
-        </w:tc>
-      </w:tr>
-      <w:tr>
-        <w:tblPrEx>
-          <w:tblBorders>
-            <w:top w:val="single" w:color="62B541" w:sz="12" w:space="0"/>
-            <w:left w:val="none" w:color="auto" w:sz="0" w:space="0"/>
-            <w:bottom w:val="single" w:color="62B541" w:sz="12" w:space="0"/>
-            <w:right w:val="none" w:color="auto" w:sz="0" w:space="0"/>
-            <w:insideH w:val="single" w:color="62B541" w:sz="4" w:space="0"/>
-            <w:insideV w:val="single" w:color="62B541" w:sz="4" w:space="0"/>
-          </w:tblBorders>
-          <w:tblCellMar>
-            <w:top w:w="0" w:type="dxa"/>
-            <w:left w:w="108" w:type="dxa"/>
-            <w:bottom w:w="0" w:type="dxa"/>
-            <w:right w:w="108" w:type="dxa"/>
-          </w:tblCellMar>
-        </w:tblPrEx>
-        <w:trPr>
-          <w:jc w:val="center"/>
-        </w:trPr>
-        <w:tc>
-          <w:tcPr>
-            <w:tcW w:w="3431" w:type="dxa"/>
-            <w:tcBorders>
-              <w:top w:val="single" w:color="0083C3" w:sz="4" w:space="0"/>
-              <w:left w:val="nil"/>
-              <w:bottom w:val="single" w:color="0083C3" w:sz="4" w:space="0"/>
-              <w:right w:val="single" w:color="0083C3" w:sz="4" w:space="0"/>
-            </w:tcBorders>
-            <w:vAlign w:val="center"/>
-          </w:tcPr>
-          <w:p>
-            <w:pPr>
-              <w:jc w:val="center"/>
-              <w:rPr>
-                <w:rFonts w:hint="default" w:ascii="Times New Roman" w:hAnsi="Times New Roman" w:eastAsia="微软雅黑" w:cs="Times New Roman"/>
-                <w:bCs/>
-                <w:color w:val="000000"/>
-                <w:sz w:val="18"/>
-                <w:szCs w:val="18"/>
-                <w:highlight w:val="none"/>
-              </w:rPr>
-            </w:pPr>
-            <w:r>
-              <w:rPr>
-                <w:rFonts w:hint="default" w:ascii="Times New Roman" w:hAnsi="Times New Roman" w:eastAsia="微软雅黑" w:cs="Times New Roman"/>
-                <w:bCs/>
-                <w:color w:val="000000"/>
-                <w:sz w:val="18"/>
-                <w:szCs w:val="18"/>
-                <w:highlight w:val="none"/>
-              </w:rPr>
-              <w:t>肿瘤细胞数是否大于100个</w:t>
-            </w:r>
-          </w:p>
-        </w:tc>
-        <w:tc>
-          <w:tcPr>
-            <w:tcW w:w="6775" w:type="dxa"/>
-            <w:tcBorders>
-              <w:top w:val="single" w:color="0083C3" w:sz="4" w:space="0"/>
               <w:left w:val="single" w:color="0083C3" w:sz="4" w:space="0"/>
               <w:bottom w:val="single" w:color="0083C3" w:sz="4" w:space="0"/>
               <w:right w:val="nil"/>
@@ -1678,6 +1555,8 @@
           <w:szCs w:val="18"/>
         </w:rPr>
       </w:pPr>
+      <w:bookmarkStart w:id="3" w:name="_GoBack"/>
+      <w:bookmarkEnd w:id="3"/>
       <w:r>
         <w:rPr>
           <w:rFonts w:ascii="Times New Roman" w:hAnsi="Times New Roman" w:eastAsia="微软雅黑" w:cs="Times New Roman"/>
@@ -3769,68 +3648,45 @@
             </w:pPr>
             <w:r>
               <w:rPr>
-                <w:rFonts w:hint="eastAsia" w:eastAsia="微软雅黑"/>
-                <w:lang w:eastAsia="zh-CN"/>
-              </w:rPr>
-              <w:drawing>
-                <wp:anchor distT="0" distB="0" distL="114300" distR="114300" simplePos="0" relativeHeight="251666432" behindDoc="0" locked="0" layoutInCell="1" allowOverlap="1">
-                  <wp:simplePos x="0" y="0"/>
-                  <wp:positionH relativeFrom="column">
-                    <wp:posOffset>38735</wp:posOffset>
-                  </wp:positionH>
-                  <wp:positionV relativeFrom="paragraph">
-                    <wp:posOffset>-87630</wp:posOffset>
-                  </wp:positionV>
-                  <wp:extent cx="495935" cy="280670"/>
-                  <wp:effectExtent l="0" t="0" r="0" b="9525"/>
-                  <wp:wrapNone/>
-                  <wp:docPr id="1" name="图片 1" descr="王建丽"/>
-                  <wp:cNvGraphicFramePr>
-                    <a:graphicFrameLocks xmlns:a="http://schemas.openxmlformats.org/drawingml/2006/main" noChangeAspect="1"/>
-                  </wp:cNvGraphicFramePr>
-                  <a:graphic xmlns:a="http://schemas.openxmlformats.org/drawingml/2006/main">
-                    <a:graphicData uri="http://schemas.openxmlformats.org/drawingml/2006/picture">
-                      <pic:pic xmlns:pic="http://schemas.openxmlformats.org/drawingml/2006/picture">
-                        <pic:nvPicPr>
-                          <pic:cNvPr id="1" name="图片 1" descr="王建丽"/>
-                          <pic:cNvPicPr>
-                            <a:picLocks noChangeAspect="1"/>
-                          </pic:cNvPicPr>
-                        </pic:nvPicPr>
-                        <pic:blipFill>
-                          <a:blip r:embed="rId12">
-                            <a:clrChange>
-                              <a:clrFrom>
-                                <a:srgbClr val="FFFFFF">
-                                  <a:alpha val="100000"/>
-                                </a:srgbClr>
-                              </a:clrFrom>
-                              <a:clrTo>
-                                <a:srgbClr val="FFFFFF">
-                                  <a:alpha val="100000"/>
-                                  <a:alpha val="0"/>
-                                </a:srgbClr>
-                              </a:clrTo>
-                            </a:clrChange>
-                          </a:blip>
-                          <a:stretch>
-                            <a:fillRect/>
-                          </a:stretch>
-                        </pic:blipFill>
-                        <pic:spPr>
-                          <a:xfrm>
-                            <a:off x="0" y="0"/>
-                            <a:ext cx="495935" cy="280670"/>
-                          </a:xfrm>
-                          <a:prstGeom prst="rect">
-                            <a:avLst/>
-                          </a:prstGeom>
-                        </pic:spPr>
-                      </pic:pic>
-                    </a:graphicData>
-                  </a:graphic>
-                </wp:anchor>
-              </w:drawing>
+                <w:rFonts w:hint="default" w:ascii="Times New Roman" w:hAnsi="Times New Roman" w:cs="Times New Roman"/>
+                <w:sz w:val="16"/>
+                <w:szCs w:val="16"/>
+              </w:rPr>
+              <w:t>{{"ty_tianjin2"|sign(</w:t>
+            </w:r>
+            <w:r>
+              <w:rPr>
+                <w:rFonts w:hint="eastAsia" w:ascii="Times New Roman" w:hAnsi="Times New Roman" w:cs="Times New Roman"/>
+                <w:sz w:val="16"/>
+                <w:szCs w:val="16"/>
+                <w:lang w:val="en-US" w:eastAsia="zh-CN"/>
+              </w:rPr>
+              <w:t>39</w:t>
+            </w:r>
+            <w:r>
+              <w:rPr>
+                <w:rFonts w:hint="default" w:ascii="Times New Roman" w:hAnsi="Times New Roman" w:cs="Times New Roman"/>
+                <w:sz w:val="16"/>
+                <w:szCs w:val="16"/>
+              </w:rPr>
+              <w:t>,</w:t>
+            </w:r>
+            <w:r>
+              <w:rPr>
+                <w:rFonts w:hint="eastAsia" w:ascii="Times New Roman" w:hAnsi="Times New Roman" w:cs="Times New Roman"/>
+                <w:sz w:val="16"/>
+                <w:szCs w:val="16"/>
+                <w:lang w:val="en-US" w:eastAsia="zh-CN"/>
+              </w:rPr>
+              <w:t>22</w:t>
+            </w:r>
+            <w:r>
+              <w:rPr>
+                <w:rFonts w:hint="default" w:ascii="Times New Roman" w:hAnsi="Times New Roman" w:cs="Times New Roman"/>
+                <w:sz w:val="16"/>
+                <w:szCs w:val="16"/>
+              </w:rPr>
+              <w:t>)}}</w:t>
             </w:r>
           </w:p>
         </w:tc>
@@ -3990,7 +3846,7 @@
                     </pic:cNvPicPr>
                   </pic:nvPicPr>
                   <pic:blipFill>
-                    <a:blip r:embed="rId13">
+                    <a:blip r:embed="rId12">
                       <a:extLst>
                         <a:ext uri="{28A0092B-C50C-407E-A947-70E740481C1C}">
                           <a14:useLocalDpi xmlns:a14="http://schemas.microsoft.com/office/drawing/2010/main" val="0"/>
@@ -4037,6 +3893,12 @@
           <w:footerReference r:id="rId6" w:type="default"/>
           <w:pgSz w:w="11910" w:h="16840"/>
           <w:pgMar w:top="1540" w:right="880" w:bottom="920" w:left="1020" w:header="567" w:footer="656" w:gutter="0"/>
+          <w:pgBorders>
+            <w:top w:val="none" w:sz="0" w:space="0"/>
+            <w:left w:val="none" w:sz="0" w:space="0"/>
+            <w:bottom w:val="none" w:sz="0" w:space="0"/>
+            <w:right w:val="none" w:sz="0" w:space="0"/>
+          </w:pgBorders>
           <w:pgNumType w:fmt="decimal" w:start="1"/>
           <w:cols w:space="720" w:num="1"/>
         </w:sectPr>
@@ -4077,7 +3939,6 @@
             <w:insideH w:val="single" w:color="365F91" w:sz="12" w:space="0"/>
             <w:insideV w:val="single" w:color="365F91" w:sz="12" w:space="0"/>
           </w:tblBorders>
-          <w:shd w:val="clear" w:color="auto" w:fill="0083C3"/>
           <w:tblCellMar>
             <w:top w:w="0" w:type="dxa"/>
             <w:left w:w="108" w:type="dxa"/>
@@ -4720,7 +4581,7 @@
                     </pic:cNvPicPr>
                   </pic:nvPicPr>
                   <pic:blipFill>
-                    <a:blip r:embed="rId14"/>
+                    <a:blip r:embed="rId13"/>
                     <a:stretch>
                       <a:fillRect/>
                     </a:stretch>
@@ -4863,7 +4724,7 @@
                     </pic:cNvPicPr>
                   </pic:nvPicPr>
                   <pic:blipFill>
-                    <a:blip r:embed="rId15"/>
+                    <a:blip r:embed="rId14"/>
                     <a:srcRect l="231"/>
                     <a:stretch>
                       <a:fillRect/>
@@ -9943,6 +9804,12 @@
           <w:footerReference r:id="rId7" w:type="default"/>
           <w:pgSz w:w="11910" w:h="16840"/>
           <w:pgMar w:top="1542" w:right="880" w:bottom="920" w:left="1020" w:header="567" w:footer="656" w:gutter="0"/>
+          <w:pgBorders>
+            <w:top w:val="none" w:sz="0" w:space="0"/>
+            <w:left w:val="none" w:sz="0" w:space="0"/>
+            <w:bottom w:val="none" w:sz="0" w:space="0"/>
+            <w:right w:val="none" w:sz="0" w:space="0"/>
+          </w:pgBorders>
           <w:pgNumType w:fmt="decimal"/>
           <w:cols w:space="720" w:num="1"/>
         </w:sectPr>
@@ -10371,7 +10238,7 @@
           <w:lang w:val="en-US" w:eastAsia="en-US" w:bidi="ar-SA"/>
         </w:rPr>
         <w:drawing>
-          <wp:anchor distT="0" distB="0" distL="114935" distR="114935" simplePos="0" relativeHeight="251669504" behindDoc="0" locked="0" layoutInCell="1" allowOverlap="1">
+          <wp:anchor distT="0" distB="0" distL="114935" distR="114935" simplePos="0" relativeHeight="251668480" behindDoc="0" locked="0" layoutInCell="1" allowOverlap="1">
             <wp:simplePos x="0" y="0"/>
             <wp:positionH relativeFrom="column">
               <wp:posOffset>723900</wp:posOffset>
@@ -10396,7 +10263,7 @@
                     </pic:cNvPicPr>
                   </pic:nvPicPr>
                   <pic:blipFill>
-                    <a:blip r:embed="rId16"/>
+                    <a:blip r:embed="rId15"/>
                     <a:stretch>
                       <a:fillRect/>
                     </a:stretch>
@@ -10428,7 +10295,7 @@
           <w:lang w:val="en-US" w:eastAsia="en-US" w:bidi="ar-SA"/>
         </w:rPr>
         <w:drawing>
-          <wp:anchor distT="0" distB="0" distL="114935" distR="114935" simplePos="0" relativeHeight="251668480" behindDoc="0" locked="0" layoutInCell="1" allowOverlap="1">
+          <wp:anchor distT="0" distB="0" distL="114935" distR="114935" simplePos="0" relativeHeight="251667456" behindDoc="0" locked="0" layoutInCell="1" allowOverlap="1">
             <wp:simplePos x="0" y="0"/>
             <wp:positionH relativeFrom="column">
               <wp:posOffset>30480</wp:posOffset>
@@ -10453,7 +10320,7 @@
                     </pic:cNvPicPr>
                   </pic:nvPicPr>
                   <pic:blipFill>
-                    <a:blip r:embed="rId17"/>
+                    <a:blip r:embed="rId16"/>
                     <a:stretch>
                       <a:fillRect/>
                     </a:stretch>
@@ -10651,7 +10518,7 @@
           <w:lang w:val="en-US" w:eastAsia="zh-CN" w:bidi="ar-SA"/>
         </w:rPr>
         <w:drawing>
-          <wp:anchor distT="0" distB="0" distL="0" distR="0" simplePos="0" relativeHeight="251667456" behindDoc="1" locked="0" layoutInCell="1" allowOverlap="1">
+          <wp:anchor distT="0" distB="0" distL="0" distR="0" simplePos="0" relativeHeight="251666432" behindDoc="1" locked="0" layoutInCell="1" allowOverlap="1">
             <wp:simplePos x="0" y="0"/>
             <wp:positionH relativeFrom="column">
               <wp:posOffset>4900295</wp:posOffset>
@@ -10676,7 +10543,7 @@
                     </pic:cNvPicPr>
                   </pic:nvPicPr>
                   <pic:blipFill>
-                    <a:blip r:embed="rId18"/>
+                    <a:blip r:embed="rId17"/>
                     <a:srcRect/>
                     <a:stretch>
                       <a:fillRect/>
@@ -10943,6 +10810,12 @@
       <w:footerReference r:id="rId9" w:type="default"/>
       <w:pgSz w:w="11906" w:h="16838"/>
       <w:pgMar w:top="850" w:right="850" w:bottom="850" w:left="850" w:header="851" w:footer="992" w:gutter="0"/>
+      <w:pgBorders>
+        <w:top w:val="none" w:sz="0" w:space="0"/>
+        <w:left w:val="none" w:sz="0" w:space="0"/>
+        <w:bottom w:val="none" w:sz="0" w:space="0"/>
+        <w:right w:val="none" w:sz="0" w:space="0"/>
+      </w:pgBorders>
       <w:cols w:space="425" w:num="1"/>
       <w:docGrid w:type="lines" w:linePitch="312" w:charSpace="0"/>
     </w:sectPr>
